--- a/Project 1/Dissemination/Project 1 Final Report.docx
+++ b/Project 1/Dissemination/Project 1 Final Report.docx
@@ -309,7 +309,7 @@
           <w:szCs w:val="24"/>
           <w:lang w:val="en-US"/>
         </w:rPr>
-        <w:t xml:space="preserve"> an individual’s last untreated visit which is the visit before they began highly active antiretroviral treatment (HAART)</w:t>
+        <w:t xml:space="preserve"> an individual’s last untreated visit which is the visit before they began highly active antiretrovi</w:t>
       </w:r>
       <w:r>
         <w:rPr>
@@ -326,15 +326,9 @@
           <w:szCs w:val="24"/>
           <w:lang w:val="en-US"/>
         </w:rPr>
-        <w:t>. Primary outcomes include quality of life measures and laboratory values.</w:t>
-      </w:r>
-    </w:p>
-    <w:p xmlns:wp14="http://schemas.microsoft.com/office/word/2010/wordml" wp14:paraId="06041D87" wp14:textId="213A88D1">
-      <w:pPr>
-        <w:pStyle w:val="Normal"/>
-        <w:spacing w:before="0" w:beforeAutospacing="off" w:after="0" w:afterAutospacing="off" w:line="480" w:lineRule="auto"/>
-        <w:ind w:firstLine="720"/>
-        <w:jc w:val="left"/>
+        <w:t>ral treatment (HAART)</w:t>
+      </w:r>
+      <w:r>
         <w:rPr>
           <w:rFonts w:ascii="Times New Roman" w:hAnsi="Times New Roman" w:eastAsia="Times New Roman" w:cs="Times New Roman"/>
           <w:b w:val="0"/>
@@ -343,16 +337,14 @@
           <w:iCs w:val="0"/>
           <w:caps w:val="0"/>
           <w:smallCaps w:val="0"/>
-          <w:strike w:val="0"/>
-          <w:dstrike w:val="0"/>
           <w:noProof w:val="0"/>
           <w:color w:val="auto"/>
           <w:sz w:val="24"/>
           <w:szCs w:val="24"/>
-          <w:u w:val="none"/>
-          <w:lang w:val="en-US"/>
-        </w:rPr>
-      </w:pPr>
+          <w:lang w:val="en-US"/>
+        </w:rPr>
+        <w:t>. Primar</w:t>
+      </w:r>
       <w:r>
         <w:rPr>
           <w:rFonts w:ascii="Times New Roman" w:hAnsi="Times New Roman" w:eastAsia="Times New Roman" w:cs="Times New Roman"/>
@@ -368,7 +360,7 @@
           <w:szCs w:val="24"/>
           <w:lang w:val="en-US"/>
         </w:rPr>
-        <w:t xml:space="preserve">The purpose of this report </w:t>
+        <w:t>y outcomes include quality of life measure</w:t>
       </w:r>
       <w:r>
         <w:rPr>
@@ -385,7 +377,7 @@
           <w:szCs w:val="24"/>
           <w:lang w:val="en-US"/>
         </w:rPr>
-        <w:t>was to</w:t>
+        <w:t>s and l</w:t>
       </w:r>
       <w:r>
         <w:rPr>
@@ -402,9 +394,80 @@
           <w:szCs w:val="24"/>
           <w:lang w:val="en-US"/>
         </w:rPr>
-        <w:t xml:space="preserve"> address the researcher’s f</w:t>
-      </w:r>
-      <w:r>
+        <w:t>aboratory values.</w:t>
+      </w:r>
+    </w:p>
+    <w:p>
+      <w:pPr>
+        <w:pStyle w:val="Normal"/>
+        <w:spacing w:before="0" w:beforeAutospacing="off" w:after="0" w:afterAutospacing="off" w:line="480" w:lineRule="auto"/>
+        <w:ind w:firstLine="720"/>
+        <w:jc w:val="left"/>
+        <w:rPr>
+          <w:rFonts w:ascii="Times New Roman" w:hAnsi="Times New Roman" w:eastAsia="Times New Roman" w:cs="Times New Roman"/>
+          <w:noProof w:val="0"/>
+          <w:sz w:val="24"/>
+          <w:szCs w:val="24"/>
+          <w:lang w:val="en-US"/>
+        </w:rPr>
+      </w:pPr>
+      <w:r>
+        <w:rPr>
+          <w:rFonts w:ascii="Times New Roman" w:hAnsi="Times New Roman" w:eastAsia="Times New Roman" w:cs="Times New Roman"/>
+          <w:noProof w:val="0"/>
+          <w:sz w:val="24"/>
+          <w:szCs w:val="24"/>
+          <w:lang w:val="en-US"/>
+        </w:rPr>
+        <w:t>This report addresses five research questions. First, it was hypothesized that baseline hard-drug users would experience a higher viral load from baseline to year 2 compared with non-users, with a 0.5 log</w:t>
+      </w:r>
+      <w:r>
+        <w:rPr>
+          <w:rFonts w:ascii="Times New Roman" w:hAnsi="Times New Roman" w:eastAsia="Times New Roman" w:cs="Times New Roman"/>
+          <w:noProof w:val="0"/>
+          <w:sz w:val="24"/>
+          <w:szCs w:val="24"/>
+          <w:vertAlign w:val="subscript"/>
+          <w:lang w:val="en-US"/>
+        </w:rPr>
+        <w:t>10</w:t>
+      </w:r>
+      <w:r>
+        <w:rPr>
+          <w:rFonts w:ascii="Times New Roman" w:hAnsi="Times New Roman" w:eastAsia="Times New Roman" w:cs="Times New Roman"/>
+          <w:noProof w:val="0"/>
+          <w:sz w:val="24"/>
+          <w:szCs w:val="24"/>
+          <w:lang w:val="en-US"/>
+        </w:rPr>
+        <w:t xml:space="preserve"> clinically meaningful difference. Second, baseline hard-drug users were expected to experience a greater decline in CD4+ T cell counts over the same period, with a meaningful difference of 50 cells. Third and fourth, baseline hard-drug users were hypothesized to experience greater declines in physical and mental quality-of-life scores compared with non-users, with a clinically meaningful difference of 2 points. Finally, the report examined whether differences in these outcomes by baseline drug use could be explained by adherence </w:t>
+      </w:r>
+      <w:r>
+        <w:rPr>
+          <w:rFonts w:ascii="Times New Roman" w:hAnsi="Times New Roman" w:eastAsia="Times New Roman" w:cs="Times New Roman"/>
+          <w:noProof w:val="0"/>
+          <w:sz w:val="24"/>
+          <w:szCs w:val="24"/>
+          <w:lang w:val="en-US"/>
+        </w:rPr>
+        <w:t>at</w:t>
+      </w:r>
+      <w:r>
+        <w:rPr>
+          <w:rFonts w:ascii="Times New Roman" w:hAnsi="Times New Roman" w:eastAsia="Times New Roman" w:cs="Times New Roman"/>
+          <w:noProof w:val="0"/>
+          <w:sz w:val="24"/>
+          <w:szCs w:val="24"/>
+          <w:lang w:val="en-US"/>
+        </w:rPr>
+        <w:t xml:space="preserve"> year 2.</w:t>
+      </w:r>
+    </w:p>
+    <w:p xmlns:wp14="http://schemas.microsoft.com/office/word/2010/wordml" wp14:paraId="4739D456" wp14:textId="34668074">
+      <w:pPr>
+        <w:spacing w:before="0" w:beforeAutospacing="off" w:after="0" w:afterAutospacing="off" w:line="480" w:lineRule="auto"/>
+        <w:contextualSpacing w:val="1"/>
+        <w:jc w:val="left"/>
         <w:rPr>
           <w:rFonts w:ascii="Times New Roman" w:hAnsi="Times New Roman" w:eastAsia="Times New Roman" w:cs="Times New Roman"/>
           <w:b w:val="0"/>
@@ -419,9 +482,30 @@
           <w:szCs w:val="24"/>
           <w:lang w:val="en-US"/>
         </w:rPr>
-        <w:t xml:space="preserve">ive </w:t>
-      </w:r>
-      <w:r>
+      </w:pPr>
+      <w:r>
+        <w:rPr>
+          <w:rFonts w:ascii="Times New Roman" w:hAnsi="Times New Roman" w:eastAsia="Times New Roman" w:cs="Times New Roman"/>
+          <w:b w:val="1"/>
+          <w:bCs w:val="1"/>
+          <w:i w:val="0"/>
+          <w:iCs w:val="0"/>
+          <w:caps w:val="0"/>
+          <w:smallCaps w:val="0"/>
+          <w:noProof w:val="0"/>
+          <w:color w:val="auto"/>
+          <w:sz w:val="24"/>
+          <w:szCs w:val="24"/>
+          <w:lang w:val="en-US"/>
+        </w:rPr>
+        <w:t>2 Methods</w:t>
+      </w:r>
+    </w:p>
+    <w:p xmlns:wp14="http://schemas.microsoft.com/office/word/2010/wordml" wp14:paraId="47E246EE" wp14:textId="0050D34D">
+      <w:pPr>
+        <w:spacing w:before="0" w:beforeAutospacing="off" w:after="0" w:afterAutospacing="off" w:line="480" w:lineRule="auto"/>
+        <w:contextualSpacing w:val="1"/>
+        <w:jc w:val="left"/>
         <w:rPr>
           <w:rFonts w:ascii="Times New Roman" w:hAnsi="Times New Roman" w:eastAsia="Times New Roman" w:cs="Times New Roman"/>
           <w:b w:val="0"/>
@@ -436,9 +520,138 @@
           <w:szCs w:val="24"/>
           <w:lang w:val="en-US"/>
         </w:rPr>
-        <w:t>questions of interest. For the first question, the hypothesis was that viral load from baseline to year 2 would decrease and there should be a difference in those who used hard drugs at baseline</w:t>
-      </w:r>
-      <w:r>
+      </w:pPr>
+      <w:r>
+        <w:rPr>
+          <w:rFonts w:ascii="Times New Roman" w:hAnsi="Times New Roman" w:eastAsia="Times New Roman" w:cs="Times New Roman"/>
+          <w:b w:val="1"/>
+          <w:bCs w:val="1"/>
+          <w:i w:val="0"/>
+          <w:iCs w:val="0"/>
+          <w:caps w:val="0"/>
+          <w:smallCaps w:val="0"/>
+          <w:noProof w:val="0"/>
+          <w:color w:val="auto"/>
+          <w:sz w:val="24"/>
+          <w:szCs w:val="24"/>
+          <w:lang w:val="en-US"/>
+        </w:rPr>
+        <w:t>2.1 Data Cleaning</w:t>
+      </w:r>
+    </w:p>
+    <w:p>
+      <w:pPr>
+        <w:pStyle w:val="Normal"/>
+        <w:suppressLineNumbers w:val="0"/>
+        <w:bidi w:val="0"/>
+        <w:spacing w:before="0" w:beforeAutospacing="off" w:after="0" w:afterAutospacing="off" w:line="480" w:lineRule="auto"/>
+        <w:ind w:left="0" w:right="0" w:firstLine="720"/>
+        <w:jc w:val="left"/>
+        <w:rPr>
+          <w:rFonts w:ascii="Times New Roman" w:hAnsi="Times New Roman" w:eastAsia="Times New Roman" w:cs="Times New Roman"/>
+          <w:noProof w:val="0"/>
+          <w:sz w:val="24"/>
+          <w:szCs w:val="24"/>
+          <w:lang w:val="en-US"/>
+        </w:rPr>
+      </w:pPr>
+      <w:r>
+        <w:rPr>
+          <w:rFonts w:ascii="Times New Roman" w:hAnsi="Times New Roman" w:eastAsia="Times New Roman" w:cs="Times New Roman"/>
+          <w:noProof w:val="0"/>
+          <w:sz w:val="24"/>
+          <w:szCs w:val="24"/>
+          <w:lang w:val="en-US"/>
+        </w:rPr>
+        <w:t xml:space="preserve">The original dataset included 715 individuals and 3,935 observations. After restricting the data to participants with all four outcomes at baseline and year </w:t>
+      </w:r>
+      <w:r>
+        <w:rPr>
+          <w:rFonts w:ascii="Times New Roman" w:hAnsi="Times New Roman" w:eastAsia="Times New Roman" w:cs="Times New Roman"/>
+          <w:noProof w:val="0"/>
+          <w:sz w:val="24"/>
+          <w:szCs w:val="24"/>
+          <w:lang w:val="en-US"/>
+        </w:rPr>
+        <w:t>2 and</w:t>
+      </w:r>
+      <w:r>
+        <w:rPr>
+          <w:rFonts w:ascii="Times New Roman" w:hAnsi="Times New Roman" w:eastAsia="Times New Roman" w:cs="Times New Roman"/>
+          <w:noProof w:val="0"/>
+          <w:sz w:val="24"/>
+          <w:szCs w:val="24"/>
+          <w:lang w:val="en-US"/>
+        </w:rPr>
+        <w:t xml:space="preserve"> excluding BMI values below 0 or above </w:t>
+      </w:r>
+      <w:r>
+        <w:rPr>
+          <w:rFonts w:ascii="Times New Roman" w:hAnsi="Times New Roman" w:eastAsia="Times New Roman" w:cs="Times New Roman"/>
+          <w:noProof w:val="0"/>
+          <w:sz w:val="24"/>
+          <w:szCs w:val="24"/>
+          <w:lang w:val="en-US"/>
+        </w:rPr>
+        <w:t>250 kg</w:t>
+      </w:r>
+      <w:r>
+        <w:rPr>
+          <w:rFonts w:ascii="Times New Roman" w:hAnsi="Times New Roman" w:eastAsia="Times New Roman" w:cs="Times New Roman"/>
+          <w:noProof w:val="0"/>
+          <w:sz w:val="24"/>
+          <w:szCs w:val="24"/>
+          <w:lang w:val="en-US"/>
+        </w:rPr>
+        <w:t>/m</w:t>
+      </w:r>
+      <w:r>
+        <w:rPr>
+          <w:rFonts w:ascii="Times New Roman" w:hAnsi="Times New Roman" w:eastAsia="Times New Roman" w:cs="Times New Roman"/>
+          <w:noProof w:val="0"/>
+          <w:sz w:val="24"/>
+          <w:szCs w:val="24"/>
+          <w:vertAlign w:val="superscript"/>
+          <w:lang w:val="en-US"/>
+        </w:rPr>
+        <w:t>2</w:t>
+      </w:r>
+      <w:r>
+        <w:rPr>
+          <w:rFonts w:ascii="Times New Roman" w:hAnsi="Times New Roman" w:eastAsia="Times New Roman" w:cs="Times New Roman"/>
+          <w:noProof w:val="0"/>
+          <w:sz w:val="24"/>
+          <w:szCs w:val="24"/>
+          <w:lang w:val="en-US"/>
+        </w:rPr>
+        <w:t xml:space="preserve">, 463 individuals </w:t>
+      </w:r>
+      <w:r>
+        <w:rPr>
+          <w:rFonts w:ascii="Times New Roman" w:hAnsi="Times New Roman" w:eastAsia="Times New Roman" w:cs="Times New Roman"/>
+          <w:noProof w:val="0"/>
+          <w:sz w:val="24"/>
+          <w:szCs w:val="24"/>
+          <w:lang w:val="en-US"/>
+        </w:rPr>
+        <w:t>remained</w:t>
+      </w:r>
+      <w:r>
+        <w:rPr>
+          <w:rFonts w:ascii="Times New Roman" w:hAnsi="Times New Roman" w:eastAsia="Times New Roman" w:cs="Times New Roman"/>
+          <w:noProof w:val="0"/>
+          <w:sz w:val="24"/>
+          <w:szCs w:val="24"/>
+          <w:lang w:val="en-US"/>
+        </w:rPr>
+        <w:t>. Due to small sample sizes, categorical covariates were grouped: education (no college vs. college or higher), smoking (current vs. not), race (white, non-Hispanic vs. other), and year 2 adherence (&lt;95% vs. ≥95%).</w:t>
+      </w:r>
+    </w:p>
+    <w:p xmlns:wp14="http://schemas.microsoft.com/office/word/2010/wordml" wp14:paraId="44BA94CF" wp14:textId="39384DF7">
+      <w:pPr>
+        <w:spacing w:before="0" w:beforeAutospacing="off" w:after="0" w:afterAutospacing="off" w:line="480" w:lineRule="auto"/>
+        <w:contextualSpacing w:val="1"/>
+        <w:jc w:val="left"/>
         <w:rPr>
           <w:rFonts w:ascii="Times New Roman" w:hAnsi="Times New Roman" w:eastAsia="Times New Roman" w:cs="Times New Roman"/>
           <w:b w:val="0"/>
@@ -453,546 +666,6 @@
           <w:szCs w:val="24"/>
           <w:lang w:val="en-US"/>
         </w:rPr>
-        <w:t xml:space="preserve"> with a clinical meaningful difference of 0.5 on the log</w:t>
-      </w:r>
-      <w:r>
-        <w:rPr>
-          <w:rFonts w:ascii="Times New Roman" w:hAnsi="Times New Roman" w:eastAsia="Times New Roman" w:cs="Times New Roman"/>
-          <w:b w:val="0"/>
-          <w:bCs w:val="0"/>
-          <w:i w:val="0"/>
-          <w:iCs w:val="0"/>
-          <w:caps w:val="0"/>
-          <w:smallCaps w:val="0"/>
-          <w:noProof w:val="0"/>
-          <w:color w:val="auto"/>
-          <w:sz w:val="24"/>
-          <w:szCs w:val="24"/>
-          <w:vertAlign w:val="subscript"/>
-          <w:lang w:val="en-US"/>
-        </w:rPr>
-        <w:t xml:space="preserve">10 </w:t>
-      </w:r>
-      <w:r>
-        <w:rPr>
-          <w:rFonts w:ascii="Times New Roman" w:hAnsi="Times New Roman" w:eastAsia="Times New Roman" w:cs="Times New Roman"/>
-          <w:b w:val="0"/>
-          <w:bCs w:val="0"/>
-          <w:i w:val="0"/>
-          <w:iCs w:val="0"/>
-          <w:caps w:val="0"/>
-          <w:smallCaps w:val="0"/>
-          <w:noProof w:val="0"/>
-          <w:color w:val="auto"/>
-          <w:sz w:val="24"/>
-          <w:szCs w:val="24"/>
-          <w:vertAlign w:val="baseline"/>
-          <w:lang w:val="en-US"/>
-        </w:rPr>
-        <w:t>scale</w:t>
-      </w:r>
-      <w:r>
-        <w:rPr>
-          <w:rFonts w:ascii="Times New Roman" w:hAnsi="Times New Roman" w:eastAsia="Times New Roman" w:cs="Times New Roman"/>
-          <w:b w:val="0"/>
-          <w:bCs w:val="0"/>
-          <w:i w:val="0"/>
-          <w:iCs w:val="0"/>
-          <w:caps w:val="0"/>
-          <w:smallCaps w:val="0"/>
-          <w:noProof w:val="0"/>
-          <w:color w:val="auto"/>
-          <w:sz w:val="24"/>
-          <w:szCs w:val="24"/>
-          <w:lang w:val="en-US"/>
-        </w:rPr>
-        <w:t xml:space="preserve">. </w:t>
-      </w:r>
-      <w:r>
-        <w:rPr>
-          <w:rFonts w:ascii="Times New Roman" w:hAnsi="Times New Roman" w:eastAsia="Times New Roman" w:cs="Times New Roman"/>
-          <w:b w:val="0"/>
-          <w:bCs w:val="0"/>
-          <w:i w:val="0"/>
-          <w:iCs w:val="0"/>
-          <w:caps w:val="0"/>
-          <w:smallCaps w:val="0"/>
-          <w:noProof w:val="0"/>
-          <w:color w:val="auto"/>
-          <w:sz w:val="24"/>
-          <w:szCs w:val="24"/>
-          <w:lang w:val="en-US"/>
-        </w:rPr>
-        <w:t>F</w:t>
-      </w:r>
-      <w:r>
-        <w:rPr>
-          <w:rFonts w:ascii="Times New Roman" w:hAnsi="Times New Roman" w:eastAsia="Times New Roman" w:cs="Times New Roman"/>
-          <w:b w:val="0"/>
-          <w:bCs w:val="0"/>
-          <w:i w:val="0"/>
-          <w:iCs w:val="0"/>
-          <w:caps w:val="0"/>
-          <w:smallCaps w:val="0"/>
-          <w:noProof w:val="0"/>
-          <w:color w:val="auto"/>
-          <w:sz w:val="24"/>
-          <w:szCs w:val="24"/>
-          <w:lang w:val="en-US"/>
-        </w:rPr>
-        <w:t xml:space="preserve">or the second question, the hypothesis was that CD4+ T cell count from baseline to year 2 would </w:t>
-      </w:r>
-      <w:r>
-        <w:rPr>
-          <w:rFonts w:ascii="Times New Roman" w:hAnsi="Times New Roman" w:eastAsia="Times New Roman" w:cs="Times New Roman"/>
-          <w:b w:val="0"/>
-          <w:bCs w:val="0"/>
-          <w:i w:val="0"/>
-          <w:iCs w:val="0"/>
-          <w:caps w:val="0"/>
-          <w:smallCaps w:val="0"/>
-          <w:noProof w:val="0"/>
-          <w:color w:val="auto"/>
-          <w:sz w:val="24"/>
-          <w:szCs w:val="24"/>
-          <w:lang w:val="en-US"/>
-        </w:rPr>
-        <w:t>in</w:t>
-      </w:r>
-      <w:r>
-        <w:rPr>
-          <w:rFonts w:ascii="Times New Roman" w:hAnsi="Times New Roman" w:eastAsia="Times New Roman" w:cs="Times New Roman"/>
-          <w:b w:val="0"/>
-          <w:bCs w:val="0"/>
-          <w:i w:val="0"/>
-          <w:iCs w:val="0"/>
-          <w:caps w:val="0"/>
-          <w:smallCaps w:val="0"/>
-          <w:noProof w:val="0"/>
-          <w:color w:val="auto"/>
-          <w:sz w:val="24"/>
-          <w:szCs w:val="24"/>
-          <w:lang w:val="en-US"/>
-        </w:rPr>
-        <w:t>crease and there should be a difference in those who used hard drugs at baseline</w:t>
-      </w:r>
-      <w:r>
-        <w:rPr>
-          <w:rFonts w:ascii="Times New Roman" w:hAnsi="Times New Roman" w:eastAsia="Times New Roman" w:cs="Times New Roman"/>
-          <w:b w:val="0"/>
-          <w:bCs w:val="0"/>
-          <w:i w:val="0"/>
-          <w:iCs w:val="0"/>
-          <w:caps w:val="0"/>
-          <w:smallCaps w:val="0"/>
-          <w:noProof w:val="0"/>
-          <w:color w:val="auto"/>
-          <w:sz w:val="24"/>
-          <w:szCs w:val="24"/>
-          <w:lang w:val="en-US"/>
-        </w:rPr>
-        <w:t xml:space="preserve"> with a clinically meaningful difference of 50</w:t>
-      </w:r>
-      <w:r>
-        <w:rPr>
-          <w:rFonts w:ascii="Times New Roman" w:hAnsi="Times New Roman" w:eastAsia="Times New Roman" w:cs="Times New Roman"/>
-          <w:b w:val="0"/>
-          <w:bCs w:val="0"/>
-          <w:i w:val="0"/>
-          <w:iCs w:val="0"/>
-          <w:caps w:val="0"/>
-          <w:smallCaps w:val="0"/>
-          <w:noProof w:val="0"/>
-          <w:color w:val="auto"/>
-          <w:sz w:val="24"/>
-          <w:szCs w:val="24"/>
-          <w:lang w:val="en-US"/>
-        </w:rPr>
-        <w:t xml:space="preserve">. For the third </w:t>
-      </w:r>
-      <w:r>
-        <w:rPr>
-          <w:rFonts w:ascii="Times New Roman" w:hAnsi="Times New Roman" w:eastAsia="Times New Roman" w:cs="Times New Roman"/>
-          <w:b w:val="0"/>
-          <w:bCs w:val="0"/>
-          <w:i w:val="0"/>
-          <w:iCs w:val="0"/>
-          <w:caps w:val="0"/>
-          <w:smallCaps w:val="0"/>
-          <w:noProof w:val="0"/>
-          <w:color w:val="auto"/>
-          <w:sz w:val="24"/>
-          <w:szCs w:val="24"/>
-          <w:lang w:val="en-US"/>
-        </w:rPr>
-        <w:t xml:space="preserve">and </w:t>
-      </w:r>
-      <w:r>
-        <w:rPr>
-          <w:rFonts w:ascii="Times New Roman" w:hAnsi="Times New Roman" w:eastAsia="Times New Roman" w:cs="Times New Roman"/>
-          <w:b w:val="0"/>
-          <w:bCs w:val="0"/>
-          <w:i w:val="0"/>
-          <w:iCs w:val="0"/>
-          <w:caps w:val="0"/>
-          <w:smallCaps w:val="0"/>
-          <w:noProof w:val="0"/>
-          <w:color w:val="auto"/>
-          <w:sz w:val="24"/>
-          <w:szCs w:val="24"/>
-          <w:lang w:val="en-US"/>
-        </w:rPr>
-        <w:t>fourth</w:t>
-      </w:r>
-      <w:r>
-        <w:rPr>
-          <w:rFonts w:ascii="Times New Roman" w:hAnsi="Times New Roman" w:eastAsia="Times New Roman" w:cs="Times New Roman"/>
-          <w:b w:val="0"/>
-          <w:bCs w:val="0"/>
-          <w:i w:val="0"/>
-          <w:iCs w:val="0"/>
-          <w:caps w:val="0"/>
-          <w:smallCaps w:val="0"/>
-          <w:noProof w:val="0"/>
-          <w:color w:val="auto"/>
-          <w:sz w:val="24"/>
-          <w:szCs w:val="24"/>
-          <w:lang w:val="en-US"/>
-        </w:rPr>
-        <w:t xml:space="preserve"> </w:t>
-      </w:r>
-      <w:r>
-        <w:rPr>
-          <w:rFonts w:ascii="Times New Roman" w:hAnsi="Times New Roman" w:eastAsia="Times New Roman" w:cs="Times New Roman"/>
-          <w:b w:val="0"/>
-          <w:bCs w:val="0"/>
-          <w:i w:val="0"/>
-          <w:iCs w:val="0"/>
-          <w:caps w:val="0"/>
-          <w:smallCaps w:val="0"/>
-          <w:noProof w:val="0"/>
-          <w:color w:val="auto"/>
-          <w:sz w:val="24"/>
-          <w:szCs w:val="24"/>
-          <w:lang w:val="en-US"/>
-        </w:rPr>
-        <w:t>question</w:t>
-      </w:r>
-      <w:r>
-        <w:rPr>
-          <w:rFonts w:ascii="Times New Roman" w:hAnsi="Times New Roman" w:eastAsia="Times New Roman" w:cs="Times New Roman"/>
-          <w:b w:val="0"/>
-          <w:bCs w:val="0"/>
-          <w:i w:val="0"/>
-          <w:iCs w:val="0"/>
-          <w:caps w:val="0"/>
-          <w:smallCaps w:val="0"/>
-          <w:noProof w:val="0"/>
-          <w:color w:val="auto"/>
-          <w:sz w:val="24"/>
-          <w:szCs w:val="24"/>
-          <w:lang w:val="en-US"/>
-        </w:rPr>
-        <w:t>s</w:t>
-      </w:r>
-      <w:r>
-        <w:rPr>
-          <w:rFonts w:ascii="Times New Roman" w:hAnsi="Times New Roman" w:eastAsia="Times New Roman" w:cs="Times New Roman"/>
-          <w:b w:val="0"/>
-          <w:bCs w:val="0"/>
-          <w:i w:val="0"/>
-          <w:iCs w:val="0"/>
-          <w:caps w:val="0"/>
-          <w:smallCaps w:val="0"/>
-          <w:noProof w:val="0"/>
-          <w:color w:val="auto"/>
-          <w:sz w:val="24"/>
-          <w:szCs w:val="24"/>
-          <w:lang w:val="en-US"/>
-        </w:rPr>
-        <w:t>, respectively</w:t>
-      </w:r>
-      <w:r>
-        <w:rPr>
-          <w:rFonts w:ascii="Times New Roman" w:hAnsi="Times New Roman" w:eastAsia="Times New Roman" w:cs="Times New Roman"/>
-          <w:b w:val="0"/>
-          <w:bCs w:val="0"/>
-          <w:i w:val="0"/>
-          <w:iCs w:val="0"/>
-          <w:caps w:val="0"/>
-          <w:smallCaps w:val="0"/>
-          <w:noProof w:val="0"/>
-          <w:color w:val="auto"/>
-          <w:sz w:val="24"/>
-          <w:szCs w:val="24"/>
-          <w:lang w:val="en-US"/>
-        </w:rPr>
-        <w:t>, the hypothesis was that aggregate physical quality of life score</w:t>
-      </w:r>
-      <w:r>
-        <w:rPr>
-          <w:rFonts w:ascii="Times New Roman" w:hAnsi="Times New Roman" w:eastAsia="Times New Roman" w:cs="Times New Roman"/>
-          <w:b w:val="0"/>
-          <w:bCs w:val="0"/>
-          <w:i w:val="0"/>
-          <w:iCs w:val="0"/>
-          <w:caps w:val="0"/>
-          <w:smallCaps w:val="0"/>
-          <w:noProof w:val="0"/>
-          <w:color w:val="auto"/>
-          <w:sz w:val="24"/>
-          <w:szCs w:val="24"/>
-          <w:lang w:val="en-US"/>
-        </w:rPr>
-        <w:t xml:space="preserve"> and mental quality of life</w:t>
-      </w:r>
-      <w:r>
-        <w:rPr>
-          <w:rFonts w:ascii="Times New Roman" w:hAnsi="Times New Roman" w:eastAsia="Times New Roman" w:cs="Times New Roman"/>
-          <w:b w:val="0"/>
-          <w:bCs w:val="0"/>
-          <w:i w:val="0"/>
-          <w:iCs w:val="0"/>
-          <w:caps w:val="0"/>
-          <w:smallCaps w:val="0"/>
-          <w:noProof w:val="0"/>
-          <w:color w:val="auto"/>
-          <w:sz w:val="24"/>
-          <w:szCs w:val="24"/>
-          <w:lang w:val="en-US"/>
-        </w:rPr>
-        <w:t xml:space="preserve"> </w:t>
-      </w:r>
-      <w:r>
-        <w:rPr>
-          <w:rFonts w:ascii="Times New Roman" w:hAnsi="Times New Roman" w:eastAsia="Times New Roman" w:cs="Times New Roman"/>
-          <w:b w:val="0"/>
-          <w:bCs w:val="0"/>
-          <w:i w:val="0"/>
-          <w:iCs w:val="0"/>
-          <w:caps w:val="0"/>
-          <w:smallCaps w:val="0"/>
-          <w:noProof w:val="0"/>
-          <w:color w:val="auto"/>
-          <w:sz w:val="24"/>
-          <w:szCs w:val="24"/>
-          <w:lang w:val="en-US"/>
-        </w:rPr>
-        <w:t>score</w:t>
-      </w:r>
-      <w:r>
-        <w:rPr>
-          <w:rFonts w:ascii="Times New Roman" w:hAnsi="Times New Roman" w:eastAsia="Times New Roman" w:cs="Times New Roman"/>
-          <w:b w:val="0"/>
-          <w:bCs w:val="0"/>
-          <w:i w:val="0"/>
-          <w:iCs w:val="0"/>
-          <w:caps w:val="0"/>
-          <w:smallCaps w:val="0"/>
-          <w:noProof w:val="0"/>
-          <w:color w:val="auto"/>
-          <w:sz w:val="24"/>
-          <w:szCs w:val="24"/>
-          <w:lang w:val="en-US"/>
-        </w:rPr>
-        <w:t xml:space="preserve"> from baseline to year 2 would increase and there should be a difference in those who used hard drugs at baseline</w:t>
-      </w:r>
-      <w:r>
-        <w:rPr>
-          <w:rFonts w:ascii="Times New Roman" w:hAnsi="Times New Roman" w:eastAsia="Times New Roman" w:cs="Times New Roman"/>
-          <w:b w:val="0"/>
-          <w:bCs w:val="0"/>
-          <w:i w:val="0"/>
-          <w:iCs w:val="0"/>
-          <w:caps w:val="0"/>
-          <w:smallCaps w:val="0"/>
-          <w:noProof w:val="0"/>
-          <w:color w:val="auto"/>
-          <w:sz w:val="24"/>
-          <w:szCs w:val="24"/>
-          <w:lang w:val="en-US"/>
-        </w:rPr>
-        <w:t xml:space="preserve"> with a clinically meaningful </w:t>
-      </w:r>
-      <w:r>
-        <w:rPr>
-          <w:rFonts w:ascii="Times New Roman" w:hAnsi="Times New Roman" w:eastAsia="Times New Roman" w:cs="Times New Roman"/>
-          <w:b w:val="0"/>
-          <w:bCs w:val="0"/>
-          <w:i w:val="0"/>
-          <w:iCs w:val="0"/>
-          <w:caps w:val="0"/>
-          <w:smallCaps w:val="0"/>
-          <w:noProof w:val="0"/>
-          <w:color w:val="auto"/>
-          <w:sz w:val="24"/>
-          <w:szCs w:val="24"/>
-          <w:lang w:val="en-US"/>
-        </w:rPr>
-        <w:t>difference</w:t>
-      </w:r>
-      <w:r>
-        <w:rPr>
-          <w:rFonts w:ascii="Times New Roman" w:hAnsi="Times New Roman" w:eastAsia="Times New Roman" w:cs="Times New Roman"/>
-          <w:b w:val="0"/>
-          <w:bCs w:val="0"/>
-          <w:i w:val="0"/>
-          <w:iCs w:val="0"/>
-          <w:caps w:val="0"/>
-          <w:smallCaps w:val="0"/>
-          <w:noProof w:val="0"/>
-          <w:color w:val="auto"/>
-          <w:sz w:val="24"/>
-          <w:szCs w:val="24"/>
-          <w:lang w:val="en-US"/>
-        </w:rPr>
-        <w:t xml:space="preserve"> of 2</w:t>
-      </w:r>
-      <w:r>
-        <w:rPr>
-          <w:rFonts w:ascii="Times New Roman" w:hAnsi="Times New Roman" w:eastAsia="Times New Roman" w:cs="Times New Roman"/>
-          <w:b w:val="0"/>
-          <w:bCs w:val="0"/>
-          <w:i w:val="0"/>
-          <w:iCs w:val="0"/>
-          <w:caps w:val="0"/>
-          <w:smallCaps w:val="0"/>
-          <w:noProof w:val="0"/>
-          <w:color w:val="auto"/>
-          <w:sz w:val="24"/>
-          <w:szCs w:val="24"/>
-          <w:lang w:val="en-US"/>
-        </w:rPr>
-        <w:t xml:space="preserve">. </w:t>
-      </w:r>
-      <w:r>
-        <w:rPr>
-          <w:rFonts w:ascii="Times New Roman" w:hAnsi="Times New Roman" w:eastAsia="Times New Roman" w:cs="Times New Roman"/>
-          <w:b w:val="0"/>
-          <w:bCs w:val="0"/>
-          <w:i w:val="0"/>
-          <w:iCs w:val="0"/>
-          <w:caps w:val="0"/>
-          <w:smallCaps w:val="0"/>
-          <w:noProof w:val="0"/>
-          <w:color w:val="auto"/>
-          <w:sz w:val="24"/>
-          <w:szCs w:val="24"/>
-          <w:lang w:val="en-US"/>
-        </w:rPr>
-        <w:t xml:space="preserve">The final question of interest was to </w:t>
-      </w:r>
-      <w:r>
-        <w:rPr>
-          <w:rFonts w:ascii="Times New Roman" w:hAnsi="Times New Roman" w:eastAsia="Times New Roman" w:cs="Times New Roman"/>
-          <w:b w:val="0"/>
-          <w:bCs w:val="0"/>
-          <w:i w:val="0"/>
-          <w:iCs w:val="0"/>
-          <w:caps w:val="0"/>
-          <w:smallCaps w:val="0"/>
-          <w:noProof w:val="0"/>
-          <w:color w:val="auto"/>
-          <w:sz w:val="24"/>
-          <w:szCs w:val="24"/>
-          <w:lang w:val="en-US"/>
-        </w:rPr>
-        <w:t>determine</w:t>
-      </w:r>
-      <w:r>
-        <w:rPr>
-          <w:rFonts w:ascii="Times New Roman" w:hAnsi="Times New Roman" w:eastAsia="Times New Roman" w:cs="Times New Roman"/>
-          <w:b w:val="0"/>
-          <w:bCs w:val="0"/>
-          <w:i w:val="0"/>
-          <w:iCs w:val="0"/>
-          <w:caps w:val="0"/>
-          <w:smallCaps w:val="0"/>
-          <w:noProof w:val="0"/>
-          <w:color w:val="auto"/>
-          <w:sz w:val="24"/>
-          <w:szCs w:val="24"/>
-          <w:lang w:val="en-US"/>
-        </w:rPr>
-        <w:t xml:space="preserve"> if differences in these outcomes between </w:t>
-      </w:r>
-      <w:r>
-        <w:rPr>
-          <w:rFonts w:ascii="Times New Roman" w:hAnsi="Times New Roman" w:eastAsia="Times New Roman" w:cs="Times New Roman"/>
-          <w:b w:val="0"/>
-          <w:bCs w:val="0"/>
-          <w:i w:val="0"/>
-          <w:iCs w:val="0"/>
-          <w:caps w:val="0"/>
-          <w:smallCaps w:val="0"/>
-          <w:noProof w:val="0"/>
-          <w:color w:val="auto"/>
-          <w:sz w:val="24"/>
-          <w:szCs w:val="24"/>
-          <w:lang w:val="en-US"/>
-        </w:rPr>
-        <w:t>baseline drug</w:t>
-      </w:r>
-      <w:r>
-        <w:rPr>
-          <w:rFonts w:ascii="Times New Roman" w:hAnsi="Times New Roman" w:eastAsia="Times New Roman" w:cs="Times New Roman"/>
-          <w:b w:val="0"/>
-          <w:bCs w:val="0"/>
-          <w:i w:val="0"/>
-          <w:iCs w:val="0"/>
-          <w:caps w:val="0"/>
-          <w:smallCaps w:val="0"/>
-          <w:strike w:val="0"/>
-          <w:dstrike w:val="0"/>
-          <w:noProof w:val="0"/>
-          <w:color w:val="auto"/>
-          <w:sz w:val="24"/>
-          <w:szCs w:val="24"/>
-          <w:u w:val="none"/>
-          <w:lang w:val="en-US"/>
-        </w:rPr>
-        <w:t xml:space="preserve"> use groups can be explained by differences in adherence</w:t>
-      </w:r>
-      <w:r>
-        <w:rPr>
-          <w:rFonts w:ascii="Times New Roman" w:hAnsi="Times New Roman" w:eastAsia="Times New Roman" w:cs="Times New Roman"/>
-          <w:b w:val="0"/>
-          <w:bCs w:val="0"/>
-          <w:i w:val="0"/>
-          <w:iCs w:val="0"/>
-          <w:caps w:val="0"/>
-          <w:smallCaps w:val="0"/>
-          <w:strike w:val="0"/>
-          <w:dstrike w:val="0"/>
-          <w:noProof w:val="0"/>
-          <w:color w:val="auto"/>
-          <w:sz w:val="24"/>
-          <w:szCs w:val="24"/>
-          <w:u w:val="none"/>
-          <w:lang w:val="en-US"/>
-        </w:rPr>
-        <w:t>.</w:t>
-      </w:r>
-    </w:p>
-    <w:p xmlns:wp14="http://schemas.microsoft.com/office/word/2010/wordml" wp14:paraId="4739D456" wp14:textId="34668074">
-      <w:pPr>
-        <w:spacing w:before="0" w:beforeAutospacing="off" w:after="0" w:afterAutospacing="off" w:line="480" w:lineRule="auto"/>
-        <w:contextualSpacing w:val="1"/>
-        <w:jc w:val="left"/>
-        <w:rPr>
-          <w:rFonts w:ascii="Times New Roman" w:hAnsi="Times New Roman" w:eastAsia="Times New Roman" w:cs="Times New Roman"/>
-          <w:b w:val="0"/>
-          <w:bCs w:val="0"/>
-          <w:i w:val="0"/>
-          <w:iCs w:val="0"/>
-          <w:caps w:val="0"/>
-          <w:smallCaps w:val="0"/>
-          <w:noProof w:val="0"/>
-          <w:color w:val="auto"/>
-          <w:sz w:val="24"/>
-          <w:szCs w:val="24"/>
-          <w:lang w:val="en-US"/>
-        </w:rPr>
       </w:pPr>
       <w:r>
         <w:rPr>
@@ -1009,30 +682,370 @@
           <w:szCs w:val="24"/>
           <w:lang w:val="en-US"/>
         </w:rPr>
-        <w:t>2 Methods</w:t>
+        <w:t>2.2 Data Analysis</w:t>
       </w:r>
     </w:p>
-    <w:p xmlns:wp14="http://schemas.microsoft.com/office/word/2010/wordml" wp14:paraId="47E246EE" wp14:textId="0050D34D">
+    <w:p>
       <w:pPr>
         <w:spacing w:before="0" w:beforeAutospacing="off" w:after="0" w:afterAutospacing="off" w:line="480" w:lineRule="auto"/>
-        <w:contextualSpacing w:val="1"/>
+        <w:ind w:firstLine="720"/>
         <w:jc w:val="left"/>
         <w:rPr>
           <w:rFonts w:ascii="Times New Roman" w:hAnsi="Times New Roman" w:eastAsia="Times New Roman" w:cs="Times New Roman"/>
-          <w:b w:val="0"/>
-          <w:bCs w:val="0"/>
-          <w:i w:val="0"/>
-          <w:iCs w:val="0"/>
-          <w:caps w:val="0"/>
-          <w:smallCaps w:val="0"/>
-          <w:noProof w:val="0"/>
-          <w:color w:val="auto"/>
+          <w:noProof w:val="0"/>
           <w:sz w:val="24"/>
           <w:szCs w:val="24"/>
           <w:lang w:val="en-US"/>
         </w:rPr>
       </w:pPr>
       <w:r>
+        <w:rPr>
+          <w:rFonts w:ascii="Times New Roman" w:hAnsi="Times New Roman" w:eastAsia="Times New Roman" w:cs="Times New Roman"/>
+          <w:noProof w:val="0"/>
+          <w:sz w:val="24"/>
+          <w:szCs w:val="24"/>
+          <w:lang w:val="en-US"/>
+        </w:rPr>
+        <w:t>To address the researcher’s first four questions, separate multivariable linear regression models were fit for each outcome at year 2, with baseline drug use as the primary explanatory variable. Models were adjusted for year 2 adherence and baseline covariates: age, BMI, race, education, smoking status, and the baseline outcome value.</w:t>
+      </w:r>
+    </w:p>
+    <w:p>
+      <w:pPr>
+        <w:spacing w:before="0" w:beforeAutospacing="off" w:after="0" w:afterAutospacing="off" w:line="480" w:lineRule="auto"/>
+        <w:ind w:firstLine="720"/>
+        <w:jc w:val="left"/>
+        <w:rPr>
+          <w:rFonts w:ascii="Times New Roman" w:hAnsi="Times New Roman" w:eastAsia="Times New Roman" w:cs="Times New Roman"/>
+          <w:noProof w:val="0"/>
+          <w:sz w:val="24"/>
+          <w:szCs w:val="24"/>
+          <w:lang w:val="en-US"/>
+        </w:rPr>
+      </w:pPr>
+      <w:r>
+        <w:rPr>
+          <w:rFonts w:ascii="Times New Roman" w:hAnsi="Times New Roman" w:eastAsia="Times New Roman" w:cs="Times New Roman"/>
+          <w:noProof w:val="0"/>
+          <w:sz w:val="24"/>
+          <w:szCs w:val="24"/>
+          <w:lang w:val="en-US"/>
+        </w:rPr>
+        <w:t>A standard frequentist linear regression was first fit, followed by a Bayesian model for greater flexibility and direct interpretation of clinically meaningful probabilities. Both used complete case analysis, and assumptions of linearity, homoscedasticity, and normality of residuals were evaluated with diagnostic plots. Analyses were conducted in R version 4.4.1.</w:t>
+      </w:r>
+    </w:p>
+    <w:p>
+      <w:pPr>
+        <w:pStyle w:val="Normal"/>
+        <w:spacing w:before="0" w:beforeAutospacing="off" w:after="0" w:afterAutospacing="off" w:line="480" w:lineRule="auto"/>
+        <w:ind w:firstLine="720"/>
+        <w:jc w:val="left"/>
+        <w:rPr>
+          <w:rFonts w:ascii="Times New Roman" w:hAnsi="Times New Roman" w:eastAsia="Times New Roman" w:cs="Times New Roman"/>
+          <w:noProof w:val="0"/>
+          <w:sz w:val="24"/>
+          <w:szCs w:val="24"/>
+          <w:lang w:val="en-US"/>
+        </w:rPr>
+      </w:pPr>
+      <w:r>
+        <w:rPr>
+          <w:rFonts w:ascii="Times New Roman" w:hAnsi="Times New Roman" w:eastAsia="Times New Roman" w:cs="Times New Roman"/>
+          <w:noProof w:val="0"/>
+          <w:sz w:val="24"/>
+          <w:szCs w:val="24"/>
+          <w:lang w:val="en-US"/>
+        </w:rPr>
+        <w:t xml:space="preserve">Bayesian models used weakly informative priors (Intercept ~ </w:t>
+      </w:r>
+      <w:r>
+        <w:rPr>
+          <w:rFonts w:ascii="Times New Roman" w:hAnsi="Times New Roman" w:eastAsia="Times New Roman" w:cs="Times New Roman"/>
+          <w:noProof w:val="0"/>
+          <w:sz w:val="24"/>
+          <w:szCs w:val="24"/>
+          <w:lang w:val="en-US"/>
+        </w:rPr>
+        <w:t>Normal (</w:t>
+      </w:r>
+      <w:r>
+        <w:rPr>
+          <w:rFonts w:ascii="Times New Roman" w:hAnsi="Times New Roman" w:eastAsia="Times New Roman" w:cs="Times New Roman"/>
+          <w:noProof w:val="0"/>
+          <w:sz w:val="24"/>
+          <w:szCs w:val="24"/>
+          <w:lang w:val="en-US"/>
+        </w:rPr>
+        <w:t xml:space="preserve">1,10,000), coefficients ~ </w:t>
+      </w:r>
+      <w:r>
+        <w:rPr>
+          <w:rFonts w:ascii="Times New Roman" w:hAnsi="Times New Roman" w:eastAsia="Times New Roman" w:cs="Times New Roman"/>
+          <w:noProof w:val="0"/>
+          <w:sz w:val="24"/>
+          <w:szCs w:val="24"/>
+          <w:lang w:val="en-US"/>
+        </w:rPr>
+        <w:t>Normal (</w:t>
+      </w:r>
+      <w:r>
+        <w:rPr>
+          <w:rFonts w:ascii="Times New Roman" w:hAnsi="Times New Roman" w:eastAsia="Times New Roman" w:cs="Times New Roman"/>
+          <w:noProof w:val="0"/>
+          <w:sz w:val="24"/>
+          <w:szCs w:val="24"/>
+          <w:lang w:val="en-US"/>
+        </w:rPr>
+        <w:t>0,10,000), residual standard deviation ~ Half-</w:t>
+      </w:r>
+      <w:r>
+        <w:rPr>
+          <w:rFonts w:ascii="Times New Roman" w:hAnsi="Times New Roman" w:eastAsia="Times New Roman" w:cs="Times New Roman"/>
+          <w:noProof w:val="0"/>
+          <w:sz w:val="24"/>
+          <w:szCs w:val="24"/>
+          <w:lang w:val="en-US"/>
+        </w:rPr>
+        <w:t>Normal (</w:t>
+      </w:r>
+      <w:r>
+        <w:rPr>
+          <w:rFonts w:ascii="Times New Roman" w:hAnsi="Times New Roman" w:eastAsia="Times New Roman" w:cs="Times New Roman"/>
+          <w:noProof w:val="0"/>
+          <w:sz w:val="24"/>
+          <w:szCs w:val="24"/>
+          <w:lang w:val="en-US"/>
+        </w:rPr>
+        <w:t>0,10,000)) and were fit using brms with No-U-Turn</w:t>
+      </w:r>
+      <w:r>
+        <w:rPr>
+          <w:rFonts w:ascii="Times New Roman" w:hAnsi="Times New Roman" w:eastAsia="Times New Roman" w:cs="Times New Roman"/>
+          <w:noProof w:val="0"/>
+          <w:sz w:val="24"/>
+          <w:szCs w:val="24"/>
+          <w:lang w:val="en-US"/>
+        </w:rPr>
+        <w:t xml:space="preserve">-Sampler, </w:t>
+      </w:r>
+      <w:r>
+        <w:rPr>
+          <w:rFonts w:ascii="Times New Roman" w:hAnsi="Times New Roman" w:eastAsia="Times New Roman" w:cs="Times New Roman"/>
+          <w:noProof w:val="0"/>
+          <w:sz w:val="24"/>
+          <w:szCs w:val="24"/>
+          <w:lang w:val="en-US"/>
+        </w:rPr>
+        <w:t>NUTS</w:t>
+      </w:r>
+      <w:r>
+        <w:rPr>
+          <w:rFonts w:ascii="Times New Roman" w:hAnsi="Times New Roman" w:eastAsia="Times New Roman" w:cs="Times New Roman"/>
+          <w:noProof w:val="0"/>
+          <w:sz w:val="24"/>
+          <w:szCs w:val="24"/>
+          <w:lang w:val="en-US"/>
+        </w:rPr>
+        <w:t>,</w:t>
+      </w:r>
+      <w:r>
+        <w:rPr>
+          <w:rFonts w:ascii="Times New Roman" w:hAnsi="Times New Roman" w:eastAsia="Times New Roman" w:cs="Times New Roman"/>
+          <w:noProof w:val="0"/>
+          <w:sz w:val="24"/>
+          <w:szCs w:val="24"/>
+          <w:lang w:val="en-US"/>
+        </w:rPr>
+        <w:t xml:space="preserve"> (4 chains, 5,000 </w:t>
+      </w:r>
+      <w:r>
+        <w:rPr>
+          <w:rFonts w:ascii="Times New Roman" w:hAnsi="Times New Roman" w:eastAsia="Times New Roman" w:cs="Times New Roman"/>
+          <w:noProof w:val="0"/>
+          <w:sz w:val="24"/>
+          <w:szCs w:val="24"/>
+          <w:lang w:val="en-US"/>
+        </w:rPr>
+        <w:t>warm-up</w:t>
+      </w:r>
+      <w:r>
+        <w:rPr>
+          <w:rFonts w:ascii="Times New Roman" w:hAnsi="Times New Roman" w:eastAsia="Times New Roman" w:cs="Times New Roman"/>
+          <w:noProof w:val="0"/>
+          <w:sz w:val="24"/>
+          <w:szCs w:val="24"/>
+          <w:lang w:val="en-US"/>
+        </w:rPr>
+        <w:t xml:space="preserve">, 25,000 iterations). Trace plots assessed convergence. Frequentist results report estimates, 95% CIs, and p-values; Bayesian results report estimates, 95% </w:t>
+      </w:r>
+      <w:r>
+        <w:rPr>
+          <w:rFonts w:ascii="Times New Roman" w:hAnsi="Times New Roman" w:eastAsia="Times New Roman" w:cs="Times New Roman"/>
+          <w:noProof w:val="0"/>
+          <w:sz w:val="24"/>
+          <w:szCs w:val="24"/>
+          <w:lang w:val="en-US"/>
+        </w:rPr>
+        <w:t>CrIs</w:t>
+      </w:r>
+      <w:r>
+        <w:rPr>
+          <w:rFonts w:ascii="Times New Roman" w:hAnsi="Times New Roman" w:eastAsia="Times New Roman" w:cs="Times New Roman"/>
+          <w:noProof w:val="0"/>
+          <w:sz w:val="24"/>
+          <w:szCs w:val="24"/>
+          <w:lang w:val="en-US"/>
+        </w:rPr>
+        <w:t>, and posterior probabilities.</w:t>
+      </w:r>
+      <w:r>
+        <w:rPr>
+          <w:rFonts w:ascii="Times New Roman" w:hAnsi="Times New Roman" w:eastAsia="Times New Roman" w:cs="Times New Roman"/>
+          <w:noProof w:val="0"/>
+          <w:sz w:val="24"/>
+          <w:szCs w:val="24"/>
+          <w:lang w:val="en-US"/>
+        </w:rPr>
+        <w:t xml:space="preserve"> A 95% interval </w:t>
+      </w:r>
+      <w:r>
+        <w:rPr>
+          <w:rFonts w:ascii="Times New Roman" w:hAnsi="Times New Roman" w:eastAsia="Times New Roman" w:cs="Times New Roman"/>
+          <w:noProof w:val="0"/>
+          <w:sz w:val="24"/>
+          <w:szCs w:val="24"/>
+          <w:lang w:val="en-US"/>
+        </w:rPr>
+        <w:t>containing</w:t>
+      </w:r>
+      <w:r>
+        <w:rPr>
+          <w:rFonts w:ascii="Times New Roman" w:hAnsi="Times New Roman" w:eastAsia="Times New Roman" w:cs="Times New Roman"/>
+          <w:noProof w:val="0"/>
+          <w:sz w:val="24"/>
+          <w:szCs w:val="24"/>
+          <w:lang w:val="en-US"/>
+        </w:rPr>
+        <w:t xml:space="preserve"> 0 and a p-value of &lt; 0.05 </w:t>
+      </w:r>
+      <w:r>
+        <w:rPr>
+          <w:rFonts w:ascii="Times New Roman" w:hAnsi="Times New Roman" w:eastAsia="Times New Roman" w:cs="Times New Roman"/>
+          <w:noProof w:val="0"/>
+          <w:sz w:val="24"/>
+          <w:szCs w:val="24"/>
+          <w:lang w:val="en-US"/>
+        </w:rPr>
+        <w:t>indicated</w:t>
+      </w:r>
+      <w:r>
+        <w:rPr>
+          <w:rFonts w:ascii="Times New Roman" w:hAnsi="Times New Roman" w:eastAsia="Times New Roman" w:cs="Times New Roman"/>
+          <w:noProof w:val="0"/>
+          <w:sz w:val="24"/>
+          <w:szCs w:val="24"/>
+          <w:lang w:val="en-US"/>
+        </w:rPr>
+        <w:t xml:space="preserve"> no statistical significance.</w:t>
+      </w:r>
+    </w:p>
+    <w:p>
+      <w:pPr>
+        <w:spacing w:before="0" w:beforeAutospacing="off" w:after="0" w:afterAutospacing="off" w:line="480" w:lineRule="auto"/>
+        <w:ind w:firstLine="720"/>
+        <w:jc w:val="left"/>
+        <w:rPr>
+          <w:rFonts w:ascii="Times New Roman" w:hAnsi="Times New Roman" w:eastAsia="Times New Roman" w:cs="Times New Roman"/>
+          <w:noProof w:val="0"/>
+          <w:sz w:val="24"/>
+          <w:szCs w:val="24"/>
+          <w:lang w:val="en-US"/>
+        </w:rPr>
+      </w:pPr>
+      <w:r>
+        <w:rPr>
+          <w:rFonts w:ascii="Times New Roman" w:hAnsi="Times New Roman" w:eastAsia="Times New Roman" w:cs="Times New Roman"/>
+          <w:noProof w:val="0"/>
+          <w:sz w:val="24"/>
+          <w:szCs w:val="24"/>
+          <w:lang w:val="en-US"/>
+        </w:rPr>
+        <w:t xml:space="preserve">For the fifth question, </w:t>
+      </w:r>
+      <w:r>
+        <w:rPr>
+          <w:rFonts w:ascii="Times New Roman" w:hAnsi="Times New Roman" w:eastAsia="Times New Roman" w:cs="Times New Roman"/>
+          <w:noProof w:val="0"/>
+          <w:sz w:val="24"/>
+          <w:szCs w:val="24"/>
+          <w:lang w:val="en-US"/>
+        </w:rPr>
+        <w:t>additional</w:t>
+      </w:r>
+      <w:r>
+        <w:rPr>
+          <w:rFonts w:ascii="Times New Roman" w:hAnsi="Times New Roman" w:eastAsia="Times New Roman" w:cs="Times New Roman"/>
+          <w:noProof w:val="0"/>
+          <w:sz w:val="24"/>
+          <w:szCs w:val="24"/>
+          <w:lang w:val="en-US"/>
+        </w:rPr>
+        <w:t xml:space="preserve"> Bayesian models excluded adherence to evaluate its role. Overlapping </w:t>
+      </w:r>
+      <w:r>
+        <w:rPr>
+          <w:rFonts w:ascii="Times New Roman" w:hAnsi="Times New Roman" w:eastAsia="Times New Roman" w:cs="Times New Roman"/>
+          <w:noProof w:val="0"/>
+          <w:sz w:val="24"/>
+          <w:szCs w:val="24"/>
+          <w:lang w:val="en-US"/>
+        </w:rPr>
+        <w:t>CrIs</w:t>
+      </w:r>
+      <w:r>
+        <w:rPr>
+          <w:rFonts w:ascii="Times New Roman" w:hAnsi="Times New Roman" w:eastAsia="Times New Roman" w:cs="Times New Roman"/>
+          <w:noProof w:val="0"/>
+          <w:sz w:val="24"/>
+          <w:szCs w:val="24"/>
+          <w:lang w:val="en-US"/>
+        </w:rPr>
+        <w:t>, similar posterior means, and similar posterior probabilities</w:t>
+      </w:r>
+      <w:r>
+        <w:rPr>
+          <w:rFonts w:ascii="Times New Roman" w:hAnsi="Times New Roman" w:eastAsia="Times New Roman" w:cs="Times New Roman"/>
+          <w:noProof w:val="0"/>
+          <w:sz w:val="24"/>
+          <w:szCs w:val="24"/>
+          <w:lang w:val="en-US"/>
+        </w:rPr>
+        <w:t xml:space="preserve"> </w:t>
+      </w:r>
+      <w:r>
+        <w:rPr>
+          <w:rFonts w:ascii="Times New Roman" w:hAnsi="Times New Roman" w:eastAsia="Times New Roman" w:cs="Times New Roman"/>
+          <w:noProof w:val="0"/>
+          <w:sz w:val="24"/>
+          <w:szCs w:val="24"/>
+          <w:lang w:val="en-US"/>
+        </w:rPr>
+        <w:t>indicated</w:t>
+      </w:r>
+      <w:r>
+        <w:rPr>
+          <w:rFonts w:ascii="Times New Roman" w:hAnsi="Times New Roman" w:eastAsia="Times New Roman" w:cs="Times New Roman"/>
+          <w:noProof w:val="0"/>
+          <w:sz w:val="24"/>
+          <w:szCs w:val="24"/>
+          <w:lang w:val="en-US"/>
+        </w:rPr>
+        <w:t xml:space="preserve"> no evidence that baseline hard drug use affected year 2 adherence.</w:t>
+      </w:r>
+    </w:p>
+    <w:p>
+      <w:pPr>
+        <w:spacing w:before="0" w:beforeAutospacing="off" w:after="0" w:afterAutospacing="off" w:line="480" w:lineRule="auto"/>
+        <w:jc w:val="left"/>
         <w:rPr>
           <w:rFonts w:ascii="Times New Roman" w:hAnsi="Times New Roman" w:eastAsia="Times New Roman" w:cs="Times New Roman"/>
           <w:b w:val="1"/>
@@ -1047,450 +1060,12 @@
           <w:szCs w:val="24"/>
           <w:lang w:val="en-US"/>
         </w:rPr>
-        <w:t>2.1 Data Cleaning</w:t>
-      </w:r>
+      </w:pPr>
     </w:p>
-    <w:p xmlns:wp14="http://schemas.microsoft.com/office/word/2010/wordml" wp14:paraId="69C6ED3C" wp14:textId="098F5506">
-      <w:pPr>
-        <w:pStyle w:val="Normal"/>
-        <w:spacing w:before="0" w:beforeAutospacing="off" w:after="0" w:afterAutospacing="off" w:line="480" w:lineRule="auto"/>
-        <w:contextualSpacing w:val="1"/>
-        <w:jc w:val="left"/>
-        <w:rPr>
-          <w:rFonts w:ascii="Times New Roman" w:hAnsi="Times New Roman" w:eastAsia="Times New Roman" w:cs="Times New Roman"/>
-          <w:b w:val="0"/>
-          <w:bCs w:val="0"/>
-          <w:i w:val="0"/>
-          <w:iCs w:val="0"/>
-          <w:caps w:val="0"/>
-          <w:smallCaps w:val="0"/>
-          <w:noProof w:val="0"/>
-          <w:color w:val="auto"/>
-          <w:sz w:val="24"/>
-          <w:szCs w:val="24"/>
-          <w:lang w:val="en-US"/>
-        </w:rPr>
-      </w:pPr>
-      <w:r>
-        <w:rPr>
-          <w:rFonts w:ascii="Times New Roman" w:hAnsi="Times New Roman" w:eastAsia="Times New Roman" w:cs="Times New Roman"/>
-          <w:b w:val="0"/>
-          <w:bCs w:val="0"/>
-          <w:i w:val="0"/>
-          <w:iCs w:val="0"/>
-          <w:caps w:val="0"/>
-          <w:smallCaps w:val="0"/>
-          <w:noProof w:val="0"/>
-          <w:color w:val="auto"/>
-          <w:sz w:val="24"/>
-          <w:szCs w:val="24"/>
-          <w:lang w:val="en-US"/>
-        </w:rPr>
-        <w:t xml:space="preserve">In the original dataset, there were a total of 715 individuals and </w:t>
-      </w:r>
-      <w:r>
-        <w:rPr>
-          <w:rFonts w:ascii="Times New Roman" w:hAnsi="Times New Roman" w:eastAsia="Times New Roman" w:cs="Times New Roman"/>
-          <w:b w:val="0"/>
-          <w:bCs w:val="0"/>
-          <w:i w:val="0"/>
-          <w:iCs w:val="0"/>
-          <w:caps w:val="0"/>
-          <w:smallCaps w:val="0"/>
-          <w:strike w:val="0"/>
-          <w:dstrike w:val="0"/>
-          <w:noProof w:val="0"/>
-          <w:color w:val="000000" w:themeColor="text1" w:themeTint="FF" w:themeShade="FF"/>
-          <w:sz w:val="24"/>
-          <w:szCs w:val="24"/>
-          <w:u w:val="none"/>
-          <w:lang w:val="en-US"/>
-        </w:rPr>
-        <w:t xml:space="preserve">3,935 </w:t>
-      </w:r>
-      <w:r>
-        <w:rPr>
-          <w:rFonts w:ascii="Times New Roman" w:hAnsi="Times New Roman" w:eastAsia="Times New Roman" w:cs="Times New Roman"/>
-          <w:b w:val="0"/>
-          <w:bCs w:val="0"/>
-          <w:i w:val="0"/>
-          <w:iCs w:val="0"/>
-          <w:caps w:val="0"/>
-          <w:smallCaps w:val="0"/>
-          <w:noProof w:val="0"/>
-          <w:color w:val="auto"/>
-          <w:sz w:val="24"/>
-          <w:szCs w:val="24"/>
-          <w:lang w:val="en-US"/>
-        </w:rPr>
-        <w:t xml:space="preserve">observations. </w:t>
-      </w:r>
-      <w:r>
-        <w:rPr>
-          <w:rFonts w:ascii="Times New Roman" w:hAnsi="Times New Roman" w:eastAsia="Times New Roman" w:cs="Times New Roman"/>
-          <w:b w:val="0"/>
-          <w:bCs w:val="0"/>
-          <w:i w:val="0"/>
-          <w:iCs w:val="0"/>
-          <w:caps w:val="0"/>
-          <w:smallCaps w:val="0"/>
-          <w:noProof w:val="0"/>
-          <w:color w:val="auto"/>
-          <w:sz w:val="24"/>
-          <w:szCs w:val="24"/>
-          <w:lang w:val="en-US"/>
-        </w:rPr>
-        <w:t>The data was restricted to those individuals with measures for all four outcomes at baseline and year 2</w:t>
-      </w:r>
-      <w:r>
-        <w:rPr>
-          <w:rFonts w:ascii="Times New Roman" w:hAnsi="Times New Roman" w:eastAsia="Times New Roman" w:cs="Times New Roman"/>
-          <w:b w:val="0"/>
-          <w:bCs w:val="0"/>
-          <w:i w:val="0"/>
-          <w:iCs w:val="0"/>
-          <w:caps w:val="0"/>
-          <w:smallCaps w:val="0"/>
-          <w:noProof w:val="0"/>
-          <w:color w:val="auto"/>
-          <w:sz w:val="24"/>
-          <w:szCs w:val="24"/>
-          <w:lang w:val="en-US"/>
-        </w:rPr>
-        <w:t xml:space="preserve">. </w:t>
-      </w:r>
-      <w:r>
-        <w:rPr>
-          <w:rFonts w:ascii="Times New Roman" w:hAnsi="Times New Roman" w:eastAsia="Times New Roman" w:cs="Times New Roman"/>
-          <w:b w:val="0"/>
-          <w:bCs w:val="0"/>
-          <w:i w:val="0"/>
-          <w:iCs w:val="0"/>
-          <w:caps w:val="0"/>
-          <w:smallCaps w:val="0"/>
-          <w:noProof w:val="0"/>
-          <w:color w:val="auto"/>
-          <w:sz w:val="24"/>
-          <w:szCs w:val="24"/>
-          <w:lang w:val="en-US"/>
-        </w:rPr>
-        <w:t>Body mass index values below 0 and above 250 were excluded as well.</w:t>
-      </w:r>
-      <w:r>
-        <w:rPr>
-          <w:rFonts w:ascii="Times New Roman" w:hAnsi="Times New Roman" w:eastAsia="Times New Roman" w:cs="Times New Roman"/>
-          <w:b w:val="0"/>
-          <w:bCs w:val="0"/>
-          <w:i w:val="0"/>
-          <w:iCs w:val="0"/>
-          <w:caps w:val="0"/>
-          <w:smallCaps w:val="0"/>
-          <w:noProof w:val="0"/>
-          <w:color w:val="auto"/>
-          <w:sz w:val="24"/>
-          <w:szCs w:val="24"/>
-          <w:lang w:val="en-US"/>
-        </w:rPr>
-        <w:t xml:space="preserve"> </w:t>
-      </w:r>
-      <w:r>
-        <w:rPr>
-          <w:rFonts w:ascii="Times New Roman" w:hAnsi="Times New Roman" w:eastAsia="Times New Roman" w:cs="Times New Roman"/>
-          <w:b w:val="0"/>
-          <w:bCs w:val="0"/>
-          <w:i w:val="0"/>
-          <w:iCs w:val="0"/>
-          <w:caps w:val="0"/>
-          <w:smallCaps w:val="0"/>
-          <w:noProof w:val="0"/>
-          <w:color w:val="auto"/>
-          <w:sz w:val="24"/>
-          <w:szCs w:val="24"/>
-          <w:lang w:val="en-US"/>
-        </w:rPr>
-        <w:t xml:space="preserve">After this exclusion, 463 individuals and observations </w:t>
-      </w:r>
-      <w:r>
-        <w:rPr>
-          <w:rFonts w:ascii="Times New Roman" w:hAnsi="Times New Roman" w:eastAsia="Times New Roman" w:cs="Times New Roman"/>
-          <w:b w:val="0"/>
-          <w:bCs w:val="0"/>
-          <w:i w:val="0"/>
-          <w:iCs w:val="0"/>
-          <w:caps w:val="0"/>
-          <w:smallCaps w:val="0"/>
-          <w:noProof w:val="0"/>
-          <w:color w:val="auto"/>
-          <w:sz w:val="24"/>
-          <w:szCs w:val="24"/>
-          <w:lang w:val="en-US"/>
-        </w:rPr>
-        <w:t>remained</w:t>
-      </w:r>
-      <w:r>
-        <w:rPr>
-          <w:rFonts w:ascii="Times New Roman" w:hAnsi="Times New Roman" w:eastAsia="Times New Roman" w:cs="Times New Roman"/>
-          <w:b w:val="0"/>
-          <w:bCs w:val="0"/>
-          <w:i w:val="0"/>
-          <w:iCs w:val="0"/>
-          <w:caps w:val="0"/>
-          <w:smallCaps w:val="0"/>
-          <w:noProof w:val="0"/>
-          <w:color w:val="auto"/>
-          <w:sz w:val="24"/>
-          <w:szCs w:val="24"/>
-          <w:lang w:val="en-US"/>
-        </w:rPr>
-        <w:t>.</w:t>
-      </w:r>
-    </w:p>
-    <w:p xmlns:wp14="http://schemas.microsoft.com/office/word/2010/wordml" wp14:paraId="5A5A3D44" wp14:textId="67813350">
+    <w:p>
       <w:pPr>
         <w:spacing w:before="0" w:beforeAutospacing="off" w:after="0" w:afterAutospacing="off" w:line="480" w:lineRule="auto"/>
-        <w:contextualSpacing w:val="1"/>
         <w:jc w:val="left"/>
-        <w:rPr>
-          <w:rFonts w:ascii="Times New Roman" w:hAnsi="Times New Roman" w:eastAsia="Times New Roman" w:cs="Times New Roman"/>
-          <w:b w:val="0"/>
-          <w:bCs w:val="0"/>
-          <w:i w:val="0"/>
-          <w:iCs w:val="0"/>
-          <w:caps w:val="0"/>
-          <w:smallCaps w:val="0"/>
-          <w:noProof w:val="0"/>
-          <w:color w:val="auto"/>
-          <w:sz w:val="24"/>
-          <w:szCs w:val="24"/>
-          <w:lang w:val="en-US"/>
-        </w:rPr>
-      </w:pPr>
-      <w:r>
-        <w:rPr>
-          <w:rFonts w:ascii="Times New Roman" w:hAnsi="Times New Roman" w:eastAsia="Times New Roman" w:cs="Times New Roman"/>
-          <w:b w:val="0"/>
-          <w:bCs w:val="0"/>
-          <w:i w:val="0"/>
-          <w:iCs w:val="0"/>
-          <w:caps w:val="0"/>
-          <w:smallCaps w:val="0"/>
-          <w:noProof w:val="0"/>
-          <w:color w:val="auto"/>
-          <w:sz w:val="24"/>
-          <w:szCs w:val="24"/>
-          <w:lang w:val="en-US"/>
-        </w:rPr>
-        <w:t xml:space="preserve">Due to small sample sizes, categorical covariates of interest had to be </w:t>
-      </w:r>
-      <w:r>
-        <w:rPr>
-          <w:rFonts w:ascii="Times New Roman" w:hAnsi="Times New Roman" w:eastAsia="Times New Roman" w:cs="Times New Roman"/>
-          <w:b w:val="0"/>
-          <w:bCs w:val="0"/>
-          <w:i w:val="0"/>
-          <w:iCs w:val="0"/>
-          <w:caps w:val="0"/>
-          <w:smallCaps w:val="0"/>
-          <w:noProof w:val="0"/>
-          <w:color w:val="auto"/>
-          <w:sz w:val="24"/>
-          <w:szCs w:val="24"/>
-          <w:lang w:val="en-US"/>
-        </w:rPr>
-        <w:t xml:space="preserve">dichotimized. </w:t>
-      </w:r>
-      <w:r>
-        <w:rPr>
-          <w:rFonts w:ascii="Times New Roman" w:hAnsi="Times New Roman" w:eastAsia="Times New Roman" w:cs="Times New Roman"/>
-          <w:b w:val="0"/>
-          <w:bCs w:val="0"/>
-          <w:i w:val="0"/>
-          <w:iCs w:val="0"/>
-          <w:caps w:val="0"/>
-          <w:smallCaps w:val="0"/>
-          <w:noProof w:val="0"/>
-          <w:color w:val="auto"/>
-          <w:sz w:val="24"/>
-          <w:szCs w:val="24"/>
-          <w:lang w:val="en-US"/>
-        </w:rPr>
-        <w:t>Baseline level of education was grouped into no college degree versus college degree or higher.</w:t>
-      </w:r>
-      <w:r>
-        <w:rPr>
-          <w:rFonts w:ascii="Times New Roman" w:hAnsi="Times New Roman" w:eastAsia="Times New Roman" w:cs="Times New Roman"/>
-          <w:b w:val="0"/>
-          <w:bCs w:val="0"/>
-          <w:i w:val="0"/>
-          <w:iCs w:val="0"/>
-          <w:caps w:val="0"/>
-          <w:smallCaps w:val="0"/>
-          <w:noProof w:val="0"/>
-          <w:color w:val="auto"/>
-          <w:sz w:val="24"/>
-          <w:szCs w:val="24"/>
-          <w:lang w:val="en-US"/>
-        </w:rPr>
-        <w:t xml:space="preserve"> </w:t>
-      </w:r>
-      <w:r>
-        <w:rPr>
-          <w:rFonts w:ascii="Times New Roman" w:hAnsi="Times New Roman" w:eastAsia="Times New Roman" w:cs="Times New Roman"/>
-          <w:b w:val="0"/>
-          <w:bCs w:val="0"/>
-          <w:i w:val="0"/>
-          <w:iCs w:val="0"/>
-          <w:caps w:val="0"/>
-          <w:smallCaps w:val="0"/>
-          <w:noProof w:val="0"/>
-          <w:color w:val="auto"/>
-          <w:sz w:val="24"/>
-          <w:szCs w:val="24"/>
-          <w:lang w:val="en-US"/>
-        </w:rPr>
-        <w:t>Baseline s</w:t>
-      </w:r>
-      <w:r>
-        <w:rPr>
-          <w:rFonts w:ascii="Times New Roman" w:hAnsi="Times New Roman" w:eastAsia="Times New Roman" w:cs="Times New Roman"/>
-          <w:b w:val="0"/>
-          <w:bCs w:val="0"/>
-          <w:i w:val="0"/>
-          <w:iCs w:val="0"/>
-          <w:caps w:val="0"/>
-          <w:smallCaps w:val="0"/>
-          <w:noProof w:val="0"/>
-          <w:color w:val="auto"/>
-          <w:sz w:val="24"/>
-          <w:szCs w:val="24"/>
-          <w:lang w:val="en-US"/>
-        </w:rPr>
-        <w:t xml:space="preserve">moking status was </w:t>
-      </w:r>
-      <w:r>
-        <w:rPr>
-          <w:rFonts w:ascii="Times New Roman" w:hAnsi="Times New Roman" w:eastAsia="Times New Roman" w:cs="Times New Roman"/>
-          <w:b w:val="0"/>
-          <w:bCs w:val="0"/>
-          <w:i w:val="0"/>
-          <w:iCs w:val="0"/>
-          <w:caps w:val="0"/>
-          <w:smallCaps w:val="0"/>
-          <w:noProof w:val="0"/>
-          <w:color w:val="auto"/>
-          <w:sz w:val="24"/>
-          <w:szCs w:val="24"/>
-          <w:lang w:val="en-US"/>
-        </w:rPr>
-        <w:t>classified as</w:t>
-      </w:r>
-      <w:r>
-        <w:rPr>
-          <w:rFonts w:ascii="Times New Roman" w:hAnsi="Times New Roman" w:eastAsia="Times New Roman" w:cs="Times New Roman"/>
-          <w:b w:val="0"/>
-          <w:bCs w:val="0"/>
-          <w:i w:val="0"/>
-          <w:iCs w:val="0"/>
-          <w:caps w:val="0"/>
-          <w:smallCaps w:val="0"/>
-          <w:noProof w:val="0"/>
-          <w:color w:val="auto"/>
-          <w:sz w:val="24"/>
-          <w:szCs w:val="24"/>
-          <w:lang w:val="en-US"/>
-        </w:rPr>
-        <w:t xml:space="preserve"> not a current smoker versus </w:t>
-      </w:r>
-      <w:r>
-        <w:rPr>
-          <w:rFonts w:ascii="Times New Roman" w:hAnsi="Times New Roman" w:eastAsia="Times New Roman" w:cs="Times New Roman"/>
-          <w:b w:val="0"/>
-          <w:bCs w:val="0"/>
-          <w:i w:val="0"/>
-          <w:iCs w:val="0"/>
-          <w:caps w:val="0"/>
-          <w:smallCaps w:val="0"/>
-          <w:noProof w:val="0"/>
-          <w:color w:val="auto"/>
-          <w:sz w:val="24"/>
-          <w:szCs w:val="24"/>
-          <w:lang w:val="en-US"/>
-        </w:rPr>
-        <w:t>a current</w:t>
-      </w:r>
-      <w:r>
-        <w:rPr>
-          <w:rFonts w:ascii="Times New Roman" w:hAnsi="Times New Roman" w:eastAsia="Times New Roman" w:cs="Times New Roman"/>
-          <w:b w:val="0"/>
-          <w:bCs w:val="0"/>
-          <w:i w:val="0"/>
-          <w:iCs w:val="0"/>
-          <w:caps w:val="0"/>
-          <w:smallCaps w:val="0"/>
-          <w:noProof w:val="0"/>
-          <w:color w:val="auto"/>
-          <w:sz w:val="24"/>
-          <w:szCs w:val="24"/>
-          <w:lang w:val="en-US"/>
-        </w:rPr>
-        <w:t xml:space="preserve"> smoker. Race </w:t>
-      </w:r>
-      <w:r>
-        <w:rPr>
-          <w:rFonts w:ascii="Times New Roman" w:hAnsi="Times New Roman" w:eastAsia="Times New Roman" w:cs="Times New Roman"/>
-          <w:b w:val="0"/>
-          <w:bCs w:val="0"/>
-          <w:i w:val="0"/>
-          <w:iCs w:val="0"/>
-          <w:caps w:val="0"/>
-          <w:smallCaps w:val="0"/>
-          <w:noProof w:val="0"/>
-          <w:color w:val="auto"/>
-          <w:sz w:val="24"/>
-          <w:szCs w:val="24"/>
-          <w:lang w:val="en-US"/>
-        </w:rPr>
-        <w:t xml:space="preserve">was categorized as white, non-Hispanic versus other. Finally, adherence at year 2 was based on clinical groups of </w:t>
-      </w:r>
-      <w:r>
-        <w:rPr>
-          <w:rFonts w:ascii="Times New Roman" w:hAnsi="Times New Roman" w:eastAsia="Times New Roman" w:cs="Times New Roman"/>
-          <w:b w:val="0"/>
-          <w:bCs w:val="0"/>
-          <w:i w:val="0"/>
-          <w:iCs w:val="0"/>
-          <w:caps w:val="0"/>
-          <w:smallCaps w:val="0"/>
-          <w:noProof w:val="0"/>
-          <w:color w:val="auto"/>
-          <w:sz w:val="24"/>
-          <w:szCs w:val="24"/>
-          <w:lang w:val="en-US"/>
-        </w:rPr>
-        <w:t>less than 95% adherence versus 95% adherence or better.</w:t>
-      </w:r>
-    </w:p>
-    <w:p xmlns:wp14="http://schemas.microsoft.com/office/word/2010/wordml" wp14:paraId="44BA94CF" wp14:textId="0D5FEE85">
-      <w:pPr>
-        <w:spacing w:before="0" w:beforeAutospacing="off" w:after="0" w:afterAutospacing="off" w:line="480" w:lineRule="auto"/>
-        <w:contextualSpacing w:val="1"/>
-        <w:jc w:val="left"/>
-        <w:rPr>
-          <w:rFonts w:ascii="Times New Roman" w:hAnsi="Times New Roman" w:eastAsia="Times New Roman" w:cs="Times New Roman"/>
-          <w:b w:val="0"/>
-          <w:bCs w:val="0"/>
-          <w:i w:val="0"/>
-          <w:iCs w:val="0"/>
-          <w:caps w:val="0"/>
-          <w:smallCaps w:val="0"/>
-          <w:noProof w:val="0"/>
-          <w:color w:val="auto"/>
-          <w:sz w:val="24"/>
-          <w:szCs w:val="24"/>
-          <w:lang w:val="en-US"/>
-        </w:rPr>
-      </w:pPr>
-      <w:r>
         <w:rPr>
           <w:rFonts w:ascii="Times New Roman" w:hAnsi="Times New Roman" w:eastAsia="Times New Roman" w:cs="Times New Roman"/>
           <w:b w:val="1"/>
@@ -1505,1272 +1080,6 @@
           <w:szCs w:val="24"/>
           <w:lang w:val="en-US"/>
         </w:rPr>
-        <w:t>2.2 Data Analysis</w:t>
-      </w:r>
-    </w:p>
-    <w:p xmlns:wp14="http://schemas.microsoft.com/office/word/2010/wordml" wp14:paraId="125DB03F" wp14:textId="3D5B11A3">
-      <w:pPr>
-        <w:spacing w:before="0" w:beforeAutospacing="off" w:after="0" w:afterAutospacing="off" w:line="480" w:lineRule="auto"/>
-        <w:ind w:firstLine="720"/>
-        <w:contextualSpacing w:val="1"/>
-        <w:jc w:val="left"/>
-        <w:rPr>
-          <w:rFonts w:ascii="Times New Roman" w:hAnsi="Times New Roman" w:eastAsia="Times New Roman" w:cs="Times New Roman"/>
-          <w:b w:val="0"/>
-          <w:bCs w:val="0"/>
-          <w:i w:val="0"/>
-          <w:iCs w:val="0"/>
-          <w:caps w:val="0"/>
-          <w:smallCaps w:val="0"/>
-          <w:noProof w:val="0"/>
-          <w:color w:val="auto"/>
-          <w:sz w:val="24"/>
-          <w:szCs w:val="24"/>
-          <w:lang w:val="en-US"/>
-        </w:rPr>
-      </w:pPr>
-      <w:r>
-        <w:rPr>
-          <w:rFonts w:ascii="Times New Roman" w:hAnsi="Times New Roman" w:eastAsia="Times New Roman" w:cs="Times New Roman"/>
-          <w:b w:val="0"/>
-          <w:bCs w:val="0"/>
-          <w:i w:val="0"/>
-          <w:iCs w:val="0"/>
-          <w:caps w:val="0"/>
-          <w:smallCaps w:val="0"/>
-          <w:noProof w:val="0"/>
-          <w:color w:val="auto"/>
-          <w:sz w:val="24"/>
-          <w:szCs w:val="24"/>
-          <w:lang w:val="en-US"/>
-        </w:rPr>
-        <w:t>To address the researcher’s first four questions of interest, multivariate linear models were fit for each respective outcome</w:t>
-      </w:r>
-      <w:r>
-        <w:rPr>
-          <w:rFonts w:ascii="Times New Roman" w:hAnsi="Times New Roman" w:eastAsia="Times New Roman" w:cs="Times New Roman"/>
-          <w:b w:val="0"/>
-          <w:bCs w:val="0"/>
-          <w:i w:val="0"/>
-          <w:iCs w:val="0"/>
-          <w:caps w:val="0"/>
-          <w:smallCaps w:val="0"/>
-          <w:noProof w:val="0"/>
-          <w:color w:val="auto"/>
-          <w:sz w:val="24"/>
-          <w:szCs w:val="24"/>
-          <w:lang w:val="en-US"/>
-        </w:rPr>
-        <w:t xml:space="preserve"> at year 2</w:t>
-      </w:r>
-      <w:r>
-        <w:rPr>
-          <w:rFonts w:ascii="Times New Roman" w:hAnsi="Times New Roman" w:eastAsia="Times New Roman" w:cs="Times New Roman"/>
-          <w:b w:val="0"/>
-          <w:bCs w:val="0"/>
-          <w:i w:val="0"/>
-          <w:iCs w:val="0"/>
-          <w:caps w:val="0"/>
-          <w:smallCaps w:val="0"/>
-          <w:noProof w:val="0"/>
-          <w:color w:val="auto"/>
-          <w:sz w:val="24"/>
-          <w:szCs w:val="24"/>
-          <w:lang w:val="en-US"/>
-        </w:rPr>
-        <w:t xml:space="preserve"> where the primary explanatory variable of interest was drug usage at baseline</w:t>
-      </w:r>
-      <w:r>
-        <w:rPr>
-          <w:rFonts w:ascii="Times New Roman" w:hAnsi="Times New Roman" w:eastAsia="Times New Roman" w:cs="Times New Roman"/>
-          <w:b w:val="0"/>
-          <w:bCs w:val="0"/>
-          <w:i w:val="0"/>
-          <w:iCs w:val="0"/>
-          <w:caps w:val="0"/>
-          <w:smallCaps w:val="0"/>
-          <w:noProof w:val="0"/>
-          <w:color w:val="auto"/>
-          <w:sz w:val="24"/>
-          <w:szCs w:val="24"/>
-          <w:lang w:val="en-US"/>
-        </w:rPr>
-        <w:t>.</w:t>
-      </w:r>
-      <w:r>
-        <w:rPr>
-          <w:rFonts w:ascii="Times New Roman" w:hAnsi="Times New Roman" w:eastAsia="Times New Roman" w:cs="Times New Roman"/>
-          <w:b w:val="0"/>
-          <w:bCs w:val="0"/>
-          <w:i w:val="0"/>
-          <w:iCs w:val="0"/>
-          <w:caps w:val="0"/>
-          <w:smallCaps w:val="0"/>
-          <w:noProof w:val="0"/>
-          <w:color w:val="auto"/>
-          <w:sz w:val="24"/>
-          <w:szCs w:val="24"/>
-          <w:lang w:val="en-US"/>
-        </w:rPr>
-        <w:t xml:space="preserve"> </w:t>
-      </w:r>
-      <w:r>
-        <w:rPr>
-          <w:rFonts w:ascii="Times New Roman" w:hAnsi="Times New Roman" w:eastAsia="Times New Roman" w:cs="Times New Roman"/>
-          <w:b w:val="0"/>
-          <w:bCs w:val="0"/>
-          <w:i w:val="0"/>
-          <w:iCs w:val="0"/>
-          <w:caps w:val="0"/>
-          <w:smallCaps w:val="0"/>
-          <w:noProof w:val="0"/>
-          <w:color w:val="auto"/>
-          <w:sz w:val="24"/>
-          <w:szCs w:val="24"/>
-          <w:lang w:val="en-US"/>
-        </w:rPr>
-        <w:t>Each model was then adjusted for adherence at year 2</w:t>
-      </w:r>
-      <w:r>
-        <w:rPr>
-          <w:rFonts w:ascii="Times New Roman" w:hAnsi="Times New Roman" w:eastAsia="Times New Roman" w:cs="Times New Roman"/>
-          <w:b w:val="0"/>
-          <w:bCs w:val="0"/>
-          <w:i w:val="0"/>
-          <w:iCs w:val="0"/>
-          <w:caps w:val="0"/>
-          <w:smallCaps w:val="0"/>
-          <w:noProof w:val="0"/>
-          <w:color w:val="auto"/>
-          <w:sz w:val="24"/>
-          <w:szCs w:val="24"/>
-          <w:lang w:val="en-US"/>
-        </w:rPr>
-        <w:t xml:space="preserve"> and baseline values: </w:t>
-      </w:r>
-      <w:r>
-        <w:rPr>
-          <w:rFonts w:ascii="Times New Roman" w:hAnsi="Times New Roman" w:eastAsia="Times New Roman" w:cs="Times New Roman"/>
-          <w:b w:val="0"/>
-          <w:bCs w:val="0"/>
-          <w:i w:val="0"/>
-          <w:iCs w:val="0"/>
-          <w:caps w:val="0"/>
-          <w:smallCaps w:val="0"/>
-          <w:noProof w:val="0"/>
-          <w:color w:val="auto"/>
-          <w:sz w:val="24"/>
-          <w:szCs w:val="24"/>
-          <w:lang w:val="en-US"/>
-        </w:rPr>
-        <w:t>age, body mass index (BMI), race, education</w:t>
-      </w:r>
-      <w:r>
-        <w:rPr>
-          <w:rFonts w:ascii="Times New Roman" w:hAnsi="Times New Roman" w:eastAsia="Times New Roman" w:cs="Times New Roman"/>
-          <w:b w:val="0"/>
-          <w:bCs w:val="0"/>
-          <w:i w:val="0"/>
-          <w:iCs w:val="0"/>
-          <w:caps w:val="0"/>
-          <w:smallCaps w:val="0"/>
-          <w:noProof w:val="0"/>
-          <w:color w:val="auto"/>
-          <w:sz w:val="24"/>
-          <w:szCs w:val="24"/>
-          <w:lang w:val="en-US"/>
-        </w:rPr>
-        <w:t>, smoking status</w:t>
-      </w:r>
-      <w:r>
-        <w:rPr>
-          <w:rFonts w:ascii="Times New Roman" w:hAnsi="Times New Roman" w:eastAsia="Times New Roman" w:cs="Times New Roman"/>
-          <w:b w:val="0"/>
-          <w:bCs w:val="0"/>
-          <w:i w:val="0"/>
-          <w:iCs w:val="0"/>
-          <w:caps w:val="0"/>
-          <w:smallCaps w:val="0"/>
-          <w:noProof w:val="0"/>
-          <w:color w:val="auto"/>
-          <w:sz w:val="24"/>
-          <w:szCs w:val="24"/>
-          <w:lang w:val="en-US"/>
-        </w:rPr>
-        <w:t>, and outcome value.</w:t>
-      </w:r>
-    </w:p>
-    <w:p xmlns:wp14="http://schemas.microsoft.com/office/word/2010/wordml" wp14:paraId="658FD538" wp14:textId="60293634">
-      <w:pPr>
-        <w:pStyle w:val="Normal"/>
-        <w:spacing w:before="0" w:beforeAutospacing="off" w:after="0" w:afterAutospacing="off" w:line="480" w:lineRule="auto"/>
-        <w:ind w:firstLine="720"/>
-        <w:jc w:val="left"/>
-        <w:rPr>
-          <w:rFonts w:ascii="Times New Roman" w:hAnsi="Times New Roman" w:eastAsia="Times New Roman" w:cs="Times New Roman"/>
-          <w:b w:val="0"/>
-          <w:bCs w:val="0"/>
-          <w:i w:val="0"/>
-          <w:iCs w:val="0"/>
-          <w:caps w:val="0"/>
-          <w:smallCaps w:val="0"/>
-          <w:noProof w:val="0"/>
-          <w:color w:val="auto"/>
-          <w:sz w:val="24"/>
-          <w:szCs w:val="24"/>
-          <w:lang w:val="en-US"/>
-        </w:rPr>
-      </w:pPr>
-      <w:r>
-        <w:rPr>
-          <w:rFonts w:ascii="Times New Roman" w:hAnsi="Times New Roman" w:eastAsia="Times New Roman" w:cs="Times New Roman"/>
-          <w:b w:val="0"/>
-          <w:bCs w:val="0"/>
-          <w:i w:val="0"/>
-          <w:iCs w:val="0"/>
-          <w:caps w:val="0"/>
-          <w:smallCaps w:val="0"/>
-          <w:noProof w:val="0"/>
-          <w:color w:val="auto"/>
-          <w:sz w:val="24"/>
-          <w:szCs w:val="24"/>
-          <w:lang w:val="en-US"/>
-        </w:rPr>
-        <w:t>First, a basic linear regression model</w:t>
-      </w:r>
-      <w:r>
-        <w:rPr>
-          <w:rFonts w:ascii="Times New Roman" w:hAnsi="Times New Roman" w:eastAsia="Times New Roman" w:cs="Times New Roman"/>
-          <w:b w:val="0"/>
-          <w:bCs w:val="0"/>
-          <w:i w:val="0"/>
-          <w:iCs w:val="0"/>
-          <w:caps w:val="0"/>
-          <w:smallCaps w:val="0"/>
-          <w:noProof w:val="0"/>
-          <w:color w:val="auto"/>
-          <w:sz w:val="24"/>
-          <w:szCs w:val="24"/>
-          <w:lang w:val="en-US"/>
-        </w:rPr>
-        <w:t xml:space="preserve">, noted as the frequentist model, was fit. Then, a Bayesian linear regression model was fit since it allows for more flexibility and direct interpretation of clinically meaningful probabilities. </w:t>
-      </w:r>
-      <w:r>
-        <w:rPr>
-          <w:rFonts w:ascii="Times New Roman" w:hAnsi="Times New Roman" w:eastAsia="Times New Roman" w:cs="Times New Roman"/>
-          <w:b w:val="0"/>
-          <w:bCs w:val="0"/>
-          <w:i w:val="0"/>
-          <w:iCs w:val="0"/>
-          <w:caps w:val="0"/>
-          <w:smallCaps w:val="0"/>
-          <w:noProof w:val="0"/>
-          <w:color w:val="000000" w:themeColor="text1" w:themeTint="FF" w:themeShade="FF"/>
-          <w:sz w:val="24"/>
-          <w:szCs w:val="24"/>
-          <w:lang w:val="en-US"/>
-        </w:rPr>
-        <w:t>A complete case analysis will be conducted for both models, and assumptions of linearity, homoscedasticity, and normality will be checked using diagnostic plots.</w:t>
-      </w:r>
-      <w:r>
-        <w:rPr>
-          <w:rFonts w:ascii="Times New Roman" w:hAnsi="Times New Roman" w:eastAsia="Times New Roman" w:cs="Times New Roman"/>
-          <w:b w:val="0"/>
-          <w:bCs w:val="0"/>
-          <w:i w:val="0"/>
-          <w:iCs w:val="0"/>
-          <w:caps w:val="0"/>
-          <w:smallCaps w:val="0"/>
-          <w:noProof w:val="0"/>
-          <w:color w:val="auto"/>
-          <w:sz w:val="24"/>
-          <w:szCs w:val="24"/>
-          <w:lang w:val="en-US"/>
-        </w:rPr>
-        <w:t xml:space="preserve"> </w:t>
-      </w:r>
-      <w:r>
-        <w:rPr>
-          <w:rFonts w:ascii="Times New Roman" w:hAnsi="Times New Roman" w:eastAsia="Times New Roman" w:cs="Times New Roman"/>
-          <w:b w:val="0"/>
-          <w:bCs w:val="0"/>
-          <w:i w:val="0"/>
-          <w:iCs w:val="0"/>
-          <w:caps w:val="0"/>
-          <w:smallCaps w:val="0"/>
-          <w:noProof w:val="0"/>
-          <w:color w:val="auto"/>
-          <w:sz w:val="24"/>
-          <w:szCs w:val="24"/>
-          <w:lang w:val="en-US"/>
-        </w:rPr>
-        <w:t xml:space="preserve">All models </w:t>
-      </w:r>
-      <w:r>
-        <w:rPr>
-          <w:rFonts w:ascii="Times New Roman" w:hAnsi="Times New Roman" w:eastAsia="Times New Roman" w:cs="Times New Roman"/>
-          <w:b w:val="0"/>
-          <w:bCs w:val="0"/>
-          <w:i w:val="0"/>
-          <w:iCs w:val="0"/>
-          <w:caps w:val="0"/>
-          <w:smallCaps w:val="0"/>
-          <w:noProof w:val="0"/>
-          <w:color w:val="auto"/>
-          <w:sz w:val="24"/>
-          <w:szCs w:val="24"/>
-          <w:lang w:val="en-US"/>
-        </w:rPr>
-        <w:t>were fit</w:t>
-      </w:r>
-      <w:r>
-        <w:rPr>
-          <w:rFonts w:ascii="Times New Roman" w:hAnsi="Times New Roman" w:eastAsia="Times New Roman" w:cs="Times New Roman"/>
-          <w:b w:val="0"/>
-          <w:bCs w:val="0"/>
-          <w:i w:val="0"/>
-          <w:iCs w:val="0"/>
-          <w:caps w:val="0"/>
-          <w:smallCaps w:val="0"/>
-          <w:noProof w:val="0"/>
-          <w:color w:val="auto"/>
-          <w:sz w:val="24"/>
-          <w:szCs w:val="24"/>
-          <w:lang w:val="en-US"/>
-        </w:rPr>
-        <w:t xml:space="preserve"> in R version 4.4.1.</w:t>
-      </w:r>
-    </w:p>
-    <w:p xmlns:wp14="http://schemas.microsoft.com/office/word/2010/wordml" wp14:paraId="04707E0D" wp14:textId="0749A50C">
-      <w:pPr>
-        <w:pStyle w:val="Normal"/>
-        <w:spacing w:before="0" w:beforeAutospacing="off" w:after="0" w:afterAutospacing="off" w:line="480" w:lineRule="auto"/>
-        <w:ind w:firstLine="720"/>
-        <w:contextualSpacing w:val="1"/>
-        <w:jc w:val="left"/>
-        <w:rPr>
-          <w:rFonts w:ascii="Times New Roman" w:hAnsi="Times New Roman" w:eastAsia="Times New Roman" w:cs="Times New Roman"/>
-          <w:b w:val="0"/>
-          <w:bCs w:val="0"/>
-          <w:i w:val="0"/>
-          <w:iCs w:val="0"/>
-          <w:caps w:val="0"/>
-          <w:smallCaps w:val="0"/>
-          <w:noProof w:val="0"/>
-          <w:color w:val="auto"/>
-          <w:sz w:val="24"/>
-          <w:szCs w:val="24"/>
-          <w:lang w:val="en-US"/>
-        </w:rPr>
-      </w:pPr>
-      <w:r>
-        <w:rPr>
-          <w:rFonts w:ascii="Times New Roman" w:hAnsi="Times New Roman" w:eastAsia="Times New Roman" w:cs="Times New Roman"/>
-          <w:b w:val="0"/>
-          <w:bCs w:val="0"/>
-          <w:i w:val="0"/>
-          <w:iCs w:val="0"/>
-          <w:caps w:val="0"/>
-          <w:smallCaps w:val="0"/>
-          <w:noProof w:val="0"/>
-          <w:color w:val="auto"/>
-          <w:sz w:val="24"/>
-          <w:szCs w:val="24"/>
-          <w:lang w:val="en-US"/>
-        </w:rPr>
-        <w:t xml:space="preserve">For the Bayesian models, the following non-informative priors were </w:t>
-      </w:r>
-      <w:r>
-        <w:rPr>
-          <w:rFonts w:ascii="Times New Roman" w:hAnsi="Times New Roman" w:eastAsia="Times New Roman" w:cs="Times New Roman"/>
-          <w:b w:val="0"/>
-          <w:bCs w:val="0"/>
-          <w:i w:val="0"/>
-          <w:iCs w:val="0"/>
-          <w:caps w:val="0"/>
-          <w:smallCaps w:val="0"/>
-          <w:noProof w:val="0"/>
-          <w:color w:val="auto"/>
-          <w:sz w:val="24"/>
-          <w:szCs w:val="24"/>
-          <w:lang w:val="en-US"/>
-        </w:rPr>
-        <w:t>utilized</w:t>
-      </w:r>
-      <w:r>
-        <w:rPr>
-          <w:rFonts w:ascii="Times New Roman" w:hAnsi="Times New Roman" w:eastAsia="Times New Roman" w:cs="Times New Roman"/>
-          <w:b w:val="0"/>
-          <w:bCs w:val="0"/>
-          <w:i w:val="0"/>
-          <w:iCs w:val="0"/>
-          <w:caps w:val="0"/>
-          <w:smallCaps w:val="0"/>
-          <w:noProof w:val="0"/>
-          <w:color w:val="auto"/>
-          <w:sz w:val="24"/>
-          <w:szCs w:val="24"/>
-          <w:lang w:val="en-US"/>
-        </w:rPr>
-        <w:t xml:space="preserve">: intercept ~ </w:t>
-      </w:r>
-      <w:r>
-        <w:rPr>
-          <w:rFonts w:ascii="Times New Roman" w:hAnsi="Times New Roman" w:eastAsia="Times New Roman" w:cs="Times New Roman"/>
-          <w:b w:val="0"/>
-          <w:bCs w:val="0"/>
-          <w:i w:val="0"/>
-          <w:iCs w:val="0"/>
-          <w:caps w:val="0"/>
-          <w:smallCaps w:val="0"/>
-          <w:noProof w:val="0"/>
-          <w:color w:val="auto"/>
-          <w:sz w:val="24"/>
-          <w:szCs w:val="24"/>
-          <w:lang w:val="en-US"/>
-        </w:rPr>
-        <w:t>Normal(</w:t>
-      </w:r>
-      <w:r>
-        <w:rPr>
-          <w:rFonts w:ascii="Times New Roman" w:hAnsi="Times New Roman" w:eastAsia="Times New Roman" w:cs="Times New Roman"/>
-          <w:b w:val="0"/>
-          <w:bCs w:val="0"/>
-          <w:i w:val="0"/>
-          <w:iCs w:val="0"/>
-          <w:caps w:val="0"/>
-          <w:smallCaps w:val="0"/>
-          <w:noProof w:val="0"/>
-          <w:color w:val="auto"/>
-          <w:sz w:val="24"/>
-          <w:szCs w:val="24"/>
-          <w:lang w:val="en-US"/>
-        </w:rPr>
-        <w:t xml:space="preserve">mean = </w:t>
-      </w:r>
-      <w:r>
-        <w:rPr>
-          <w:rFonts w:ascii="Times New Roman" w:hAnsi="Times New Roman" w:eastAsia="Times New Roman" w:cs="Times New Roman"/>
-          <w:b w:val="0"/>
-          <w:bCs w:val="0"/>
-          <w:i w:val="0"/>
-          <w:iCs w:val="0"/>
-          <w:caps w:val="0"/>
-          <w:smallCaps w:val="0"/>
-          <w:noProof w:val="0"/>
-          <w:color w:val="auto"/>
-          <w:sz w:val="24"/>
-          <w:szCs w:val="24"/>
-          <w:lang w:val="en-US"/>
-        </w:rPr>
-        <w:t>1</w:t>
-      </w:r>
-      <w:r>
-        <w:rPr>
-          <w:rFonts w:ascii="Times New Roman" w:hAnsi="Times New Roman" w:eastAsia="Times New Roman" w:cs="Times New Roman"/>
-          <w:b w:val="0"/>
-          <w:bCs w:val="0"/>
-          <w:i w:val="0"/>
-          <w:iCs w:val="0"/>
-          <w:caps w:val="0"/>
-          <w:smallCaps w:val="0"/>
-          <w:noProof w:val="0"/>
-          <w:color w:val="auto"/>
-          <w:sz w:val="24"/>
-          <w:szCs w:val="24"/>
-          <w:lang w:val="en-US"/>
-        </w:rPr>
-        <w:t xml:space="preserve">, variance = 10,000), </w:t>
-      </w:r>
-      <w:r>
-        <w:rPr>
-          <w:rFonts w:ascii="Times New Roman" w:hAnsi="Times New Roman" w:eastAsia="Times New Roman" w:cs="Times New Roman"/>
-          <w:b w:val="0"/>
-          <w:bCs w:val="0"/>
-          <w:i w:val="0"/>
-          <w:iCs w:val="0"/>
-          <w:caps w:val="0"/>
-          <w:smallCaps w:val="0"/>
-          <w:noProof w:val="0"/>
-          <w:color w:val="auto"/>
-          <w:sz w:val="24"/>
-          <w:szCs w:val="24"/>
-          <w:lang w:val="en-US"/>
-        </w:rPr>
-        <w:t xml:space="preserve">regression parameters ~ </w:t>
-      </w:r>
-      <w:r>
-        <w:rPr>
-          <w:rFonts w:ascii="Times New Roman" w:hAnsi="Times New Roman" w:eastAsia="Times New Roman" w:cs="Times New Roman"/>
-          <w:b w:val="0"/>
-          <w:bCs w:val="0"/>
-          <w:i w:val="0"/>
-          <w:iCs w:val="0"/>
-          <w:caps w:val="0"/>
-          <w:smallCaps w:val="0"/>
-          <w:noProof w:val="0"/>
-          <w:color w:val="auto"/>
-          <w:sz w:val="24"/>
-          <w:szCs w:val="24"/>
-          <w:lang w:val="en-US"/>
-        </w:rPr>
-        <w:t>Normal(</w:t>
-      </w:r>
-      <w:r>
-        <w:rPr>
-          <w:rFonts w:ascii="Times New Roman" w:hAnsi="Times New Roman" w:eastAsia="Times New Roman" w:cs="Times New Roman"/>
-          <w:b w:val="0"/>
-          <w:bCs w:val="0"/>
-          <w:i w:val="0"/>
-          <w:iCs w:val="0"/>
-          <w:caps w:val="0"/>
-          <w:smallCaps w:val="0"/>
-          <w:noProof w:val="0"/>
-          <w:color w:val="auto"/>
-          <w:sz w:val="24"/>
-          <w:szCs w:val="24"/>
-          <w:lang w:val="en-US"/>
-        </w:rPr>
-        <w:t>mean = 0, variance = 10,000)</w:t>
-      </w:r>
-      <w:r>
-        <w:rPr>
-          <w:rFonts w:ascii="Times New Roman" w:hAnsi="Times New Roman" w:eastAsia="Times New Roman" w:cs="Times New Roman"/>
-          <w:b w:val="0"/>
-          <w:bCs w:val="0"/>
-          <w:i w:val="0"/>
-          <w:iCs w:val="0"/>
-          <w:caps w:val="0"/>
-          <w:smallCaps w:val="0"/>
-          <w:noProof w:val="0"/>
-          <w:color w:val="auto"/>
-          <w:sz w:val="24"/>
-          <w:szCs w:val="24"/>
-          <w:lang w:val="en-US"/>
-        </w:rPr>
-        <w:t>, and residual standard deviation ~ Half-</w:t>
-      </w:r>
-      <w:r>
-        <w:rPr>
-          <w:rFonts w:ascii="Times New Roman" w:hAnsi="Times New Roman" w:eastAsia="Times New Roman" w:cs="Times New Roman"/>
-          <w:b w:val="0"/>
-          <w:bCs w:val="0"/>
-          <w:i w:val="0"/>
-          <w:iCs w:val="0"/>
-          <w:caps w:val="0"/>
-          <w:smallCaps w:val="0"/>
-          <w:noProof w:val="0"/>
-          <w:color w:val="auto"/>
-          <w:sz w:val="24"/>
-          <w:szCs w:val="24"/>
-          <w:lang w:val="en-US"/>
-        </w:rPr>
-        <w:t>Normal(</w:t>
-      </w:r>
-      <w:r>
-        <w:rPr>
-          <w:rFonts w:ascii="Times New Roman" w:hAnsi="Times New Roman" w:eastAsia="Times New Roman" w:cs="Times New Roman"/>
-          <w:b w:val="0"/>
-          <w:bCs w:val="0"/>
-          <w:i w:val="0"/>
-          <w:iCs w:val="0"/>
-          <w:caps w:val="0"/>
-          <w:smallCaps w:val="0"/>
-          <w:noProof w:val="0"/>
-          <w:color w:val="auto"/>
-          <w:sz w:val="24"/>
-          <w:szCs w:val="24"/>
-          <w:lang w:val="en-US"/>
-        </w:rPr>
-        <w:t>mean = 0, variance = 10,000).</w:t>
-      </w:r>
-      <w:r>
-        <w:rPr>
-          <w:rFonts w:ascii="Times New Roman" w:hAnsi="Times New Roman" w:eastAsia="Times New Roman" w:cs="Times New Roman"/>
-          <w:b w:val="0"/>
-          <w:bCs w:val="0"/>
-          <w:i w:val="0"/>
-          <w:iCs w:val="0"/>
-          <w:caps w:val="0"/>
-          <w:smallCaps w:val="0"/>
-          <w:noProof w:val="0"/>
-          <w:color w:val="auto"/>
-          <w:sz w:val="24"/>
-          <w:szCs w:val="24"/>
-          <w:lang w:val="en-US"/>
-        </w:rPr>
-        <w:t xml:space="preserve"> These</w:t>
-      </w:r>
-      <w:r>
-        <w:rPr>
-          <w:rFonts w:ascii="Times New Roman" w:hAnsi="Times New Roman" w:eastAsia="Times New Roman" w:cs="Times New Roman"/>
-          <w:b w:val="0"/>
-          <w:bCs w:val="0"/>
-          <w:i w:val="0"/>
-          <w:iCs w:val="0"/>
-          <w:caps w:val="0"/>
-          <w:smallCaps w:val="0"/>
-          <w:noProof w:val="0"/>
-          <w:color w:val="auto"/>
-          <w:sz w:val="24"/>
-          <w:szCs w:val="24"/>
-          <w:lang w:val="en-US"/>
-        </w:rPr>
-        <w:t xml:space="preserve"> models </w:t>
-      </w:r>
-      <w:r>
-        <w:rPr>
-          <w:rFonts w:ascii="Times New Roman" w:hAnsi="Times New Roman" w:eastAsia="Times New Roman" w:cs="Times New Roman"/>
-          <w:b w:val="0"/>
-          <w:bCs w:val="0"/>
-          <w:i w:val="0"/>
-          <w:iCs w:val="0"/>
-          <w:caps w:val="0"/>
-          <w:smallCaps w:val="0"/>
-          <w:noProof w:val="0"/>
-          <w:color w:val="auto"/>
-          <w:sz w:val="24"/>
-          <w:szCs w:val="24"/>
-          <w:lang w:val="en-US"/>
-        </w:rPr>
-        <w:t>were fit</w:t>
-      </w:r>
-      <w:r>
-        <w:rPr>
-          <w:rFonts w:ascii="Times New Roman" w:hAnsi="Times New Roman" w:eastAsia="Times New Roman" w:cs="Times New Roman"/>
-          <w:b w:val="0"/>
-          <w:bCs w:val="0"/>
-          <w:i w:val="0"/>
-          <w:iCs w:val="0"/>
-          <w:caps w:val="0"/>
-          <w:smallCaps w:val="0"/>
-          <w:noProof w:val="0"/>
-          <w:color w:val="auto"/>
-          <w:sz w:val="24"/>
-          <w:szCs w:val="24"/>
-          <w:lang w:val="en-US"/>
-        </w:rPr>
-        <w:t xml:space="preserve"> using the </w:t>
-      </w:r>
-      <w:r>
-        <w:rPr>
-          <w:rFonts w:ascii="Times New Roman" w:hAnsi="Times New Roman" w:eastAsia="Times New Roman" w:cs="Times New Roman"/>
-          <w:b w:val="0"/>
-          <w:bCs w:val="0"/>
-          <w:i w:val="1"/>
-          <w:iCs w:val="1"/>
-          <w:caps w:val="0"/>
-          <w:smallCaps w:val="0"/>
-          <w:noProof w:val="0"/>
-          <w:color w:val="auto"/>
-          <w:sz w:val="24"/>
-          <w:szCs w:val="24"/>
-          <w:lang w:val="en-US"/>
-        </w:rPr>
-        <w:t xml:space="preserve">brms </w:t>
-      </w:r>
-      <w:r>
-        <w:rPr>
-          <w:rFonts w:ascii="Times New Roman" w:hAnsi="Times New Roman" w:eastAsia="Times New Roman" w:cs="Times New Roman"/>
-          <w:b w:val="0"/>
-          <w:bCs w:val="0"/>
-          <w:i w:val="0"/>
-          <w:iCs w:val="0"/>
-          <w:caps w:val="0"/>
-          <w:smallCaps w:val="0"/>
-          <w:noProof w:val="0"/>
-          <w:color w:val="auto"/>
-          <w:sz w:val="24"/>
-          <w:szCs w:val="24"/>
-          <w:lang w:val="en-US"/>
-        </w:rPr>
-        <w:t>package w</w:t>
-      </w:r>
-      <w:r>
-        <w:rPr>
-          <w:rFonts w:ascii="Times New Roman" w:hAnsi="Times New Roman" w:eastAsia="Times New Roman" w:cs="Times New Roman"/>
-          <w:b w:val="0"/>
-          <w:bCs w:val="0"/>
-          <w:i w:val="0"/>
-          <w:iCs w:val="0"/>
-          <w:caps w:val="0"/>
-          <w:smallCaps w:val="0"/>
-          <w:noProof w:val="0"/>
-          <w:color w:val="auto"/>
-          <w:sz w:val="24"/>
-          <w:szCs w:val="24"/>
-          <w:lang w:val="en-US"/>
-        </w:rPr>
-        <w:t xml:space="preserve">hich uses a </w:t>
-      </w:r>
-      <w:r>
-        <w:rPr>
-          <w:rFonts w:ascii="Times New Roman" w:hAnsi="Times New Roman" w:eastAsia="Times New Roman" w:cs="Times New Roman"/>
-          <w:b w:val="0"/>
-          <w:bCs w:val="0"/>
-          <w:i w:val="0"/>
-          <w:iCs w:val="0"/>
-          <w:caps w:val="0"/>
-          <w:smallCaps w:val="0"/>
-          <w:noProof w:val="0"/>
-          <w:color w:val="auto"/>
-          <w:sz w:val="24"/>
-          <w:szCs w:val="24"/>
-          <w:lang w:val="en-US"/>
-        </w:rPr>
-        <w:t>N</w:t>
-      </w:r>
-      <w:r>
-        <w:rPr>
-          <w:rFonts w:ascii="Times New Roman" w:hAnsi="Times New Roman" w:eastAsia="Times New Roman" w:cs="Times New Roman"/>
-          <w:b w:val="0"/>
-          <w:bCs w:val="0"/>
-          <w:i w:val="0"/>
-          <w:iCs w:val="0"/>
-          <w:caps w:val="0"/>
-          <w:smallCaps w:val="0"/>
-          <w:noProof w:val="0"/>
-          <w:color w:val="auto"/>
-          <w:sz w:val="24"/>
-          <w:szCs w:val="24"/>
-          <w:lang w:val="en-US"/>
-        </w:rPr>
-        <w:t>o-</w:t>
-      </w:r>
-      <w:r>
-        <w:rPr>
-          <w:rFonts w:ascii="Times New Roman" w:hAnsi="Times New Roman" w:eastAsia="Times New Roman" w:cs="Times New Roman"/>
-          <w:b w:val="0"/>
-          <w:bCs w:val="0"/>
-          <w:i w:val="0"/>
-          <w:iCs w:val="0"/>
-          <w:caps w:val="0"/>
-          <w:smallCaps w:val="0"/>
-          <w:noProof w:val="0"/>
-          <w:color w:val="auto"/>
-          <w:sz w:val="24"/>
-          <w:szCs w:val="24"/>
-          <w:lang w:val="en-US"/>
-        </w:rPr>
-        <w:t>U-T</w:t>
-      </w:r>
-      <w:r>
-        <w:rPr>
-          <w:rFonts w:ascii="Times New Roman" w:hAnsi="Times New Roman" w:eastAsia="Times New Roman" w:cs="Times New Roman"/>
-          <w:b w:val="0"/>
-          <w:bCs w:val="0"/>
-          <w:i w:val="0"/>
-          <w:iCs w:val="0"/>
-          <w:caps w:val="0"/>
-          <w:smallCaps w:val="0"/>
-          <w:noProof w:val="0"/>
-          <w:color w:val="auto"/>
-          <w:sz w:val="24"/>
-          <w:szCs w:val="24"/>
-          <w:lang w:val="en-US"/>
-        </w:rPr>
-        <w:t>urn</w:t>
-      </w:r>
-      <w:r>
-        <w:rPr>
-          <w:rFonts w:ascii="Times New Roman" w:hAnsi="Times New Roman" w:eastAsia="Times New Roman" w:cs="Times New Roman"/>
-          <w:b w:val="0"/>
-          <w:bCs w:val="0"/>
-          <w:i w:val="0"/>
-          <w:iCs w:val="0"/>
-          <w:caps w:val="0"/>
-          <w:smallCaps w:val="0"/>
-          <w:noProof w:val="0"/>
-          <w:color w:val="auto"/>
-          <w:sz w:val="24"/>
-          <w:szCs w:val="24"/>
-          <w:lang w:val="en-US"/>
-        </w:rPr>
-        <w:t>-</w:t>
-      </w:r>
-      <w:r>
-        <w:rPr>
-          <w:rFonts w:ascii="Times New Roman" w:hAnsi="Times New Roman" w:eastAsia="Times New Roman" w:cs="Times New Roman"/>
-          <w:b w:val="0"/>
-          <w:bCs w:val="0"/>
-          <w:i w:val="0"/>
-          <w:iCs w:val="0"/>
-          <w:caps w:val="0"/>
-          <w:smallCaps w:val="0"/>
-          <w:noProof w:val="0"/>
-          <w:color w:val="auto"/>
-          <w:sz w:val="24"/>
-          <w:szCs w:val="24"/>
-          <w:lang w:val="en-US"/>
-        </w:rPr>
-        <w:t>S</w:t>
-      </w:r>
-      <w:r>
-        <w:rPr>
-          <w:rFonts w:ascii="Times New Roman" w:hAnsi="Times New Roman" w:eastAsia="Times New Roman" w:cs="Times New Roman"/>
-          <w:b w:val="0"/>
-          <w:bCs w:val="0"/>
-          <w:i w:val="0"/>
-          <w:iCs w:val="0"/>
-          <w:caps w:val="0"/>
-          <w:smallCaps w:val="0"/>
-          <w:noProof w:val="0"/>
-          <w:color w:val="auto"/>
-          <w:sz w:val="24"/>
-          <w:szCs w:val="24"/>
-          <w:lang w:val="en-US"/>
-        </w:rPr>
-        <w:t xml:space="preserve">ampler (NUTS). The following MCMC settings were </w:t>
-      </w:r>
-      <w:r>
-        <w:rPr>
-          <w:rFonts w:ascii="Times New Roman" w:hAnsi="Times New Roman" w:eastAsia="Times New Roman" w:cs="Times New Roman"/>
-          <w:b w:val="0"/>
-          <w:bCs w:val="0"/>
-          <w:i w:val="0"/>
-          <w:iCs w:val="0"/>
-          <w:caps w:val="0"/>
-          <w:smallCaps w:val="0"/>
-          <w:noProof w:val="0"/>
-          <w:color w:val="auto"/>
-          <w:sz w:val="24"/>
-          <w:szCs w:val="24"/>
-          <w:lang w:val="en-US"/>
-        </w:rPr>
-        <w:t>utilized</w:t>
-      </w:r>
-      <w:r>
-        <w:rPr>
-          <w:rFonts w:ascii="Times New Roman" w:hAnsi="Times New Roman" w:eastAsia="Times New Roman" w:cs="Times New Roman"/>
-          <w:b w:val="0"/>
-          <w:bCs w:val="0"/>
-          <w:i w:val="0"/>
-          <w:iCs w:val="0"/>
-          <w:caps w:val="0"/>
-          <w:smallCaps w:val="0"/>
-          <w:noProof w:val="0"/>
-          <w:color w:val="auto"/>
-          <w:sz w:val="24"/>
-          <w:szCs w:val="24"/>
-          <w:lang w:val="en-US"/>
-        </w:rPr>
-        <w:t>: a warm-up of 5000</w:t>
-      </w:r>
-      <w:r>
-        <w:rPr>
-          <w:rFonts w:ascii="Times New Roman" w:hAnsi="Times New Roman" w:eastAsia="Times New Roman" w:cs="Times New Roman"/>
-          <w:b w:val="0"/>
-          <w:bCs w:val="0"/>
-          <w:i w:val="0"/>
-          <w:iCs w:val="0"/>
-          <w:caps w:val="0"/>
-          <w:smallCaps w:val="0"/>
-          <w:noProof w:val="0"/>
-          <w:color w:val="auto"/>
-          <w:sz w:val="24"/>
-          <w:szCs w:val="24"/>
-          <w:lang w:val="en-US"/>
-        </w:rPr>
-        <w:t>, 25,000 iterations, and 4 chains.</w:t>
-      </w:r>
-      <w:r>
-        <w:rPr>
-          <w:rFonts w:ascii="Times New Roman" w:hAnsi="Times New Roman" w:eastAsia="Times New Roman" w:cs="Times New Roman"/>
-          <w:b w:val="0"/>
-          <w:bCs w:val="0"/>
-          <w:i w:val="0"/>
-          <w:iCs w:val="0"/>
-          <w:caps w:val="0"/>
-          <w:smallCaps w:val="0"/>
-          <w:noProof w:val="0"/>
-          <w:color w:val="auto"/>
-          <w:sz w:val="24"/>
-          <w:szCs w:val="24"/>
-          <w:lang w:val="en-US"/>
-        </w:rPr>
-        <w:t xml:space="preserve"> Trace plots were checked to ensure proper chain convergence.</w:t>
-      </w:r>
-    </w:p>
-    <w:p xmlns:wp14="http://schemas.microsoft.com/office/word/2010/wordml" wp14:paraId="3FEDD278" wp14:textId="14C1A662">
-      <w:pPr>
-        <w:spacing w:before="0" w:beforeAutospacing="off" w:after="0" w:afterAutospacing="off" w:line="480" w:lineRule="auto"/>
-        <w:ind w:firstLine="720"/>
-        <w:jc w:val="left"/>
-        <w:rPr>
-          <w:rFonts w:ascii="Times New Roman" w:hAnsi="Times New Roman" w:eastAsia="Times New Roman" w:cs="Times New Roman"/>
-          <w:b w:val="0"/>
-          <w:bCs w:val="0"/>
-          <w:i w:val="0"/>
-          <w:iCs w:val="0"/>
-          <w:caps w:val="0"/>
-          <w:smallCaps w:val="0"/>
-          <w:noProof w:val="0"/>
-          <w:color w:val="000000" w:themeColor="text1" w:themeTint="FF" w:themeShade="FF"/>
-          <w:sz w:val="24"/>
-          <w:szCs w:val="24"/>
-          <w:lang w:val="en-US"/>
-        </w:rPr>
-      </w:pPr>
-      <w:r>
-        <w:rPr>
-          <w:rFonts w:ascii="Times New Roman" w:hAnsi="Times New Roman" w:eastAsia="Times New Roman" w:cs="Times New Roman"/>
-          <w:b w:val="0"/>
-          <w:bCs w:val="0"/>
-          <w:i w:val="0"/>
-          <w:iCs w:val="0"/>
-          <w:caps w:val="0"/>
-          <w:smallCaps w:val="0"/>
-          <w:noProof w:val="0"/>
-          <w:color w:val="000000" w:themeColor="text1" w:themeTint="FF" w:themeShade="FF"/>
-          <w:sz w:val="24"/>
-          <w:szCs w:val="24"/>
-          <w:lang w:val="en-US"/>
-        </w:rPr>
-        <w:t>For the frequentist framework, a</w:t>
-      </w:r>
-      <w:r>
-        <w:rPr>
-          <w:rFonts w:ascii="Times New Roman" w:hAnsi="Times New Roman" w:eastAsia="Times New Roman" w:cs="Times New Roman"/>
-          <w:b w:val="0"/>
-          <w:bCs w:val="0"/>
-          <w:i w:val="0"/>
-          <w:iCs w:val="0"/>
-          <w:caps w:val="0"/>
-          <w:smallCaps w:val="0"/>
-          <w:noProof w:val="0"/>
-          <w:color w:val="000000" w:themeColor="text1" w:themeTint="FF" w:themeShade="FF"/>
-          <w:sz w:val="24"/>
-          <w:szCs w:val="24"/>
-          <w:lang w:val="en-US"/>
-        </w:rPr>
-        <w:t xml:space="preserve"> significance level </w:t>
-      </w:r>
-      <w:r>
-        <w:rPr>
-          <w:rFonts w:ascii="Times New Roman" w:hAnsi="Times New Roman" w:eastAsia="Times New Roman" w:cs="Times New Roman"/>
-          <w:b w:val="0"/>
-          <w:bCs w:val="0"/>
-          <w:i w:val="0"/>
-          <w:iCs w:val="0"/>
-          <w:caps w:val="0"/>
-          <w:smallCaps w:val="0"/>
-          <w:noProof w:val="0"/>
-          <w:color w:val="000000" w:themeColor="text1" w:themeTint="FF" w:themeShade="FF"/>
-          <w:sz w:val="24"/>
-          <w:szCs w:val="24"/>
-          <w:lang w:val="en-US"/>
-        </w:rPr>
-        <w:t>of</w:t>
-      </w:r>
-      <w:r>
-        <w:rPr>
-          <w:rFonts w:ascii="Times New Roman" w:hAnsi="Times New Roman" w:eastAsia="Times New Roman" w:cs="Times New Roman"/>
-          <w:b w:val="0"/>
-          <w:bCs w:val="0"/>
-          <w:i w:val="0"/>
-          <w:iCs w:val="0"/>
-          <w:caps w:val="0"/>
-          <w:smallCaps w:val="0"/>
-          <w:noProof w:val="0"/>
-          <w:color w:val="000000" w:themeColor="text1" w:themeTint="FF" w:themeShade="FF"/>
-          <w:sz w:val="24"/>
-          <w:szCs w:val="24"/>
-          <w:lang w:val="en-US"/>
-        </w:rPr>
-        <w:t xml:space="preserve"> 0.05</w:t>
-      </w:r>
-      <w:r>
-        <w:rPr>
-          <w:rFonts w:ascii="Times New Roman" w:hAnsi="Times New Roman" w:eastAsia="Times New Roman" w:cs="Times New Roman"/>
-          <w:b w:val="0"/>
-          <w:bCs w:val="0"/>
-          <w:i w:val="0"/>
-          <w:iCs w:val="0"/>
-          <w:caps w:val="0"/>
-          <w:smallCaps w:val="0"/>
-          <w:noProof w:val="0"/>
-          <w:color w:val="000000" w:themeColor="text1" w:themeTint="FF" w:themeShade="FF"/>
-          <w:sz w:val="24"/>
-          <w:szCs w:val="24"/>
-          <w:lang w:val="en-US"/>
-        </w:rPr>
-        <w:t xml:space="preserve"> was assumed</w:t>
-      </w:r>
-      <w:r>
-        <w:rPr>
-          <w:rFonts w:ascii="Times New Roman" w:hAnsi="Times New Roman" w:eastAsia="Times New Roman" w:cs="Times New Roman"/>
-          <w:b w:val="0"/>
-          <w:bCs w:val="0"/>
-          <w:i w:val="0"/>
-          <w:iCs w:val="0"/>
-          <w:caps w:val="0"/>
-          <w:smallCaps w:val="0"/>
-          <w:noProof w:val="0"/>
-          <w:color w:val="000000" w:themeColor="text1" w:themeTint="FF" w:themeShade="FF"/>
-          <w:sz w:val="24"/>
-          <w:szCs w:val="24"/>
-          <w:lang w:val="en-US"/>
-        </w:rPr>
-        <w:t>. For the non-Bayesian model</w:t>
-      </w:r>
-      <w:r>
-        <w:rPr>
-          <w:rFonts w:ascii="Times New Roman" w:hAnsi="Times New Roman" w:eastAsia="Times New Roman" w:cs="Times New Roman"/>
-          <w:b w:val="0"/>
-          <w:bCs w:val="0"/>
-          <w:i w:val="0"/>
-          <w:iCs w:val="0"/>
-          <w:caps w:val="0"/>
-          <w:smallCaps w:val="0"/>
-          <w:noProof w:val="0"/>
-          <w:color w:val="000000" w:themeColor="text1" w:themeTint="FF" w:themeShade="FF"/>
-          <w:sz w:val="24"/>
-          <w:szCs w:val="24"/>
-          <w:lang w:val="en-US"/>
-        </w:rPr>
-        <w:t>s</w:t>
-      </w:r>
-      <w:r>
-        <w:rPr>
-          <w:rFonts w:ascii="Times New Roman" w:hAnsi="Times New Roman" w:eastAsia="Times New Roman" w:cs="Times New Roman"/>
-          <w:b w:val="0"/>
-          <w:bCs w:val="0"/>
-          <w:i w:val="0"/>
-          <w:iCs w:val="0"/>
-          <w:caps w:val="0"/>
-          <w:smallCaps w:val="0"/>
-          <w:noProof w:val="0"/>
-          <w:color w:val="000000" w:themeColor="text1" w:themeTint="FF" w:themeShade="FF"/>
-          <w:sz w:val="24"/>
-          <w:szCs w:val="24"/>
-          <w:lang w:val="en-US"/>
-        </w:rPr>
-        <w:t>, point estimates, 95% confidence intervals</w:t>
-      </w:r>
-      <w:r>
-        <w:rPr>
-          <w:rFonts w:ascii="Times New Roman" w:hAnsi="Times New Roman" w:eastAsia="Times New Roman" w:cs="Times New Roman"/>
-          <w:b w:val="0"/>
-          <w:bCs w:val="0"/>
-          <w:i w:val="0"/>
-          <w:iCs w:val="0"/>
-          <w:caps w:val="0"/>
-          <w:smallCaps w:val="0"/>
-          <w:noProof w:val="0"/>
-          <w:color w:val="000000" w:themeColor="text1" w:themeTint="FF" w:themeShade="FF"/>
-          <w:sz w:val="24"/>
-          <w:szCs w:val="24"/>
-          <w:lang w:val="en-US"/>
-        </w:rPr>
-        <w:t xml:space="preserve"> (CIs)</w:t>
-      </w:r>
-      <w:r>
-        <w:rPr>
-          <w:rFonts w:ascii="Times New Roman" w:hAnsi="Times New Roman" w:eastAsia="Times New Roman" w:cs="Times New Roman"/>
-          <w:b w:val="0"/>
-          <w:bCs w:val="0"/>
-          <w:i w:val="0"/>
-          <w:iCs w:val="0"/>
-          <w:caps w:val="0"/>
-          <w:smallCaps w:val="0"/>
-          <w:noProof w:val="0"/>
-          <w:color w:val="000000" w:themeColor="text1" w:themeTint="FF" w:themeShade="FF"/>
-          <w:sz w:val="24"/>
-          <w:szCs w:val="24"/>
-          <w:lang w:val="en-US"/>
-        </w:rPr>
-        <w:t>, and p-values will be reported. For the Bayesian model, point estimates</w:t>
-      </w:r>
-      <w:r>
-        <w:rPr>
-          <w:rFonts w:ascii="Times New Roman" w:hAnsi="Times New Roman" w:eastAsia="Times New Roman" w:cs="Times New Roman"/>
-          <w:b w:val="0"/>
-          <w:bCs w:val="0"/>
-          <w:i w:val="0"/>
-          <w:iCs w:val="0"/>
-          <w:caps w:val="0"/>
-          <w:smallCaps w:val="0"/>
-          <w:noProof w:val="0"/>
-          <w:color w:val="000000" w:themeColor="text1" w:themeTint="FF" w:themeShade="FF"/>
-          <w:sz w:val="24"/>
-          <w:szCs w:val="24"/>
-          <w:lang w:val="en-US"/>
-        </w:rPr>
-        <w:t xml:space="preserve">, </w:t>
-      </w:r>
-      <w:r>
-        <w:rPr>
-          <w:rFonts w:ascii="Times New Roman" w:hAnsi="Times New Roman" w:eastAsia="Times New Roman" w:cs="Times New Roman"/>
-          <w:b w:val="0"/>
-          <w:bCs w:val="0"/>
-          <w:i w:val="0"/>
-          <w:iCs w:val="0"/>
-          <w:caps w:val="0"/>
-          <w:smallCaps w:val="0"/>
-          <w:noProof w:val="0"/>
-          <w:color w:val="000000" w:themeColor="text1" w:themeTint="FF" w:themeShade="FF"/>
-          <w:sz w:val="24"/>
-          <w:szCs w:val="24"/>
-          <w:lang w:val="en-US"/>
-        </w:rPr>
-        <w:t xml:space="preserve">95% </w:t>
-      </w:r>
-      <w:r>
-        <w:rPr>
-          <w:rFonts w:ascii="Times New Roman" w:hAnsi="Times New Roman" w:eastAsia="Times New Roman" w:cs="Times New Roman"/>
-          <w:b w:val="0"/>
-          <w:bCs w:val="0"/>
-          <w:i w:val="0"/>
-          <w:iCs w:val="0"/>
-          <w:caps w:val="0"/>
-          <w:smallCaps w:val="0"/>
-          <w:noProof w:val="0"/>
-          <w:color w:val="000000" w:themeColor="text1" w:themeTint="FF" w:themeShade="FF"/>
-          <w:sz w:val="24"/>
-          <w:szCs w:val="24"/>
-          <w:lang w:val="en-US"/>
-        </w:rPr>
-        <w:t>credible</w:t>
-      </w:r>
-      <w:r>
-        <w:rPr>
-          <w:rFonts w:ascii="Times New Roman" w:hAnsi="Times New Roman" w:eastAsia="Times New Roman" w:cs="Times New Roman"/>
-          <w:b w:val="0"/>
-          <w:bCs w:val="0"/>
-          <w:i w:val="0"/>
-          <w:iCs w:val="0"/>
-          <w:caps w:val="0"/>
-          <w:smallCaps w:val="0"/>
-          <w:noProof w:val="0"/>
-          <w:color w:val="0A0A0A"/>
-          <w:sz w:val="24"/>
-          <w:szCs w:val="24"/>
-          <w:lang w:val="en-US"/>
-        </w:rPr>
-        <w:t xml:space="preserve"> intervals</w:t>
-      </w:r>
-      <w:r>
-        <w:rPr>
-          <w:rFonts w:ascii="Times New Roman" w:hAnsi="Times New Roman" w:eastAsia="Times New Roman" w:cs="Times New Roman"/>
-          <w:b w:val="0"/>
-          <w:bCs w:val="0"/>
-          <w:i w:val="0"/>
-          <w:iCs w:val="0"/>
-          <w:caps w:val="0"/>
-          <w:smallCaps w:val="0"/>
-          <w:noProof w:val="0"/>
-          <w:color w:val="000000" w:themeColor="text1" w:themeTint="FF" w:themeShade="FF"/>
-          <w:sz w:val="24"/>
-          <w:szCs w:val="24"/>
-          <w:lang w:val="en-US"/>
-        </w:rPr>
-        <w:t xml:space="preserve"> </w:t>
-      </w:r>
-      <w:r>
-        <w:rPr>
-          <w:rFonts w:ascii="Times New Roman" w:hAnsi="Times New Roman" w:eastAsia="Times New Roman" w:cs="Times New Roman"/>
-          <w:b w:val="0"/>
-          <w:bCs w:val="0"/>
-          <w:i w:val="0"/>
-          <w:iCs w:val="0"/>
-          <w:caps w:val="0"/>
-          <w:smallCaps w:val="0"/>
-          <w:noProof w:val="0"/>
-          <w:color w:val="000000" w:themeColor="text1" w:themeTint="FF" w:themeShade="FF"/>
-          <w:sz w:val="24"/>
-          <w:szCs w:val="24"/>
-          <w:lang w:val="en-US"/>
-        </w:rPr>
-        <w:t>(</w:t>
-      </w:r>
-      <w:r>
-        <w:rPr>
-          <w:rFonts w:ascii="Times New Roman" w:hAnsi="Times New Roman" w:eastAsia="Times New Roman" w:cs="Times New Roman"/>
-          <w:b w:val="0"/>
-          <w:bCs w:val="0"/>
-          <w:i w:val="0"/>
-          <w:iCs w:val="0"/>
-          <w:caps w:val="0"/>
-          <w:smallCaps w:val="0"/>
-          <w:noProof w:val="0"/>
-          <w:color w:val="000000" w:themeColor="text1" w:themeTint="FF" w:themeShade="FF"/>
-          <w:sz w:val="24"/>
-          <w:szCs w:val="24"/>
-          <w:lang w:val="en-US"/>
-        </w:rPr>
-        <w:t>CrIs</w:t>
-      </w:r>
-      <w:r>
-        <w:rPr>
-          <w:rFonts w:ascii="Times New Roman" w:hAnsi="Times New Roman" w:eastAsia="Times New Roman" w:cs="Times New Roman"/>
-          <w:b w:val="0"/>
-          <w:bCs w:val="0"/>
-          <w:i w:val="0"/>
-          <w:iCs w:val="0"/>
-          <w:caps w:val="0"/>
-          <w:smallCaps w:val="0"/>
-          <w:noProof w:val="0"/>
-          <w:color w:val="000000" w:themeColor="text1" w:themeTint="FF" w:themeShade="FF"/>
-          <w:sz w:val="24"/>
-          <w:szCs w:val="24"/>
-          <w:lang w:val="en-US"/>
-        </w:rPr>
-        <w:t xml:space="preserve">), and posterior probabilities based on clinically meaningful differences </w:t>
-      </w:r>
-      <w:r>
-        <w:rPr>
-          <w:rFonts w:ascii="Times New Roman" w:hAnsi="Times New Roman" w:eastAsia="Times New Roman" w:cs="Times New Roman"/>
-          <w:b w:val="0"/>
-          <w:bCs w:val="0"/>
-          <w:i w:val="0"/>
-          <w:iCs w:val="0"/>
-          <w:caps w:val="0"/>
-          <w:smallCaps w:val="0"/>
-          <w:noProof w:val="0"/>
-          <w:color w:val="000000" w:themeColor="text1" w:themeTint="FF" w:themeShade="FF"/>
-          <w:sz w:val="24"/>
-          <w:szCs w:val="24"/>
-          <w:lang w:val="en-US"/>
-        </w:rPr>
-        <w:t>will be reported</w:t>
-      </w:r>
-      <w:r>
-        <w:rPr>
-          <w:rFonts w:ascii="Times New Roman" w:hAnsi="Times New Roman" w:eastAsia="Times New Roman" w:cs="Times New Roman"/>
-          <w:b w:val="0"/>
-          <w:bCs w:val="0"/>
-          <w:i w:val="0"/>
-          <w:iCs w:val="0"/>
-          <w:caps w:val="0"/>
-          <w:smallCaps w:val="0"/>
-          <w:noProof w:val="0"/>
-          <w:color w:val="000000" w:themeColor="text1" w:themeTint="FF" w:themeShade="FF"/>
-          <w:sz w:val="24"/>
-          <w:szCs w:val="24"/>
-          <w:lang w:val="en-US"/>
-        </w:rPr>
-        <w:t>.</w:t>
-      </w:r>
-    </w:p>
-    <w:p xmlns:wp14="http://schemas.microsoft.com/office/word/2010/wordml" wp14:paraId="6C95F7C3" wp14:textId="3164CE01">
-      <w:pPr>
-        <w:spacing w:before="0" w:beforeAutospacing="off" w:after="0" w:afterAutospacing="off" w:line="480" w:lineRule="auto"/>
-        <w:contextualSpacing w:val="1"/>
-        <w:jc w:val="left"/>
-        <w:rPr>
-          <w:rFonts w:ascii="Times New Roman" w:hAnsi="Times New Roman" w:eastAsia="Times New Roman" w:cs="Times New Roman"/>
-          <w:b w:val="0"/>
-          <w:bCs w:val="0"/>
-          <w:i w:val="0"/>
-          <w:iCs w:val="0"/>
-          <w:caps w:val="0"/>
-          <w:smallCaps w:val="0"/>
-          <w:noProof w:val="0"/>
-          <w:color w:val="auto"/>
-          <w:sz w:val="24"/>
-          <w:szCs w:val="24"/>
-          <w:lang w:val="en-US"/>
-        </w:rPr>
       </w:pPr>
       <w:r>
         <w:rPr>
@@ -2790,736 +1099,14 @@
         <w:t>3 Results</w:t>
       </w:r>
     </w:p>
-    <w:p xmlns:wp14="http://schemas.microsoft.com/office/word/2010/wordml" wp14:paraId="350FCEC3" wp14:textId="01906014">
-      <w:pPr>
-        <w:spacing w:before="0" w:beforeAutospacing="off" w:after="240" w:afterAutospacing="off" w:line="480" w:lineRule="auto"/>
-        <w:ind w:left="0" w:right="0" w:firstLine="720"/>
-        <w:jc w:val="left"/>
-        <w:rPr>
-          <w:rFonts w:ascii="Times New Roman" w:hAnsi="Times New Roman" w:eastAsia="Times New Roman" w:cs="Times New Roman"/>
-          <w:b w:val="0"/>
-          <w:bCs w:val="0"/>
-          <w:i w:val="0"/>
-          <w:iCs w:val="0"/>
-          <w:caps w:val="0"/>
-          <w:smallCaps w:val="0"/>
-          <w:strike w:val="0"/>
-          <w:dstrike w:val="0"/>
-          <w:noProof w:val="0"/>
-          <w:color w:val="000000" w:themeColor="text1" w:themeTint="FF" w:themeShade="FF"/>
-          <w:sz w:val="24"/>
-          <w:szCs w:val="24"/>
-          <w:u w:val="none"/>
-          <w:lang w:val="en-US"/>
-        </w:rPr>
-      </w:pPr>
-      <w:r>
-        <w:rPr>
-          <w:rFonts w:ascii="Times New Roman" w:hAnsi="Times New Roman" w:eastAsia="Times New Roman" w:cs="Times New Roman"/>
-          <w:b w:val="0"/>
-          <w:bCs w:val="0"/>
-          <w:i w:val="0"/>
-          <w:iCs w:val="0"/>
-          <w:caps w:val="0"/>
-          <w:smallCaps w:val="0"/>
-          <w:strike w:val="0"/>
-          <w:dstrike w:val="0"/>
-          <w:noProof w:val="0"/>
-          <w:color w:val="000000" w:themeColor="text1" w:themeTint="FF" w:themeShade="FF"/>
-          <w:sz w:val="24"/>
-          <w:szCs w:val="24"/>
-          <w:u w:val="none"/>
-          <w:lang w:val="en-US"/>
-        </w:rPr>
-        <w:t>A total of 463 observations/individu</w:t>
-      </w:r>
-      <w:r>
-        <w:rPr>
-          <w:rFonts w:ascii="Times New Roman" w:hAnsi="Times New Roman" w:eastAsia="Times New Roman" w:cs="Times New Roman"/>
-          <w:b w:val="0"/>
-          <w:bCs w:val="0"/>
-          <w:i w:val="0"/>
-          <w:iCs w:val="0"/>
-          <w:caps w:val="0"/>
-          <w:smallCaps w:val="0"/>
-          <w:strike w:val="0"/>
-          <w:dstrike w:val="0"/>
-          <w:noProof w:val="0"/>
-          <w:color w:val="000000" w:themeColor="text1" w:themeTint="FF" w:themeShade="FF"/>
-          <w:sz w:val="24"/>
-          <w:szCs w:val="24"/>
-          <w:u w:val="none"/>
-          <w:lang w:val="en-US"/>
-        </w:rPr>
-        <w:t>als</w:t>
-      </w:r>
-      <w:r>
-        <w:rPr>
-          <w:rFonts w:ascii="Times New Roman" w:hAnsi="Times New Roman" w:eastAsia="Times New Roman" w:cs="Times New Roman"/>
-          <w:b w:val="0"/>
-          <w:bCs w:val="0"/>
-          <w:i w:val="0"/>
-          <w:iCs w:val="0"/>
-          <w:caps w:val="0"/>
-          <w:smallCaps w:val="0"/>
-          <w:strike w:val="0"/>
-          <w:dstrike w:val="0"/>
-          <w:noProof w:val="0"/>
-          <w:color w:val="000000" w:themeColor="text1" w:themeTint="FF" w:themeShade="FF"/>
-          <w:sz w:val="24"/>
-          <w:szCs w:val="24"/>
-          <w:u w:val="none"/>
-          <w:lang w:val="en-US"/>
-        </w:rPr>
-        <w:t xml:space="preserve"> were </w:t>
-      </w:r>
-      <w:r>
-        <w:rPr>
-          <w:rFonts w:ascii="Times New Roman" w:hAnsi="Times New Roman" w:eastAsia="Times New Roman" w:cs="Times New Roman"/>
-          <w:b w:val="0"/>
-          <w:bCs w:val="0"/>
-          <w:i w:val="0"/>
-          <w:iCs w:val="0"/>
-          <w:caps w:val="0"/>
-          <w:smallCaps w:val="0"/>
-          <w:strike w:val="0"/>
-          <w:dstrike w:val="0"/>
-          <w:noProof w:val="0"/>
-          <w:color w:val="000000" w:themeColor="text1" w:themeTint="FF" w:themeShade="FF"/>
-          <w:sz w:val="24"/>
-          <w:szCs w:val="24"/>
-          <w:u w:val="none"/>
-          <w:lang w:val="en-US"/>
-        </w:rPr>
-        <w:t>retained</w:t>
-      </w:r>
-      <w:r>
-        <w:rPr>
-          <w:rFonts w:ascii="Times New Roman" w:hAnsi="Times New Roman" w:eastAsia="Times New Roman" w:cs="Times New Roman"/>
-          <w:b w:val="0"/>
-          <w:bCs w:val="0"/>
-          <w:i w:val="0"/>
-          <w:iCs w:val="0"/>
-          <w:caps w:val="0"/>
-          <w:smallCaps w:val="0"/>
-          <w:strike w:val="0"/>
-          <w:dstrike w:val="0"/>
-          <w:noProof w:val="0"/>
-          <w:color w:val="000000" w:themeColor="text1" w:themeTint="FF" w:themeShade="FF"/>
-          <w:sz w:val="24"/>
-          <w:szCs w:val="24"/>
-          <w:u w:val="none"/>
-          <w:lang w:val="en-US"/>
-        </w:rPr>
-        <w:t xml:space="preserve"> for all analys</w:t>
-      </w:r>
-      <w:r>
-        <w:rPr>
-          <w:rFonts w:ascii="Times New Roman" w:hAnsi="Times New Roman" w:eastAsia="Times New Roman" w:cs="Times New Roman"/>
-          <w:b w:val="0"/>
-          <w:bCs w:val="0"/>
-          <w:i w:val="0"/>
-          <w:iCs w:val="0"/>
-          <w:caps w:val="0"/>
-          <w:smallCaps w:val="0"/>
-          <w:strike w:val="0"/>
-          <w:dstrike w:val="0"/>
-          <w:noProof w:val="0"/>
-          <w:color w:val="000000" w:themeColor="text1" w:themeTint="FF" w:themeShade="FF"/>
-          <w:sz w:val="24"/>
-          <w:szCs w:val="24"/>
-          <w:u w:val="none"/>
-          <w:lang w:val="en-US"/>
-        </w:rPr>
-        <w:t>e</w:t>
-      </w:r>
-      <w:r>
-        <w:rPr>
-          <w:rFonts w:ascii="Times New Roman" w:hAnsi="Times New Roman" w:eastAsia="Times New Roman" w:cs="Times New Roman"/>
-          <w:b w:val="0"/>
-          <w:bCs w:val="0"/>
-          <w:i w:val="0"/>
-          <w:iCs w:val="0"/>
-          <w:caps w:val="0"/>
-          <w:smallCaps w:val="0"/>
-          <w:strike w:val="0"/>
-          <w:dstrike w:val="0"/>
-          <w:noProof w:val="0"/>
-          <w:color w:val="000000" w:themeColor="text1" w:themeTint="FF" w:themeShade="FF"/>
-          <w:sz w:val="24"/>
-          <w:szCs w:val="24"/>
-          <w:u w:val="none"/>
-          <w:lang w:val="en-US"/>
-        </w:rPr>
-        <w:t xml:space="preserve">s. These observations are summarized in Table 1. There </w:t>
-      </w:r>
-      <w:r>
-        <w:rPr>
-          <w:rFonts w:ascii="Times New Roman" w:hAnsi="Times New Roman" w:eastAsia="Times New Roman" w:cs="Times New Roman"/>
-          <w:b w:val="0"/>
-          <w:bCs w:val="0"/>
-          <w:i w:val="0"/>
-          <w:iCs w:val="0"/>
-          <w:caps w:val="0"/>
-          <w:smallCaps w:val="0"/>
-          <w:strike w:val="0"/>
-          <w:dstrike w:val="0"/>
-          <w:noProof w:val="0"/>
-          <w:color w:val="000000" w:themeColor="text1" w:themeTint="FF" w:themeShade="FF"/>
-          <w:sz w:val="24"/>
-          <w:szCs w:val="24"/>
-          <w:u w:val="none"/>
-          <w:lang w:val="en-US"/>
-        </w:rPr>
-        <w:t>were</w:t>
-      </w:r>
-      <w:r>
-        <w:rPr>
-          <w:rFonts w:ascii="Times New Roman" w:hAnsi="Times New Roman" w:eastAsia="Times New Roman" w:cs="Times New Roman"/>
-          <w:b w:val="0"/>
-          <w:bCs w:val="0"/>
-          <w:i w:val="0"/>
-          <w:iCs w:val="0"/>
-          <w:caps w:val="0"/>
-          <w:smallCaps w:val="0"/>
-          <w:strike w:val="0"/>
-          <w:dstrike w:val="0"/>
-          <w:noProof w:val="0"/>
-          <w:color w:val="000000" w:themeColor="text1" w:themeTint="FF" w:themeShade="FF"/>
-          <w:sz w:val="24"/>
-          <w:szCs w:val="24"/>
-          <w:u w:val="none"/>
-          <w:lang w:val="en-US"/>
-        </w:rPr>
-        <w:t xml:space="preserve"> a total of </w:t>
-      </w:r>
-      <w:r>
-        <w:rPr>
-          <w:rFonts w:ascii="Times New Roman" w:hAnsi="Times New Roman" w:eastAsia="Times New Roman" w:cs="Times New Roman"/>
-          <w:b w:val="0"/>
-          <w:bCs w:val="0"/>
-          <w:i w:val="0"/>
-          <w:iCs w:val="0"/>
-          <w:caps w:val="0"/>
-          <w:smallCaps w:val="0"/>
-          <w:strike w:val="0"/>
-          <w:dstrike w:val="0"/>
-          <w:noProof w:val="0"/>
-          <w:color w:val="000000" w:themeColor="text1" w:themeTint="FF" w:themeShade="FF"/>
-          <w:sz w:val="24"/>
-          <w:szCs w:val="24"/>
-          <w:u w:val="none"/>
-          <w:lang w:val="en-US"/>
-        </w:rPr>
-        <w:t xml:space="preserve">427 </w:t>
-      </w:r>
-      <w:r>
-        <w:rPr>
-          <w:rFonts w:ascii="Times New Roman" w:hAnsi="Times New Roman" w:eastAsia="Times New Roman" w:cs="Times New Roman"/>
-          <w:b w:val="0"/>
-          <w:bCs w:val="0"/>
-          <w:i w:val="0"/>
-          <w:iCs w:val="0"/>
-          <w:caps w:val="0"/>
-          <w:smallCaps w:val="0"/>
-          <w:strike w:val="0"/>
-          <w:dstrike w:val="0"/>
-          <w:noProof w:val="0"/>
-          <w:color w:val="000000" w:themeColor="text1" w:themeTint="FF" w:themeShade="FF"/>
-          <w:sz w:val="24"/>
-          <w:szCs w:val="24"/>
-          <w:u w:val="none"/>
-          <w:lang w:val="en-US"/>
-        </w:rPr>
-        <w:t>individuals</w:t>
-      </w:r>
-      <w:r>
-        <w:rPr>
-          <w:rFonts w:ascii="Times New Roman" w:hAnsi="Times New Roman" w:eastAsia="Times New Roman" w:cs="Times New Roman"/>
-          <w:b w:val="0"/>
-          <w:bCs w:val="0"/>
-          <w:i w:val="0"/>
-          <w:iCs w:val="0"/>
-          <w:caps w:val="0"/>
-          <w:smallCaps w:val="0"/>
-          <w:strike w:val="0"/>
-          <w:dstrike w:val="0"/>
-          <w:noProof w:val="0"/>
-          <w:color w:val="000000" w:themeColor="text1" w:themeTint="FF" w:themeShade="FF"/>
-          <w:sz w:val="24"/>
-          <w:szCs w:val="24"/>
-          <w:u w:val="none"/>
-          <w:lang w:val="en-US"/>
-        </w:rPr>
-        <w:t xml:space="preserve"> that reported hard drug usage at baseline and the remaining </w:t>
-      </w:r>
-      <w:r>
-        <w:rPr>
-          <w:rFonts w:ascii="Times New Roman" w:hAnsi="Times New Roman" w:eastAsia="Times New Roman" w:cs="Times New Roman"/>
-          <w:b w:val="0"/>
-          <w:bCs w:val="0"/>
-          <w:i w:val="0"/>
-          <w:iCs w:val="0"/>
-          <w:caps w:val="0"/>
-          <w:smallCaps w:val="0"/>
-          <w:strike w:val="0"/>
-          <w:dstrike w:val="0"/>
-          <w:noProof w:val="0"/>
-          <w:color w:val="000000" w:themeColor="text1" w:themeTint="FF" w:themeShade="FF"/>
-          <w:sz w:val="24"/>
-          <w:szCs w:val="24"/>
-          <w:u w:val="none"/>
-          <w:lang w:val="en-US"/>
-        </w:rPr>
-        <w:t xml:space="preserve">36 </w:t>
-      </w:r>
-      <w:r>
-        <w:rPr>
-          <w:rFonts w:ascii="Times New Roman" w:hAnsi="Times New Roman" w:eastAsia="Times New Roman" w:cs="Times New Roman"/>
-          <w:b w:val="0"/>
-          <w:bCs w:val="0"/>
-          <w:i w:val="0"/>
-          <w:iCs w:val="0"/>
-          <w:caps w:val="0"/>
-          <w:smallCaps w:val="0"/>
-          <w:strike w:val="0"/>
-          <w:dstrike w:val="0"/>
-          <w:noProof w:val="0"/>
-          <w:color w:val="000000" w:themeColor="text1" w:themeTint="FF" w:themeShade="FF"/>
-          <w:sz w:val="24"/>
-          <w:szCs w:val="24"/>
-          <w:u w:val="none"/>
-          <w:lang w:val="en-US"/>
-        </w:rPr>
-        <w:t xml:space="preserve">did not report using hard drugs at baseline. </w:t>
-      </w:r>
-      <w:r>
-        <w:rPr>
-          <w:rFonts w:ascii="Times New Roman" w:hAnsi="Times New Roman" w:eastAsia="Times New Roman" w:cs="Times New Roman"/>
-          <w:b w:val="0"/>
-          <w:bCs w:val="0"/>
-          <w:i w:val="0"/>
-          <w:iCs w:val="0"/>
-          <w:caps w:val="0"/>
-          <w:smallCaps w:val="0"/>
-          <w:strike w:val="0"/>
-          <w:dstrike w:val="0"/>
-          <w:noProof w:val="0"/>
-          <w:color w:val="000000" w:themeColor="text1" w:themeTint="FF" w:themeShade="FF"/>
-          <w:sz w:val="24"/>
-          <w:szCs w:val="24"/>
-          <w:u w:val="none"/>
-          <w:lang w:val="en-US"/>
-        </w:rPr>
-        <w:t>The mean age at baseline was 43 years old with a mean BMI of 25.2</w:t>
-      </w:r>
-      <w:r>
-        <w:rPr>
-          <w:rFonts w:ascii="Times New Roman" w:hAnsi="Times New Roman" w:eastAsia="Times New Roman" w:cs="Times New Roman"/>
-          <w:b w:val="0"/>
-          <w:bCs w:val="0"/>
-          <w:i w:val="0"/>
-          <w:iCs w:val="0"/>
-          <w:caps w:val="0"/>
-          <w:smallCaps w:val="0"/>
-          <w:strike w:val="0"/>
-          <w:dstrike w:val="0"/>
-          <w:noProof w:val="0"/>
-          <w:color w:val="000000" w:themeColor="text1" w:themeTint="FF" w:themeShade="FF"/>
-          <w:sz w:val="24"/>
-          <w:szCs w:val="24"/>
-          <w:u w:val="none"/>
-          <w:lang w:val="en-US"/>
-        </w:rPr>
-        <w:t xml:space="preserve"> kg/m</w:t>
-      </w:r>
-      <w:r>
-        <w:rPr>
-          <w:rFonts w:ascii="Times New Roman" w:hAnsi="Times New Roman" w:eastAsia="Times New Roman" w:cs="Times New Roman"/>
-          <w:b w:val="0"/>
-          <w:bCs w:val="0"/>
-          <w:i w:val="0"/>
-          <w:iCs w:val="0"/>
-          <w:caps w:val="0"/>
-          <w:smallCaps w:val="0"/>
-          <w:strike w:val="0"/>
-          <w:dstrike w:val="0"/>
-          <w:noProof w:val="0"/>
-          <w:color w:val="000000" w:themeColor="text1" w:themeTint="FF" w:themeShade="FF"/>
-          <w:sz w:val="24"/>
-          <w:szCs w:val="24"/>
-          <w:u w:val="none"/>
-          <w:vertAlign w:val="superscript"/>
-          <w:lang w:val="en-US"/>
-        </w:rPr>
-        <w:t>2</w:t>
-      </w:r>
-      <w:r>
-        <w:rPr>
-          <w:rFonts w:ascii="Times New Roman" w:hAnsi="Times New Roman" w:eastAsia="Times New Roman" w:cs="Times New Roman"/>
-          <w:b w:val="0"/>
-          <w:bCs w:val="0"/>
-          <w:i w:val="0"/>
-          <w:iCs w:val="0"/>
-          <w:caps w:val="0"/>
-          <w:smallCaps w:val="0"/>
-          <w:strike w:val="0"/>
-          <w:dstrike w:val="0"/>
-          <w:noProof w:val="0"/>
-          <w:color w:val="000000" w:themeColor="text1" w:themeTint="FF" w:themeShade="FF"/>
-          <w:sz w:val="24"/>
-          <w:szCs w:val="24"/>
-          <w:u w:val="none"/>
-          <w:vertAlign w:val="baseline"/>
-          <w:lang w:val="en-US"/>
-        </w:rPr>
-        <w:t>.</w:t>
-      </w:r>
-      <w:r>
-        <w:rPr>
-          <w:rFonts w:ascii="Times New Roman" w:hAnsi="Times New Roman" w:eastAsia="Times New Roman" w:cs="Times New Roman"/>
-          <w:b w:val="0"/>
-          <w:bCs w:val="0"/>
-          <w:i w:val="0"/>
-          <w:iCs w:val="0"/>
-          <w:caps w:val="0"/>
-          <w:smallCaps w:val="0"/>
-          <w:strike w:val="0"/>
-          <w:dstrike w:val="0"/>
-          <w:noProof w:val="0"/>
-          <w:color w:val="000000" w:themeColor="text1" w:themeTint="FF" w:themeShade="FF"/>
-          <w:sz w:val="24"/>
-          <w:szCs w:val="24"/>
-          <w:u w:val="none"/>
-          <w:vertAlign w:val="superscript"/>
-          <w:lang w:val="en-US"/>
-        </w:rPr>
-        <w:t xml:space="preserve"> </w:t>
-      </w:r>
-      <w:r>
-        <w:rPr>
-          <w:rFonts w:ascii="Times New Roman" w:hAnsi="Times New Roman" w:eastAsia="Times New Roman" w:cs="Times New Roman"/>
-          <w:b w:val="0"/>
-          <w:bCs w:val="0"/>
-          <w:i w:val="0"/>
-          <w:iCs w:val="0"/>
-          <w:caps w:val="0"/>
-          <w:smallCaps w:val="0"/>
-          <w:strike w:val="0"/>
-          <w:dstrike w:val="0"/>
-          <w:noProof w:val="0"/>
-          <w:color w:val="000000" w:themeColor="text1" w:themeTint="FF" w:themeShade="FF"/>
-          <w:sz w:val="24"/>
-          <w:szCs w:val="24"/>
-          <w:u w:val="none"/>
-          <w:lang w:val="en-US"/>
-        </w:rPr>
-        <w:t xml:space="preserve">At baseline, 62% of individuals were not a current smoker and 64% </w:t>
-      </w:r>
-      <w:r>
-        <w:rPr>
-          <w:rFonts w:ascii="Times New Roman" w:hAnsi="Times New Roman" w:eastAsia="Times New Roman" w:cs="Times New Roman"/>
-          <w:b w:val="0"/>
-          <w:bCs w:val="0"/>
-          <w:i w:val="0"/>
-          <w:iCs w:val="0"/>
-          <w:caps w:val="0"/>
-          <w:smallCaps w:val="0"/>
-          <w:strike w:val="0"/>
-          <w:dstrike w:val="0"/>
-          <w:noProof w:val="0"/>
-          <w:color w:val="000000" w:themeColor="text1" w:themeTint="FF" w:themeShade="FF"/>
-          <w:sz w:val="24"/>
-          <w:szCs w:val="24"/>
-          <w:u w:val="none"/>
-          <w:lang w:val="en-US"/>
-        </w:rPr>
-        <w:t>identified</w:t>
-      </w:r>
-      <w:r>
-        <w:rPr>
-          <w:rFonts w:ascii="Times New Roman" w:hAnsi="Times New Roman" w:eastAsia="Times New Roman" w:cs="Times New Roman"/>
-          <w:b w:val="0"/>
-          <w:bCs w:val="0"/>
-          <w:i w:val="0"/>
-          <w:iCs w:val="0"/>
-          <w:caps w:val="0"/>
-          <w:smallCaps w:val="0"/>
-          <w:strike w:val="0"/>
-          <w:dstrike w:val="0"/>
-          <w:noProof w:val="0"/>
-          <w:color w:val="000000" w:themeColor="text1" w:themeTint="FF" w:themeShade="FF"/>
-          <w:sz w:val="24"/>
-          <w:szCs w:val="24"/>
-          <w:u w:val="none"/>
-          <w:lang w:val="en-US"/>
-        </w:rPr>
-        <w:t xml:space="preserve"> at white, non-Hispanic.</w:t>
-      </w:r>
-      <w:r>
-        <w:rPr>
-          <w:rFonts w:ascii="Times New Roman" w:hAnsi="Times New Roman" w:eastAsia="Times New Roman" w:cs="Times New Roman"/>
-          <w:b w:val="0"/>
-          <w:bCs w:val="0"/>
-          <w:i w:val="0"/>
-          <w:iCs w:val="0"/>
-          <w:caps w:val="0"/>
-          <w:smallCaps w:val="0"/>
-          <w:strike w:val="0"/>
-          <w:dstrike w:val="0"/>
-          <w:noProof w:val="0"/>
-          <w:color w:val="000000" w:themeColor="text1" w:themeTint="FF" w:themeShade="FF"/>
-          <w:sz w:val="24"/>
-          <w:szCs w:val="24"/>
-          <w:u w:val="none"/>
-          <w:lang w:val="en-US"/>
-        </w:rPr>
-        <w:t xml:space="preserve"> Almost half (57%) of individuals did not have a college degree.</w:t>
-      </w:r>
-    </w:p>
-    <w:p xmlns:wp14="http://schemas.microsoft.com/office/word/2010/wordml" wp14:paraId="54154989" wp14:textId="5FA5ABE9">
-      <w:pPr>
-        <w:spacing w:before="0" w:beforeAutospacing="off" w:after="240" w:afterAutospacing="off" w:line="480" w:lineRule="auto"/>
-        <w:ind w:left="0" w:right="0" w:firstLine="720"/>
-        <w:jc w:val="left"/>
-        <w:rPr>
-          <w:rFonts w:ascii="Times New Roman" w:hAnsi="Times New Roman" w:eastAsia="Times New Roman" w:cs="Times New Roman"/>
-          <w:b w:val="0"/>
-          <w:bCs w:val="0"/>
-          <w:i w:val="0"/>
-          <w:iCs w:val="0"/>
-          <w:caps w:val="0"/>
-          <w:smallCaps w:val="0"/>
-          <w:strike w:val="0"/>
-          <w:dstrike w:val="0"/>
-          <w:noProof w:val="0"/>
-          <w:color w:val="000000" w:themeColor="text1" w:themeTint="FF" w:themeShade="FF"/>
-          <w:sz w:val="24"/>
-          <w:szCs w:val="24"/>
-          <w:u w:val="none"/>
-          <w:lang w:val="en-US"/>
-        </w:rPr>
-      </w:pPr>
-      <w:r>
-        <w:rPr>
-          <w:rFonts w:ascii="Times New Roman" w:hAnsi="Times New Roman" w:eastAsia="Times New Roman" w:cs="Times New Roman"/>
-          <w:b w:val="0"/>
-          <w:bCs w:val="0"/>
-          <w:i w:val="0"/>
-          <w:iCs w:val="0"/>
-          <w:caps w:val="0"/>
-          <w:smallCaps w:val="0"/>
-          <w:strike w:val="0"/>
-          <w:dstrike w:val="0"/>
-          <w:noProof w:val="0"/>
-          <w:color w:val="000000" w:themeColor="text1" w:themeTint="FF" w:themeShade="FF"/>
-          <w:sz w:val="24"/>
-          <w:szCs w:val="24"/>
-          <w:u w:val="none"/>
-          <w:lang w:val="en-US"/>
-        </w:rPr>
-        <w:t>The majority</w:t>
-      </w:r>
-      <w:r>
-        <w:rPr>
-          <w:rFonts w:ascii="Times New Roman" w:hAnsi="Times New Roman" w:eastAsia="Times New Roman" w:cs="Times New Roman"/>
-          <w:b w:val="0"/>
-          <w:bCs w:val="0"/>
-          <w:i w:val="0"/>
-          <w:iCs w:val="0"/>
-          <w:caps w:val="0"/>
-          <w:smallCaps w:val="0"/>
-          <w:strike w:val="0"/>
-          <w:dstrike w:val="0"/>
-          <w:noProof w:val="0"/>
-          <w:color w:val="000000" w:themeColor="text1" w:themeTint="FF" w:themeShade="FF"/>
-          <w:sz w:val="24"/>
-          <w:szCs w:val="24"/>
-          <w:u w:val="none"/>
-          <w:lang w:val="en-US"/>
-        </w:rPr>
-        <w:t xml:space="preserve">, 90%, of individuals had an adherence rate of 95% or better </w:t>
-      </w:r>
-      <w:r>
-        <w:rPr>
-          <w:rFonts w:ascii="Times New Roman" w:hAnsi="Times New Roman" w:eastAsia="Times New Roman" w:cs="Times New Roman"/>
-          <w:b w:val="0"/>
-          <w:bCs w:val="0"/>
-          <w:i w:val="0"/>
-          <w:iCs w:val="0"/>
-          <w:caps w:val="0"/>
-          <w:smallCaps w:val="0"/>
-          <w:strike w:val="0"/>
-          <w:dstrike w:val="0"/>
-          <w:noProof w:val="0"/>
-          <w:color w:val="000000" w:themeColor="text1" w:themeTint="FF" w:themeShade="FF"/>
-          <w:sz w:val="24"/>
-          <w:szCs w:val="24"/>
-          <w:u w:val="none"/>
-          <w:lang w:val="en-US"/>
-        </w:rPr>
-        <w:t>at</w:t>
-      </w:r>
-      <w:r>
-        <w:rPr>
-          <w:rFonts w:ascii="Times New Roman" w:hAnsi="Times New Roman" w:eastAsia="Times New Roman" w:cs="Times New Roman"/>
-          <w:b w:val="0"/>
-          <w:bCs w:val="0"/>
-          <w:i w:val="0"/>
-          <w:iCs w:val="0"/>
-          <w:caps w:val="0"/>
-          <w:smallCaps w:val="0"/>
-          <w:strike w:val="0"/>
-          <w:dstrike w:val="0"/>
-          <w:noProof w:val="0"/>
-          <w:color w:val="000000" w:themeColor="text1" w:themeTint="FF" w:themeShade="FF"/>
-          <w:sz w:val="24"/>
-          <w:szCs w:val="24"/>
-          <w:u w:val="none"/>
-          <w:lang w:val="en-US"/>
-        </w:rPr>
-        <w:t xml:space="preserve"> year 2. Of those that used hard drugs at baseline, 97% of them had an </w:t>
-      </w:r>
-      <w:r>
-        <w:rPr>
-          <w:rFonts w:ascii="Times New Roman" w:hAnsi="Times New Roman" w:eastAsia="Times New Roman" w:cs="Times New Roman"/>
-          <w:b w:val="0"/>
-          <w:bCs w:val="0"/>
-          <w:i w:val="0"/>
-          <w:iCs w:val="0"/>
-          <w:caps w:val="0"/>
-          <w:smallCaps w:val="0"/>
-          <w:strike w:val="0"/>
-          <w:dstrike w:val="0"/>
-          <w:noProof w:val="0"/>
-          <w:color w:val="000000" w:themeColor="text1" w:themeTint="FF" w:themeShade="FF"/>
-          <w:sz w:val="24"/>
-          <w:szCs w:val="24"/>
-          <w:u w:val="none"/>
-          <w:lang w:val="en-US"/>
-        </w:rPr>
-        <w:t>adherence</w:t>
-      </w:r>
-      <w:r>
-        <w:rPr>
-          <w:rFonts w:ascii="Times New Roman" w:hAnsi="Times New Roman" w:eastAsia="Times New Roman" w:cs="Times New Roman"/>
-          <w:b w:val="0"/>
-          <w:bCs w:val="0"/>
-          <w:i w:val="0"/>
-          <w:iCs w:val="0"/>
-          <w:caps w:val="0"/>
-          <w:smallCaps w:val="0"/>
-          <w:strike w:val="0"/>
-          <w:dstrike w:val="0"/>
-          <w:noProof w:val="0"/>
-          <w:color w:val="000000" w:themeColor="text1" w:themeTint="FF" w:themeShade="FF"/>
-          <w:sz w:val="24"/>
-          <w:szCs w:val="24"/>
-          <w:u w:val="none"/>
-          <w:lang w:val="en-US"/>
-        </w:rPr>
-        <w:t xml:space="preserve"> of </w:t>
-      </w:r>
-      <w:r>
-        <w:rPr>
-          <w:rFonts w:ascii="Times New Roman" w:hAnsi="Times New Roman" w:eastAsia="Times New Roman" w:cs="Times New Roman"/>
-          <w:b w:val="0"/>
-          <w:bCs w:val="0"/>
-          <w:i w:val="0"/>
-          <w:iCs w:val="0"/>
-          <w:caps w:val="0"/>
-          <w:smallCaps w:val="0"/>
-          <w:strike w:val="0"/>
-          <w:dstrike w:val="0"/>
-          <w:noProof w:val="0"/>
-          <w:color w:val="000000" w:themeColor="text1" w:themeTint="FF" w:themeShade="FF"/>
-          <w:sz w:val="24"/>
-          <w:szCs w:val="24"/>
-          <w:u w:val="none"/>
-          <w:lang w:val="en-US"/>
-        </w:rPr>
-        <w:t xml:space="preserve">at least </w:t>
-      </w:r>
-      <w:r>
-        <w:rPr>
-          <w:rFonts w:ascii="Times New Roman" w:hAnsi="Times New Roman" w:eastAsia="Times New Roman" w:cs="Times New Roman"/>
-          <w:b w:val="0"/>
-          <w:bCs w:val="0"/>
-          <w:i w:val="0"/>
-          <w:iCs w:val="0"/>
-          <w:caps w:val="0"/>
-          <w:smallCaps w:val="0"/>
-          <w:strike w:val="0"/>
-          <w:dstrike w:val="0"/>
-          <w:noProof w:val="0"/>
-          <w:color w:val="000000" w:themeColor="text1" w:themeTint="FF" w:themeShade="FF"/>
-          <w:sz w:val="24"/>
-          <w:szCs w:val="24"/>
-          <w:u w:val="none"/>
-          <w:lang w:val="en-US"/>
-        </w:rPr>
-        <w:t>95%</w:t>
-      </w:r>
-      <w:r>
-        <w:rPr>
-          <w:rFonts w:ascii="Times New Roman" w:hAnsi="Times New Roman" w:eastAsia="Times New Roman" w:cs="Times New Roman"/>
-          <w:b w:val="0"/>
-          <w:bCs w:val="0"/>
-          <w:i w:val="0"/>
-          <w:iCs w:val="0"/>
-          <w:caps w:val="0"/>
-          <w:smallCaps w:val="0"/>
-          <w:strike w:val="0"/>
-          <w:dstrike w:val="0"/>
-          <w:noProof w:val="0"/>
-          <w:color w:val="000000" w:themeColor="text1" w:themeTint="FF" w:themeShade="FF"/>
-          <w:sz w:val="24"/>
-          <w:szCs w:val="24"/>
-          <w:u w:val="none"/>
-          <w:lang w:val="en-US"/>
-        </w:rPr>
-        <w:t>. Similarly, 89% of those who did not report hard drug usage at baseline had an adherence of 95% or better.</w:t>
-      </w:r>
-    </w:p>
-    <w:p xmlns:wp14="http://schemas.microsoft.com/office/word/2010/wordml" wp14:paraId="3ACBA2BD" wp14:textId="750FBA4C">
-      <w:pPr>
-        <w:spacing w:before="0" w:beforeAutospacing="off" w:after="240" w:afterAutospacing="off" w:line="480" w:lineRule="auto"/>
-        <w:ind w:left="0" w:right="0" w:firstLine="720"/>
-        <w:jc w:val="left"/>
-        <w:rPr>
-          <w:rFonts w:ascii="Times New Roman" w:hAnsi="Times New Roman" w:eastAsia="Times New Roman" w:cs="Times New Roman"/>
-          <w:b w:val="0"/>
-          <w:bCs w:val="0"/>
-          <w:i w:val="0"/>
-          <w:iCs w:val="0"/>
-          <w:caps w:val="0"/>
-          <w:smallCaps w:val="0"/>
-          <w:strike w:val="0"/>
-          <w:dstrike w:val="0"/>
-          <w:noProof w:val="0"/>
-          <w:color w:val="000000" w:themeColor="text1" w:themeTint="FF" w:themeShade="FF"/>
-          <w:sz w:val="24"/>
-          <w:szCs w:val="24"/>
-          <w:u w:val="none"/>
-          <w:lang w:val="en-US"/>
-        </w:rPr>
-      </w:pPr>
-    </w:p>
-    <w:p xmlns:wp14="http://schemas.microsoft.com/office/word/2010/wordml" wp14:paraId="65FA25BA" wp14:textId="43A292C9">
+    <w:p>
       <w:pPr>
         <w:spacing w:before="0" w:beforeAutospacing="off" w:after="0" w:afterAutospacing="off" w:line="480" w:lineRule="auto"/>
-        <w:contextualSpacing w:val="1"/>
+        <w:ind w:firstLine="720"/>
         <w:jc w:val="left"/>
         <w:rPr>
           <w:rFonts w:ascii="Times New Roman" w:hAnsi="Times New Roman" w:eastAsia="Times New Roman" w:cs="Times New Roman"/>
-          <w:b w:val="0"/>
-          <w:bCs w:val="0"/>
-          <w:i w:val="0"/>
-          <w:iCs w:val="0"/>
-          <w:caps w:val="0"/>
-          <w:smallCaps w:val="0"/>
-          <w:noProof w:val="0"/>
-          <w:color w:val="auto"/>
+          <w:noProof w:val="0"/>
           <w:sz w:val="24"/>
           <w:szCs w:val="24"/>
           <w:lang w:val="en-US"/>
@@ -3528,418 +1115,47 @@
       <w:r>
         <w:rPr>
           <w:rFonts w:ascii="Times New Roman" w:hAnsi="Times New Roman" w:eastAsia="Times New Roman" w:cs="Times New Roman"/>
-          <w:b w:val="1"/>
-          <w:bCs w:val="1"/>
-          <w:i w:val="0"/>
-          <w:iCs w:val="0"/>
-          <w:caps w:val="0"/>
-          <w:smallCaps w:val="0"/>
-          <w:noProof w:val="0"/>
-          <w:color w:val="auto"/>
-          <w:sz w:val="24"/>
-          <w:szCs w:val="24"/>
-          <w:lang w:val="en-US"/>
-        </w:rPr>
-        <w:t>4 Discussion and Conclusions</w:t>
-      </w:r>
-    </w:p>
-    <w:p xmlns:wp14="http://schemas.microsoft.com/office/word/2010/wordml" wp14:paraId="2C078E63" wp14:textId="318845C2">
-      <w:pPr>
-        <w:pStyle w:val="Normal"/>
-        <w:spacing w:before="0" w:beforeAutospacing="off" w:after="0" w:afterAutospacing="off" w:line="480" w:lineRule="auto"/>
-        <w:contextualSpacing w:val="1"/>
-        <w:jc w:val="left"/>
-        <w:rPr>
-          <w:rFonts w:ascii="Times New Roman" w:hAnsi="Times New Roman" w:eastAsia="Times New Roman" w:cs="Times New Roman"/>
-          <w:b w:val="0"/>
-          <w:bCs w:val="0"/>
-          <w:i w:val="0"/>
-          <w:iCs w:val="0"/>
-          <w:caps w:val="0"/>
-          <w:smallCaps w:val="0"/>
-          <w:strike w:val="0"/>
-          <w:dstrike w:val="0"/>
-          <w:noProof w:val="0"/>
-          <w:color w:val="auto"/>
-          <w:sz w:val="24"/>
-          <w:szCs w:val="24"/>
-          <w:u w:val="none"/>
-          <w:lang w:val="en-US"/>
-        </w:rPr>
-      </w:pPr>
-      <w:r>
-        <w:rPr>
-          <w:rFonts w:ascii="Times New Roman" w:hAnsi="Times New Roman" w:eastAsia="Times New Roman" w:cs="Times New Roman"/>
-          <w:b w:val="1"/>
-          <w:bCs w:val="1"/>
-          <w:i w:val="0"/>
-          <w:iCs w:val="0"/>
-          <w:caps w:val="0"/>
-          <w:smallCaps w:val="0"/>
-          <w:strike w:val="0"/>
-          <w:dstrike w:val="0"/>
-          <w:noProof w:val="0"/>
-          <w:color w:val="auto"/>
-          <w:sz w:val="24"/>
-          <w:szCs w:val="24"/>
-          <w:u w:val="none"/>
-          <w:lang w:val="en-US"/>
-        </w:rPr>
-        <w:t>5 Reproducible Research Information</w:t>
-      </w:r>
-      <w:r>
-        <w:br/>
-      </w:r>
-      <w:r>
-        <w:tab/>
-      </w:r>
-      <w:r>
-        <w:rPr>
-          <w:rFonts w:ascii="Times New Roman" w:hAnsi="Times New Roman" w:eastAsia="Times New Roman" w:cs="Times New Roman"/>
-          <w:b w:val="0"/>
-          <w:bCs w:val="0"/>
-          <w:i w:val="0"/>
-          <w:iCs w:val="0"/>
-          <w:caps w:val="0"/>
-          <w:smallCaps w:val="0"/>
-          <w:strike w:val="0"/>
-          <w:dstrike w:val="0"/>
-          <w:noProof w:val="0"/>
-          <w:color w:val="auto"/>
-          <w:sz w:val="24"/>
-          <w:szCs w:val="24"/>
-          <w:u w:val="none"/>
-          <w:lang w:val="en-US"/>
-        </w:rPr>
-        <w:t xml:space="preserve">The data files and analysis code used to generate the results, tables, and figures in this report are available at: </w:t>
-      </w:r>
-      <w:hyperlink r:id="Rf79bfb7df59e4010">
-        <w:r>
-          <w:rPr>
-            <w:rStyle w:val="Hyperlink"/>
-            <w:rFonts w:ascii="Times New Roman" w:hAnsi="Times New Roman" w:eastAsia="Times New Roman" w:cs="Times New Roman"/>
-            <w:b w:val="0"/>
-            <w:bCs w:val="0"/>
-            <w:i w:val="0"/>
-            <w:iCs w:val="0"/>
-            <w:caps w:val="0"/>
-            <w:smallCaps w:val="0"/>
-            <w:strike w:val="0"/>
-            <w:dstrike w:val="0"/>
-            <w:noProof w:val="0"/>
-            <w:color w:val="auto"/>
-            <w:sz w:val="24"/>
-            <w:szCs w:val="24"/>
-            <w:lang w:val="en-US"/>
-          </w:rPr>
-          <w:t>https://github.com/robledok/BIOS6624.git</w:t>
-        </w:r>
-      </w:hyperlink>
-      <w:r>
-        <w:rPr>
-          <w:rFonts w:ascii="Times New Roman" w:hAnsi="Times New Roman" w:eastAsia="Times New Roman" w:cs="Times New Roman"/>
-          <w:b w:val="0"/>
-          <w:bCs w:val="0"/>
-          <w:i w:val="0"/>
-          <w:iCs w:val="0"/>
-          <w:caps w:val="0"/>
-          <w:smallCaps w:val="0"/>
-          <w:strike w:val="0"/>
-          <w:dstrike w:val="0"/>
-          <w:noProof w:val="0"/>
-          <w:color w:val="auto"/>
-          <w:sz w:val="24"/>
-          <w:szCs w:val="24"/>
-          <w:u w:val="none"/>
-          <w:lang w:val="en-US"/>
-        </w:rPr>
-        <w:t>. The analysis was conducted in Project 1/Code/03_Data_Analysis.R and the data cleaning was conducted in Project 1/Code/02_Data</w:t>
-      </w:r>
-      <w:r>
-        <w:rPr>
-          <w:rFonts w:ascii="Times New Roman" w:hAnsi="Times New Roman" w:eastAsia="Times New Roman" w:cs="Times New Roman"/>
-          <w:b w:val="0"/>
-          <w:bCs w:val="0"/>
-          <w:i w:val="0"/>
-          <w:iCs w:val="0"/>
-          <w:caps w:val="0"/>
-          <w:smallCaps w:val="0"/>
-          <w:strike w:val="0"/>
-          <w:dstrike w:val="0"/>
-          <w:noProof w:val="0"/>
-          <w:color w:val="auto"/>
-          <w:sz w:val="24"/>
-          <w:szCs w:val="24"/>
-          <w:u w:val="none"/>
-          <w:lang w:val="en-US"/>
-        </w:rPr>
-        <w:t>_Cleaning</w:t>
-      </w:r>
-      <w:r>
-        <w:rPr>
-          <w:rFonts w:ascii="Times New Roman" w:hAnsi="Times New Roman" w:eastAsia="Times New Roman" w:cs="Times New Roman"/>
-          <w:b w:val="0"/>
-          <w:bCs w:val="0"/>
-          <w:i w:val="0"/>
-          <w:iCs w:val="0"/>
-          <w:caps w:val="0"/>
-          <w:smallCaps w:val="0"/>
-          <w:strike w:val="0"/>
-          <w:dstrike w:val="0"/>
-          <w:noProof w:val="0"/>
-          <w:color w:val="auto"/>
-          <w:sz w:val="24"/>
-          <w:szCs w:val="24"/>
-          <w:u w:val="none"/>
-          <w:lang w:val="en-US"/>
-        </w:rPr>
-        <w:t xml:space="preserve">.R where the final dataset was produced. The raw data lives in </w:t>
-      </w:r>
-      <w:r>
-        <w:rPr>
-          <w:rFonts w:ascii="Times New Roman" w:hAnsi="Times New Roman" w:eastAsia="Times New Roman" w:cs="Times New Roman"/>
-          <w:b w:val="0"/>
-          <w:bCs w:val="0"/>
-          <w:i w:val="0"/>
-          <w:iCs w:val="0"/>
-          <w:caps w:val="0"/>
-          <w:smallCaps w:val="0"/>
-          <w:strike w:val="0"/>
-          <w:dstrike w:val="0"/>
-          <w:noProof w:val="0"/>
-          <w:color w:val="auto"/>
-          <w:sz w:val="24"/>
-          <w:szCs w:val="24"/>
-          <w:u w:val="none"/>
-          <w:lang w:val="en-US"/>
-        </w:rPr>
-        <w:t>OneDrive-</w:t>
-      </w:r>
-      <w:r>
-        <w:rPr>
-          <w:rFonts w:ascii="Times New Roman" w:hAnsi="Times New Roman" w:eastAsia="Times New Roman" w:cs="Times New Roman"/>
-          <w:b w:val="0"/>
-          <w:bCs w:val="0"/>
-          <w:i w:val="0"/>
-          <w:iCs w:val="0"/>
-          <w:caps w:val="0"/>
-          <w:smallCaps w:val="0"/>
-          <w:strike w:val="0"/>
-          <w:dstrike w:val="0"/>
-          <w:noProof w:val="0"/>
-          <w:color w:val="auto"/>
-          <w:sz w:val="24"/>
-          <w:szCs w:val="24"/>
-          <w:u w:val="none"/>
-          <w:lang w:val="en-US"/>
-        </w:rPr>
-        <w:t>TheUniversityofColoradoDenver</w:t>
-      </w:r>
-      <w:r>
-        <w:rPr>
-          <w:rFonts w:ascii="Times New Roman" w:hAnsi="Times New Roman" w:eastAsia="Times New Roman" w:cs="Times New Roman"/>
-          <w:b w:val="0"/>
-          <w:bCs w:val="0"/>
-          <w:i w:val="0"/>
-          <w:iCs w:val="0"/>
-          <w:caps w:val="0"/>
-          <w:smallCaps w:val="0"/>
-          <w:strike w:val="0"/>
-          <w:dstrike w:val="0"/>
-          <w:noProof w:val="0"/>
-          <w:color w:val="auto"/>
-          <w:sz w:val="24"/>
-          <w:szCs w:val="24"/>
-          <w:u w:val="none"/>
-          <w:lang w:val="en-US"/>
-        </w:rPr>
-        <w:t>/MS Degree/Spring 2026/BIOS6624/Project 1/</w:t>
-      </w:r>
-      <w:r>
-        <w:rPr>
-          <w:rFonts w:ascii="Times New Roman" w:hAnsi="Times New Roman" w:eastAsia="Times New Roman" w:cs="Times New Roman"/>
-          <w:b w:val="0"/>
-          <w:bCs w:val="0"/>
-          <w:i w:val="0"/>
-          <w:iCs w:val="0"/>
-          <w:caps w:val="0"/>
-          <w:smallCaps w:val="0"/>
-          <w:strike w:val="0"/>
-          <w:dstrike w:val="0"/>
-          <w:noProof w:val="0"/>
-          <w:color w:val="auto"/>
-          <w:sz w:val="24"/>
-          <w:szCs w:val="24"/>
-          <w:u w:val="none"/>
-          <w:lang w:val="en-US"/>
-        </w:rPr>
-        <w:t>DataRaw</w:t>
-      </w:r>
-      <w:r>
-        <w:rPr>
-          <w:rFonts w:ascii="Times New Roman" w:hAnsi="Times New Roman" w:eastAsia="Times New Roman" w:cs="Times New Roman"/>
-          <w:b w:val="0"/>
-          <w:bCs w:val="0"/>
-          <w:i w:val="0"/>
-          <w:iCs w:val="0"/>
-          <w:caps w:val="0"/>
-          <w:smallCaps w:val="0"/>
-          <w:strike w:val="0"/>
-          <w:dstrike w:val="0"/>
-          <w:noProof w:val="0"/>
-          <w:color w:val="auto"/>
-          <w:sz w:val="24"/>
-          <w:szCs w:val="24"/>
-          <w:u w:val="none"/>
-          <w:lang w:val="en-US"/>
-        </w:rPr>
-        <w:t>/hiv_6624_final.csv</w:t>
-      </w:r>
-      <w:r>
-        <w:rPr>
-          <w:rFonts w:ascii="Times New Roman" w:hAnsi="Times New Roman" w:eastAsia="Times New Roman" w:cs="Times New Roman"/>
-          <w:b w:val="0"/>
-          <w:bCs w:val="0"/>
-          <w:i w:val="0"/>
-          <w:iCs w:val="0"/>
-          <w:caps w:val="0"/>
-          <w:smallCaps w:val="0"/>
-          <w:strike w:val="0"/>
-          <w:dstrike w:val="0"/>
-          <w:noProof w:val="0"/>
-          <w:color w:val="auto"/>
-          <w:sz w:val="24"/>
-          <w:szCs w:val="24"/>
-          <w:u w:val="none"/>
-          <w:lang w:val="en-US"/>
-        </w:rPr>
-        <w:t xml:space="preserve"> and the final dataset is in </w:t>
-      </w:r>
-      <w:r>
-        <w:rPr>
-          <w:rFonts w:ascii="Times New Roman" w:hAnsi="Times New Roman" w:eastAsia="Times New Roman" w:cs="Times New Roman"/>
-          <w:b w:val="0"/>
-          <w:bCs w:val="0"/>
-          <w:i w:val="0"/>
-          <w:iCs w:val="0"/>
-          <w:caps w:val="0"/>
-          <w:smallCaps w:val="0"/>
-          <w:strike w:val="0"/>
-          <w:dstrike w:val="0"/>
-          <w:noProof w:val="0"/>
-          <w:color w:val="auto"/>
-          <w:sz w:val="24"/>
-          <w:szCs w:val="24"/>
-          <w:u w:val="none"/>
-          <w:lang w:val="en-US"/>
-        </w:rPr>
-        <w:t>OneDrive-</w:t>
-      </w:r>
-      <w:r>
-        <w:rPr>
-          <w:rFonts w:ascii="Times New Roman" w:hAnsi="Times New Roman" w:eastAsia="Times New Roman" w:cs="Times New Roman"/>
-          <w:b w:val="0"/>
-          <w:bCs w:val="0"/>
-          <w:i w:val="0"/>
-          <w:iCs w:val="0"/>
-          <w:caps w:val="0"/>
-          <w:smallCaps w:val="0"/>
-          <w:strike w:val="0"/>
-          <w:dstrike w:val="0"/>
-          <w:noProof w:val="0"/>
-          <w:color w:val="auto"/>
-          <w:sz w:val="24"/>
-          <w:szCs w:val="24"/>
-          <w:u w:val="none"/>
-          <w:lang w:val="en-US"/>
-        </w:rPr>
-        <w:t>TheUniversityofColoradoDenver</w:t>
-      </w:r>
-      <w:r>
-        <w:rPr>
-          <w:rFonts w:ascii="Times New Roman" w:hAnsi="Times New Roman" w:eastAsia="Times New Roman" w:cs="Times New Roman"/>
-          <w:b w:val="0"/>
-          <w:bCs w:val="0"/>
-          <w:i w:val="0"/>
-          <w:iCs w:val="0"/>
-          <w:caps w:val="0"/>
-          <w:smallCaps w:val="0"/>
-          <w:strike w:val="0"/>
-          <w:dstrike w:val="0"/>
-          <w:noProof w:val="0"/>
-          <w:color w:val="auto"/>
-          <w:sz w:val="24"/>
-          <w:szCs w:val="24"/>
-          <w:u w:val="none"/>
-          <w:lang w:val="en-US"/>
-        </w:rPr>
-        <w:t>/MS Degree/Spring 2026/BIOS6624/Project 1/</w:t>
-      </w:r>
-      <w:r>
-        <w:rPr>
-          <w:rFonts w:ascii="Times New Roman" w:hAnsi="Times New Roman" w:eastAsia="Times New Roman" w:cs="Times New Roman"/>
-          <w:b w:val="0"/>
-          <w:bCs w:val="0"/>
-          <w:i w:val="0"/>
-          <w:iCs w:val="0"/>
-          <w:caps w:val="0"/>
-          <w:smallCaps w:val="0"/>
-          <w:strike w:val="0"/>
-          <w:dstrike w:val="0"/>
-          <w:noProof w:val="0"/>
-          <w:color w:val="auto"/>
-          <w:sz w:val="24"/>
-          <w:szCs w:val="24"/>
-          <w:u w:val="none"/>
-          <w:lang w:val="en-US"/>
-        </w:rPr>
-        <w:t>DataProcessed</w:t>
-      </w:r>
-      <w:r>
-        <w:rPr>
-          <w:rFonts w:ascii="Times New Roman" w:hAnsi="Times New Roman" w:eastAsia="Times New Roman" w:cs="Times New Roman"/>
-          <w:b w:val="0"/>
-          <w:bCs w:val="0"/>
-          <w:i w:val="0"/>
-          <w:iCs w:val="0"/>
-          <w:caps w:val="0"/>
-          <w:smallCaps w:val="0"/>
-          <w:strike w:val="0"/>
-          <w:dstrike w:val="0"/>
-          <w:noProof w:val="0"/>
-          <w:color w:val="auto"/>
-          <w:sz w:val="24"/>
-          <w:szCs w:val="24"/>
-          <w:u w:val="none"/>
-          <w:lang w:val="en-US"/>
-        </w:rPr>
-        <w:t>/dat_p1_clean_kr.csv</w:t>
-      </w:r>
-      <w:r>
-        <w:rPr>
-          <w:rFonts w:ascii="Times New Roman" w:hAnsi="Times New Roman" w:eastAsia="Times New Roman" w:cs="Times New Roman"/>
-          <w:b w:val="0"/>
-          <w:bCs w:val="0"/>
-          <w:i w:val="0"/>
-          <w:iCs w:val="0"/>
-          <w:caps w:val="0"/>
-          <w:smallCaps w:val="0"/>
-          <w:strike w:val="0"/>
-          <w:dstrike w:val="0"/>
-          <w:noProof w:val="0"/>
-          <w:color w:val="auto"/>
-          <w:sz w:val="24"/>
-          <w:szCs w:val="24"/>
-          <w:u w:val="none"/>
-          <w:lang w:val="en-US"/>
-        </w:rPr>
-        <w:t xml:space="preserve"> on the analyst’s local drive.</w:t>
+          <w:noProof w:val="0"/>
+          <w:sz w:val="24"/>
+          <w:szCs w:val="24"/>
+          <w:lang w:val="en-US"/>
+        </w:rPr>
+        <w:t xml:space="preserve">A total of 463 observations/individuals were </w:t>
+      </w:r>
+      <w:r>
+        <w:rPr>
+          <w:rFonts w:ascii="Times New Roman" w:hAnsi="Times New Roman" w:eastAsia="Times New Roman" w:cs="Times New Roman"/>
+          <w:noProof w:val="0"/>
+          <w:sz w:val="24"/>
+          <w:szCs w:val="24"/>
+          <w:lang w:val="en-US"/>
+        </w:rPr>
+        <w:t>retained</w:t>
+      </w:r>
+      <w:r>
+        <w:rPr>
+          <w:rFonts w:ascii="Times New Roman" w:hAnsi="Times New Roman" w:eastAsia="Times New Roman" w:cs="Times New Roman"/>
+          <w:noProof w:val="0"/>
+          <w:sz w:val="24"/>
+          <w:szCs w:val="24"/>
+          <w:lang w:val="en-US"/>
+        </w:rPr>
+        <w:t xml:space="preserve"> for all analyses (Table 1), with 427 reporting hard drug use at baseline and 36 not. The mean age at baseline was 43 years, and mean BMI was 25.2 kg/m². At baseline, 62% were not current smokers, 64% identified as white, non-Hispanic, and 57% did not have a college degree.</w:t>
       </w:r>
     </w:p>
     <w:p>
-      <w:r>
-        <w:br w:type="page"/>
-      </w:r>
+      <w:pPr>
+        <w:spacing w:before="0" w:beforeAutospacing="off" w:after="0" w:afterAutospacing="off" w:line="480" w:lineRule="auto"/>
+        <w:ind w:firstLine="720"/>
+        <w:jc w:val="left"/>
+        <w:rPr>
+          <w:rFonts w:ascii="Times New Roman" w:hAnsi="Times New Roman" w:eastAsia="Times New Roman" w:cs="Times New Roman"/>
+          <w:noProof w:val="0"/>
+          <w:sz w:val="24"/>
+          <w:szCs w:val="24"/>
+          <w:lang w:val="en-US"/>
+        </w:rPr>
+      </w:pPr>
     </w:p>
     <w:p>
       <w:pPr>
@@ -4106,8 +1322,8 @@
                 <w:caps w:val="0"/>
                 <w:smallCaps w:val="0"/>
                 <w:color w:val="000000" w:themeColor="text1" w:themeTint="FF" w:themeShade="FF"/>
-                <w:sz w:val="19"/>
-                <w:szCs w:val="19"/>
+                <w:sz w:val="24"/>
+                <w:szCs w:val="24"/>
               </w:rPr>
             </w:pPr>
             <w:r>
@@ -4213,8 +1429,8 @@
                 <w:caps w:val="0"/>
                 <w:smallCaps w:val="0"/>
                 <w:color w:val="000000" w:themeColor="text1" w:themeTint="FF" w:themeShade="FF"/>
-                <w:sz w:val="19"/>
-                <w:szCs w:val="19"/>
+                <w:sz w:val="24"/>
+                <w:szCs w:val="24"/>
               </w:rPr>
             </w:pPr>
             <w:r>
@@ -4320,8 +1536,8 @@
                 <w:caps w:val="0"/>
                 <w:smallCaps w:val="0"/>
                 <w:color w:val="000000" w:themeColor="text1" w:themeTint="FF" w:themeShade="FF"/>
-                <w:sz w:val="19"/>
-                <w:szCs w:val="19"/>
+                <w:sz w:val="24"/>
+                <w:szCs w:val="24"/>
               </w:rPr>
             </w:pPr>
             <w:r>
@@ -7567,24 +4783,209 @@
     <w:p>
       <w:pPr>
         <w:pStyle w:val="Normal"/>
+        <w:spacing w:before="240" w:beforeAutospacing="off" w:after="0" w:afterAutospacing="off" w:line="480" w:lineRule="auto"/>
+        <w:ind w:firstLine="720"/>
+        <w:jc w:val="left"/>
+        <w:rPr>
+          <w:rFonts w:ascii="Times New Roman" w:hAnsi="Times New Roman" w:eastAsia="Times New Roman" w:cs="Times New Roman"/>
+          <w:noProof w:val="0"/>
+          <w:sz w:val="24"/>
+          <w:szCs w:val="24"/>
+          <w:lang w:val="en-US"/>
+        </w:rPr>
+      </w:pPr>
+      <w:r>
+        <w:rPr>
+          <w:rFonts w:ascii="Times New Roman" w:hAnsi="Times New Roman" w:eastAsia="Times New Roman" w:cs="Times New Roman"/>
+          <w:noProof w:val="0"/>
+          <w:sz w:val="24"/>
+          <w:szCs w:val="24"/>
+          <w:lang w:val="en-US"/>
+        </w:rPr>
+        <w:t xml:space="preserve">At year 2, 90% of individuals had </w:t>
+      </w:r>
+      <w:r>
+        <w:rPr>
+          <w:rFonts w:ascii="Times New Roman" w:hAnsi="Times New Roman" w:eastAsia="Times New Roman" w:cs="Times New Roman"/>
+          <w:noProof w:val="0"/>
+          <w:sz w:val="24"/>
+          <w:szCs w:val="24"/>
+          <w:lang w:val="en-US"/>
+        </w:rPr>
+        <w:t xml:space="preserve">an </w:t>
+      </w:r>
+      <w:r>
+        <w:rPr>
+          <w:rFonts w:ascii="Times New Roman" w:hAnsi="Times New Roman" w:eastAsia="Times New Roman" w:cs="Times New Roman"/>
+          <w:noProof w:val="0"/>
+          <w:sz w:val="24"/>
+          <w:szCs w:val="24"/>
+          <w:lang w:val="en-US"/>
+        </w:rPr>
+        <w:t>adherence</w:t>
+      </w:r>
+      <w:r>
+        <w:rPr>
+          <w:rFonts w:ascii="Times New Roman" w:hAnsi="Times New Roman" w:eastAsia="Times New Roman" w:cs="Times New Roman"/>
+          <w:noProof w:val="0"/>
+          <w:sz w:val="24"/>
+          <w:szCs w:val="24"/>
+          <w:lang w:val="en-US"/>
+        </w:rPr>
+        <w:t xml:space="preserve"> </w:t>
+      </w:r>
+      <w:r>
+        <w:rPr>
+          <w:rFonts w:ascii="Times New Roman" w:hAnsi="Times New Roman" w:eastAsia="Times New Roman" w:cs="Times New Roman"/>
+          <w:noProof w:val="0"/>
+          <w:sz w:val="24"/>
+          <w:szCs w:val="24"/>
+          <w:lang w:val="en-US"/>
+        </w:rPr>
+        <w:t>of</w:t>
+      </w:r>
+      <w:r>
+        <w:rPr>
+          <w:rFonts w:ascii="Times New Roman" w:hAnsi="Times New Roman" w:eastAsia="Times New Roman" w:cs="Times New Roman"/>
+          <w:noProof w:val="0"/>
+          <w:sz w:val="24"/>
+          <w:szCs w:val="24"/>
+          <w:lang w:val="en-US"/>
+        </w:rPr>
+        <w:t xml:space="preserve"> </w:t>
+      </w:r>
+      <w:r>
+        <w:rPr>
+          <w:rFonts w:ascii="Times New Roman" w:hAnsi="Times New Roman" w:eastAsia="Times New Roman" w:cs="Times New Roman"/>
+          <w:noProof w:val="0"/>
+          <w:sz w:val="24"/>
+          <w:szCs w:val="24"/>
+          <w:lang w:val="en-US"/>
+        </w:rPr>
+        <w:t xml:space="preserve"> </w:t>
+      </w:r>
+      <w:r>
+        <w:rPr>
+          <w:rFonts w:ascii="Times New Roman" w:hAnsi="Times New Roman" w:eastAsia="Times New Roman" w:cs="Times New Roman"/>
+          <w:noProof w:val="0"/>
+          <w:sz w:val="24"/>
+          <w:szCs w:val="24"/>
+          <w:lang w:val="en-US"/>
+        </w:rPr>
+        <w:t>≥</w:t>
+      </w:r>
+      <w:r>
+        <w:rPr>
+          <w:rFonts w:ascii="Times New Roman" w:hAnsi="Times New Roman" w:eastAsia="Times New Roman" w:cs="Times New Roman"/>
+          <w:noProof w:val="0"/>
+          <w:sz w:val="24"/>
+          <w:szCs w:val="24"/>
+          <w:lang w:val="en-US"/>
+        </w:rPr>
+        <w:t>95%, including 97% of baseline hard drug users and 89% of non-users. Table 2 compares Bayesian models with and without adherence for all four outcomes. Estimates</w:t>
+      </w:r>
+      <w:r>
+        <w:rPr>
+          <w:rFonts w:ascii="Times New Roman" w:hAnsi="Times New Roman" w:eastAsia="Times New Roman" w:cs="Times New Roman"/>
+          <w:noProof w:val="0"/>
+          <w:sz w:val="24"/>
+          <w:szCs w:val="24"/>
+          <w:lang w:val="en-US"/>
+        </w:rPr>
+        <w:t xml:space="preserve">, 95% </w:t>
+      </w:r>
+      <w:r>
+        <w:rPr>
+          <w:rFonts w:ascii="Times New Roman" w:hAnsi="Times New Roman" w:eastAsia="Times New Roman" w:cs="Times New Roman"/>
+          <w:noProof w:val="0"/>
+          <w:sz w:val="24"/>
+          <w:szCs w:val="24"/>
+          <w:lang w:val="en-US"/>
+        </w:rPr>
+        <w:t>CrIs</w:t>
+      </w:r>
+      <w:r>
+        <w:rPr>
+          <w:rFonts w:ascii="Times New Roman" w:hAnsi="Times New Roman" w:eastAsia="Times New Roman" w:cs="Times New Roman"/>
+          <w:noProof w:val="0"/>
+          <w:sz w:val="24"/>
+          <w:szCs w:val="24"/>
+          <w:lang w:val="en-US"/>
+        </w:rPr>
+        <w:t xml:space="preserve">, and posterior </w:t>
+      </w:r>
+      <w:r>
+        <w:rPr>
+          <w:rFonts w:ascii="Times New Roman" w:hAnsi="Times New Roman" w:eastAsia="Times New Roman" w:cs="Times New Roman"/>
+          <w:noProof w:val="0"/>
+          <w:sz w:val="24"/>
+          <w:szCs w:val="24"/>
+          <w:lang w:val="en-US"/>
+        </w:rPr>
+        <w:t>probabilities</w:t>
+      </w:r>
+      <w:r>
+        <w:rPr>
+          <w:rFonts w:ascii="Times New Roman" w:hAnsi="Times New Roman" w:eastAsia="Times New Roman" w:cs="Times New Roman"/>
+          <w:noProof w:val="0"/>
+          <w:sz w:val="24"/>
+          <w:szCs w:val="24"/>
+          <w:lang w:val="en-US"/>
+        </w:rPr>
+        <w:t xml:space="preserve"> for baseline hard drug use were </w:t>
+      </w:r>
+      <w:r>
+        <w:rPr>
+          <w:rFonts w:ascii="Times New Roman" w:hAnsi="Times New Roman" w:eastAsia="Times New Roman" w:cs="Times New Roman"/>
+          <w:noProof w:val="0"/>
+          <w:sz w:val="24"/>
+          <w:szCs w:val="24"/>
+          <w:lang w:val="en-US"/>
+        </w:rPr>
+        <w:t>similar</w:t>
+      </w:r>
+      <w:r>
+        <w:rPr>
+          <w:rFonts w:ascii="Times New Roman" w:hAnsi="Times New Roman" w:eastAsia="Times New Roman" w:cs="Times New Roman"/>
+          <w:noProof w:val="0"/>
+          <w:sz w:val="24"/>
+          <w:szCs w:val="24"/>
+          <w:lang w:val="en-US"/>
+        </w:rPr>
+        <w:t xml:space="preserve">, </w:t>
+      </w:r>
+      <w:r>
+        <w:rPr>
+          <w:rFonts w:ascii="Times New Roman" w:hAnsi="Times New Roman" w:eastAsia="Times New Roman" w:cs="Times New Roman"/>
+          <w:noProof w:val="0"/>
+          <w:sz w:val="24"/>
+          <w:szCs w:val="24"/>
+          <w:lang w:val="en-US"/>
+        </w:rPr>
+        <w:t>indicating</w:t>
+      </w:r>
+      <w:r>
+        <w:rPr>
+          <w:rFonts w:ascii="Times New Roman" w:hAnsi="Times New Roman" w:eastAsia="Times New Roman" w:cs="Times New Roman"/>
+          <w:noProof w:val="0"/>
+          <w:sz w:val="24"/>
+          <w:szCs w:val="24"/>
+          <w:lang w:val="en-US"/>
+        </w:rPr>
+        <w:t xml:space="preserve"> no relationship between baseline drug use and adherence.</w:t>
+      </w:r>
+    </w:p>
+    <w:p>
+      <w:pPr>
+        <w:pStyle w:val="Normal"/>
         <w:spacing w:before="0" w:beforeAutospacing="off" w:after="0" w:afterAutospacing="off" w:line="480" w:lineRule="auto"/>
-        <w:contextualSpacing w:val="1"/>
+        <w:ind w:firstLine="720"/>
         <w:jc w:val="left"/>
         <w:rPr>
           <w:rFonts w:ascii="Times New Roman" w:hAnsi="Times New Roman" w:eastAsia="Times New Roman" w:cs="Times New Roman"/>
-          <w:b w:val="0"/>
-          <w:bCs w:val="0"/>
-          <w:i w:val="0"/>
-          <w:iCs w:val="0"/>
-          <w:caps w:val="0"/>
-          <w:smallCaps w:val="0"/>
-          <w:strike w:val="0"/>
-          <w:dstrike w:val="0"/>
-          <w:noProof w:val="0"/>
-          <w:color w:val="auto"/>
-          <w:sz w:val="24"/>
-          <w:szCs w:val="24"/>
-          <w:u w:val="none"/>
+          <w:noProof w:val="0"/>
+          <w:sz w:val="24"/>
+          <w:szCs w:val="24"/>
           <w:lang w:val="en-US"/>
         </w:rPr>
       </w:pPr>
@@ -7593,70 +4994,117 @@
       <w:pPr>
         <w:pStyle w:val="Normal"/>
         <w:spacing w:before="0" w:beforeAutospacing="off" w:after="0" w:afterAutospacing="off" w:line="480" w:lineRule="auto"/>
-        <w:contextualSpacing w:val="1"/>
+        <w:ind w:firstLine="720"/>
         <w:jc w:val="left"/>
         <w:rPr>
           <w:rFonts w:ascii="Times New Roman" w:hAnsi="Times New Roman" w:eastAsia="Times New Roman" w:cs="Times New Roman"/>
-          <w:b w:val="0"/>
-          <w:bCs w:val="0"/>
-          <w:i w:val="0"/>
-          <w:iCs w:val="0"/>
-          <w:caps w:val="0"/>
-          <w:smallCaps w:val="0"/>
-          <w:strike w:val="0"/>
-          <w:dstrike w:val="0"/>
-          <w:noProof w:val="0"/>
-          <w:color w:val="auto"/>
-          <w:sz w:val="24"/>
-          <w:szCs w:val="24"/>
-          <w:u w:val="none"/>
+          <w:noProof w:val="0"/>
+          <w:sz w:val="24"/>
+          <w:szCs w:val="24"/>
           <w:lang w:val="en-US"/>
         </w:rPr>
       </w:pPr>
     </w:p>
     <w:p>
-      <w:r>
-        <w:br w:type="page"/>
+      <w:pPr>
+        <w:spacing w:before="240" w:beforeAutospacing="off" w:after="0" w:afterAutospacing="off"/>
+        <w:jc w:val="center"/>
+        <w:rPr>
+          <w:rFonts w:ascii="Times New Roman" w:hAnsi="Times New Roman" w:eastAsia="Times New Roman" w:cs="Times New Roman"/>
+          <w:b w:val="0"/>
+          <w:bCs w:val="0"/>
+          <w:noProof w:val="0"/>
+          <w:sz w:val="24"/>
+          <w:szCs w:val="24"/>
+          <w:lang w:val="en-US"/>
+        </w:rPr>
+      </w:pPr>
+      <w:r>
+        <w:rPr>
+          <w:rFonts w:ascii="Times New Roman" w:hAnsi="Times New Roman" w:eastAsia="Times New Roman" w:cs="Times New Roman"/>
+          <w:b w:val="1"/>
+          <w:bCs w:val="1"/>
+          <w:noProof w:val="0"/>
+          <w:sz w:val="24"/>
+          <w:szCs w:val="24"/>
+          <w:lang w:val="en-US"/>
+        </w:rPr>
+        <w:t xml:space="preserve">Table 2. </w:t>
+      </w:r>
+      <w:r>
+        <w:rPr>
+          <w:rFonts w:ascii="Times New Roman" w:hAnsi="Times New Roman" w:eastAsia="Times New Roman" w:cs="Times New Roman"/>
+          <w:b w:val="0"/>
+          <w:bCs w:val="0"/>
+          <w:noProof w:val="0"/>
+          <w:sz w:val="24"/>
+          <w:szCs w:val="24"/>
+          <w:lang w:val="en-US"/>
+        </w:rPr>
+        <w:t xml:space="preserve">Bayesian Estimates of Baseline Hard Drug Use Effects </w:t>
+      </w:r>
+      <w:r>
+        <w:rPr>
+          <w:rFonts w:ascii="Times New Roman" w:hAnsi="Times New Roman" w:eastAsia="Times New Roman" w:cs="Times New Roman"/>
+          <w:b w:val="0"/>
+          <w:bCs w:val="0"/>
+          <w:noProof w:val="0"/>
+          <w:sz w:val="24"/>
+          <w:szCs w:val="24"/>
+          <w:lang w:val="en-US"/>
+        </w:rPr>
+        <w:t>with</w:t>
+      </w:r>
+      <w:r>
+        <w:rPr>
+          <w:rFonts w:ascii="Times New Roman" w:hAnsi="Times New Roman" w:eastAsia="Times New Roman" w:cs="Times New Roman"/>
+          <w:b w:val="0"/>
+          <w:bCs w:val="0"/>
+          <w:noProof w:val="0"/>
+          <w:sz w:val="24"/>
+          <w:szCs w:val="24"/>
+          <w:lang w:val="en-US"/>
+        </w:rPr>
+        <w:t xml:space="preserve"> and </w:t>
+      </w:r>
+      <w:r>
+        <w:rPr>
+          <w:rFonts w:ascii="Times New Roman" w:hAnsi="Times New Roman" w:eastAsia="Times New Roman" w:cs="Times New Roman"/>
+          <w:b w:val="0"/>
+          <w:bCs w:val="0"/>
+          <w:noProof w:val="0"/>
+          <w:sz w:val="24"/>
+          <w:szCs w:val="24"/>
+          <w:lang w:val="en-US"/>
+        </w:rPr>
+        <w:t>w</w:t>
+      </w:r>
+      <w:r>
+        <w:rPr>
+          <w:rFonts w:ascii="Times New Roman" w:hAnsi="Times New Roman" w:eastAsia="Times New Roman" w:cs="Times New Roman"/>
+          <w:b w:val="0"/>
+          <w:bCs w:val="0"/>
+          <w:noProof w:val="0"/>
+          <w:sz w:val="24"/>
+          <w:szCs w:val="24"/>
+          <w:lang w:val="en-US"/>
+        </w:rPr>
+        <w:t>ithout Adherence</w:t>
       </w:r>
     </w:p>
     <w:p>
       <w:pPr>
         <w:pStyle w:val="Normal"/>
         <w:spacing w:before="0" w:beforeAutospacing="off" w:after="0" w:afterAutospacing="off" w:line="480" w:lineRule="auto"/>
-        <w:contextualSpacing w:val="1"/>
-        <w:jc w:val="left"/>
-        <w:rPr>
-          <w:rFonts w:ascii="Times New Roman" w:hAnsi="Times New Roman" w:eastAsia="Times New Roman" w:cs="Times New Roman"/>
-          <w:b w:val="0"/>
-          <w:bCs w:val="0"/>
-          <w:i w:val="0"/>
-          <w:iCs w:val="0"/>
-          <w:caps w:val="0"/>
-          <w:smallCaps w:val="0"/>
-          <w:strike w:val="0"/>
-          <w:dstrike w:val="0"/>
-          <w:noProof w:val="0"/>
-          <w:color w:val="auto"/>
-          <w:sz w:val="24"/>
-          <w:szCs w:val="24"/>
-          <w:u w:val="none"/>
-          <w:lang w:val="en-US"/>
-        </w:rPr>
+        <w:ind w:firstLine="0"/>
+        <w:jc w:val="center"/>
       </w:pPr>
       <w:r>
         <w:drawing>
-          <wp:anchor distT="0" distB="0" distL="114300" distR="114300" simplePos="0" relativeHeight="251658240" behindDoc="0" locked="0" layoutInCell="1" allowOverlap="1" wp14:editId="289B5893" wp14:anchorId="75D252B0">
-            <wp:simplePos x="0" y="0"/>
-            <wp:positionH relativeFrom="column">
-              <wp:align>right</wp:align>
-            </wp:positionH>
-            <wp:positionV relativeFrom="paragraph">
-              <wp:posOffset>0</wp:posOffset>
-            </wp:positionV>
-            <wp:extent cx="7601049" cy="2107066"/>
+          <wp:inline wp14:editId="21C31ECD" wp14:anchorId="4DCA1EF5">
+            <wp:extent cx="4246418" cy="2926218"/>
             <wp:effectExtent l="0" t="0" r="0" b="0"/>
-            <wp:wrapSquare wrapText="bothSides"/>
-            <wp:docPr id="1854930177" name="drawing"/>
+            <wp:docPr id="1791588736" name="drawing"/>
             <wp:cNvGraphicFramePr>
               <a:graphicFrameLocks noChangeAspect="1"/>
             </wp:cNvGraphicFramePr>
@@ -7664,18 +5112,17 @@
               <a:graphicData xmlns:a="http://schemas.openxmlformats.org/drawingml/2006/main" uri="http://schemas.openxmlformats.org/drawingml/2006/picture">
                 <pic:pic xmlns:pic="http://schemas.openxmlformats.org/drawingml/2006/picture">
                   <pic:nvPicPr>
-                    <pic:cNvPr id="1854930177" name="Picture 1854930177"/>
+                    <pic:cNvPr id="1791588736" name="Picture 1791588736"/>
                     <pic:cNvPicPr/>
                   </pic:nvPicPr>
                   <pic:blipFill>
-                    <a:blip xmlns:r="http://schemas.openxmlformats.org/officeDocument/2006/relationships" r:embed="rId1961060033">
+                    <a:blip xmlns:r="http://schemas.openxmlformats.org/officeDocument/2006/relationships" r:embed="rId1525861332">
                       <a:extLst>
                         <a:ext uri="{28A0092B-C50C-407E-A947-70E740481C1C}">
                           <a14:useLocalDpi xmlns:a14="http://schemas.microsoft.com/office/drawing/2010/main"/>
                         </a:ext>
                       </a:extLst>
                     </a:blip>
-                    <a:srcRect l="3365" t="0" r="2403" b="0"/>
                     <a:stretch>
                       <a:fillRect/>
                     </a:stretch>
@@ -7683,7 +5130,267 @@
                   <pic:spPr>
                     <a:xfrm rot="0">
                       <a:off x="0" y="0"/>
-                      <a:ext cx="7601049" cy="2107066"/>
+                      <a:ext cx="4246418" cy="2926218"/>
+                    </a:xfrm>
+                    <a:prstGeom prst="rect">
+                      <a:avLst/>
+                    </a:prstGeom>
+                  </pic:spPr>
+                </pic:pic>
+              </a:graphicData>
+            </a:graphic>
+          </wp:inline>
+        </w:drawing>
+      </w:r>
+    </w:p>
+    <w:p>
+      <w:pPr>
+        <w:pStyle w:val="Normal"/>
+        <w:spacing w:before="0" w:beforeAutospacing="off" w:after="240" w:afterAutospacing="off" w:line="240" w:lineRule="auto"/>
+        <w:ind w:firstLine="0"/>
+        <w:jc w:val="left"/>
+      </w:pPr>
+      <w:r>
+        <w:rPr>
+          <w:rFonts w:ascii="Times New Roman" w:hAnsi="Times New Roman" w:eastAsia="Times New Roman" w:cs="Times New Roman"/>
+          <w:b w:val="1"/>
+          <w:bCs w:val="1"/>
+          <w:noProof w:val="0"/>
+          <w:sz w:val="24"/>
+          <w:szCs w:val="24"/>
+          <w:lang w:val="en-US"/>
+        </w:rPr>
+        <w:t>Note:</w:t>
+      </w:r>
+      <w:r>
+        <w:rPr>
+          <w:rFonts w:ascii="Times New Roman" w:hAnsi="Times New Roman" w:eastAsia="Times New Roman" w:cs="Times New Roman"/>
+          <w:noProof w:val="0"/>
+          <w:sz w:val="24"/>
+          <w:szCs w:val="24"/>
+          <w:lang w:val="en-US"/>
+        </w:rPr>
+        <w:t xml:space="preserve"> </w:t>
+      </w:r>
+      <w:r>
+        <w:rPr>
+          <w:rFonts w:ascii="Times New Roman" w:hAnsi="Times New Roman" w:eastAsia="Times New Roman" w:cs="Times New Roman"/>
+          <w:noProof w:val="0"/>
+          <w:sz w:val="24"/>
+          <w:szCs w:val="24"/>
+          <w:lang w:val="en-US"/>
+        </w:rPr>
+        <w:t>CrI</w:t>
+      </w:r>
+      <w:r>
+        <w:rPr>
+          <w:rFonts w:ascii="Times New Roman" w:hAnsi="Times New Roman" w:eastAsia="Times New Roman" w:cs="Times New Roman"/>
+          <w:noProof w:val="0"/>
+          <w:sz w:val="24"/>
+          <w:szCs w:val="24"/>
+          <w:lang w:val="en-US"/>
+        </w:rPr>
+        <w:t xml:space="preserve"> refers to a credible interval. Posterior probability thresholds for clinically meaningful effects were: &lt; −50 for CD4+ T cell counts, &lt; −0.5 for log</w:t>
+      </w:r>
+      <w:r>
+        <w:rPr>
+          <w:rFonts w:ascii="Times New Roman" w:hAnsi="Times New Roman" w:eastAsia="Times New Roman" w:cs="Times New Roman"/>
+          <w:noProof w:val="0"/>
+          <w:sz w:val="24"/>
+          <w:szCs w:val="24"/>
+          <w:vertAlign w:val="subscript"/>
+          <w:lang w:val="en-US"/>
+        </w:rPr>
+        <w:t>10</w:t>
+      </w:r>
+      <w:r>
+        <w:rPr>
+          <w:rFonts w:ascii="Times New Roman" w:hAnsi="Times New Roman" w:eastAsia="Times New Roman" w:cs="Times New Roman"/>
+          <w:noProof w:val="0"/>
+          <w:sz w:val="24"/>
+          <w:szCs w:val="24"/>
+          <w:lang w:val="en-US"/>
+        </w:rPr>
+        <w:t xml:space="preserve"> viral load, and &lt; −2 for physical and mental quality-of-life scores.</w:t>
+      </w:r>
+    </w:p>
+    <w:p>
+      <w:pPr>
+        <w:spacing w:before="0" w:beforeAutospacing="off" w:after="0" w:afterAutospacing="off" w:line="480" w:lineRule="auto"/>
+        <w:ind w:firstLine="720"/>
+        <w:jc w:val="left"/>
+        <w:rPr>
+          <w:rFonts w:ascii="Times New Roman" w:hAnsi="Times New Roman" w:eastAsia="Times New Roman" w:cs="Times New Roman"/>
+          <w:noProof w:val="0"/>
+          <w:sz w:val="24"/>
+          <w:szCs w:val="24"/>
+          <w:lang w:val="en-US"/>
+        </w:rPr>
+      </w:pPr>
+      <w:r>
+        <w:rPr>
+          <w:rFonts w:ascii="Times New Roman" w:hAnsi="Times New Roman" w:eastAsia="Times New Roman" w:cs="Times New Roman"/>
+          <w:noProof w:val="0"/>
+          <w:sz w:val="24"/>
+          <w:szCs w:val="24"/>
+          <w:lang w:val="en-US"/>
+        </w:rPr>
+        <w:t>Table 3 presents frequentist and Bayesian model outputs for baseline hard drug use, including adherence and other covariates. Viral load was log</w:t>
+      </w:r>
+      <w:r>
+        <w:rPr>
+          <w:rFonts w:ascii="Times New Roman" w:hAnsi="Times New Roman" w:eastAsia="Times New Roman" w:cs="Times New Roman"/>
+          <w:noProof w:val="0"/>
+          <w:sz w:val="24"/>
+          <w:szCs w:val="24"/>
+          <w:vertAlign w:val="subscript"/>
+          <w:lang w:val="en-US"/>
+        </w:rPr>
+        <w:t>10</w:t>
+      </w:r>
+      <w:r>
+        <w:rPr>
+          <w:rFonts w:ascii="Times New Roman" w:hAnsi="Times New Roman" w:eastAsia="Times New Roman" w:cs="Times New Roman"/>
+          <w:noProof w:val="0"/>
+          <w:sz w:val="24"/>
+          <w:szCs w:val="24"/>
+          <w:vertAlign w:val="subscript"/>
+          <w:lang w:val="en-US"/>
+        </w:rPr>
+        <w:t xml:space="preserve"> </w:t>
+      </w:r>
+      <w:r>
+        <w:rPr>
+          <w:rFonts w:ascii="Times New Roman" w:hAnsi="Times New Roman" w:eastAsia="Times New Roman" w:cs="Times New Roman"/>
+          <w:noProof w:val="0"/>
+          <w:sz w:val="24"/>
+          <w:szCs w:val="24"/>
+          <w:lang w:val="en-US"/>
+        </w:rPr>
+        <w:t>transformed per the investigator’s request. Both approaches produced similar estimates, 95% CIs/</w:t>
+      </w:r>
+      <w:r>
+        <w:rPr>
+          <w:rFonts w:ascii="Times New Roman" w:hAnsi="Times New Roman" w:eastAsia="Times New Roman" w:cs="Times New Roman"/>
+          <w:noProof w:val="0"/>
+          <w:sz w:val="24"/>
+          <w:szCs w:val="24"/>
+          <w:lang w:val="en-US"/>
+        </w:rPr>
+        <w:t>CrIs</w:t>
+      </w:r>
+      <w:r>
+        <w:rPr>
+          <w:rFonts w:ascii="Times New Roman" w:hAnsi="Times New Roman" w:eastAsia="Times New Roman" w:cs="Times New Roman"/>
+          <w:noProof w:val="0"/>
+          <w:sz w:val="24"/>
+          <w:szCs w:val="24"/>
+          <w:lang w:val="en-US"/>
+        </w:rPr>
+        <w:t>, and conclusions; interpretation focuses on the Bayesian models, holding all other variables constant.</w:t>
+      </w:r>
+    </w:p>
+    <w:p>
+      <w:pPr>
+        <w:pStyle w:val="Normal"/>
+        <w:spacing w:before="240" w:beforeAutospacing="off" w:after="0" w:afterAutospacing="off" w:line="240" w:lineRule="auto"/>
+        <w:ind w:firstLine="0"/>
+        <w:jc w:val="center"/>
+        <w:rPr>
+          <w:rFonts w:ascii="Times New Roman" w:hAnsi="Times New Roman" w:eastAsia="Times New Roman" w:cs="Times New Roman"/>
+          <w:noProof w:val="0"/>
+          <w:sz w:val="24"/>
+          <w:szCs w:val="24"/>
+          <w:lang w:val="en-US"/>
+        </w:rPr>
+      </w:pPr>
+      <w:r>
+        <w:rPr>
+          <w:rFonts w:ascii="Times New Roman" w:hAnsi="Times New Roman" w:eastAsia="Times New Roman" w:cs="Times New Roman"/>
+          <w:b w:val="1"/>
+          <w:bCs w:val="1"/>
+          <w:noProof w:val="0"/>
+          <w:sz w:val="24"/>
+          <w:szCs w:val="24"/>
+          <w:lang w:val="en-US"/>
+        </w:rPr>
+        <w:t>Table 3.</w:t>
+      </w:r>
+      <w:r>
+        <w:rPr>
+          <w:rFonts w:ascii="Times New Roman" w:hAnsi="Times New Roman" w:eastAsia="Times New Roman" w:cs="Times New Roman"/>
+          <w:noProof w:val="0"/>
+          <w:sz w:val="24"/>
+          <w:szCs w:val="24"/>
+          <w:lang w:val="en-US"/>
+        </w:rPr>
+        <w:t xml:space="preserve"> </w:t>
+      </w:r>
+      <w:r>
+        <w:rPr>
+          <w:rFonts w:ascii="Times New Roman" w:hAnsi="Times New Roman" w:eastAsia="Times New Roman" w:cs="Times New Roman"/>
+          <w:noProof w:val="0"/>
+          <w:sz w:val="24"/>
+          <w:szCs w:val="24"/>
+          <w:lang w:val="en-US"/>
+        </w:rPr>
+        <w:t>Effect of Baseline Hard Drug Use: Frequentist vs Bayesian Results</w:t>
+      </w:r>
+    </w:p>
+    <w:p>
+      <w:pPr>
+        <w:pStyle w:val="Normal"/>
+        <w:spacing w:before="240" w:beforeAutospacing="off" w:after="0" w:afterAutospacing="off" w:line="240" w:lineRule="auto"/>
+        <w:ind w:firstLine="0"/>
+        <w:jc w:val="center"/>
+        <w:rPr>
+          <w:rFonts w:ascii="Times New Roman" w:hAnsi="Times New Roman" w:eastAsia="Times New Roman" w:cs="Times New Roman"/>
+          <w:noProof w:val="0"/>
+          <w:sz w:val="24"/>
+          <w:szCs w:val="24"/>
+          <w:lang w:val="en-US"/>
+        </w:rPr>
+      </w:pPr>
+      <w:r>
+        <w:drawing>
+          <wp:anchor distT="0" distB="0" distL="114300" distR="114300" simplePos="0" relativeHeight="251658240" behindDoc="0" locked="0" layoutInCell="1" allowOverlap="1" wp14:anchorId="33445979" wp14:editId="0F973161">
+            <wp:simplePos x="0" y="0"/>
+            <wp:positionH relativeFrom="column">
+              <wp:posOffset>-819150</wp:posOffset>
+            </wp:positionH>
+            <wp:positionV relativeFrom="paragraph">
+              <wp:posOffset>38100</wp:posOffset>
+            </wp:positionV>
+            <wp:extent cx="7586970" cy="1714363"/>
+            <wp:effectExtent l="0" t="0" r="0" b="0"/>
+            <wp:wrapNone/>
+            <wp:docPr id="765005647" name="drawing"/>
+            <wp:cNvGraphicFramePr>
+              <a:graphicFrameLocks noChangeAspect="1"/>
+            </wp:cNvGraphicFramePr>
+            <a:graphic>
+              <a:graphicData xmlns:a="http://schemas.openxmlformats.org/drawingml/2006/main" uri="http://schemas.openxmlformats.org/drawingml/2006/picture">
+                <pic:pic xmlns:pic="http://schemas.openxmlformats.org/drawingml/2006/picture">
+                  <pic:nvPicPr>
+                    <pic:cNvPr id="765005647" name="Picture 765005647"/>
+                    <pic:cNvPicPr/>
+                  </pic:nvPicPr>
+                  <pic:blipFill>
+                    <a:blip xmlns:r="http://schemas.openxmlformats.org/officeDocument/2006/relationships" r:embed="rId1137520031">
+                      <a:extLst>
+                        <a:ext uri="{28A0092B-C50C-407E-A947-70E740481C1C}">
+                          <a14:useLocalDpi xmlns:a14="http://schemas.microsoft.com/office/drawing/2010/main"/>
+                        </a:ext>
+                      </a:extLst>
+                    </a:blip>
+                    <a:stretch>
+                      <a:fillRect/>
+                    </a:stretch>
+                  </pic:blipFill>
+                  <pic:spPr>
+                    <a:xfrm rot="0">
+                      <a:off x="0" y="0"/>
+                      <a:ext cx="7586970" cy="1714363"/>
                     </a:xfrm>
                     <a:prstGeom prst="rect">
                       <a:avLst/>
@@ -7701,6 +5408,1470 @@
           </wp:anchor>
         </w:drawing>
       </w:r>
+    </w:p>
+    <w:p>
+      <w:pPr>
+        <w:pStyle w:val="Normal"/>
+        <w:spacing w:before="240" w:beforeAutospacing="off" w:after="0" w:afterAutospacing="off" w:line="240" w:lineRule="auto"/>
+        <w:ind w:firstLine="0"/>
+        <w:jc w:val="center"/>
+        <w:rPr>
+          <w:rFonts w:ascii="Times New Roman" w:hAnsi="Times New Roman" w:eastAsia="Times New Roman" w:cs="Times New Roman"/>
+          <w:noProof w:val="0"/>
+          <w:sz w:val="24"/>
+          <w:szCs w:val="24"/>
+          <w:lang w:val="en-US"/>
+        </w:rPr>
+      </w:pPr>
+    </w:p>
+    <w:p>
+      <w:pPr>
+        <w:pStyle w:val="Normal"/>
+        <w:spacing w:before="240" w:beforeAutospacing="off" w:after="0" w:afterAutospacing="off" w:line="240" w:lineRule="auto"/>
+        <w:ind w:firstLine="0"/>
+        <w:jc w:val="center"/>
+        <w:rPr>
+          <w:rFonts w:ascii="Times New Roman" w:hAnsi="Times New Roman" w:eastAsia="Times New Roman" w:cs="Times New Roman"/>
+          <w:noProof w:val="0"/>
+          <w:sz w:val="24"/>
+          <w:szCs w:val="24"/>
+          <w:lang w:val="en-US"/>
+        </w:rPr>
+      </w:pPr>
+    </w:p>
+    <w:p>
+      <w:pPr>
+        <w:pStyle w:val="Normal"/>
+        <w:spacing w:before="240" w:beforeAutospacing="off" w:after="0" w:afterAutospacing="off" w:line="240" w:lineRule="auto"/>
+        <w:ind w:firstLine="0"/>
+        <w:jc w:val="center"/>
+        <w:rPr>
+          <w:rFonts w:ascii="Times New Roman" w:hAnsi="Times New Roman" w:eastAsia="Times New Roman" w:cs="Times New Roman"/>
+          <w:noProof w:val="0"/>
+          <w:sz w:val="24"/>
+          <w:szCs w:val="24"/>
+          <w:lang w:val="en-US"/>
+        </w:rPr>
+      </w:pPr>
+    </w:p>
+    <w:p>
+      <w:pPr>
+        <w:pStyle w:val="Normal"/>
+        <w:spacing w:before="240" w:beforeAutospacing="off" w:after="0" w:afterAutospacing="off" w:line="240" w:lineRule="auto"/>
+        <w:ind w:firstLine="0"/>
+        <w:jc w:val="center"/>
+        <w:rPr>
+          <w:rFonts w:ascii="Times New Roman" w:hAnsi="Times New Roman" w:eastAsia="Times New Roman" w:cs="Times New Roman"/>
+          <w:b w:val="1"/>
+          <w:bCs w:val="1"/>
+          <w:noProof w:val="0"/>
+          <w:sz w:val="24"/>
+          <w:szCs w:val="24"/>
+          <w:lang w:val="en-US"/>
+        </w:rPr>
+      </w:pPr>
+    </w:p>
+    <w:p>
+      <w:pPr>
+        <w:pStyle w:val="Normal"/>
+        <w:spacing w:before="240" w:beforeAutospacing="off" w:after="0" w:afterAutospacing="off" w:line="240" w:lineRule="auto"/>
+        <w:ind w:firstLine="0"/>
+        <w:jc w:val="left"/>
+        <w:rPr>
+          <w:rFonts w:ascii="Times New Roman" w:hAnsi="Times New Roman" w:eastAsia="Times New Roman" w:cs="Times New Roman"/>
+          <w:noProof w:val="0"/>
+          <w:sz w:val="24"/>
+          <w:szCs w:val="24"/>
+          <w:lang w:val="en-US"/>
+        </w:rPr>
+      </w:pPr>
+      <w:r>
+        <w:rPr>
+          <w:rFonts w:ascii="Times New Roman" w:hAnsi="Times New Roman" w:eastAsia="Times New Roman" w:cs="Times New Roman"/>
+          <w:b w:val="1"/>
+          <w:bCs w:val="1"/>
+          <w:noProof w:val="0"/>
+          <w:sz w:val="24"/>
+          <w:szCs w:val="24"/>
+          <w:lang w:val="en-US"/>
+        </w:rPr>
+        <w:t>Note:</w:t>
+      </w:r>
+      <w:r>
+        <w:rPr>
+          <w:rFonts w:ascii="Times New Roman" w:hAnsi="Times New Roman" w:eastAsia="Times New Roman" w:cs="Times New Roman"/>
+          <w:noProof w:val="0"/>
+          <w:sz w:val="24"/>
+          <w:szCs w:val="24"/>
+          <w:lang w:val="en-US"/>
+        </w:rPr>
+        <w:t xml:space="preserve"> </w:t>
+      </w:r>
+      <w:r>
+        <w:rPr>
+          <w:rFonts w:ascii="Times New Roman" w:hAnsi="Times New Roman" w:eastAsia="Times New Roman" w:cs="Times New Roman"/>
+          <w:noProof w:val="0"/>
+          <w:sz w:val="24"/>
+          <w:szCs w:val="24"/>
+          <w:lang w:val="en-US"/>
+        </w:rPr>
+        <w:t>CrI</w:t>
+      </w:r>
+      <w:r>
+        <w:rPr>
+          <w:rFonts w:ascii="Times New Roman" w:hAnsi="Times New Roman" w:eastAsia="Times New Roman" w:cs="Times New Roman"/>
+          <w:noProof w:val="0"/>
+          <w:sz w:val="24"/>
+          <w:szCs w:val="24"/>
+          <w:lang w:val="en-US"/>
+        </w:rPr>
+        <w:t xml:space="preserve"> refers to a credible interval. Posterior probability thresholds for clinically meaningful effects were: &lt; −50 for CD4+ T cell counts, &lt; −0.5 for log</w:t>
+      </w:r>
+      <w:r>
+        <w:rPr>
+          <w:rFonts w:ascii="Times New Roman" w:hAnsi="Times New Roman" w:eastAsia="Times New Roman" w:cs="Times New Roman"/>
+          <w:noProof w:val="0"/>
+          <w:sz w:val="24"/>
+          <w:szCs w:val="24"/>
+          <w:vertAlign w:val="subscript"/>
+          <w:lang w:val="en-US"/>
+        </w:rPr>
+        <w:t>10</w:t>
+      </w:r>
+      <w:r>
+        <w:rPr>
+          <w:rFonts w:ascii="Times New Roman" w:hAnsi="Times New Roman" w:eastAsia="Times New Roman" w:cs="Times New Roman"/>
+          <w:noProof w:val="0"/>
+          <w:sz w:val="24"/>
+          <w:szCs w:val="24"/>
+          <w:lang w:val="en-US"/>
+        </w:rPr>
+        <w:t xml:space="preserve"> viral load, and &lt; −2 for physical and mental quality-of-life scores.</w:t>
+      </w:r>
+    </w:p>
+    <w:p>
+      <w:pPr>
+        <w:pStyle w:val="Normal"/>
+        <w:spacing w:before="0" w:beforeAutospacing="off" w:after="0" w:afterAutospacing="off" w:line="480" w:lineRule="auto"/>
+        <w:ind w:firstLine="720"/>
+        <w:jc w:val="left"/>
+      </w:pPr>
+      <w:r>
+        <w:rPr>
+          <w:rFonts w:ascii="Times New Roman" w:hAnsi="Times New Roman" w:eastAsia="Times New Roman" w:cs="Times New Roman"/>
+          <w:noProof w:val="0"/>
+          <w:sz w:val="24"/>
+          <w:szCs w:val="24"/>
+          <w:lang w:val="en-US"/>
+        </w:rPr>
+        <w:t xml:space="preserve">Baseline hard drug use was associated with a 169.65-cell greater decline in CD4+ T cell count from baseline to year 2 (95% </w:t>
+      </w:r>
+      <w:r>
+        <w:rPr>
+          <w:rFonts w:ascii="Times New Roman" w:hAnsi="Times New Roman" w:eastAsia="Times New Roman" w:cs="Times New Roman"/>
+          <w:noProof w:val="0"/>
+          <w:sz w:val="24"/>
+          <w:szCs w:val="24"/>
+          <w:lang w:val="en-US"/>
+        </w:rPr>
+        <w:t>CrI</w:t>
+      </w:r>
+      <w:r>
+        <w:rPr>
+          <w:rFonts w:ascii="Times New Roman" w:hAnsi="Times New Roman" w:eastAsia="Times New Roman" w:cs="Times New Roman"/>
+          <w:noProof w:val="0"/>
+          <w:sz w:val="24"/>
+          <w:szCs w:val="24"/>
+          <w:lang w:val="en-US"/>
+        </w:rPr>
+        <w:t xml:space="preserve">: −232.10 to −107.41), which is statistically significant since the </w:t>
+      </w:r>
+      <w:r>
+        <w:rPr>
+          <w:rFonts w:ascii="Times New Roman" w:hAnsi="Times New Roman" w:eastAsia="Times New Roman" w:cs="Times New Roman"/>
+          <w:noProof w:val="0"/>
+          <w:sz w:val="24"/>
+          <w:szCs w:val="24"/>
+          <w:lang w:val="en-US"/>
+        </w:rPr>
+        <w:t>CrI</w:t>
+      </w:r>
+      <w:r>
+        <w:rPr>
+          <w:rFonts w:ascii="Times New Roman" w:hAnsi="Times New Roman" w:eastAsia="Times New Roman" w:cs="Times New Roman"/>
+          <w:noProof w:val="0"/>
+          <w:sz w:val="24"/>
+          <w:szCs w:val="24"/>
+          <w:lang w:val="en-US"/>
+        </w:rPr>
+        <w:t xml:space="preserve"> excludes 0, and clinically meaningful with a 99.99% probability of a decrease of at least 50 cells. Viral load changed by −0.01 log</w:t>
+      </w:r>
+      <w:r>
+        <w:rPr>
+          <w:rFonts w:ascii="Times New Roman" w:hAnsi="Times New Roman" w:eastAsia="Times New Roman" w:cs="Times New Roman"/>
+          <w:noProof w:val="0"/>
+          <w:sz w:val="24"/>
+          <w:szCs w:val="24"/>
+          <w:vertAlign w:val="subscript"/>
+          <w:lang w:val="en-US"/>
+        </w:rPr>
+        <w:t>10</w:t>
+      </w:r>
+      <w:r>
+        <w:rPr>
+          <w:rFonts w:ascii="Times New Roman" w:hAnsi="Times New Roman" w:eastAsia="Times New Roman" w:cs="Times New Roman"/>
+          <w:noProof w:val="0"/>
+          <w:sz w:val="24"/>
+          <w:szCs w:val="24"/>
+          <w:lang w:val="en-US"/>
+        </w:rPr>
+        <w:t xml:space="preserve"> copi</w:t>
+      </w:r>
+      <w:r>
+        <w:rPr>
+          <w:rFonts w:ascii="Times New Roman" w:hAnsi="Times New Roman" w:eastAsia="Times New Roman" w:cs="Times New Roman"/>
+          <w:noProof w:val="0"/>
+          <w:sz w:val="24"/>
+          <w:szCs w:val="24"/>
+          <w:lang w:val="en-US"/>
+        </w:rPr>
+        <w:t xml:space="preserve">es/ml </w:t>
+      </w:r>
+      <w:r>
+        <w:rPr>
+          <w:rFonts w:ascii="Times New Roman" w:hAnsi="Times New Roman" w:eastAsia="Times New Roman" w:cs="Times New Roman"/>
+          <w:noProof w:val="0"/>
+          <w:sz w:val="24"/>
+          <w:szCs w:val="24"/>
+          <w:lang w:val="en-US"/>
+        </w:rPr>
+        <w:t xml:space="preserve">(95% </w:t>
+      </w:r>
+      <w:r>
+        <w:rPr>
+          <w:rFonts w:ascii="Times New Roman" w:hAnsi="Times New Roman" w:eastAsia="Times New Roman" w:cs="Times New Roman"/>
+          <w:noProof w:val="0"/>
+          <w:sz w:val="24"/>
+          <w:szCs w:val="24"/>
+          <w:lang w:val="en-US"/>
+        </w:rPr>
+        <w:t>CrI: −0.41 to 0.39); the CrI includes 0, indicating no statistical significance, and only a 0.8% probability of a decrease of at least 0.5 log</w:t>
+      </w:r>
+      <w:r>
+        <w:rPr>
+          <w:rFonts w:ascii="Times New Roman" w:hAnsi="Times New Roman" w:eastAsia="Times New Roman" w:cs="Times New Roman"/>
+          <w:noProof w:val="0"/>
+          <w:sz w:val="24"/>
+          <w:szCs w:val="24"/>
+          <w:vertAlign w:val="subscript"/>
+          <w:lang w:val="en-US"/>
+        </w:rPr>
+        <w:t>10</w:t>
+      </w:r>
+      <w:r>
+        <w:rPr>
+          <w:rFonts w:ascii="Times New Roman" w:hAnsi="Times New Roman" w:eastAsia="Times New Roman" w:cs="Times New Roman"/>
+          <w:noProof w:val="0"/>
+          <w:sz w:val="24"/>
+          <w:szCs w:val="24"/>
+          <w:lang w:val="en-US"/>
+        </w:rPr>
+        <w:t xml:space="preserve"> suggests no clinically meaningful effect. Mental quality of life decreased by −0.54 points (95% CrI: −4.02 to 2.92); the CrI includes 0, indicating no statistical significance, and only a 20.33% probability of a decrease of at least 2 points indicates limited clinical relevance. Physical quality of life declined by 3.57 points (95% CrI: −6.31 to −0.84), which is statistically significant, with an 87.15% probability of a decrease of at least 2 points, suggesting it is likely clinically meaningful.</w:t>
+      </w:r>
+    </w:p>
+    <w:p>
+      <w:pPr>
+        <w:pStyle w:val="Normal"/>
+        <w:spacing w:before="0" w:beforeAutospacing="off" w:after="0" w:afterAutospacing="off" w:line="480" w:lineRule="auto"/>
+        <w:ind w:firstLine="720"/>
+        <w:jc w:val="left"/>
+        <w:rPr>
+          <w:rFonts w:ascii="Times New Roman" w:hAnsi="Times New Roman" w:eastAsia="Times New Roman" w:cs="Times New Roman"/>
+          <w:noProof w:val="0"/>
+          <w:sz w:val="24"/>
+          <w:szCs w:val="24"/>
+          <w:lang w:val="en-US"/>
+        </w:rPr>
+      </w:pPr>
+      <w:r>
+        <w:rPr>
+          <w:rFonts w:ascii="Times New Roman" w:hAnsi="Times New Roman" w:eastAsia="Times New Roman" w:cs="Times New Roman"/>
+          <w:noProof w:val="0"/>
+          <w:sz w:val="24"/>
+          <w:szCs w:val="24"/>
+          <w:lang w:val="en-US"/>
+        </w:rPr>
+        <w:t xml:space="preserve">Figures 1 and 2 show the posterior means for clinical and quality-of-life outcomes by baseline hard drug use status, with observed values overlaid. CD4+ T cell counts and physical quality of life scores are lower among hard drug users, with posterior means noticeably below those of non-users. Viral load and mental quality of life scores show similar posterior means between groups, reflecting minimal differences. </w:t>
+      </w:r>
+      <w:r>
+        <w:rPr>
+          <w:rFonts w:ascii="Times New Roman" w:hAnsi="Times New Roman" w:eastAsia="Times New Roman" w:cs="Times New Roman"/>
+          <w:noProof w:val="0"/>
+          <w:sz w:val="24"/>
+          <w:szCs w:val="24"/>
+          <w:lang w:val="en-US"/>
+        </w:rPr>
+        <w:t>The scatter of observed values highlights individual variability within each group and the wider 95% CrIs for drug users due to smaller sample size. Overall, the figures are consistent with the model findings, showing that baseline hard drug use is associated with declines in immune function and physical well-being, but not in viral load or mental quality of life over two years.</w:t>
+      </w:r>
+    </w:p>
+    <w:p>
+      <w:pPr>
+        <w:pStyle w:val="Normal"/>
+        <w:spacing w:before="0" w:beforeAutospacing="off" w:after="0" w:afterAutospacing="off" w:line="240" w:lineRule="auto"/>
+        <w:ind w:firstLine="0"/>
+        <w:jc w:val="left"/>
+        <w:rPr>
+          <w:rFonts w:ascii="Times New Roman" w:hAnsi="Times New Roman" w:eastAsia="Times New Roman" w:cs="Times New Roman"/>
+          <w:noProof w:val="0"/>
+          <w:sz w:val="24"/>
+          <w:szCs w:val="24"/>
+          <w:lang w:val="en-US"/>
+        </w:rPr>
+      </w:pPr>
+      <w:r>
+        <w:drawing>
+          <wp:inline wp14:editId="41BF3CD1" wp14:anchorId="56C98D2E">
+            <wp:extent cx="6077242" cy="3291840"/>
+            <wp:effectExtent l="0" t="0" r="0" b="0"/>
+            <wp:docPr id="1828104770" name="drawing"/>
+            <wp:cNvGraphicFramePr>
+              <a:graphicFrameLocks noChangeAspect="1"/>
+            </wp:cNvGraphicFramePr>
+            <a:graphic>
+              <a:graphicData xmlns:a="http://schemas.openxmlformats.org/drawingml/2006/main" uri="http://schemas.openxmlformats.org/drawingml/2006/picture">
+                <pic:pic xmlns:pic="http://schemas.openxmlformats.org/drawingml/2006/picture">
+                  <pic:nvPicPr>
+                    <pic:cNvPr id="1828104770" name="Picture 1828104770"/>
+                    <pic:cNvPicPr/>
+                  </pic:nvPicPr>
+                  <pic:blipFill>
+                    <a:blip xmlns:r="http://schemas.openxmlformats.org/officeDocument/2006/relationships" r:embed="rId1929713516">
+                      <a:extLst>
+                        <a:ext uri="{28A0092B-C50C-407E-A947-70E740481C1C}">
+                          <a14:useLocalDpi xmlns:a14="http://schemas.microsoft.com/office/drawing/2010/main"/>
+                        </a:ext>
+                      </a:extLst>
+                    </a:blip>
+                    <a:stretch>
+                      <a:fillRect/>
+                    </a:stretch>
+                  </pic:blipFill>
+                  <pic:spPr>
+                    <a:xfrm rot="0">
+                      <a:off x="0" y="0"/>
+                      <a:ext cx="6077242" cy="3291840"/>
+                    </a:xfrm>
+                    <a:prstGeom prst="rect">
+                      <a:avLst/>
+                    </a:prstGeom>
+                  </pic:spPr>
+                </pic:pic>
+              </a:graphicData>
+            </a:graphic>
+          </wp:inline>
+        </w:drawing>
+      </w:r>
+      <w:r>
+        <w:rPr>
+          <w:rFonts w:ascii="Times New Roman" w:hAnsi="Times New Roman" w:eastAsia="Times New Roman" w:cs="Times New Roman"/>
+          <w:b w:val="1"/>
+          <w:bCs w:val="1"/>
+          <w:noProof w:val="0"/>
+          <w:sz w:val="24"/>
+          <w:szCs w:val="24"/>
+          <w:lang w:val="en-US"/>
+        </w:rPr>
+        <w:t xml:space="preserve">Figure </w:t>
+      </w:r>
+      <w:r>
+        <w:rPr>
+          <w:rFonts w:ascii="Times New Roman" w:hAnsi="Times New Roman" w:eastAsia="Times New Roman" w:cs="Times New Roman"/>
+          <w:b w:val="1"/>
+          <w:bCs w:val="1"/>
+          <w:noProof w:val="0"/>
+          <w:sz w:val="24"/>
+          <w:szCs w:val="24"/>
+          <w:lang w:val="en-US"/>
+        </w:rPr>
+        <w:t>1</w:t>
+      </w:r>
+      <w:r>
+        <w:rPr>
+          <w:rFonts w:ascii="Times New Roman" w:hAnsi="Times New Roman" w:eastAsia="Times New Roman" w:cs="Times New Roman"/>
+          <w:b w:val="1"/>
+          <w:bCs w:val="1"/>
+          <w:noProof w:val="0"/>
+          <w:sz w:val="24"/>
+          <w:szCs w:val="24"/>
+          <w:lang w:val="en-US"/>
+        </w:rPr>
+        <w:t>:</w:t>
+      </w:r>
+      <w:r>
+        <w:rPr>
+          <w:rFonts w:ascii="Times New Roman" w:hAnsi="Times New Roman" w:eastAsia="Times New Roman" w:cs="Times New Roman"/>
+          <w:noProof w:val="0"/>
+          <w:sz w:val="24"/>
+          <w:szCs w:val="24"/>
+          <w:lang w:val="en-US"/>
+        </w:rPr>
+        <w:t xml:space="preserve"> </w:t>
+      </w:r>
+      <w:r>
+        <w:rPr>
+          <w:rFonts w:ascii="Times New Roman" w:hAnsi="Times New Roman" w:eastAsia="Times New Roman" w:cs="Times New Roman"/>
+          <w:noProof w:val="0"/>
+          <w:sz w:val="24"/>
+          <w:szCs w:val="24"/>
+          <w:lang w:val="en-US"/>
+        </w:rPr>
+        <w:t>Observed</w:t>
+      </w:r>
+      <w:r>
+        <w:rPr>
+          <w:rFonts w:ascii="Times New Roman" w:hAnsi="Times New Roman" w:eastAsia="Times New Roman" w:cs="Times New Roman"/>
+          <w:noProof w:val="0"/>
+          <w:sz w:val="24"/>
+          <w:szCs w:val="24"/>
+          <w:lang w:val="en-US"/>
+        </w:rPr>
+        <w:t xml:space="preserve"> clinical outcomes (gray points) by baseline hard drug use group, with posterior means (pink dots) and 95% credible intervals (blue bars) overlaid. CD4+ T cell counts show a noticeable decline among hard drug users, while log</w:t>
+      </w:r>
+      <w:r>
+        <w:rPr>
+          <w:rFonts w:ascii="Times New Roman" w:hAnsi="Times New Roman" w:eastAsia="Times New Roman" w:cs="Times New Roman"/>
+          <w:noProof w:val="0"/>
+          <w:sz w:val="24"/>
+          <w:szCs w:val="24"/>
+          <w:vertAlign w:val="subscript"/>
+          <w:lang w:val="en-US"/>
+        </w:rPr>
+        <w:t xml:space="preserve">10 </w:t>
+      </w:r>
+      <w:r>
+        <w:rPr>
+          <w:rFonts w:ascii="Times New Roman" w:hAnsi="Times New Roman" w:eastAsia="Times New Roman" w:cs="Times New Roman"/>
+          <w:noProof w:val="0"/>
+          <w:sz w:val="24"/>
+          <w:szCs w:val="24"/>
+          <w:lang w:val="en-US"/>
+        </w:rPr>
+        <w:t>viral load counts differences are less pronounced.</w:t>
+      </w:r>
+    </w:p>
+    <w:p>
+      <w:pPr>
+        <w:pStyle w:val="Normal"/>
+        <w:spacing w:before="0" w:beforeAutospacing="off" w:after="0" w:afterAutospacing="off" w:line="240" w:lineRule="auto"/>
+        <w:ind w:firstLine="0"/>
+        <w:jc w:val="left"/>
+        <w:rPr>
+          <w:rFonts w:ascii="Times New Roman" w:hAnsi="Times New Roman" w:eastAsia="Times New Roman" w:cs="Times New Roman"/>
+          <w:noProof w:val="0"/>
+          <w:sz w:val="24"/>
+          <w:szCs w:val="24"/>
+          <w:lang w:val="en-US"/>
+        </w:rPr>
+      </w:pPr>
+      <w:r>
+        <w:drawing>
+          <wp:inline wp14:editId="57BEEA35" wp14:anchorId="1BA39CEE">
+            <wp:extent cx="6095276" cy="3291840"/>
+            <wp:effectExtent l="0" t="0" r="0" b="0"/>
+            <wp:docPr id="188934933" name="drawing"/>
+            <wp:cNvGraphicFramePr>
+              <a:graphicFrameLocks noChangeAspect="1"/>
+            </wp:cNvGraphicFramePr>
+            <a:graphic>
+              <a:graphicData xmlns:a="http://schemas.openxmlformats.org/drawingml/2006/main" uri="http://schemas.openxmlformats.org/drawingml/2006/picture">
+                <pic:pic xmlns:pic="http://schemas.openxmlformats.org/drawingml/2006/picture">
+                  <pic:nvPicPr>
+                    <pic:cNvPr id="188934933" name="Picture 188934933"/>
+                    <pic:cNvPicPr/>
+                  </pic:nvPicPr>
+                  <pic:blipFill>
+                    <a:blip xmlns:r="http://schemas.openxmlformats.org/officeDocument/2006/relationships" r:embed="rId2064004582">
+                      <a:extLst>
+                        <a:ext uri="{28A0092B-C50C-407E-A947-70E740481C1C}">
+                          <a14:useLocalDpi xmlns:a14="http://schemas.microsoft.com/office/drawing/2010/main"/>
+                        </a:ext>
+                      </a:extLst>
+                    </a:blip>
+                    <a:stretch>
+                      <a:fillRect/>
+                    </a:stretch>
+                  </pic:blipFill>
+                  <pic:spPr>
+                    <a:xfrm rot="0">
+                      <a:off x="0" y="0"/>
+                      <a:ext cx="6095276" cy="3291840"/>
+                    </a:xfrm>
+                    <a:prstGeom prst="rect">
+                      <a:avLst/>
+                    </a:prstGeom>
+                  </pic:spPr>
+                </pic:pic>
+              </a:graphicData>
+            </a:graphic>
+          </wp:inline>
+        </w:drawing>
+      </w:r>
+      <w:r>
+        <w:rPr>
+          <w:rFonts w:ascii="Times New Roman" w:hAnsi="Times New Roman" w:eastAsia="Times New Roman" w:cs="Times New Roman"/>
+          <w:b w:val="1"/>
+          <w:bCs w:val="1"/>
+          <w:noProof w:val="0"/>
+          <w:sz w:val="24"/>
+          <w:szCs w:val="24"/>
+          <w:lang w:val="en-US"/>
+        </w:rPr>
+        <w:t>Figure 2:</w:t>
+      </w:r>
+      <w:r>
+        <w:rPr>
+          <w:rFonts w:ascii="Times New Roman" w:hAnsi="Times New Roman" w:eastAsia="Times New Roman" w:cs="Times New Roman"/>
+          <w:noProof w:val="0"/>
+          <w:sz w:val="24"/>
+          <w:szCs w:val="24"/>
+          <w:lang w:val="en-US"/>
+        </w:rPr>
+        <w:t xml:space="preserve"> </w:t>
+      </w:r>
+      <w:r>
+        <w:rPr>
+          <w:rFonts w:ascii="Times New Roman" w:hAnsi="Times New Roman" w:eastAsia="Times New Roman" w:cs="Times New Roman"/>
+          <w:noProof w:val="0"/>
+          <w:sz w:val="24"/>
+          <w:szCs w:val="24"/>
+          <w:lang w:val="en-US"/>
+        </w:rPr>
+        <w:t>Observed</w:t>
+      </w:r>
+      <w:r>
+        <w:rPr>
+          <w:rFonts w:ascii="Times New Roman" w:hAnsi="Times New Roman" w:eastAsia="Times New Roman" w:cs="Times New Roman"/>
+          <w:noProof w:val="0"/>
+          <w:sz w:val="24"/>
+          <w:szCs w:val="24"/>
+          <w:lang w:val="en-US"/>
+        </w:rPr>
+        <w:t xml:space="preserve"> quality of life scores (gray points) by baseline hard drug use group, with posterior means (pink dots) and 95% credible intervals (blue bars) overlaid. Physical quality of life shows a noticeable decline among hard drug users, while mental quality of life differences </w:t>
+      </w:r>
+      <w:r>
+        <w:rPr>
+          <w:rFonts w:ascii="Times New Roman" w:hAnsi="Times New Roman" w:eastAsia="Times New Roman" w:cs="Times New Roman"/>
+          <w:noProof w:val="0"/>
+          <w:sz w:val="24"/>
+          <w:szCs w:val="24"/>
+          <w:lang w:val="en-US"/>
+        </w:rPr>
+        <w:t>are</w:t>
+      </w:r>
+      <w:r>
+        <w:rPr>
+          <w:rFonts w:ascii="Times New Roman" w:hAnsi="Times New Roman" w:eastAsia="Times New Roman" w:cs="Times New Roman"/>
+          <w:noProof w:val="0"/>
+          <w:sz w:val="24"/>
+          <w:szCs w:val="24"/>
+          <w:lang w:val="en-US"/>
+        </w:rPr>
+        <w:t xml:space="preserve"> less pronounced.</w:t>
+      </w:r>
+    </w:p>
+    <w:p xmlns:wp14="http://schemas.microsoft.com/office/word/2010/wordml" wp14:paraId="65FA25BA" wp14:textId="43A292C9">
+      <w:pPr>
+        <w:spacing w:before="0" w:beforeAutospacing="off" w:after="0" w:afterAutospacing="off" w:line="480" w:lineRule="auto"/>
+        <w:contextualSpacing w:val="1"/>
+        <w:jc w:val="left"/>
+        <w:rPr>
+          <w:rFonts w:ascii="Times New Roman" w:hAnsi="Times New Roman" w:eastAsia="Times New Roman" w:cs="Times New Roman"/>
+          <w:b w:val="1"/>
+          <w:bCs w:val="1"/>
+          <w:i w:val="0"/>
+          <w:iCs w:val="0"/>
+          <w:caps w:val="0"/>
+          <w:smallCaps w:val="0"/>
+          <w:noProof w:val="0"/>
+          <w:color w:val="auto"/>
+          <w:sz w:val="24"/>
+          <w:szCs w:val="24"/>
+          <w:lang w:val="en-US"/>
+        </w:rPr>
+      </w:pPr>
+      <w:r>
+        <w:rPr>
+          <w:rFonts w:ascii="Times New Roman" w:hAnsi="Times New Roman" w:eastAsia="Times New Roman" w:cs="Times New Roman"/>
+          <w:b w:val="1"/>
+          <w:bCs w:val="1"/>
+          <w:i w:val="0"/>
+          <w:iCs w:val="0"/>
+          <w:caps w:val="0"/>
+          <w:smallCaps w:val="0"/>
+          <w:noProof w:val="0"/>
+          <w:color w:val="auto"/>
+          <w:sz w:val="24"/>
+          <w:szCs w:val="24"/>
+          <w:lang w:val="en-US"/>
+        </w:rPr>
+        <w:t>4 Discussion and Conclusions</w:t>
+      </w:r>
+    </w:p>
+    <w:p>
+      <w:pPr>
+        <w:bidi w:val="0"/>
+        <w:spacing w:before="0" w:beforeAutospacing="off" w:after="0" w:afterAutospacing="off" w:line="480" w:lineRule="auto"/>
+        <w:ind w:firstLine="720"/>
+        <w:jc w:val="left"/>
+        <w:rPr>
+          <w:rFonts w:ascii="Times New Roman" w:hAnsi="Times New Roman" w:eastAsia="Times New Roman" w:cs="Times New Roman"/>
+          <w:noProof w:val="0"/>
+          <w:sz w:val="24"/>
+          <w:szCs w:val="24"/>
+          <w:lang w:val="en-US"/>
+        </w:rPr>
+      </w:pPr>
+      <w:r>
+        <w:rPr>
+          <w:rFonts w:ascii="Times New Roman" w:hAnsi="Times New Roman" w:eastAsia="Times New Roman" w:cs="Times New Roman"/>
+          <w:noProof w:val="0"/>
+          <w:sz w:val="24"/>
+          <w:szCs w:val="24"/>
+          <w:lang w:val="en-US"/>
+        </w:rPr>
+        <w:t xml:space="preserve">This study examined the relationship between baseline hard drug use and changes in clinical and quality-of-life outcomes over the first two years after starting HAART. Frequentist and Bayesian linear regression models were used, adjusting for baseline covariates and year-2 adherence. Both approaches produced </w:t>
+      </w:r>
+      <w:r>
+        <w:rPr>
+          <w:rFonts w:ascii="Times New Roman" w:hAnsi="Times New Roman" w:eastAsia="Times New Roman" w:cs="Times New Roman"/>
+          <w:noProof w:val="0"/>
+          <w:sz w:val="24"/>
+          <w:szCs w:val="24"/>
+          <w:lang w:val="en-US"/>
+        </w:rPr>
+        <w:t>similar results</w:t>
+      </w:r>
+      <w:r>
+        <w:rPr>
+          <w:rFonts w:ascii="Times New Roman" w:hAnsi="Times New Roman" w:eastAsia="Times New Roman" w:cs="Times New Roman"/>
+          <w:noProof w:val="0"/>
+          <w:sz w:val="24"/>
+          <w:szCs w:val="24"/>
+          <w:lang w:val="en-US"/>
+        </w:rPr>
+        <w:t>, with the Bayesian models providing posterior probabilities to assess clinically meaningful effects.</w:t>
+      </w:r>
+    </w:p>
+    <w:p>
+      <w:pPr>
+        <w:bidi w:val="0"/>
+        <w:spacing w:before="0" w:beforeAutospacing="off" w:after="0" w:afterAutospacing="off" w:line="480" w:lineRule="auto"/>
+        <w:ind w:firstLine="720"/>
+        <w:jc w:val="left"/>
+        <w:rPr>
+          <w:rFonts w:ascii="Times New Roman" w:hAnsi="Times New Roman" w:eastAsia="Times New Roman" w:cs="Times New Roman"/>
+          <w:noProof w:val="0"/>
+          <w:sz w:val="24"/>
+          <w:szCs w:val="24"/>
+          <w:lang w:val="en-US"/>
+        </w:rPr>
+      </w:pPr>
+      <w:r>
+        <w:rPr>
+          <w:rFonts w:ascii="Times New Roman" w:hAnsi="Times New Roman" w:eastAsia="Times New Roman" w:cs="Times New Roman"/>
+          <w:noProof w:val="0"/>
+          <w:sz w:val="24"/>
+          <w:szCs w:val="24"/>
+          <w:lang w:val="en-US"/>
+        </w:rPr>
+        <w:t>Comparisons of Bayesian models with and without adherence showed that including adherence did not meaningfully alter posterior estimates or probabilities for baseline hard drug use across any outcome. This suggests adherence did not explain the observed differences, consistent with high adherence rates at year 2, where nearly all participants had ≥95% adherence.</w:t>
+      </w:r>
+    </w:p>
+    <w:p>
+      <w:pPr>
+        <w:bidi w:val="0"/>
+        <w:spacing w:before="0" w:beforeAutospacing="off" w:after="0" w:afterAutospacing="off" w:line="480" w:lineRule="auto"/>
+        <w:ind w:firstLine="720"/>
+        <w:jc w:val="left"/>
+        <w:rPr>
+          <w:rFonts w:ascii="Times New Roman" w:hAnsi="Times New Roman" w:eastAsia="Times New Roman" w:cs="Times New Roman"/>
+          <w:noProof w:val="0"/>
+          <w:sz w:val="24"/>
+          <w:szCs w:val="24"/>
+          <w:lang w:val="en-US"/>
+        </w:rPr>
+      </w:pPr>
+      <w:r>
+        <w:rPr>
+          <w:rFonts w:ascii="Times New Roman" w:hAnsi="Times New Roman" w:eastAsia="Times New Roman" w:cs="Times New Roman"/>
+          <w:noProof w:val="0"/>
+          <w:sz w:val="24"/>
+          <w:szCs w:val="24"/>
+          <w:lang w:val="en-US"/>
+        </w:rPr>
+        <w:t>Baseline hard drug use was associated with declines in CD4+ T cell counts and physical quality of life, both statistically significant and clinically meaningful. In contrast, viral load and mental quality of life showed no significant changes and low probabilities of clinically meaningful effects.</w:t>
+      </w:r>
+    </w:p>
+    <w:p>
+      <w:pPr>
+        <w:pStyle w:val="Normal"/>
+        <w:bidi w:val="0"/>
+        <w:spacing w:before="0" w:beforeAutospacing="off" w:after="0" w:afterAutospacing="off" w:line="480" w:lineRule="auto"/>
+        <w:ind w:firstLine="720"/>
+        <w:jc w:val="left"/>
+        <w:rPr>
+          <w:rFonts w:ascii="Times New Roman" w:hAnsi="Times New Roman" w:eastAsia="Times New Roman" w:cs="Times New Roman"/>
+          <w:noProof w:val="0"/>
+          <w:sz w:val="24"/>
+          <w:szCs w:val="24"/>
+          <w:lang w:val="en-US"/>
+        </w:rPr>
+      </w:pPr>
+      <w:r>
+        <w:rPr>
+          <w:rFonts w:ascii="Times New Roman" w:hAnsi="Times New Roman" w:eastAsia="Times New Roman" w:cs="Times New Roman"/>
+          <w:noProof w:val="0"/>
+          <w:sz w:val="24"/>
+          <w:szCs w:val="24"/>
+          <w:lang w:val="en-US"/>
+        </w:rPr>
+        <w:t xml:space="preserve">Diagnostic checks </w:t>
+      </w:r>
+      <w:r>
+        <w:rPr>
+          <w:rFonts w:ascii="Times New Roman" w:hAnsi="Times New Roman" w:eastAsia="Times New Roman" w:cs="Times New Roman"/>
+          <w:noProof w:val="0"/>
+          <w:sz w:val="24"/>
+          <w:szCs w:val="24"/>
+          <w:lang w:val="en-US"/>
+        </w:rPr>
+        <w:t>indicated</w:t>
+      </w:r>
+      <w:r>
+        <w:rPr>
+          <w:rFonts w:ascii="Times New Roman" w:hAnsi="Times New Roman" w:eastAsia="Times New Roman" w:cs="Times New Roman"/>
+          <w:noProof w:val="0"/>
+          <w:sz w:val="24"/>
+          <w:szCs w:val="24"/>
+          <w:lang w:val="en-US"/>
+        </w:rPr>
+        <w:t xml:space="preserve"> some nonnormality and </w:t>
+      </w:r>
+      <w:r>
+        <w:rPr>
+          <w:rFonts w:ascii="Times New Roman" w:hAnsi="Times New Roman" w:eastAsia="Times New Roman" w:cs="Times New Roman"/>
+          <w:noProof w:val="0"/>
+          <w:sz w:val="24"/>
+          <w:szCs w:val="24"/>
+          <w:lang w:val="en-US"/>
+        </w:rPr>
+        <w:t>nonconstant error variance</w:t>
+      </w:r>
+      <w:r>
+        <w:rPr>
+          <w:rFonts w:ascii="Times New Roman" w:hAnsi="Times New Roman" w:eastAsia="Times New Roman" w:cs="Times New Roman"/>
+          <w:noProof w:val="0"/>
+          <w:sz w:val="24"/>
+          <w:szCs w:val="24"/>
+          <w:lang w:val="en-US"/>
+        </w:rPr>
+        <w:t xml:space="preserve"> which may have affected estimate precision, though linear regression models are </w:t>
+      </w:r>
+      <w:r>
+        <w:rPr>
+          <w:rFonts w:ascii="Times New Roman" w:hAnsi="Times New Roman" w:eastAsia="Times New Roman" w:cs="Times New Roman"/>
+          <w:noProof w:val="0"/>
+          <w:sz w:val="24"/>
+          <w:szCs w:val="24"/>
+          <w:lang w:val="en-US"/>
+        </w:rPr>
+        <w:t>generally robust</w:t>
+      </w:r>
+      <w:r>
+        <w:rPr>
+          <w:rFonts w:ascii="Times New Roman" w:hAnsi="Times New Roman" w:eastAsia="Times New Roman" w:cs="Times New Roman"/>
+          <w:noProof w:val="0"/>
+          <w:sz w:val="24"/>
+          <w:szCs w:val="24"/>
+          <w:lang w:val="en-US"/>
+        </w:rPr>
+        <w:t xml:space="preserve"> to mild violations.</w:t>
+      </w:r>
+      <w:r>
+        <w:rPr>
+          <w:rFonts w:ascii="Times New Roman" w:hAnsi="Times New Roman" w:eastAsia="Times New Roman" w:cs="Times New Roman"/>
+          <w:noProof w:val="0"/>
+          <w:sz w:val="24"/>
+          <w:szCs w:val="24"/>
+          <w:lang w:val="en-US"/>
+        </w:rPr>
+        <w:t xml:space="preserve"> Hence, results should be interpreted with this context in mind.</w:t>
+      </w:r>
+    </w:p>
+    <w:p>
+      <w:pPr>
+        <w:pStyle w:val="Normal"/>
+        <w:bidi w:val="0"/>
+        <w:spacing w:before="0" w:beforeAutospacing="off" w:after="0" w:afterAutospacing="off" w:line="480" w:lineRule="auto"/>
+        <w:ind w:firstLine="720"/>
+        <w:jc w:val="left"/>
+      </w:pPr>
+      <w:r>
+        <w:rPr>
+          <w:rFonts w:ascii="Times New Roman" w:hAnsi="Times New Roman" w:eastAsia="Times New Roman" w:cs="Times New Roman"/>
+          <w:noProof w:val="0"/>
+          <w:sz w:val="24"/>
+          <w:szCs w:val="24"/>
+          <w:lang w:val="en-US"/>
+        </w:rPr>
+        <w:t xml:space="preserve">There are several limitations to consider when interpreting these findings. Since the analysis included only individuals with complete information at both time points, the sample was reduced, and some people were not represented in the </w:t>
+      </w:r>
+      <w:r>
+        <w:rPr>
+          <w:rFonts w:ascii="Times New Roman" w:hAnsi="Times New Roman" w:eastAsia="Times New Roman" w:cs="Times New Roman"/>
+          <w:noProof w:val="0"/>
+          <w:sz w:val="24"/>
+          <w:szCs w:val="24"/>
+          <w:lang w:val="en-US"/>
+        </w:rPr>
+        <w:t>final results</w:t>
+      </w:r>
+      <w:r>
+        <w:rPr>
+          <w:rFonts w:ascii="Times New Roman" w:hAnsi="Times New Roman" w:eastAsia="Times New Roman" w:cs="Times New Roman"/>
+          <w:noProof w:val="0"/>
+          <w:sz w:val="24"/>
+          <w:szCs w:val="24"/>
+          <w:lang w:val="en-US"/>
+        </w:rPr>
+        <w:t xml:space="preserve">. </w:t>
+      </w:r>
+      <w:r>
+        <w:rPr>
+          <w:rFonts w:ascii="Times New Roman" w:hAnsi="Times New Roman" w:eastAsia="Times New Roman" w:cs="Times New Roman"/>
+          <w:noProof w:val="0"/>
+          <w:sz w:val="24"/>
+          <w:szCs w:val="24"/>
+          <w:lang w:val="en-US"/>
+        </w:rPr>
+        <w:t>Important details</w:t>
+      </w:r>
+      <w:r>
+        <w:rPr>
+          <w:rFonts w:ascii="Times New Roman" w:hAnsi="Times New Roman" w:eastAsia="Times New Roman" w:cs="Times New Roman"/>
+          <w:noProof w:val="0"/>
+          <w:sz w:val="24"/>
+          <w:szCs w:val="24"/>
+          <w:lang w:val="en-US"/>
+        </w:rPr>
+        <w:t xml:space="preserve"> may also have been lost when certain variables had to be simplified into broader categories due to small group sizes. Since drug use was self‑reported, inaccurate reporting could introduce misclassification bias, which may influence true differences between individuals who used hard drugs and those who did not. Other factors not captured in the dataset, including continued drug use after baseline, mental health challenges, or other health conditions, may have influenced the outcomes. Finally, some outcomes showed a wide range of responses, reflecting the natural variability that exists across individuals and potential outliers.</w:t>
+      </w:r>
+    </w:p>
+    <w:p>
+      <w:pPr>
+        <w:bidi w:val="0"/>
+        <w:spacing w:before="0" w:beforeAutospacing="off" w:after="0" w:afterAutospacing="off" w:line="480" w:lineRule="auto"/>
+        <w:ind w:firstLine="720"/>
+        <w:jc w:val="left"/>
+        <w:rPr>
+          <w:rFonts w:ascii="Times New Roman" w:hAnsi="Times New Roman" w:eastAsia="Times New Roman" w:cs="Times New Roman"/>
+          <w:noProof w:val="0"/>
+          <w:sz w:val="24"/>
+          <w:szCs w:val="24"/>
+          <w:lang w:val="en-US"/>
+        </w:rPr>
+      </w:pPr>
+      <w:r>
+        <w:rPr>
+          <w:rFonts w:ascii="Times New Roman" w:hAnsi="Times New Roman" w:eastAsia="Times New Roman" w:cs="Times New Roman"/>
+          <w:noProof w:val="0"/>
+          <w:sz w:val="24"/>
+          <w:szCs w:val="24"/>
+          <w:lang w:val="en-US"/>
+        </w:rPr>
+        <w:t>In conclusion, baseline hard drug use was associated with significant declines in CD4+ T cell counts and physical quality of life over two years following HAART, while viral load and mental quality of life were unaffected. These associations were not explained by adherence, highlighting the importance of considering substance use history in evaluating early immunologic and functional responses to HAART.</w:t>
+      </w:r>
+    </w:p>
+    <w:p xmlns:wp14="http://schemas.microsoft.com/office/word/2010/wordml" wp14:paraId="2C078E63" wp14:textId="318845C2">
+      <w:pPr>
+        <w:pStyle w:val="Normal"/>
+        <w:spacing w:before="0" w:beforeAutospacing="off" w:after="0" w:afterAutospacing="off" w:line="480" w:lineRule="auto"/>
+        <w:contextualSpacing w:val="1"/>
+        <w:jc w:val="left"/>
+        <w:rPr>
+          <w:rFonts w:ascii="Times New Roman" w:hAnsi="Times New Roman" w:eastAsia="Times New Roman" w:cs="Times New Roman"/>
+          <w:b w:val="0"/>
+          <w:bCs w:val="0"/>
+          <w:i w:val="0"/>
+          <w:iCs w:val="0"/>
+          <w:caps w:val="0"/>
+          <w:smallCaps w:val="0"/>
+          <w:strike w:val="0"/>
+          <w:dstrike w:val="0"/>
+          <w:noProof w:val="0"/>
+          <w:color w:val="auto"/>
+          <w:sz w:val="24"/>
+          <w:szCs w:val="24"/>
+          <w:u w:val="none"/>
+          <w:lang w:val="en-US"/>
+        </w:rPr>
+      </w:pPr>
+      <w:r>
+        <w:rPr>
+          <w:rFonts w:ascii="Times New Roman" w:hAnsi="Times New Roman" w:eastAsia="Times New Roman" w:cs="Times New Roman"/>
+          <w:b w:val="1"/>
+          <w:bCs w:val="1"/>
+          <w:i w:val="0"/>
+          <w:iCs w:val="0"/>
+          <w:caps w:val="0"/>
+          <w:smallCaps w:val="0"/>
+          <w:strike w:val="0"/>
+          <w:dstrike w:val="0"/>
+          <w:noProof w:val="0"/>
+          <w:color w:val="auto"/>
+          <w:sz w:val="24"/>
+          <w:szCs w:val="24"/>
+          <w:u w:val="none"/>
+          <w:lang w:val="en-US"/>
+        </w:rPr>
+        <w:t>5 Reproducible Research Information</w:t>
+      </w:r>
+      <w:r>
+        <w:br/>
+      </w:r>
+      <w:r>
+        <w:tab/>
+      </w:r>
+      <w:r>
+        <w:rPr>
+          <w:rFonts w:ascii="Times New Roman" w:hAnsi="Times New Roman" w:eastAsia="Times New Roman" w:cs="Times New Roman"/>
+          <w:b w:val="0"/>
+          <w:bCs w:val="0"/>
+          <w:i w:val="0"/>
+          <w:iCs w:val="0"/>
+          <w:caps w:val="0"/>
+          <w:smallCaps w:val="0"/>
+          <w:strike w:val="0"/>
+          <w:dstrike w:val="0"/>
+          <w:noProof w:val="0"/>
+          <w:color w:val="auto"/>
+          <w:sz w:val="24"/>
+          <w:szCs w:val="24"/>
+          <w:u w:val="none"/>
+          <w:lang w:val="en-US"/>
+        </w:rPr>
+        <w:t xml:space="preserve">The data files and analysis code used to generate the results, tables, and figures in this report are available at: </w:t>
+      </w:r>
+      <w:hyperlink r:id="Ref546b5a04db44fe">
+        <w:r>
+          <w:rPr>
+            <w:rStyle w:val="Hyperlink"/>
+            <w:rFonts w:ascii="Times New Roman" w:hAnsi="Times New Roman" w:eastAsia="Times New Roman" w:cs="Times New Roman"/>
+            <w:b w:val="0"/>
+            <w:bCs w:val="0"/>
+            <w:i w:val="0"/>
+            <w:iCs w:val="0"/>
+            <w:caps w:val="0"/>
+            <w:smallCaps w:val="0"/>
+            <w:strike w:val="0"/>
+            <w:dstrike w:val="0"/>
+            <w:noProof w:val="0"/>
+            <w:color w:val="auto"/>
+            <w:sz w:val="24"/>
+            <w:szCs w:val="24"/>
+            <w:lang w:val="en-US"/>
+          </w:rPr>
+          <w:t>https://github.com/robledok/BIOS6624.git</w:t>
+        </w:r>
+      </w:hyperlink>
+      <w:r>
+        <w:rPr>
+          <w:rFonts w:ascii="Times New Roman" w:hAnsi="Times New Roman" w:eastAsia="Times New Roman" w:cs="Times New Roman"/>
+          <w:b w:val="0"/>
+          <w:bCs w:val="0"/>
+          <w:i w:val="0"/>
+          <w:iCs w:val="0"/>
+          <w:caps w:val="0"/>
+          <w:smallCaps w:val="0"/>
+          <w:strike w:val="0"/>
+          <w:dstrike w:val="0"/>
+          <w:noProof w:val="0"/>
+          <w:color w:val="auto"/>
+          <w:sz w:val="24"/>
+          <w:szCs w:val="24"/>
+          <w:u w:val="none"/>
+          <w:lang w:val="en-US"/>
+        </w:rPr>
+        <w:t>. The an</w:t>
+      </w:r>
+      <w:r>
+        <w:rPr>
+          <w:rFonts w:ascii="Times New Roman" w:hAnsi="Times New Roman" w:eastAsia="Times New Roman" w:cs="Times New Roman"/>
+          <w:b w:val="0"/>
+          <w:bCs w:val="0"/>
+          <w:i w:val="0"/>
+          <w:iCs w:val="0"/>
+          <w:caps w:val="0"/>
+          <w:smallCaps w:val="0"/>
+          <w:strike w:val="0"/>
+          <w:dstrike w:val="0"/>
+          <w:noProof w:val="0"/>
+          <w:color w:val="auto"/>
+          <w:sz w:val="24"/>
+          <w:szCs w:val="24"/>
+          <w:u w:val="none"/>
+          <w:lang w:val="en-US"/>
+        </w:rPr>
+        <w:t>alysis</w:t>
+      </w:r>
+      <w:r>
+        <w:rPr>
+          <w:rFonts w:ascii="Times New Roman" w:hAnsi="Times New Roman" w:eastAsia="Times New Roman" w:cs="Times New Roman"/>
+          <w:b w:val="0"/>
+          <w:bCs w:val="0"/>
+          <w:i w:val="0"/>
+          <w:iCs w:val="0"/>
+          <w:caps w:val="0"/>
+          <w:smallCaps w:val="0"/>
+          <w:strike w:val="0"/>
+          <w:dstrike w:val="0"/>
+          <w:noProof w:val="0"/>
+          <w:color w:val="auto"/>
+          <w:sz w:val="24"/>
+          <w:szCs w:val="24"/>
+          <w:u w:val="none"/>
+          <w:lang w:val="en-US"/>
+        </w:rPr>
+        <w:t xml:space="preserve"> was conduct</w:t>
+      </w:r>
+      <w:r>
+        <w:rPr>
+          <w:rFonts w:ascii="Times New Roman" w:hAnsi="Times New Roman" w:eastAsia="Times New Roman" w:cs="Times New Roman"/>
+          <w:b w:val="0"/>
+          <w:bCs w:val="0"/>
+          <w:i w:val="0"/>
+          <w:iCs w:val="0"/>
+          <w:caps w:val="0"/>
+          <w:smallCaps w:val="0"/>
+          <w:strike w:val="0"/>
+          <w:dstrike w:val="0"/>
+          <w:noProof w:val="0"/>
+          <w:color w:val="auto"/>
+          <w:sz w:val="24"/>
+          <w:szCs w:val="24"/>
+          <w:u w:val="none"/>
+          <w:lang w:val="en-US"/>
+        </w:rPr>
+        <w:t>ed in Pr</w:t>
+      </w:r>
+      <w:r>
+        <w:rPr>
+          <w:rFonts w:ascii="Times New Roman" w:hAnsi="Times New Roman" w:eastAsia="Times New Roman" w:cs="Times New Roman"/>
+          <w:b w:val="0"/>
+          <w:bCs w:val="0"/>
+          <w:i w:val="0"/>
+          <w:iCs w:val="0"/>
+          <w:caps w:val="0"/>
+          <w:smallCaps w:val="0"/>
+          <w:strike w:val="0"/>
+          <w:dstrike w:val="0"/>
+          <w:noProof w:val="0"/>
+          <w:color w:val="auto"/>
+          <w:sz w:val="24"/>
+          <w:szCs w:val="24"/>
+          <w:u w:val="none"/>
+          <w:lang w:val="en-US"/>
+        </w:rPr>
+        <w:t>oject 1/C</w:t>
+      </w:r>
+      <w:r>
+        <w:rPr>
+          <w:rFonts w:ascii="Times New Roman" w:hAnsi="Times New Roman" w:eastAsia="Times New Roman" w:cs="Times New Roman"/>
+          <w:b w:val="0"/>
+          <w:bCs w:val="0"/>
+          <w:i w:val="0"/>
+          <w:iCs w:val="0"/>
+          <w:caps w:val="0"/>
+          <w:smallCaps w:val="0"/>
+          <w:strike w:val="0"/>
+          <w:dstrike w:val="0"/>
+          <w:noProof w:val="0"/>
+          <w:color w:val="auto"/>
+          <w:sz w:val="24"/>
+          <w:szCs w:val="24"/>
+          <w:u w:val="none"/>
+          <w:lang w:val="en-US"/>
+        </w:rPr>
+        <w:t>ode/03_Data_A</w:t>
+      </w:r>
+      <w:r>
+        <w:rPr>
+          <w:rFonts w:ascii="Times New Roman" w:hAnsi="Times New Roman" w:eastAsia="Times New Roman" w:cs="Times New Roman"/>
+          <w:b w:val="0"/>
+          <w:bCs w:val="0"/>
+          <w:i w:val="0"/>
+          <w:iCs w:val="0"/>
+          <w:caps w:val="0"/>
+          <w:smallCaps w:val="0"/>
+          <w:strike w:val="0"/>
+          <w:dstrike w:val="0"/>
+          <w:noProof w:val="0"/>
+          <w:color w:val="auto"/>
+          <w:sz w:val="24"/>
+          <w:szCs w:val="24"/>
+          <w:u w:val="none"/>
+          <w:lang w:val="en-US"/>
+        </w:rPr>
+        <w:t>na</w:t>
+      </w:r>
+      <w:r>
+        <w:rPr>
+          <w:rFonts w:ascii="Times New Roman" w:hAnsi="Times New Roman" w:eastAsia="Times New Roman" w:cs="Times New Roman"/>
+          <w:b w:val="0"/>
+          <w:bCs w:val="0"/>
+          <w:i w:val="0"/>
+          <w:iCs w:val="0"/>
+          <w:caps w:val="0"/>
+          <w:smallCaps w:val="0"/>
+          <w:strike w:val="0"/>
+          <w:dstrike w:val="0"/>
+          <w:noProof w:val="0"/>
+          <w:color w:val="auto"/>
+          <w:sz w:val="24"/>
+          <w:szCs w:val="24"/>
+          <w:u w:val="none"/>
+          <w:lang w:val="en-US"/>
+        </w:rPr>
+        <w:t>lysis.R and the d</w:t>
+      </w:r>
+      <w:r>
+        <w:rPr>
+          <w:rFonts w:ascii="Times New Roman" w:hAnsi="Times New Roman" w:eastAsia="Times New Roman" w:cs="Times New Roman"/>
+          <w:b w:val="0"/>
+          <w:bCs w:val="0"/>
+          <w:i w:val="0"/>
+          <w:iCs w:val="0"/>
+          <w:caps w:val="0"/>
+          <w:smallCaps w:val="0"/>
+          <w:strike w:val="0"/>
+          <w:dstrike w:val="0"/>
+          <w:noProof w:val="0"/>
+          <w:color w:val="auto"/>
+          <w:sz w:val="24"/>
+          <w:szCs w:val="24"/>
+          <w:u w:val="none"/>
+          <w:lang w:val="en-US"/>
+        </w:rPr>
+        <w:t>ata cleaning was conducted in Project 1/Code/02_Data</w:t>
+      </w:r>
+      <w:r>
+        <w:rPr>
+          <w:rFonts w:ascii="Times New Roman" w:hAnsi="Times New Roman" w:eastAsia="Times New Roman" w:cs="Times New Roman"/>
+          <w:b w:val="0"/>
+          <w:bCs w:val="0"/>
+          <w:i w:val="0"/>
+          <w:iCs w:val="0"/>
+          <w:caps w:val="0"/>
+          <w:smallCaps w:val="0"/>
+          <w:strike w:val="0"/>
+          <w:dstrike w:val="0"/>
+          <w:noProof w:val="0"/>
+          <w:color w:val="auto"/>
+          <w:sz w:val="24"/>
+          <w:szCs w:val="24"/>
+          <w:u w:val="none"/>
+          <w:lang w:val="en-US"/>
+        </w:rPr>
+        <w:t>_Cleaning</w:t>
+      </w:r>
+      <w:r>
+        <w:rPr>
+          <w:rFonts w:ascii="Times New Roman" w:hAnsi="Times New Roman" w:eastAsia="Times New Roman" w:cs="Times New Roman"/>
+          <w:b w:val="0"/>
+          <w:bCs w:val="0"/>
+          <w:i w:val="0"/>
+          <w:iCs w:val="0"/>
+          <w:caps w:val="0"/>
+          <w:smallCaps w:val="0"/>
+          <w:strike w:val="0"/>
+          <w:dstrike w:val="0"/>
+          <w:noProof w:val="0"/>
+          <w:color w:val="auto"/>
+          <w:sz w:val="24"/>
+          <w:szCs w:val="24"/>
+          <w:u w:val="none"/>
+          <w:lang w:val="en-US"/>
+        </w:rPr>
+        <w:t xml:space="preserve">.R where the final dataset was produced. The raw data lives in </w:t>
+      </w:r>
+      <w:r>
+        <w:rPr>
+          <w:rFonts w:ascii="Times New Roman" w:hAnsi="Times New Roman" w:eastAsia="Times New Roman" w:cs="Times New Roman"/>
+          <w:b w:val="0"/>
+          <w:bCs w:val="0"/>
+          <w:i w:val="0"/>
+          <w:iCs w:val="0"/>
+          <w:caps w:val="0"/>
+          <w:smallCaps w:val="0"/>
+          <w:strike w:val="0"/>
+          <w:dstrike w:val="0"/>
+          <w:noProof w:val="0"/>
+          <w:color w:val="auto"/>
+          <w:sz w:val="24"/>
+          <w:szCs w:val="24"/>
+          <w:u w:val="none"/>
+          <w:lang w:val="en-US"/>
+        </w:rPr>
+        <w:t>OneDrive-</w:t>
+      </w:r>
+      <w:r>
+        <w:rPr>
+          <w:rFonts w:ascii="Times New Roman" w:hAnsi="Times New Roman" w:eastAsia="Times New Roman" w:cs="Times New Roman"/>
+          <w:b w:val="0"/>
+          <w:bCs w:val="0"/>
+          <w:i w:val="0"/>
+          <w:iCs w:val="0"/>
+          <w:caps w:val="0"/>
+          <w:smallCaps w:val="0"/>
+          <w:strike w:val="0"/>
+          <w:dstrike w:val="0"/>
+          <w:noProof w:val="0"/>
+          <w:color w:val="auto"/>
+          <w:sz w:val="24"/>
+          <w:szCs w:val="24"/>
+          <w:u w:val="none"/>
+          <w:lang w:val="en-US"/>
+        </w:rPr>
+        <w:t>TheUniversityofColoradoDenver</w:t>
+      </w:r>
+      <w:r>
+        <w:rPr>
+          <w:rFonts w:ascii="Times New Roman" w:hAnsi="Times New Roman" w:eastAsia="Times New Roman" w:cs="Times New Roman"/>
+          <w:b w:val="0"/>
+          <w:bCs w:val="0"/>
+          <w:i w:val="0"/>
+          <w:iCs w:val="0"/>
+          <w:caps w:val="0"/>
+          <w:smallCaps w:val="0"/>
+          <w:strike w:val="0"/>
+          <w:dstrike w:val="0"/>
+          <w:noProof w:val="0"/>
+          <w:color w:val="auto"/>
+          <w:sz w:val="24"/>
+          <w:szCs w:val="24"/>
+          <w:u w:val="none"/>
+          <w:lang w:val="en-US"/>
+        </w:rPr>
+        <w:t>/MS Degree/Spring 2026/BIOS6624/Project 1/</w:t>
+      </w:r>
+      <w:r>
+        <w:rPr>
+          <w:rFonts w:ascii="Times New Roman" w:hAnsi="Times New Roman" w:eastAsia="Times New Roman" w:cs="Times New Roman"/>
+          <w:b w:val="0"/>
+          <w:bCs w:val="0"/>
+          <w:i w:val="0"/>
+          <w:iCs w:val="0"/>
+          <w:caps w:val="0"/>
+          <w:smallCaps w:val="0"/>
+          <w:strike w:val="0"/>
+          <w:dstrike w:val="0"/>
+          <w:noProof w:val="0"/>
+          <w:color w:val="auto"/>
+          <w:sz w:val="24"/>
+          <w:szCs w:val="24"/>
+          <w:u w:val="none"/>
+          <w:lang w:val="en-US"/>
+        </w:rPr>
+        <w:t>DataRaw</w:t>
+      </w:r>
+      <w:r>
+        <w:rPr>
+          <w:rFonts w:ascii="Times New Roman" w:hAnsi="Times New Roman" w:eastAsia="Times New Roman" w:cs="Times New Roman"/>
+          <w:b w:val="0"/>
+          <w:bCs w:val="0"/>
+          <w:i w:val="0"/>
+          <w:iCs w:val="0"/>
+          <w:caps w:val="0"/>
+          <w:smallCaps w:val="0"/>
+          <w:strike w:val="0"/>
+          <w:dstrike w:val="0"/>
+          <w:noProof w:val="0"/>
+          <w:color w:val="auto"/>
+          <w:sz w:val="24"/>
+          <w:szCs w:val="24"/>
+          <w:u w:val="none"/>
+          <w:lang w:val="en-US"/>
+        </w:rPr>
+        <w:t>/hiv_6624_final.csv</w:t>
+      </w:r>
+      <w:r>
+        <w:rPr>
+          <w:rFonts w:ascii="Times New Roman" w:hAnsi="Times New Roman" w:eastAsia="Times New Roman" w:cs="Times New Roman"/>
+          <w:b w:val="0"/>
+          <w:bCs w:val="0"/>
+          <w:i w:val="0"/>
+          <w:iCs w:val="0"/>
+          <w:caps w:val="0"/>
+          <w:smallCaps w:val="0"/>
+          <w:strike w:val="0"/>
+          <w:dstrike w:val="0"/>
+          <w:noProof w:val="0"/>
+          <w:color w:val="auto"/>
+          <w:sz w:val="24"/>
+          <w:szCs w:val="24"/>
+          <w:u w:val="none"/>
+          <w:lang w:val="en-US"/>
+        </w:rPr>
+        <w:t xml:space="preserve"> and the final dataset is in </w:t>
+      </w:r>
+      <w:r>
+        <w:rPr>
+          <w:rFonts w:ascii="Times New Roman" w:hAnsi="Times New Roman" w:eastAsia="Times New Roman" w:cs="Times New Roman"/>
+          <w:b w:val="0"/>
+          <w:bCs w:val="0"/>
+          <w:i w:val="0"/>
+          <w:iCs w:val="0"/>
+          <w:caps w:val="0"/>
+          <w:smallCaps w:val="0"/>
+          <w:strike w:val="0"/>
+          <w:dstrike w:val="0"/>
+          <w:noProof w:val="0"/>
+          <w:color w:val="auto"/>
+          <w:sz w:val="24"/>
+          <w:szCs w:val="24"/>
+          <w:u w:val="none"/>
+          <w:lang w:val="en-US"/>
+        </w:rPr>
+        <w:t>OneDrive-</w:t>
+      </w:r>
+      <w:r>
+        <w:rPr>
+          <w:rFonts w:ascii="Times New Roman" w:hAnsi="Times New Roman" w:eastAsia="Times New Roman" w:cs="Times New Roman"/>
+          <w:b w:val="0"/>
+          <w:bCs w:val="0"/>
+          <w:i w:val="0"/>
+          <w:iCs w:val="0"/>
+          <w:caps w:val="0"/>
+          <w:smallCaps w:val="0"/>
+          <w:strike w:val="0"/>
+          <w:dstrike w:val="0"/>
+          <w:noProof w:val="0"/>
+          <w:color w:val="auto"/>
+          <w:sz w:val="24"/>
+          <w:szCs w:val="24"/>
+          <w:u w:val="none"/>
+          <w:lang w:val="en-US"/>
+        </w:rPr>
+        <w:t>TheUniversityofColoradoDenver</w:t>
+      </w:r>
+      <w:r>
+        <w:rPr>
+          <w:rFonts w:ascii="Times New Roman" w:hAnsi="Times New Roman" w:eastAsia="Times New Roman" w:cs="Times New Roman"/>
+          <w:b w:val="0"/>
+          <w:bCs w:val="0"/>
+          <w:i w:val="0"/>
+          <w:iCs w:val="0"/>
+          <w:caps w:val="0"/>
+          <w:smallCaps w:val="0"/>
+          <w:strike w:val="0"/>
+          <w:dstrike w:val="0"/>
+          <w:noProof w:val="0"/>
+          <w:color w:val="auto"/>
+          <w:sz w:val="24"/>
+          <w:szCs w:val="24"/>
+          <w:u w:val="none"/>
+          <w:lang w:val="en-US"/>
+        </w:rPr>
+        <w:t>/MS Degree/Spring 2026/BIOS6624/Project 1/</w:t>
+      </w:r>
+      <w:r>
+        <w:rPr>
+          <w:rFonts w:ascii="Times New Roman" w:hAnsi="Times New Roman" w:eastAsia="Times New Roman" w:cs="Times New Roman"/>
+          <w:b w:val="0"/>
+          <w:bCs w:val="0"/>
+          <w:i w:val="0"/>
+          <w:iCs w:val="0"/>
+          <w:caps w:val="0"/>
+          <w:smallCaps w:val="0"/>
+          <w:strike w:val="0"/>
+          <w:dstrike w:val="0"/>
+          <w:noProof w:val="0"/>
+          <w:color w:val="auto"/>
+          <w:sz w:val="24"/>
+          <w:szCs w:val="24"/>
+          <w:u w:val="none"/>
+          <w:lang w:val="en-US"/>
+        </w:rPr>
+        <w:t>DataProcessed</w:t>
+      </w:r>
+      <w:r>
+        <w:rPr>
+          <w:rFonts w:ascii="Times New Roman" w:hAnsi="Times New Roman" w:eastAsia="Times New Roman" w:cs="Times New Roman"/>
+          <w:b w:val="0"/>
+          <w:bCs w:val="0"/>
+          <w:i w:val="0"/>
+          <w:iCs w:val="0"/>
+          <w:caps w:val="0"/>
+          <w:smallCaps w:val="0"/>
+          <w:strike w:val="0"/>
+          <w:dstrike w:val="0"/>
+          <w:noProof w:val="0"/>
+          <w:color w:val="auto"/>
+          <w:sz w:val="24"/>
+          <w:szCs w:val="24"/>
+          <w:u w:val="none"/>
+          <w:lang w:val="en-US"/>
+        </w:rPr>
+        <w:t>/dat_p1_clean_kr.csv</w:t>
+      </w:r>
+      <w:r>
+        <w:rPr>
+          <w:rFonts w:ascii="Times New Roman" w:hAnsi="Times New Roman" w:eastAsia="Times New Roman" w:cs="Times New Roman"/>
+          <w:b w:val="0"/>
+          <w:bCs w:val="0"/>
+          <w:i w:val="0"/>
+          <w:iCs w:val="0"/>
+          <w:caps w:val="0"/>
+          <w:smallCaps w:val="0"/>
+          <w:strike w:val="0"/>
+          <w:dstrike w:val="0"/>
+          <w:noProof w:val="0"/>
+          <w:color w:val="auto"/>
+          <w:sz w:val="24"/>
+          <w:szCs w:val="24"/>
+          <w:u w:val="none"/>
+          <w:lang w:val="en-US"/>
+        </w:rPr>
+        <w:t xml:space="preserve"> on the analyst’s local drive.</w:t>
+      </w:r>
+    </w:p>
+    <w:p>
+      <w:pPr>
+        <w:pStyle w:val="Normal"/>
+        <w:spacing w:before="0" w:beforeAutospacing="off" w:after="0" w:afterAutospacing="off" w:line="480" w:lineRule="auto"/>
+        <w:contextualSpacing w:val="1"/>
+        <w:rPr>
+          <w:rFonts w:ascii="Times New Roman" w:hAnsi="Times New Roman" w:eastAsia="Times New Roman" w:cs="Times New Roman"/>
+          <w:noProof w:val="0"/>
+          <w:sz w:val="24"/>
+          <w:szCs w:val="24"/>
+          <w:lang w:val="en-US"/>
+        </w:rPr>
+      </w:pPr>
+    </w:p>
+    <w:p>
+      <w:pPr>
+        <w:pStyle w:val="Normal"/>
+        <w:spacing w:before="0" w:beforeAutospacing="off" w:after="0" w:afterAutospacing="off" w:line="480" w:lineRule="auto"/>
+        <w:contextualSpacing w:val="1"/>
+        <w:rPr>
+          <w:rFonts w:ascii="Times New Roman" w:hAnsi="Times New Roman" w:eastAsia="Times New Roman" w:cs="Times New Roman"/>
+          <w:noProof w:val="0"/>
+          <w:sz w:val="24"/>
+          <w:szCs w:val="24"/>
+          <w:lang w:val="en-US"/>
+        </w:rPr>
+      </w:pPr>
     </w:p>
     <w:sectPr>
       <w:pgSz w:w="12240" w:h="15840" w:orient="portrait"/>
@@ -7886,6 +7057,248 @@
     </w:pPr>
   </w:p>
 </w:hdr>
+</file>
+
+<file path=word/intelligence2.xml><?xml version="1.0" encoding="utf-8"?>
+<int2:intelligence xmlns:int2="http://schemas.microsoft.com/office/intelligence/2020/intelligence">
+  <int2:observations/>
+  <int2:intelligenceSettings/>
+</int2:intelligence>
+</file>
+
+<file path=word/numbering.xml><?xml version="1.0" encoding="utf-8"?>
+<w:numbering xmlns:w="http://schemas.openxmlformats.org/wordprocessingml/2006/main">
+  <w:abstractNum xmlns:w="http://schemas.openxmlformats.org/wordprocessingml/2006/main" w:abstractNumId="2">
+    <w:nsid w:val="1eca4b38"/>
+    <w:multiLevelType xmlns:w="http://schemas.openxmlformats.org/wordprocessingml/2006/main" w:val="hybridMultilevel"/>
+    <w:lvl xmlns:w="http://schemas.openxmlformats.org/wordprocessingml/2006/main" w:ilvl="0">
+      <w:start w:val="1"/>
+      <w:numFmt w:val="bullet"/>
+      <w:lvlText w:val=""/>
+      <w:lvlJc w:val="left"/>
+      <w:pPr>
+        <w:ind w:left="720" w:hanging="360"/>
+      </w:pPr>
+      <w:rPr>
+        <w:rFonts w:hint="default" w:ascii="Symbol" w:hAnsi="Symbol"/>
+      </w:rPr>
+    </w:lvl>
+    <w:lvl xmlns:w="http://schemas.openxmlformats.org/wordprocessingml/2006/main" w:ilvl="1">
+      <w:start w:val="1"/>
+      <w:numFmt w:val="bullet"/>
+      <w:lvlText w:val="o"/>
+      <w:lvlJc w:val="left"/>
+      <w:pPr>
+        <w:ind w:left="1440" w:hanging="360"/>
+      </w:pPr>
+      <w:rPr>
+        <w:rFonts w:hint="default" w:ascii="Courier New" w:hAnsi="Courier New"/>
+      </w:rPr>
+    </w:lvl>
+    <w:lvl xmlns:w="http://schemas.openxmlformats.org/wordprocessingml/2006/main" w:ilvl="2">
+      <w:start w:val="1"/>
+      <w:numFmt w:val="bullet"/>
+      <w:lvlText w:val=""/>
+      <w:lvlJc w:val="left"/>
+      <w:pPr>
+        <w:ind w:left="2160" w:hanging="360"/>
+      </w:pPr>
+      <w:rPr>
+        <w:rFonts w:hint="default" w:ascii="Wingdings" w:hAnsi="Wingdings"/>
+      </w:rPr>
+    </w:lvl>
+    <w:lvl xmlns:w="http://schemas.openxmlformats.org/wordprocessingml/2006/main" w:ilvl="3">
+      <w:start w:val="1"/>
+      <w:numFmt w:val="bullet"/>
+      <w:lvlText w:val=""/>
+      <w:lvlJc w:val="left"/>
+      <w:pPr>
+        <w:ind w:left="2880" w:hanging="360"/>
+      </w:pPr>
+      <w:rPr>
+        <w:rFonts w:hint="default" w:ascii="Symbol" w:hAnsi="Symbol"/>
+      </w:rPr>
+    </w:lvl>
+    <w:lvl xmlns:w="http://schemas.openxmlformats.org/wordprocessingml/2006/main" w:ilvl="4">
+      <w:start w:val="1"/>
+      <w:numFmt w:val="bullet"/>
+      <w:lvlText w:val="o"/>
+      <w:lvlJc w:val="left"/>
+      <w:pPr>
+        <w:ind w:left="3600" w:hanging="360"/>
+      </w:pPr>
+      <w:rPr>
+        <w:rFonts w:hint="default" w:ascii="Courier New" w:hAnsi="Courier New"/>
+      </w:rPr>
+    </w:lvl>
+    <w:lvl xmlns:w="http://schemas.openxmlformats.org/wordprocessingml/2006/main" w:ilvl="5">
+      <w:start w:val="1"/>
+      <w:numFmt w:val="bullet"/>
+      <w:lvlText w:val=""/>
+      <w:lvlJc w:val="left"/>
+      <w:pPr>
+        <w:ind w:left="4320" w:hanging="360"/>
+      </w:pPr>
+      <w:rPr>
+        <w:rFonts w:hint="default" w:ascii="Wingdings" w:hAnsi="Wingdings"/>
+      </w:rPr>
+    </w:lvl>
+    <w:lvl xmlns:w="http://schemas.openxmlformats.org/wordprocessingml/2006/main" w:ilvl="6">
+      <w:start w:val="1"/>
+      <w:numFmt w:val="bullet"/>
+      <w:lvlText w:val=""/>
+      <w:lvlJc w:val="left"/>
+      <w:pPr>
+        <w:ind w:left="5040" w:hanging="360"/>
+      </w:pPr>
+      <w:rPr>
+        <w:rFonts w:hint="default" w:ascii="Symbol" w:hAnsi="Symbol"/>
+      </w:rPr>
+    </w:lvl>
+    <w:lvl xmlns:w="http://schemas.openxmlformats.org/wordprocessingml/2006/main" w:ilvl="7">
+      <w:start w:val="1"/>
+      <w:numFmt w:val="bullet"/>
+      <w:lvlText w:val="o"/>
+      <w:lvlJc w:val="left"/>
+      <w:pPr>
+        <w:ind w:left="5760" w:hanging="360"/>
+      </w:pPr>
+      <w:rPr>
+        <w:rFonts w:hint="default" w:ascii="Courier New" w:hAnsi="Courier New"/>
+      </w:rPr>
+    </w:lvl>
+    <w:lvl xmlns:w="http://schemas.openxmlformats.org/wordprocessingml/2006/main" w:ilvl="8">
+      <w:start w:val="1"/>
+      <w:numFmt w:val="bullet"/>
+      <w:lvlText w:val=""/>
+      <w:lvlJc w:val="left"/>
+      <w:pPr>
+        <w:ind w:left="6480" w:hanging="360"/>
+      </w:pPr>
+      <w:rPr>
+        <w:rFonts w:hint="default" w:ascii="Wingdings" w:hAnsi="Wingdings"/>
+      </w:rPr>
+    </w:lvl>
+  </w:abstractNum>
+  <w:abstractNum xmlns:w="http://schemas.openxmlformats.org/wordprocessingml/2006/main" w:abstractNumId="1">
+    <w:nsid w:val="71b97020"/>
+    <w:multiLevelType xmlns:w="http://schemas.openxmlformats.org/wordprocessingml/2006/main" w:val="hybridMultilevel"/>
+    <w:lvl xmlns:w="http://schemas.openxmlformats.org/wordprocessingml/2006/main" w:ilvl="0">
+      <w:start w:val="1"/>
+      <w:numFmt w:val="bullet"/>
+      <w:lvlText w:val=""/>
+      <w:lvlJc w:val="left"/>
+      <w:pPr>
+        <w:ind w:left="1080" w:hanging="360"/>
+      </w:pPr>
+      <w:rPr>
+        <w:rFonts w:hint="default" w:ascii="Symbol" w:hAnsi="Symbol"/>
+      </w:rPr>
+    </w:lvl>
+    <w:lvl xmlns:w="http://schemas.openxmlformats.org/wordprocessingml/2006/main" w:ilvl="1">
+      <w:start w:val="1"/>
+      <w:numFmt w:val="bullet"/>
+      <w:lvlText w:val="o"/>
+      <w:lvlJc w:val="left"/>
+      <w:pPr>
+        <w:ind w:left="1800" w:hanging="360"/>
+      </w:pPr>
+      <w:rPr>
+        <w:rFonts w:hint="default" w:ascii="Courier New" w:hAnsi="Courier New"/>
+      </w:rPr>
+    </w:lvl>
+    <w:lvl xmlns:w="http://schemas.openxmlformats.org/wordprocessingml/2006/main" w:ilvl="2">
+      <w:start w:val="1"/>
+      <w:numFmt w:val="bullet"/>
+      <w:lvlText w:val=""/>
+      <w:lvlJc w:val="left"/>
+      <w:pPr>
+        <w:ind w:left="2520" w:hanging="360"/>
+      </w:pPr>
+      <w:rPr>
+        <w:rFonts w:hint="default" w:ascii="Wingdings" w:hAnsi="Wingdings"/>
+      </w:rPr>
+    </w:lvl>
+    <w:lvl xmlns:w="http://schemas.openxmlformats.org/wordprocessingml/2006/main" w:ilvl="3">
+      <w:start w:val="1"/>
+      <w:numFmt w:val="bullet"/>
+      <w:lvlText w:val=""/>
+      <w:lvlJc w:val="left"/>
+      <w:pPr>
+        <w:ind w:left="3240" w:hanging="360"/>
+      </w:pPr>
+      <w:rPr>
+        <w:rFonts w:hint="default" w:ascii="Symbol" w:hAnsi="Symbol"/>
+      </w:rPr>
+    </w:lvl>
+    <w:lvl xmlns:w="http://schemas.openxmlformats.org/wordprocessingml/2006/main" w:ilvl="4">
+      <w:start w:val="1"/>
+      <w:numFmt w:val="bullet"/>
+      <w:lvlText w:val="o"/>
+      <w:lvlJc w:val="left"/>
+      <w:pPr>
+        <w:ind w:left="3960" w:hanging="360"/>
+      </w:pPr>
+      <w:rPr>
+        <w:rFonts w:hint="default" w:ascii="Courier New" w:hAnsi="Courier New"/>
+      </w:rPr>
+    </w:lvl>
+    <w:lvl xmlns:w="http://schemas.openxmlformats.org/wordprocessingml/2006/main" w:ilvl="5">
+      <w:start w:val="1"/>
+      <w:numFmt w:val="bullet"/>
+      <w:lvlText w:val=""/>
+      <w:lvlJc w:val="left"/>
+      <w:pPr>
+        <w:ind w:left="4680" w:hanging="360"/>
+      </w:pPr>
+      <w:rPr>
+        <w:rFonts w:hint="default" w:ascii="Wingdings" w:hAnsi="Wingdings"/>
+      </w:rPr>
+    </w:lvl>
+    <w:lvl xmlns:w="http://schemas.openxmlformats.org/wordprocessingml/2006/main" w:ilvl="6">
+      <w:start w:val="1"/>
+      <w:numFmt w:val="bullet"/>
+      <w:lvlText w:val=""/>
+      <w:lvlJc w:val="left"/>
+      <w:pPr>
+        <w:ind w:left="5400" w:hanging="360"/>
+      </w:pPr>
+      <w:rPr>
+        <w:rFonts w:hint="default" w:ascii="Symbol" w:hAnsi="Symbol"/>
+      </w:rPr>
+    </w:lvl>
+    <w:lvl xmlns:w="http://schemas.openxmlformats.org/wordprocessingml/2006/main" w:ilvl="7">
+      <w:start w:val="1"/>
+      <w:numFmt w:val="bullet"/>
+      <w:lvlText w:val="o"/>
+      <w:lvlJc w:val="left"/>
+      <w:pPr>
+        <w:ind w:left="6120" w:hanging="360"/>
+      </w:pPr>
+      <w:rPr>
+        <w:rFonts w:hint="default" w:ascii="Courier New" w:hAnsi="Courier New"/>
+      </w:rPr>
+    </w:lvl>
+    <w:lvl xmlns:w="http://schemas.openxmlformats.org/wordprocessingml/2006/main" w:ilvl="8">
+      <w:start w:val="1"/>
+      <w:numFmt w:val="bullet"/>
+      <w:lvlText w:val=""/>
+      <w:lvlJc w:val="left"/>
+      <w:pPr>
+        <w:ind w:left="6840" w:hanging="360"/>
+      </w:pPr>
+      <w:rPr>
+        <w:rFonts w:hint="default" w:ascii="Wingdings" w:hAnsi="Wingdings"/>
+      </w:rPr>
+    </w:lvl>
+  </w:abstractNum>
+  <w:num w:numId="2">
+    <w:abstractNumId w:val="2"/>
+  </w:num>
+  <w:num w:numId="1">
+    <w:abstractNumId w:val="1"/>
+  </w:num>
+</w:numbering>
 </file>
 
 <file path=word/styles.xml><?xml version="1.0" encoding="utf-8"?>
@@ -8374,6 +7787,39 @@
       </w:tblCellMar>
     </w:tblPr>
   </w:style>
+  <w:style w:type="paragraph" w:styleId="ListParagraph">
+    <w:uiPriority w:val="34"/>
+    <w:name w:val="List Paragraph"/>
+    <w:basedOn w:val="Normal"/>
+    <w:qFormat/>
+    <w:rsid w:val="74E45CC6"/>
+    <w:pPr>
+      <w:spacing/>
+      <w:ind w:left="720"/>
+      <w:contextualSpacing/>
+    </w:pPr>
+  </w:style>
+  <w:style w:type="paragraph" w:styleId="Heading3">
+    <w:uiPriority w:val="9"/>
+    <w:name w:val="heading 3"/>
+    <w:basedOn w:val="Normal"/>
+    <w:next w:val="Normal"/>
+    <w:unhideWhenUsed/>
+    <w:qFormat/>
+    <w:rsid w:val="74E45CC6"/>
+    <w:rPr>
+      <w:rFonts w:eastAsia="" w:cs="" w:eastAsiaTheme="majorEastAsia" w:cstheme="majorBidi"/>
+      <w:color w:val="0F4761" w:themeColor="accent1" w:themeTint="FF" w:themeShade="BF"/>
+      <w:sz w:val="28"/>
+      <w:szCs w:val="28"/>
+    </w:rPr>
+    <w:pPr>
+      <w:keepNext w:val="1"/>
+      <w:keepLines w:val="1"/>
+      <w:spacing w:before="160" w:after="80"/>
+      <w:outlineLvl w:val="2"/>
+    </w:pPr>
+  </w:style>
 </w:styles>
 </file>
 

--- a/Project 1/Dissemination/Project 1 Final Report.docx
+++ b/Project 1/Dissemination/Project 1 Final Report.docx
@@ -154,7 +154,7 @@
         <w:t>1 Introduction</w:t>
       </w:r>
     </w:p>
-    <w:p xmlns:wp14="http://schemas.microsoft.com/office/word/2010/wordml" wp14:paraId="380D6498" wp14:textId="715704CA">
+    <w:p xmlns:wp14="http://schemas.microsoft.com/office/word/2010/wordml" wp14:paraId="380D6498" wp14:textId="63F6CFDD">
       <w:pPr>
         <w:pStyle w:val="Normal"/>
         <w:spacing w:before="0" w:beforeAutospacing="off" w:after="0" w:afterAutospacing="off" w:line="480" w:lineRule="auto"/>
@@ -224,7 +224,7 @@
           <w:szCs w:val="24"/>
           <w:lang w:val="en-US"/>
         </w:rPr>
-        <w:t xml:space="preserve"> Multicenter AIDS Cohort Study which aimed to study HIV-1 in homosexual and bisexual men from 4 locations in the United States. </w:t>
+        <w:t xml:space="preserve"> Multicenter AIDS Cohort Study which aimed to study HIV-1 in homosexual and bisexual men from </w:t>
       </w:r>
       <w:r>
         <w:rPr>
@@ -241,7 +241,7 @@
           <w:szCs w:val="24"/>
           <w:lang w:val="en-US"/>
         </w:rPr>
-        <w:t>715 i</w:t>
+        <w:t>four</w:t>
       </w:r>
       <w:r>
         <w:rPr>
@@ -258,7 +258,47 @@
           <w:szCs w:val="24"/>
           <w:lang w:val="en-US"/>
         </w:rPr>
-        <w:t>ndividuals</w:t>
+        <w:t xml:space="preserve"> locations in the United States. </w:t>
+      </w:r>
+      <w:r>
+        <w:rPr>
+          <w:rFonts w:ascii="Times New Roman" w:hAnsi="Times New Roman" w:eastAsia="Times New Roman" w:cs="Times New Roman"/>
+          <w:noProof w:val="0"/>
+          <w:sz w:val="24"/>
+          <w:szCs w:val="24"/>
+          <w:lang w:val="en-US"/>
+        </w:rPr>
+        <w:t>A total</w:t>
+      </w:r>
+      <w:r>
+        <w:rPr>
+          <w:rFonts w:ascii="Times New Roman" w:hAnsi="Times New Roman" w:eastAsia="Times New Roman" w:cs="Times New Roman"/>
+          <w:noProof w:val="0"/>
+          <w:sz w:val="24"/>
+          <w:szCs w:val="24"/>
+          <w:lang w:val="en-US"/>
+        </w:rPr>
+        <w:t xml:space="preserve"> of 715 individuals in this study were seen annually and have approximately eight years of follow-up data. Year 0 </w:t>
+      </w:r>
+      <w:r>
+        <w:rPr>
+          <w:rFonts w:ascii="Times New Roman" w:hAnsi="Times New Roman" w:eastAsia="Times New Roman" w:cs="Times New Roman"/>
+          <w:noProof w:val="0"/>
+          <w:sz w:val="24"/>
+          <w:szCs w:val="24"/>
+          <w:lang w:val="en-US"/>
+        </w:rPr>
+        <w:t>represents</w:t>
+      </w:r>
+      <w:r>
+        <w:rPr>
+          <w:rFonts w:ascii="Times New Roman" w:hAnsi="Times New Roman" w:eastAsia="Times New Roman" w:cs="Times New Roman"/>
+          <w:noProof w:val="0"/>
+          <w:sz w:val="24"/>
+          <w:szCs w:val="24"/>
+          <w:lang w:val="en-US"/>
+        </w:rPr>
+        <w:t xml:space="preserve"> an individual’s last untreated visit, defined as the visit before initiation of highly active antiretroviral treatment (HAART).</w:t>
       </w:r>
       <w:r>
         <w:rPr>
@@ -275,7 +315,7 @@
           <w:szCs w:val="24"/>
           <w:lang w:val="en-US"/>
         </w:rPr>
-        <w:t xml:space="preserve"> in this study were seen annually and have approximately 8 years of follow up data and year 0 </w:t>
+        <w:t xml:space="preserve"> Primar</w:t>
       </w:r>
       <w:r>
         <w:rPr>
@@ -292,7 +332,7 @@
           <w:szCs w:val="24"/>
           <w:lang w:val="en-US"/>
         </w:rPr>
-        <w:t>represents</w:t>
+        <w:t>y outcomes include</w:t>
       </w:r>
       <w:r>
         <w:rPr>
@@ -309,7 +349,7 @@
           <w:szCs w:val="24"/>
           <w:lang w:val="en-US"/>
         </w:rPr>
-        <w:t xml:space="preserve"> an individual’s last untreated visit which is the visit before they began highly active antiretrovi</w:t>
+        <w:t>d</w:t>
       </w:r>
       <w:r>
         <w:rPr>
@@ -326,7 +366,7 @@
           <w:szCs w:val="24"/>
           <w:lang w:val="en-US"/>
         </w:rPr>
-        <w:t>ral treatment (HAART)</w:t>
+        <w:t xml:space="preserve"> quality</w:t>
       </w:r>
       <w:r>
         <w:rPr>
@@ -343,7 +383,7 @@
           <w:szCs w:val="24"/>
           <w:lang w:val="en-US"/>
         </w:rPr>
-        <w:t>. Primar</w:t>
+        <w:t>-</w:t>
       </w:r>
       <w:r>
         <w:rPr>
@@ -360,7 +400,7 @@
           <w:szCs w:val="24"/>
           <w:lang w:val="en-US"/>
         </w:rPr>
-        <w:t>y outcomes include quality of life measure</w:t>
+        <w:t>of life</w:t>
       </w:r>
       <w:r>
         <w:rPr>
@@ -377,7 +417,7 @@
           <w:szCs w:val="24"/>
           <w:lang w:val="en-US"/>
         </w:rPr>
-        <w:t>s and l</w:t>
+        <w:t xml:space="preserve"> </w:t>
       </w:r>
       <w:r>
         <w:rPr>
@@ -394,7 +434,58 @@
           <w:szCs w:val="24"/>
           <w:lang w:val="en-US"/>
         </w:rPr>
-        <w:t>aboratory values.</w:t>
+        <w:t>measure</w:t>
+      </w:r>
+      <w:r>
+        <w:rPr>
+          <w:rFonts w:ascii="Times New Roman" w:hAnsi="Times New Roman" w:eastAsia="Times New Roman" w:cs="Times New Roman"/>
+          <w:b w:val="0"/>
+          <w:bCs w:val="0"/>
+          <w:i w:val="0"/>
+          <w:iCs w:val="0"/>
+          <w:caps w:val="0"/>
+          <w:smallCaps w:val="0"/>
+          <w:noProof w:val="0"/>
+          <w:color w:val="auto"/>
+          <w:sz w:val="24"/>
+          <w:szCs w:val="24"/>
+          <w:lang w:val="en-US"/>
+        </w:rPr>
+        <w:t xml:space="preserve">s and </w:t>
+      </w:r>
+      <w:r>
+        <w:rPr>
+          <w:rFonts w:ascii="Times New Roman" w:hAnsi="Times New Roman" w:eastAsia="Times New Roman" w:cs="Times New Roman"/>
+          <w:b w:val="0"/>
+          <w:bCs w:val="0"/>
+          <w:i w:val="0"/>
+          <w:iCs w:val="0"/>
+          <w:caps w:val="0"/>
+          <w:smallCaps w:val="0"/>
+          <w:noProof w:val="0"/>
+          <w:color w:val="auto"/>
+          <w:sz w:val="24"/>
+          <w:szCs w:val="24"/>
+          <w:lang w:val="en-US"/>
+        </w:rPr>
+        <w:t xml:space="preserve">immunologic and virologic marker </w:t>
+      </w:r>
+      <w:r>
+        <w:rPr>
+          <w:rFonts w:ascii="Times New Roman" w:hAnsi="Times New Roman" w:eastAsia="Times New Roman" w:cs="Times New Roman"/>
+          <w:b w:val="0"/>
+          <w:bCs w:val="0"/>
+          <w:i w:val="0"/>
+          <w:iCs w:val="0"/>
+          <w:caps w:val="0"/>
+          <w:smallCaps w:val="0"/>
+          <w:noProof w:val="0"/>
+          <w:color w:val="auto"/>
+          <w:sz w:val="24"/>
+          <w:szCs w:val="24"/>
+          <w:lang w:val="en-US"/>
+        </w:rPr>
+        <w:t>values.</w:t>
       </w:r>
     </w:p>
     <w:p>
@@ -403,13 +494,6 @@
         <w:spacing w:before="0" w:beforeAutospacing="off" w:after="0" w:afterAutospacing="off" w:line="480" w:lineRule="auto"/>
         <w:ind w:firstLine="720"/>
         <w:jc w:val="left"/>
-        <w:rPr>
-          <w:rFonts w:ascii="Times New Roman" w:hAnsi="Times New Roman" w:eastAsia="Times New Roman" w:cs="Times New Roman"/>
-          <w:noProof w:val="0"/>
-          <w:sz w:val="24"/>
-          <w:szCs w:val="24"/>
-          <w:lang w:val="en-US"/>
-        </w:rPr>
       </w:pPr>
       <w:r>
         <w:rPr>
@@ -419,7 +503,7 @@
           <w:szCs w:val="24"/>
           <w:lang w:val="en-US"/>
         </w:rPr>
-        <w:t>This report addresses five research questions. First, it was hypothesized that baseline hard-drug users would experience a higher viral load from baseline to year 2 compared with non-users, with a 0.5 log</w:t>
+        <w:t>This report addresses five research questions focused on whether baseline hard-drug use is associated with differences in clinical and quality-of-life outcomes over two years of follow-up. First, it was hypothesized that there would be a decrease in viral load from baseline to year 2, and that this decrease would differ between drug users and non-users, with a 0.5 log</w:t>
       </w:r>
       <w:r>
         <w:rPr>
@@ -440,7 +524,7 @@
           <w:szCs w:val="24"/>
           <w:lang w:val="en-US"/>
         </w:rPr>
-        <w:t xml:space="preserve"> clinically meaningful difference. Second, baseline hard-drug users were expected to experience a greater decline in CD4+ T cell counts over the same period, with a meaningful difference of 50 cells. Third and fourth, baseline hard-drug users were hypothesized to experience greater declines in physical and mental quality-of-life scores compared with non-users, with a clinically meaningful difference of 2 points. Finally, the report examined whether differences in these outcomes by baseline drug use could be explained by adherence </w:t>
+        <w:t xml:space="preserve"> copies/ml denoting a clinically meaningful decrease. Second, it was expected that there would be an increase in CD4+ T cell counts over the same period, with a clinically meaningful increase of 50 cells, and that this increase would differ between drug users and non-users. Third and fourth, it was hypothesized that there would be improvements in physical and mental quality-of-life scores, and that these improvements would differ between drug users and non-users, with a clinically meaningful increase of 2 points. Finally, the report examined whether differences in these outcomes by baseline drug use could be explained by adherence </w:t>
       </w:r>
       <w:r>
         <w:rPr>
@@ -543,7 +627,6 @@
       <w:pPr>
         <w:pStyle w:val="Normal"/>
         <w:suppressLineNumbers w:val="0"/>
-        <w:bidi w:val="0"/>
         <w:spacing w:before="0" w:beforeAutospacing="off" w:after="0" w:afterAutospacing="off" w:line="480" w:lineRule="auto"/>
         <w:ind w:left="0" w:right="0" w:firstLine="720"/>
         <w:jc w:val="left"/>
@@ -563,27 +646,127 @@
           <w:szCs w:val="24"/>
           <w:lang w:val="en-US"/>
         </w:rPr>
-        <w:t xml:space="preserve">The original dataset included 715 individuals and 3,935 observations. After restricting the data to participants with all four outcomes at baseline and year </w:t>
-      </w:r>
-      <w:r>
-        <w:rPr>
-          <w:rFonts w:ascii="Times New Roman" w:hAnsi="Times New Roman" w:eastAsia="Times New Roman" w:cs="Times New Roman"/>
-          <w:noProof w:val="0"/>
-          <w:sz w:val="24"/>
-          <w:szCs w:val="24"/>
-          <w:lang w:val="en-US"/>
-        </w:rPr>
-        <w:t>2 and</w:t>
-      </w:r>
-      <w:r>
-        <w:rPr>
-          <w:rFonts w:ascii="Times New Roman" w:hAnsi="Times New Roman" w:eastAsia="Times New Roman" w:cs="Times New Roman"/>
-          <w:noProof w:val="0"/>
-          <w:sz w:val="24"/>
-          <w:szCs w:val="24"/>
-          <w:lang w:val="en-US"/>
-        </w:rPr>
-        <w:t xml:space="preserve"> excluding BMI values below 0 or above </w:t>
+        <w:t>The original dataset included 715 individuals and 3,935 observations. After restricting the data to participants with all four outcomes at baseline</w:t>
+      </w:r>
+      <w:r>
+        <w:rPr>
+          <w:rFonts w:ascii="Times New Roman" w:hAnsi="Times New Roman" w:eastAsia="Times New Roman" w:cs="Times New Roman"/>
+          <w:noProof w:val="0"/>
+          <w:sz w:val="24"/>
+          <w:szCs w:val="24"/>
+          <w:lang w:val="en-US"/>
+        </w:rPr>
+        <w:t xml:space="preserve"> </w:t>
+      </w:r>
+      <w:r>
+        <w:rPr>
+          <w:rFonts w:ascii="Times New Roman" w:hAnsi="Times New Roman" w:eastAsia="Times New Roman" w:cs="Times New Roman"/>
+          <w:noProof w:val="0"/>
+          <w:sz w:val="24"/>
+          <w:szCs w:val="24"/>
+          <w:lang w:val="en-US"/>
+        </w:rPr>
+        <w:t xml:space="preserve">and year </w:t>
+      </w:r>
+      <w:r>
+        <w:rPr>
+          <w:rFonts w:ascii="Times New Roman" w:hAnsi="Times New Roman" w:eastAsia="Times New Roman" w:cs="Times New Roman"/>
+          <w:noProof w:val="0"/>
+          <w:sz w:val="24"/>
+          <w:szCs w:val="24"/>
+          <w:lang w:val="en-US"/>
+        </w:rPr>
+        <w:t>2</w:t>
+      </w:r>
+      <w:r>
+        <w:rPr>
+          <w:rFonts w:ascii="Times New Roman" w:hAnsi="Times New Roman" w:eastAsia="Times New Roman" w:cs="Times New Roman"/>
+          <w:noProof w:val="0"/>
+          <w:sz w:val="24"/>
+          <w:szCs w:val="24"/>
+          <w:lang w:val="en-US"/>
+        </w:rPr>
+        <w:t>, per the investigator’s request,</w:t>
+      </w:r>
+      <w:r>
+        <w:rPr>
+          <w:rFonts w:ascii="Times New Roman" w:hAnsi="Times New Roman" w:eastAsia="Times New Roman" w:cs="Times New Roman"/>
+          <w:noProof w:val="0"/>
+          <w:sz w:val="24"/>
+          <w:szCs w:val="24"/>
+          <w:lang w:val="en-US"/>
+        </w:rPr>
+        <w:t xml:space="preserve"> and</w:t>
+      </w:r>
+      <w:r>
+        <w:rPr>
+          <w:rFonts w:ascii="Times New Roman" w:hAnsi="Times New Roman" w:eastAsia="Times New Roman" w:cs="Times New Roman"/>
+          <w:noProof w:val="0"/>
+          <w:sz w:val="24"/>
+          <w:szCs w:val="24"/>
+          <w:lang w:val="en-US"/>
+        </w:rPr>
+        <w:t xml:space="preserve"> excluding </w:t>
+      </w:r>
+      <w:r>
+        <w:rPr>
+          <w:rFonts w:ascii="Times New Roman" w:hAnsi="Times New Roman" w:eastAsia="Times New Roman" w:cs="Times New Roman"/>
+          <w:noProof w:val="0"/>
+          <w:sz w:val="24"/>
+          <w:szCs w:val="24"/>
+          <w:lang w:val="en-US"/>
+        </w:rPr>
+        <w:t xml:space="preserve">implausible </w:t>
+      </w:r>
+      <w:r>
+        <w:rPr>
+          <w:rFonts w:ascii="Times New Roman" w:hAnsi="Times New Roman" w:eastAsia="Times New Roman" w:cs="Times New Roman"/>
+          <w:noProof w:val="0"/>
+          <w:sz w:val="24"/>
+          <w:szCs w:val="24"/>
+          <w:lang w:val="en-US"/>
+        </w:rPr>
+        <w:t xml:space="preserve">BMI values </w:t>
+      </w:r>
+      <w:r>
+        <w:rPr>
+          <w:rFonts w:ascii="Times New Roman" w:hAnsi="Times New Roman" w:eastAsia="Times New Roman" w:cs="Times New Roman"/>
+          <w:noProof w:val="0"/>
+          <w:sz w:val="24"/>
+          <w:szCs w:val="24"/>
+          <w:lang w:val="en-US"/>
+        </w:rPr>
+        <w:t>(</w:t>
+      </w:r>
+      <w:r>
+        <w:rPr>
+          <w:rFonts w:ascii="Times New Roman" w:hAnsi="Times New Roman" w:eastAsia="Times New Roman" w:cs="Times New Roman"/>
+          <w:noProof w:val="0"/>
+          <w:sz w:val="24"/>
+          <w:szCs w:val="24"/>
+          <w:lang w:val="en-US"/>
+        </w:rPr>
+        <w:t>&lt;</w:t>
+      </w:r>
+      <w:r>
+        <w:rPr>
+          <w:rFonts w:ascii="Times New Roman" w:hAnsi="Times New Roman" w:eastAsia="Times New Roman" w:cs="Times New Roman"/>
+          <w:noProof w:val="0"/>
+          <w:sz w:val="24"/>
+          <w:szCs w:val="24"/>
+          <w:lang w:val="en-US"/>
+        </w:rPr>
+        <w:t xml:space="preserve">0 or </w:t>
+      </w:r>
+      <w:r>
+        <w:rPr>
+          <w:rFonts w:ascii="Times New Roman" w:hAnsi="Times New Roman" w:eastAsia="Times New Roman" w:cs="Times New Roman"/>
+          <w:noProof w:val="0"/>
+          <w:sz w:val="24"/>
+          <w:szCs w:val="24"/>
+          <w:lang w:val="en-US"/>
+        </w:rPr>
+        <w:t>&gt;</w:t>
       </w:r>
       <w:r>
         <w:rPr>
@@ -624,7 +807,17 @@
           <w:szCs w:val="24"/>
           <w:lang w:val="en-US"/>
         </w:rPr>
-        <w:t xml:space="preserve">, 463 individuals </w:t>
+        <w:t>),</w:t>
+      </w:r>
+      <w:r>
+        <w:rPr>
+          <w:rFonts w:ascii="Times New Roman" w:hAnsi="Times New Roman" w:eastAsia="Times New Roman" w:cs="Times New Roman"/>
+          <w:noProof w:val="0"/>
+          <w:sz w:val="24"/>
+          <w:szCs w:val="24"/>
+          <w:lang w:val="en-US"/>
+        </w:rPr>
+        <w:t xml:space="preserve"> 463 individuals </w:t>
       </w:r>
       <w:r>
         <w:rPr>
@@ -644,7 +837,37 @@
           <w:szCs w:val="24"/>
           <w:lang w:val="en-US"/>
         </w:rPr>
-        <w:t>. Due to small sample sizes, categorical covariates were grouped: education (no college vs. college or higher), smoking (current vs. not), race (white, non-Hispanic vs. other), and year 2 adherence (&lt;95% vs. ≥95%).</w:t>
+        <w:t xml:space="preserve">. </w:t>
+      </w:r>
+      <w:r>
+        <w:rPr>
+          <w:rFonts w:ascii="Times New Roman" w:hAnsi="Times New Roman" w:eastAsia="Times New Roman" w:cs="Times New Roman"/>
+          <w:noProof w:val="0"/>
+          <w:sz w:val="24"/>
+          <w:szCs w:val="24"/>
+          <w:lang w:val="en-US"/>
+        </w:rPr>
+        <w:t xml:space="preserve">Since viral load and CD4+ T cell counts do not have an upper limit and all quality-of-life scores were between 0 and 100, no other observations were excluded. </w:t>
+      </w:r>
+      <w:r>
+        <w:rPr>
+          <w:rFonts w:ascii="Times New Roman" w:hAnsi="Times New Roman" w:eastAsia="Times New Roman" w:cs="Times New Roman"/>
+          <w:noProof w:val="0"/>
+          <w:sz w:val="24"/>
+          <w:szCs w:val="24"/>
+          <w:lang w:val="en-US"/>
+        </w:rPr>
+        <w:t>Due to small sample sizes, categorical covariates were grouped: education (no college vs. college or higher), smoking (current vs. not), race (white, non-Hispanic vs. other), and year 2 adherence (&lt;95% vs. ≥95%).</w:t>
+      </w:r>
+      <w:r>
+        <w:rPr>
+          <w:rFonts w:ascii="Times New Roman" w:hAnsi="Times New Roman" w:eastAsia="Times New Roman" w:cs="Times New Roman"/>
+          <w:noProof w:val="0"/>
+          <w:sz w:val="24"/>
+          <w:szCs w:val="24"/>
+          <w:lang w:val="en-US"/>
+        </w:rPr>
+        <w:t xml:space="preserve"> </w:t>
       </w:r>
     </w:p>
     <w:p xmlns:wp14="http://schemas.microsoft.com/office/word/2010/wordml" wp14:paraId="44BA94CF" wp14:textId="39384DF7">
@@ -706,7 +929,37 @@
           <w:szCs w:val="24"/>
           <w:lang w:val="en-US"/>
         </w:rPr>
-        <w:t>To address the researcher’s first four questions, separate multivariable linear regression models were fit for each outcome at year 2, with baseline drug use as the primary explanatory variable. Models were adjusted for year 2 adherence and baseline covariates: age, BMI, race, education, smoking status, and the baseline outcome value.</w:t>
+        <w:t>To address the researcher’s first four questions, separate multivariable linear regression models were fit for each outcome at year 2, with baseline drug use as the primary explanatory variable. Models were adjusted for year 2 adherence and baseline covariates</w:t>
+      </w:r>
+      <w:r>
+        <w:rPr>
+          <w:rFonts w:ascii="Times New Roman" w:hAnsi="Times New Roman" w:eastAsia="Times New Roman" w:cs="Times New Roman"/>
+          <w:noProof w:val="0"/>
+          <w:sz w:val="24"/>
+          <w:szCs w:val="24"/>
+          <w:lang w:val="en-US"/>
+        </w:rPr>
+        <w:t xml:space="preserve"> such as</w:t>
+      </w:r>
+      <w:r>
+        <w:rPr>
+          <w:rFonts w:ascii="Times New Roman" w:hAnsi="Times New Roman" w:eastAsia="Times New Roman" w:cs="Times New Roman"/>
+          <w:noProof w:val="0"/>
+          <w:sz w:val="24"/>
+          <w:szCs w:val="24"/>
+          <w:lang w:val="en-US"/>
+        </w:rPr>
+        <w:t xml:space="preserve"> age, BMI, race, education, smoking status, and the baseline outcome value.</w:t>
+      </w:r>
+      <w:r>
+        <w:rPr>
+          <w:rFonts w:ascii="Times New Roman" w:hAnsi="Times New Roman" w:eastAsia="Times New Roman" w:cs="Times New Roman"/>
+          <w:noProof w:val="0"/>
+          <w:sz w:val="24"/>
+          <w:szCs w:val="24"/>
+          <w:lang w:val="en-US"/>
+        </w:rPr>
+        <w:t xml:space="preserve"> </w:t>
       </w:r>
     </w:p>
     <w:p>
@@ -730,7 +983,79 @@
           <w:szCs w:val="24"/>
           <w:lang w:val="en-US"/>
         </w:rPr>
-        <w:t>A standard frequentist linear regression was first fit, followed by a Bayesian model for greater flexibility and direct interpretation of clinically meaningful probabilities. Both used complete case analysis, and assumptions of linearity, homoscedasticity, and normality of residuals were evaluated with diagnostic plots. Analyses were conducted in R version 4.4.1.</w:t>
+        <w:t xml:space="preserve">A standard frequentist linear regression was first fit, followed by a Bayesian model for greater flexibility and </w:t>
+      </w:r>
+      <w:r>
+        <w:rPr>
+          <w:rFonts w:ascii="Times New Roman" w:hAnsi="Times New Roman" w:eastAsia="Times New Roman" w:cs="Times New Roman"/>
+          <w:noProof w:val="0"/>
+          <w:sz w:val="24"/>
+          <w:szCs w:val="24"/>
+          <w:lang w:val="en-US"/>
+        </w:rPr>
+        <w:t xml:space="preserve">direct interpretation of clinically meaningful probabilities. Both used complete case analysis, and assumptions of linearity, homoscedasticity, and normality of residuals were evaluated with diagnostic plots. </w:t>
+      </w:r>
+      <w:r>
+        <w:rPr>
+          <w:rFonts w:ascii="Times New Roman" w:hAnsi="Times New Roman" w:eastAsia="Times New Roman" w:cs="Times New Roman"/>
+          <w:b w:val="0"/>
+          <w:bCs w:val="0"/>
+          <w:i w:val="0"/>
+          <w:iCs w:val="0"/>
+          <w:noProof w:val="0"/>
+          <w:sz w:val="24"/>
+          <w:szCs w:val="24"/>
+          <w:lang w:val="en-US"/>
+        </w:rPr>
+        <w:t xml:space="preserve">Linear regression was </w:t>
+      </w:r>
+      <w:r>
+        <w:rPr>
+          <w:rFonts w:ascii="Times New Roman" w:hAnsi="Times New Roman" w:eastAsia="Times New Roman" w:cs="Times New Roman"/>
+          <w:b w:val="0"/>
+          <w:bCs w:val="0"/>
+          <w:i w:val="0"/>
+          <w:iCs w:val="0"/>
+          <w:noProof w:val="0"/>
+          <w:sz w:val="24"/>
+          <w:szCs w:val="24"/>
+          <w:lang w:val="en-US"/>
+        </w:rPr>
+        <w:t>appropriate because</w:t>
+      </w:r>
+      <w:r>
+        <w:rPr>
+          <w:rFonts w:ascii="Times New Roman" w:hAnsi="Times New Roman" w:eastAsia="Times New Roman" w:cs="Times New Roman"/>
+          <w:b w:val="0"/>
+          <w:bCs w:val="0"/>
+          <w:i w:val="0"/>
+          <w:iCs w:val="0"/>
+          <w:noProof w:val="0"/>
+          <w:sz w:val="24"/>
+          <w:szCs w:val="24"/>
+          <w:lang w:val="en-US"/>
+        </w:rPr>
+        <w:t xml:space="preserve"> all outcomes were continuous, allowing us to estimate adjusted mean differences. Bayesian models were also suitable because they provide stable estimates with small subgroup sizes and allow direct calculation of probabilities for clinically meaningful effects.</w:t>
+      </w:r>
+      <w:r>
+        <w:rPr>
+          <w:rFonts w:ascii="Times New Roman" w:hAnsi="Times New Roman" w:eastAsia="Times New Roman" w:cs="Times New Roman"/>
+          <w:noProof w:val="0"/>
+          <w:sz w:val="24"/>
+          <w:szCs w:val="24"/>
+          <w:lang w:val="en-US"/>
+        </w:rPr>
+        <w:t xml:space="preserve"> </w:t>
+      </w:r>
+      <w:r>
+        <w:rPr>
+          <w:rFonts w:ascii="Times New Roman" w:hAnsi="Times New Roman" w:eastAsia="Times New Roman" w:cs="Times New Roman"/>
+          <w:noProof w:val="0"/>
+          <w:sz w:val="24"/>
+          <w:szCs w:val="24"/>
+          <w:lang w:val="en-US"/>
+        </w:rPr>
+        <w:t>Analyses were conducted in R version 4.4.1.</w:t>
       </w:r>
     </w:p>
     <w:p>
@@ -755,7 +1080,17 @@
           <w:szCs w:val="24"/>
           <w:lang w:val="en-US"/>
         </w:rPr>
-        <w:t xml:space="preserve">Bayesian models used weakly informative priors (Intercept ~ </w:t>
+        <w:t>All B</w:t>
+      </w:r>
+      <w:r>
+        <w:rPr>
+          <w:rFonts w:ascii="Times New Roman" w:hAnsi="Times New Roman" w:eastAsia="Times New Roman" w:cs="Times New Roman"/>
+          <w:noProof w:val="0"/>
+          <w:sz w:val="24"/>
+          <w:szCs w:val="24"/>
+          <w:lang w:val="en-US"/>
+        </w:rPr>
+        <w:t xml:space="preserve">ayesian models used weakly informative priors (Intercept ~ </w:t>
       </w:r>
       <w:r>
         <w:rPr>
@@ -815,7 +1150,29 @@
           <w:szCs w:val="24"/>
           <w:lang w:val="en-US"/>
         </w:rPr>
-        <w:t>0,10,000)) and were fit using brms with No-U-Turn</w:t>
+        <w:t xml:space="preserve">0,10,000)) and were fit using </w:t>
+      </w:r>
+      <w:r>
+        <w:rPr>
+          <w:rFonts w:ascii="Times New Roman" w:hAnsi="Times New Roman" w:eastAsia="Times New Roman" w:cs="Times New Roman"/>
+          <w:i w:val="1"/>
+          <w:iCs w:val="1"/>
+          <w:noProof w:val="0"/>
+          <w:sz w:val="24"/>
+          <w:szCs w:val="24"/>
+          <w:lang w:val="en-US"/>
+        </w:rPr>
+        <w:t xml:space="preserve">brms </w:t>
+      </w:r>
+      <w:r>
+        <w:rPr>
+          <w:rFonts w:ascii="Times New Roman" w:hAnsi="Times New Roman" w:eastAsia="Times New Roman" w:cs="Times New Roman"/>
+          <w:noProof w:val="0"/>
+          <w:sz w:val="24"/>
+          <w:szCs w:val="24"/>
+          <w:lang w:val="en-US"/>
+        </w:rPr>
+        <w:t>with No-U-Turn</w:t>
       </w:r>
       <w:r>
         <w:rPr>
@@ -875,7 +1232,102 @@
           <w:szCs w:val="24"/>
           <w:lang w:val="en-US"/>
         </w:rPr>
-        <w:t xml:space="preserve">, 25,000 iterations). Trace plots assessed convergence. Frequentist results report estimates, 95% CIs, and p-values; Bayesian results report estimates, 95% </w:t>
+        <w:t xml:space="preserve">, 25,000 iterations). Trace plots assessed </w:t>
+      </w:r>
+      <w:r>
+        <w:rPr>
+          <w:rFonts w:ascii="Times New Roman" w:hAnsi="Times New Roman" w:eastAsia="Times New Roman" w:cs="Times New Roman"/>
+          <w:noProof w:val="0"/>
+          <w:sz w:val="24"/>
+          <w:szCs w:val="24"/>
+          <w:lang w:val="en-US"/>
+        </w:rPr>
+        <w:t xml:space="preserve">model </w:t>
+      </w:r>
+      <w:r>
+        <w:rPr>
+          <w:rFonts w:ascii="Times New Roman" w:hAnsi="Times New Roman" w:eastAsia="Times New Roman" w:cs="Times New Roman"/>
+          <w:noProof w:val="0"/>
+          <w:sz w:val="24"/>
+          <w:szCs w:val="24"/>
+          <w:lang w:val="en-US"/>
+        </w:rPr>
+        <w:t>convergence</w:t>
+      </w:r>
+      <w:r>
+        <w:rPr>
+          <w:rFonts w:ascii="Times New Roman" w:hAnsi="Times New Roman" w:eastAsia="Times New Roman" w:cs="Times New Roman"/>
+          <w:noProof w:val="0"/>
+          <w:sz w:val="24"/>
+          <w:szCs w:val="24"/>
+          <w:lang w:val="en-US"/>
+        </w:rPr>
+        <w:t xml:space="preserve">. </w:t>
+      </w:r>
+    </w:p>
+    <w:p>
+      <w:pPr>
+        <w:pStyle w:val="Normal"/>
+        <w:spacing w:before="0" w:beforeAutospacing="off" w:after="0" w:afterAutospacing="off" w:line="480" w:lineRule="auto"/>
+        <w:ind w:firstLine="720"/>
+        <w:jc w:val="left"/>
+        <w:rPr>
+          <w:rFonts w:ascii="Times New Roman" w:hAnsi="Times New Roman" w:eastAsia="Times New Roman" w:cs="Times New Roman"/>
+          <w:noProof w:val="0"/>
+          <w:sz w:val="24"/>
+          <w:szCs w:val="24"/>
+          <w:lang w:val="en-US"/>
+        </w:rPr>
+      </w:pPr>
+      <w:r>
+        <w:rPr>
+          <w:rFonts w:ascii="Times New Roman" w:hAnsi="Times New Roman" w:eastAsia="Times New Roman" w:cs="Times New Roman"/>
+          <w:noProof w:val="0"/>
+          <w:sz w:val="24"/>
+          <w:szCs w:val="24"/>
+          <w:lang w:val="en-US"/>
+        </w:rPr>
+        <w:t xml:space="preserve">For both modeling frameworks, since differences in baseline drug usage were of </w:t>
+      </w:r>
+      <w:r>
+        <w:rPr>
+          <w:rFonts w:ascii="Times New Roman" w:hAnsi="Times New Roman" w:eastAsia="Times New Roman" w:cs="Times New Roman"/>
+          <w:noProof w:val="0"/>
+          <w:sz w:val="24"/>
+          <w:szCs w:val="24"/>
+          <w:lang w:val="en-US"/>
+        </w:rPr>
+        <w:t>interest,</w:t>
+      </w:r>
+      <w:r>
+        <w:rPr>
+          <w:rFonts w:ascii="Times New Roman" w:hAnsi="Times New Roman" w:eastAsia="Times New Roman" w:cs="Times New Roman"/>
+          <w:noProof w:val="0"/>
+          <w:sz w:val="24"/>
+          <w:szCs w:val="24"/>
+          <w:lang w:val="en-US"/>
+        </w:rPr>
+        <w:t xml:space="preserve"> inference will only be made on its coefficient. </w:t>
+      </w:r>
+      <w:r>
+        <w:rPr>
+          <w:rFonts w:ascii="Times New Roman" w:hAnsi="Times New Roman" w:eastAsia="Times New Roman" w:cs="Times New Roman"/>
+          <w:noProof w:val="0"/>
+          <w:sz w:val="24"/>
+          <w:szCs w:val="24"/>
+          <w:lang w:val="en-US"/>
+        </w:rPr>
+        <w:t>F</w:t>
+      </w:r>
+      <w:r>
+        <w:rPr>
+          <w:rFonts w:ascii="Times New Roman" w:hAnsi="Times New Roman" w:eastAsia="Times New Roman" w:cs="Times New Roman"/>
+          <w:noProof w:val="0"/>
+          <w:sz w:val="24"/>
+          <w:szCs w:val="24"/>
+          <w:lang w:val="en-US"/>
+        </w:rPr>
+        <w:t xml:space="preserve">requentist results report estimates, 95% CIs, and p-values; Bayesian results report estimates, 95% </w:t>
       </w:r>
       <w:r>
         <w:rPr>
@@ -989,7 +1441,27 @@
           <w:szCs w:val="24"/>
           <w:lang w:val="en-US"/>
         </w:rPr>
-        <w:t xml:space="preserve"> Bayesian models excluded adherence to evaluate its role. Overlapping </w:t>
+        <w:t xml:space="preserve"> Bayesian models excluded adherence to evaluate its role</w:t>
+      </w:r>
+      <w:r>
+        <w:rPr>
+          <w:rFonts w:ascii="Times New Roman" w:hAnsi="Times New Roman" w:eastAsia="Times New Roman" w:cs="Times New Roman"/>
+          <w:noProof w:val="0"/>
+          <w:sz w:val="24"/>
+          <w:szCs w:val="24"/>
+          <w:lang w:val="en-US"/>
+        </w:rPr>
+        <w:t xml:space="preserve"> on each outcome</w:t>
+      </w:r>
+      <w:r>
+        <w:rPr>
+          <w:rFonts w:ascii="Times New Roman" w:hAnsi="Times New Roman" w:eastAsia="Times New Roman" w:cs="Times New Roman"/>
+          <w:noProof w:val="0"/>
+          <w:sz w:val="24"/>
+          <w:szCs w:val="24"/>
+          <w:lang w:val="en-US"/>
+        </w:rPr>
+        <w:t xml:space="preserve">. Overlapping </w:t>
       </w:r>
       <w:r>
         <w:rPr>
@@ -1041,26 +1513,6 @@
         </w:rPr>
         <w:t xml:space="preserve"> no evidence that baseline hard drug use affected year 2 adherence.</w:t>
       </w:r>
-    </w:p>
-    <w:p>
-      <w:pPr>
-        <w:spacing w:before="0" w:beforeAutospacing="off" w:after="0" w:afterAutospacing="off" w:line="480" w:lineRule="auto"/>
-        <w:jc w:val="left"/>
-        <w:rPr>
-          <w:rFonts w:ascii="Times New Roman" w:hAnsi="Times New Roman" w:eastAsia="Times New Roman" w:cs="Times New Roman"/>
-          <w:b w:val="1"/>
-          <w:bCs w:val="1"/>
-          <w:i w:val="0"/>
-          <w:iCs w:val="0"/>
-          <w:caps w:val="0"/>
-          <w:smallCaps w:val="0"/>
-          <w:noProof w:val="0"/>
-          <w:color w:val="auto"/>
-          <w:sz w:val="24"/>
-          <w:szCs w:val="24"/>
-          <w:lang w:val="en-US"/>
-        </w:rPr>
-      </w:pPr>
     </w:p>
     <w:p>
       <w:pPr>
@@ -4842,47 +5294,37 @@
           <w:szCs w:val="24"/>
           <w:lang w:val="en-US"/>
         </w:rPr>
-        <w:t>of</w:t>
-      </w:r>
-      <w:r>
-        <w:rPr>
-          <w:rFonts w:ascii="Times New Roman" w:hAnsi="Times New Roman" w:eastAsia="Times New Roman" w:cs="Times New Roman"/>
-          <w:noProof w:val="0"/>
-          <w:sz w:val="24"/>
-          <w:szCs w:val="24"/>
-          <w:lang w:val="en-US"/>
-        </w:rPr>
-        <w:t xml:space="preserve"> </w:t>
-      </w:r>
-      <w:r>
-        <w:rPr>
-          <w:rFonts w:ascii="Times New Roman" w:hAnsi="Times New Roman" w:eastAsia="Times New Roman" w:cs="Times New Roman"/>
-          <w:noProof w:val="0"/>
-          <w:sz w:val="24"/>
-          <w:szCs w:val="24"/>
-          <w:lang w:val="en-US"/>
-        </w:rPr>
-        <w:t xml:space="preserve"> </w:t>
-      </w:r>
-      <w:r>
-        <w:rPr>
-          <w:rFonts w:ascii="Times New Roman" w:hAnsi="Times New Roman" w:eastAsia="Times New Roman" w:cs="Times New Roman"/>
-          <w:noProof w:val="0"/>
-          <w:sz w:val="24"/>
-          <w:szCs w:val="24"/>
-          <w:lang w:val="en-US"/>
-        </w:rPr>
-        <w:t>≥</w:t>
-      </w:r>
-      <w:r>
-        <w:rPr>
-          <w:rFonts w:ascii="Times New Roman" w:hAnsi="Times New Roman" w:eastAsia="Times New Roman" w:cs="Times New Roman"/>
-          <w:noProof w:val="0"/>
-          <w:sz w:val="24"/>
-          <w:szCs w:val="24"/>
-          <w:lang w:val="en-US"/>
-        </w:rPr>
-        <w:t>95%, including 97% of baseline hard drug users and 89% of non-users. Table 2 compares Bayesian models with and without adherence for all four outcomes. Estimates</w:t>
+        <w:t>of ≥</w:t>
+      </w:r>
+      <w:r>
+        <w:rPr>
+          <w:rFonts w:ascii="Times New Roman" w:hAnsi="Times New Roman" w:eastAsia="Times New Roman" w:cs="Times New Roman"/>
+          <w:noProof w:val="0"/>
+          <w:sz w:val="24"/>
+          <w:szCs w:val="24"/>
+          <w:lang w:val="en-US"/>
+        </w:rPr>
+        <w:t>95%, including 97% of baseline hard drug users and 89% of non-users. Table 2 compares Bayesian models with and without adherence for all four outcomes</w:t>
+      </w:r>
+      <w:r>
+        <w:rPr>
+          <w:rFonts w:ascii="Times New Roman" w:hAnsi="Times New Roman" w:eastAsia="Times New Roman" w:cs="Times New Roman"/>
+          <w:noProof w:val="0"/>
+          <w:sz w:val="24"/>
+          <w:szCs w:val="24"/>
+          <w:lang w:val="en-US"/>
+        </w:rPr>
+        <w:t xml:space="preserve"> after adjusting for other baseline covariates (age, BMI, race, education, smoking status, and the baseline outcome value)</w:t>
+      </w:r>
+      <w:r>
+        <w:rPr>
+          <w:rFonts w:ascii="Times New Roman" w:hAnsi="Times New Roman" w:eastAsia="Times New Roman" w:cs="Times New Roman"/>
+          <w:noProof w:val="0"/>
+          <w:sz w:val="24"/>
+          <w:szCs w:val="24"/>
+          <w:lang w:val="en-US"/>
+        </w:rPr>
+        <w:t>. Estimates</w:t>
       </w:r>
       <w:r>
         <w:rPr>
@@ -4974,36 +5416,6 @@
         </w:rPr>
         <w:t xml:space="preserve"> no relationship between baseline drug use and adherence.</w:t>
       </w:r>
-    </w:p>
-    <w:p>
-      <w:pPr>
-        <w:pStyle w:val="Normal"/>
-        <w:spacing w:before="0" w:beforeAutospacing="off" w:after="0" w:afterAutospacing="off" w:line="480" w:lineRule="auto"/>
-        <w:ind w:firstLine="720"/>
-        <w:jc w:val="left"/>
-        <w:rPr>
-          <w:rFonts w:ascii="Times New Roman" w:hAnsi="Times New Roman" w:eastAsia="Times New Roman" w:cs="Times New Roman"/>
-          <w:noProof w:val="0"/>
-          <w:sz w:val="24"/>
-          <w:szCs w:val="24"/>
-          <w:lang w:val="en-US"/>
-        </w:rPr>
-      </w:pPr>
-    </w:p>
-    <w:p>
-      <w:pPr>
-        <w:pStyle w:val="Normal"/>
-        <w:spacing w:before="0" w:beforeAutospacing="off" w:after="0" w:afterAutospacing="off" w:line="480" w:lineRule="auto"/>
-        <w:ind w:firstLine="720"/>
-        <w:jc w:val="left"/>
-        <w:rPr>
-          <w:rFonts w:ascii="Times New Roman" w:hAnsi="Times New Roman" w:eastAsia="Times New Roman" w:cs="Times New Roman"/>
-          <w:noProof w:val="0"/>
-          <w:sz w:val="24"/>
-          <w:szCs w:val="24"/>
-          <w:lang w:val="en-US"/>
-        </w:rPr>
-      </w:pPr>
     </w:p>
     <w:p>
       <w:pPr>
@@ -5267,7 +5679,47 @@
           <w:szCs w:val="24"/>
           <w:lang w:val="en-US"/>
         </w:rPr>
-        <w:t>transformed per the investigator’s request. Both approaches produced similar estimates, 95% CIs/</w:t>
+        <w:t>transformed per the investigator’s request</w:t>
+      </w:r>
+      <w:r>
+        <w:rPr>
+          <w:rFonts w:ascii="Times New Roman" w:hAnsi="Times New Roman" w:eastAsia="Times New Roman" w:cs="Times New Roman"/>
+          <w:noProof w:val="0"/>
+          <w:sz w:val="24"/>
+          <w:szCs w:val="24"/>
+          <w:lang w:val="en-US"/>
+        </w:rPr>
+        <w:t xml:space="preserve"> and to </w:t>
+      </w:r>
+      <w:r>
+        <w:rPr>
+          <w:rFonts w:ascii="Times New Roman" w:hAnsi="Times New Roman" w:eastAsia="Times New Roman" w:cs="Times New Roman"/>
+          <w:noProof w:val="0"/>
+          <w:sz w:val="24"/>
+          <w:szCs w:val="24"/>
+          <w:lang w:val="en-US"/>
+        </w:rPr>
+        <w:t>address</w:t>
+      </w:r>
+      <w:r>
+        <w:rPr>
+          <w:rFonts w:ascii="Times New Roman" w:hAnsi="Times New Roman" w:eastAsia="Times New Roman" w:cs="Times New Roman"/>
+          <w:noProof w:val="0"/>
+          <w:sz w:val="24"/>
+          <w:szCs w:val="24"/>
+          <w:lang w:val="en-US"/>
+        </w:rPr>
+        <w:t xml:space="preserve"> nonnormality</w:t>
+      </w:r>
+      <w:r>
+        <w:rPr>
+          <w:rFonts w:ascii="Times New Roman" w:hAnsi="Times New Roman" w:eastAsia="Times New Roman" w:cs="Times New Roman"/>
+          <w:noProof w:val="0"/>
+          <w:sz w:val="24"/>
+          <w:szCs w:val="24"/>
+          <w:lang w:val="en-US"/>
+        </w:rPr>
+        <w:t>. Both approaches produced similar estimates, 95% CIs/</w:t>
       </w:r>
       <w:r>
         <w:rPr>
@@ -5474,7 +5926,7 @@
     <w:p>
       <w:pPr>
         <w:pStyle w:val="Normal"/>
-        <w:spacing w:before="240" w:beforeAutospacing="off" w:after="0" w:afterAutospacing="off" w:line="240" w:lineRule="auto"/>
+        <w:spacing w:before="240" w:beforeAutospacing="off" w:after="240" w:afterAutospacing="off" w:line="240" w:lineRule="auto"/>
         <w:ind w:firstLine="0"/>
         <w:jc w:val="left"/>
         <w:rPr>
@@ -5655,7 +6107,57 @@
           <w:szCs w:val="24"/>
           <w:lang w:val="en-US"/>
         </w:rPr>
-        <w:t>CrI: −0.41 to 0.39); the CrI includes 0, indicating no statistical significance, and only a 0.8% probability of a decrease of at least 0.5 log</w:t>
+        <w:t>CrI</w:t>
+      </w:r>
+      <w:r>
+        <w:rPr>
+          <w:rFonts w:ascii="Times New Roman" w:hAnsi="Times New Roman" w:eastAsia="Times New Roman" w:cs="Times New Roman"/>
+          <w:noProof w:val="0"/>
+          <w:sz w:val="24"/>
+          <w:szCs w:val="24"/>
+          <w:lang w:val="en-US"/>
+        </w:rPr>
+        <w:t xml:space="preserve">: −0.41 to 0.39); the </w:t>
+      </w:r>
+      <w:r>
+        <w:rPr>
+          <w:rFonts w:ascii="Times New Roman" w:hAnsi="Times New Roman" w:eastAsia="Times New Roman" w:cs="Times New Roman"/>
+          <w:noProof w:val="0"/>
+          <w:sz w:val="24"/>
+          <w:szCs w:val="24"/>
+          <w:lang w:val="en-US"/>
+        </w:rPr>
+        <w:t>CrI</w:t>
+      </w:r>
+      <w:r>
+        <w:rPr>
+          <w:rFonts w:ascii="Times New Roman" w:hAnsi="Times New Roman" w:eastAsia="Times New Roman" w:cs="Times New Roman"/>
+          <w:noProof w:val="0"/>
+          <w:sz w:val="24"/>
+          <w:szCs w:val="24"/>
+          <w:lang w:val="en-US"/>
+        </w:rPr>
+        <w:t xml:space="preserve"> includes 0, </w:t>
+      </w:r>
+      <w:r>
+        <w:rPr>
+          <w:rFonts w:ascii="Times New Roman" w:hAnsi="Times New Roman" w:eastAsia="Times New Roman" w:cs="Times New Roman"/>
+          <w:noProof w:val="0"/>
+          <w:sz w:val="24"/>
+          <w:szCs w:val="24"/>
+          <w:lang w:val="en-US"/>
+        </w:rPr>
+        <w:t>indicating</w:t>
+      </w:r>
+      <w:r>
+        <w:rPr>
+          <w:rFonts w:ascii="Times New Roman" w:hAnsi="Times New Roman" w:eastAsia="Times New Roman" w:cs="Times New Roman"/>
+          <w:noProof w:val="0"/>
+          <w:sz w:val="24"/>
+          <w:szCs w:val="24"/>
+          <w:lang w:val="en-US"/>
+        </w:rPr>
+        <w:t xml:space="preserve"> no statistical significance, and only a 0.8% probability of a decrease of at least 0.5 log</w:t>
       </w:r>
       <w:r>
         <w:rPr>
@@ -5676,7 +6178,247 @@
           <w:szCs w:val="24"/>
           <w:lang w:val="en-US"/>
         </w:rPr>
-        <w:t xml:space="preserve"> suggests no clinically meaningful effect. Mental quality of life decreased by −0.54 points (95% CrI: −4.02 to 2.92); the CrI includes 0, indicating no statistical significance, and only a 20.33% probability of a decrease of at least 2 points indicates limited clinical relevance. Physical quality of life declined by 3.57 points (95% CrI: −6.31 to −0.84), which is statistically significant, with an 87.15% probability of a decrease of at least 2 points, suggesting it is likely clinically meaningful.</w:t>
+        <w:t xml:space="preserve"> </w:t>
+      </w:r>
+      <w:r>
+        <w:rPr>
+          <w:rFonts w:ascii="Times New Roman" w:hAnsi="Times New Roman" w:eastAsia="Times New Roman" w:cs="Times New Roman"/>
+          <w:noProof w:val="0"/>
+          <w:sz w:val="24"/>
+          <w:szCs w:val="24"/>
+          <w:lang w:val="en-US"/>
+        </w:rPr>
+        <w:t xml:space="preserve">which </w:t>
+      </w:r>
+      <w:r>
+        <w:rPr>
+          <w:rFonts w:ascii="Times New Roman" w:hAnsi="Times New Roman" w:eastAsia="Times New Roman" w:cs="Times New Roman"/>
+          <w:noProof w:val="0"/>
+          <w:sz w:val="24"/>
+          <w:szCs w:val="24"/>
+          <w:lang w:val="en-US"/>
+        </w:rPr>
+        <w:t xml:space="preserve">suggests no clinically meaningful effect. Mental </w:t>
+      </w:r>
+      <w:r>
+        <w:rPr>
+          <w:rFonts w:ascii="Times New Roman" w:hAnsi="Times New Roman" w:eastAsia="Times New Roman" w:cs="Times New Roman"/>
+          <w:noProof w:val="0"/>
+          <w:sz w:val="24"/>
+          <w:szCs w:val="24"/>
+          <w:lang w:val="en-US"/>
+        </w:rPr>
+        <w:t>quality</w:t>
+      </w:r>
+      <w:r>
+        <w:rPr>
+          <w:rFonts w:ascii="Times New Roman" w:hAnsi="Times New Roman" w:eastAsia="Times New Roman" w:cs="Times New Roman"/>
+          <w:noProof w:val="0"/>
+          <w:sz w:val="24"/>
+          <w:szCs w:val="24"/>
+          <w:lang w:val="en-US"/>
+        </w:rPr>
+        <w:t>-</w:t>
+      </w:r>
+      <w:r>
+        <w:rPr>
+          <w:rFonts w:ascii="Times New Roman" w:hAnsi="Times New Roman" w:eastAsia="Times New Roman" w:cs="Times New Roman"/>
+          <w:noProof w:val="0"/>
+          <w:sz w:val="24"/>
+          <w:szCs w:val="24"/>
+          <w:lang w:val="en-US"/>
+        </w:rPr>
+        <w:t>of</w:t>
+      </w:r>
+      <w:r>
+        <w:rPr>
+          <w:rFonts w:ascii="Times New Roman" w:hAnsi="Times New Roman" w:eastAsia="Times New Roman" w:cs="Times New Roman"/>
+          <w:noProof w:val="0"/>
+          <w:sz w:val="24"/>
+          <w:szCs w:val="24"/>
+          <w:lang w:val="en-US"/>
+        </w:rPr>
+        <w:t>-</w:t>
+      </w:r>
+      <w:r>
+        <w:rPr>
+          <w:rFonts w:ascii="Times New Roman" w:hAnsi="Times New Roman" w:eastAsia="Times New Roman" w:cs="Times New Roman"/>
+          <w:noProof w:val="0"/>
+          <w:sz w:val="24"/>
+          <w:szCs w:val="24"/>
+          <w:lang w:val="en-US"/>
+        </w:rPr>
+        <w:t xml:space="preserve">life decreased by −0.54 points (95% </w:t>
+      </w:r>
+      <w:r>
+        <w:rPr>
+          <w:rFonts w:ascii="Times New Roman" w:hAnsi="Times New Roman" w:eastAsia="Times New Roman" w:cs="Times New Roman"/>
+          <w:noProof w:val="0"/>
+          <w:sz w:val="24"/>
+          <w:szCs w:val="24"/>
+          <w:lang w:val="en-US"/>
+        </w:rPr>
+        <w:t>CrI</w:t>
+      </w:r>
+      <w:r>
+        <w:rPr>
+          <w:rFonts w:ascii="Times New Roman" w:hAnsi="Times New Roman" w:eastAsia="Times New Roman" w:cs="Times New Roman"/>
+          <w:noProof w:val="0"/>
+          <w:sz w:val="24"/>
+          <w:szCs w:val="24"/>
+          <w:lang w:val="en-US"/>
+        </w:rPr>
+        <w:t xml:space="preserve">: −4.02 to 2.92); the </w:t>
+      </w:r>
+      <w:r>
+        <w:rPr>
+          <w:rFonts w:ascii="Times New Roman" w:hAnsi="Times New Roman" w:eastAsia="Times New Roman" w:cs="Times New Roman"/>
+          <w:noProof w:val="0"/>
+          <w:sz w:val="24"/>
+          <w:szCs w:val="24"/>
+          <w:lang w:val="en-US"/>
+        </w:rPr>
+        <w:t>CrI</w:t>
+      </w:r>
+      <w:r>
+        <w:rPr>
+          <w:rFonts w:ascii="Times New Roman" w:hAnsi="Times New Roman" w:eastAsia="Times New Roman" w:cs="Times New Roman"/>
+          <w:noProof w:val="0"/>
+          <w:sz w:val="24"/>
+          <w:szCs w:val="24"/>
+          <w:lang w:val="en-US"/>
+        </w:rPr>
+        <w:t xml:space="preserve"> includes 0, </w:t>
+      </w:r>
+      <w:r>
+        <w:rPr>
+          <w:rFonts w:ascii="Times New Roman" w:hAnsi="Times New Roman" w:eastAsia="Times New Roman" w:cs="Times New Roman"/>
+          <w:noProof w:val="0"/>
+          <w:sz w:val="24"/>
+          <w:szCs w:val="24"/>
+          <w:lang w:val="en-US"/>
+        </w:rPr>
+        <w:t>indicating</w:t>
+      </w:r>
+      <w:r>
+        <w:rPr>
+          <w:rFonts w:ascii="Times New Roman" w:hAnsi="Times New Roman" w:eastAsia="Times New Roman" w:cs="Times New Roman"/>
+          <w:noProof w:val="0"/>
+          <w:sz w:val="24"/>
+          <w:szCs w:val="24"/>
+          <w:lang w:val="en-US"/>
+        </w:rPr>
+        <w:t xml:space="preserve"> no statistical significance, and only a 20.33% probability of a decrease of at least 2 points </w:t>
+      </w:r>
+      <w:r>
+        <w:rPr>
+          <w:rFonts w:ascii="Times New Roman" w:hAnsi="Times New Roman" w:eastAsia="Times New Roman" w:cs="Times New Roman"/>
+          <w:noProof w:val="0"/>
+          <w:sz w:val="24"/>
+          <w:szCs w:val="24"/>
+          <w:lang w:val="en-US"/>
+        </w:rPr>
+        <w:t>indicates</w:t>
+      </w:r>
+      <w:r>
+        <w:rPr>
+          <w:rFonts w:ascii="Times New Roman" w:hAnsi="Times New Roman" w:eastAsia="Times New Roman" w:cs="Times New Roman"/>
+          <w:noProof w:val="0"/>
+          <w:sz w:val="24"/>
+          <w:szCs w:val="24"/>
+          <w:lang w:val="en-US"/>
+        </w:rPr>
+        <w:t xml:space="preserve"> limited clinical relevance. Physical </w:t>
+      </w:r>
+      <w:r>
+        <w:rPr>
+          <w:rFonts w:ascii="Times New Roman" w:hAnsi="Times New Roman" w:eastAsia="Times New Roman" w:cs="Times New Roman"/>
+          <w:noProof w:val="0"/>
+          <w:sz w:val="24"/>
+          <w:szCs w:val="24"/>
+          <w:lang w:val="en-US"/>
+        </w:rPr>
+        <w:t>quality</w:t>
+      </w:r>
+      <w:r>
+        <w:rPr>
+          <w:rFonts w:ascii="Times New Roman" w:hAnsi="Times New Roman" w:eastAsia="Times New Roman" w:cs="Times New Roman"/>
+          <w:noProof w:val="0"/>
+          <w:sz w:val="24"/>
+          <w:szCs w:val="24"/>
+          <w:lang w:val="en-US"/>
+        </w:rPr>
+        <w:t>-</w:t>
+      </w:r>
+      <w:r>
+        <w:rPr>
+          <w:rFonts w:ascii="Times New Roman" w:hAnsi="Times New Roman" w:eastAsia="Times New Roman" w:cs="Times New Roman"/>
+          <w:noProof w:val="0"/>
+          <w:sz w:val="24"/>
+          <w:szCs w:val="24"/>
+          <w:lang w:val="en-US"/>
+        </w:rPr>
+        <w:t>of</w:t>
+      </w:r>
+      <w:r>
+        <w:rPr>
+          <w:rFonts w:ascii="Times New Roman" w:hAnsi="Times New Roman" w:eastAsia="Times New Roman" w:cs="Times New Roman"/>
+          <w:noProof w:val="0"/>
+          <w:sz w:val="24"/>
+          <w:szCs w:val="24"/>
+          <w:lang w:val="en-US"/>
+        </w:rPr>
+        <w:t>-</w:t>
+      </w:r>
+      <w:r>
+        <w:rPr>
+          <w:rFonts w:ascii="Times New Roman" w:hAnsi="Times New Roman" w:eastAsia="Times New Roman" w:cs="Times New Roman"/>
+          <w:noProof w:val="0"/>
+          <w:sz w:val="24"/>
+          <w:szCs w:val="24"/>
+          <w:lang w:val="en-US"/>
+        </w:rPr>
+        <w:t xml:space="preserve">life declined by 3.57 points (95% </w:t>
+      </w:r>
+      <w:r>
+        <w:rPr>
+          <w:rFonts w:ascii="Times New Roman" w:hAnsi="Times New Roman" w:eastAsia="Times New Roman" w:cs="Times New Roman"/>
+          <w:noProof w:val="0"/>
+          <w:sz w:val="24"/>
+          <w:szCs w:val="24"/>
+          <w:lang w:val="en-US"/>
+        </w:rPr>
+        <w:t>CrI</w:t>
+      </w:r>
+      <w:r>
+        <w:rPr>
+          <w:rFonts w:ascii="Times New Roman" w:hAnsi="Times New Roman" w:eastAsia="Times New Roman" w:cs="Times New Roman"/>
+          <w:noProof w:val="0"/>
+          <w:sz w:val="24"/>
+          <w:szCs w:val="24"/>
+          <w:lang w:val="en-US"/>
+        </w:rPr>
+        <w:t xml:space="preserve">: −6.31 to −0.84), which is statistically significant, with an 87.15% probability of a decrease of at least 2 points, suggesting it is </w:t>
+      </w:r>
+      <w:r>
+        <w:rPr>
+          <w:rFonts w:ascii="Times New Roman" w:hAnsi="Times New Roman" w:eastAsia="Times New Roman" w:cs="Times New Roman"/>
+          <w:noProof w:val="0"/>
+          <w:sz w:val="24"/>
+          <w:szCs w:val="24"/>
+          <w:lang w:val="en-US"/>
+        </w:rPr>
+        <w:t>likely clinically</w:t>
+      </w:r>
+      <w:r>
+        <w:rPr>
+          <w:rFonts w:ascii="Times New Roman" w:hAnsi="Times New Roman" w:eastAsia="Times New Roman" w:cs="Times New Roman"/>
+          <w:noProof w:val="0"/>
+          <w:sz w:val="24"/>
+          <w:szCs w:val="24"/>
+          <w:lang w:val="en-US"/>
+        </w:rPr>
+        <w:t xml:space="preserve"> meaningful.</w:t>
       </w:r>
     </w:p>
     <w:p>
@@ -5701,17 +6443,207 @@
           <w:szCs w:val="24"/>
           <w:lang w:val="en-US"/>
         </w:rPr>
-        <w:t xml:space="preserve">Figures 1 and 2 show the posterior means for clinical and quality-of-life outcomes by baseline hard drug use status, with observed values overlaid. CD4+ T cell counts and physical quality of life scores are lower among hard drug users, with posterior means noticeably below those of non-users. Viral load and mental quality of life scores show similar posterior means between groups, reflecting minimal differences. </w:t>
-      </w:r>
-      <w:r>
-        <w:rPr>
-          <w:rFonts w:ascii="Times New Roman" w:hAnsi="Times New Roman" w:eastAsia="Times New Roman" w:cs="Times New Roman"/>
-          <w:noProof w:val="0"/>
-          <w:sz w:val="24"/>
-          <w:szCs w:val="24"/>
-          <w:lang w:val="en-US"/>
-        </w:rPr>
-        <w:t>The scatter of observed values highlights individual variability within each group and the wider 95% CrIs for drug users due to smaller sample size. Overall, the figures are consistent with the model findings, showing that baseline hard drug use is associated with declines in immune function and physical well-being, but not in viral load or mental quality of life over two years.</w:t>
+        <w:t xml:space="preserve">Figures 1 and 2 show the posterior means for clinical and </w:t>
+      </w:r>
+      <w:r>
+        <w:rPr>
+          <w:rFonts w:ascii="Times New Roman" w:hAnsi="Times New Roman" w:eastAsia="Times New Roman" w:cs="Times New Roman"/>
+          <w:noProof w:val="0"/>
+          <w:sz w:val="24"/>
+          <w:szCs w:val="24"/>
+          <w:lang w:val="en-US"/>
+        </w:rPr>
+        <w:t>quality</w:t>
+      </w:r>
+      <w:r>
+        <w:rPr>
+          <w:rFonts w:ascii="Times New Roman" w:hAnsi="Times New Roman" w:eastAsia="Times New Roman" w:cs="Times New Roman"/>
+          <w:noProof w:val="0"/>
+          <w:sz w:val="24"/>
+          <w:szCs w:val="24"/>
+          <w:lang w:val="en-US"/>
+        </w:rPr>
+        <w:t xml:space="preserve">-of-life outcomes by baseline hard drug use status, with observed values overlaid. CD4+ T cell counts and physical </w:t>
+      </w:r>
+      <w:r>
+        <w:rPr>
+          <w:rFonts w:ascii="Times New Roman" w:hAnsi="Times New Roman" w:eastAsia="Times New Roman" w:cs="Times New Roman"/>
+          <w:noProof w:val="0"/>
+          <w:sz w:val="24"/>
+          <w:szCs w:val="24"/>
+          <w:lang w:val="en-US"/>
+        </w:rPr>
+        <w:t>quality</w:t>
+      </w:r>
+      <w:r>
+        <w:rPr>
+          <w:rFonts w:ascii="Times New Roman" w:hAnsi="Times New Roman" w:eastAsia="Times New Roman" w:cs="Times New Roman"/>
+          <w:noProof w:val="0"/>
+          <w:sz w:val="24"/>
+          <w:szCs w:val="24"/>
+          <w:lang w:val="en-US"/>
+        </w:rPr>
+        <w:t>-</w:t>
+      </w:r>
+      <w:r>
+        <w:rPr>
+          <w:rFonts w:ascii="Times New Roman" w:hAnsi="Times New Roman" w:eastAsia="Times New Roman" w:cs="Times New Roman"/>
+          <w:noProof w:val="0"/>
+          <w:sz w:val="24"/>
+          <w:szCs w:val="24"/>
+          <w:lang w:val="en-US"/>
+        </w:rPr>
+        <w:t>of</w:t>
+      </w:r>
+      <w:r>
+        <w:rPr>
+          <w:rFonts w:ascii="Times New Roman" w:hAnsi="Times New Roman" w:eastAsia="Times New Roman" w:cs="Times New Roman"/>
+          <w:noProof w:val="0"/>
+          <w:sz w:val="24"/>
+          <w:szCs w:val="24"/>
+          <w:lang w:val="en-US"/>
+        </w:rPr>
+        <w:t>-l</w:t>
+      </w:r>
+      <w:r>
+        <w:rPr>
+          <w:rFonts w:ascii="Times New Roman" w:hAnsi="Times New Roman" w:eastAsia="Times New Roman" w:cs="Times New Roman"/>
+          <w:noProof w:val="0"/>
+          <w:sz w:val="24"/>
+          <w:szCs w:val="24"/>
+          <w:lang w:val="en-US"/>
+        </w:rPr>
+        <w:t xml:space="preserve">ife scores are lower among hard drug users, with posterior means noticeably below those of non-users. Viral load and mental </w:t>
+      </w:r>
+      <w:r>
+        <w:rPr>
+          <w:rFonts w:ascii="Times New Roman" w:hAnsi="Times New Roman" w:eastAsia="Times New Roman" w:cs="Times New Roman"/>
+          <w:noProof w:val="0"/>
+          <w:sz w:val="24"/>
+          <w:szCs w:val="24"/>
+          <w:lang w:val="en-US"/>
+        </w:rPr>
+        <w:t>quality</w:t>
+      </w:r>
+      <w:r>
+        <w:rPr>
+          <w:rFonts w:ascii="Times New Roman" w:hAnsi="Times New Roman" w:eastAsia="Times New Roman" w:cs="Times New Roman"/>
+          <w:noProof w:val="0"/>
+          <w:sz w:val="24"/>
+          <w:szCs w:val="24"/>
+          <w:lang w:val="en-US"/>
+        </w:rPr>
+        <w:t>-</w:t>
+      </w:r>
+      <w:r>
+        <w:rPr>
+          <w:rFonts w:ascii="Times New Roman" w:hAnsi="Times New Roman" w:eastAsia="Times New Roman" w:cs="Times New Roman"/>
+          <w:noProof w:val="0"/>
+          <w:sz w:val="24"/>
+          <w:szCs w:val="24"/>
+          <w:lang w:val="en-US"/>
+        </w:rPr>
+        <w:t>of</w:t>
+      </w:r>
+      <w:r>
+        <w:rPr>
+          <w:rFonts w:ascii="Times New Roman" w:hAnsi="Times New Roman" w:eastAsia="Times New Roman" w:cs="Times New Roman"/>
+          <w:noProof w:val="0"/>
+          <w:sz w:val="24"/>
+          <w:szCs w:val="24"/>
+          <w:lang w:val="en-US"/>
+        </w:rPr>
+        <w:t>-</w:t>
+      </w:r>
+      <w:r>
+        <w:rPr>
+          <w:rFonts w:ascii="Times New Roman" w:hAnsi="Times New Roman" w:eastAsia="Times New Roman" w:cs="Times New Roman"/>
+          <w:noProof w:val="0"/>
+          <w:sz w:val="24"/>
+          <w:szCs w:val="24"/>
+          <w:lang w:val="en-US"/>
+        </w:rPr>
+        <w:t xml:space="preserve">life scores show similar posterior means between groups, reflecting minimal differences. </w:t>
+      </w:r>
+      <w:r>
+        <w:rPr>
+          <w:rFonts w:ascii="Times New Roman" w:hAnsi="Times New Roman" w:eastAsia="Times New Roman" w:cs="Times New Roman"/>
+          <w:noProof w:val="0"/>
+          <w:sz w:val="24"/>
+          <w:szCs w:val="24"/>
+          <w:lang w:val="en-US"/>
+        </w:rPr>
+        <w:t xml:space="preserve">The scatter of observed values highlights individual variability within each group and the wider 95% </w:t>
+      </w:r>
+      <w:r>
+        <w:rPr>
+          <w:rFonts w:ascii="Times New Roman" w:hAnsi="Times New Roman" w:eastAsia="Times New Roman" w:cs="Times New Roman"/>
+          <w:noProof w:val="0"/>
+          <w:sz w:val="24"/>
+          <w:szCs w:val="24"/>
+          <w:lang w:val="en-US"/>
+        </w:rPr>
+        <w:t>CrIs</w:t>
+      </w:r>
+      <w:r>
+        <w:rPr>
+          <w:rFonts w:ascii="Times New Roman" w:hAnsi="Times New Roman" w:eastAsia="Times New Roman" w:cs="Times New Roman"/>
+          <w:noProof w:val="0"/>
+          <w:sz w:val="24"/>
+          <w:szCs w:val="24"/>
+          <w:lang w:val="en-US"/>
+        </w:rPr>
+        <w:t xml:space="preserve"> for drug users due to smaller sample size. Overall, the figures are consistent with the model findings, showing that baseline hard drug use is associated with declines in immune function and physical well-being, but not in viral load or mental </w:t>
+      </w:r>
+      <w:r>
+        <w:rPr>
+          <w:rFonts w:ascii="Times New Roman" w:hAnsi="Times New Roman" w:eastAsia="Times New Roman" w:cs="Times New Roman"/>
+          <w:noProof w:val="0"/>
+          <w:sz w:val="24"/>
+          <w:szCs w:val="24"/>
+          <w:lang w:val="en-US"/>
+        </w:rPr>
+        <w:t>quality</w:t>
+      </w:r>
+      <w:r>
+        <w:rPr>
+          <w:rFonts w:ascii="Times New Roman" w:hAnsi="Times New Roman" w:eastAsia="Times New Roman" w:cs="Times New Roman"/>
+          <w:noProof w:val="0"/>
+          <w:sz w:val="24"/>
+          <w:szCs w:val="24"/>
+          <w:lang w:val="en-US"/>
+        </w:rPr>
+        <w:t>-</w:t>
+      </w:r>
+      <w:r>
+        <w:rPr>
+          <w:rFonts w:ascii="Times New Roman" w:hAnsi="Times New Roman" w:eastAsia="Times New Roman" w:cs="Times New Roman"/>
+          <w:noProof w:val="0"/>
+          <w:sz w:val="24"/>
+          <w:szCs w:val="24"/>
+          <w:lang w:val="en-US"/>
+        </w:rPr>
+        <w:t>of</w:t>
+      </w:r>
+      <w:r>
+        <w:rPr>
+          <w:rFonts w:ascii="Times New Roman" w:hAnsi="Times New Roman" w:eastAsia="Times New Roman" w:cs="Times New Roman"/>
+          <w:noProof w:val="0"/>
+          <w:sz w:val="24"/>
+          <w:szCs w:val="24"/>
+          <w:lang w:val="en-US"/>
+        </w:rPr>
+        <w:t>-</w:t>
+      </w:r>
+      <w:r>
+        <w:rPr>
+          <w:rFonts w:ascii="Times New Roman" w:hAnsi="Times New Roman" w:eastAsia="Times New Roman" w:cs="Times New Roman"/>
+          <w:noProof w:val="0"/>
+          <w:sz w:val="24"/>
+          <w:szCs w:val="24"/>
+          <w:lang w:val="en-US"/>
+        </w:rPr>
+        <w:t>life over two years.</w:t>
       </w:r>
     </w:p>
     <w:p>
@@ -5862,7 +6794,7 @@
     <w:p>
       <w:pPr>
         <w:pStyle w:val="Normal"/>
-        <w:spacing w:before="0" w:beforeAutospacing="off" w:after="0" w:afterAutospacing="off" w:line="240" w:lineRule="auto"/>
+        <w:spacing w:before="0" w:beforeAutospacing="off" w:after="240" w:afterAutospacing="off" w:line="240" w:lineRule="auto"/>
         <w:ind w:firstLine="0"/>
         <w:jc w:val="left"/>
         <w:rPr>
@@ -5875,7 +6807,7 @@
       </w:pPr>
       <w:r>
         <w:drawing>
-          <wp:inline wp14:editId="57BEEA35" wp14:anchorId="1BA39CEE">
+          <wp:inline wp14:editId="1A6714AA" wp14:anchorId="1BA39CEE">
             <wp:extent cx="6095276" cy="3291840"/>
             <wp:effectExtent l="0" t="0" r="0" b="0"/>
             <wp:docPr id="188934933" name="drawing"/>
@@ -5956,7 +6888,157 @@
           <w:szCs w:val="24"/>
           <w:lang w:val="en-US"/>
         </w:rPr>
-        <w:t xml:space="preserve"> quality of life scores (gray points) by baseline hard drug use group, with posterior means (pink dots) and 95% credible intervals (blue bars) overlaid. Physical quality of life shows a noticeable decline among hard drug users, while mental quality of life differences </w:t>
+        <w:t xml:space="preserve"> </w:t>
+      </w:r>
+      <w:r>
+        <w:rPr>
+          <w:rFonts w:ascii="Times New Roman" w:hAnsi="Times New Roman" w:eastAsia="Times New Roman" w:cs="Times New Roman"/>
+          <w:noProof w:val="0"/>
+          <w:sz w:val="24"/>
+          <w:szCs w:val="24"/>
+          <w:lang w:val="en-US"/>
+        </w:rPr>
+        <w:t>quality</w:t>
+      </w:r>
+      <w:r>
+        <w:rPr>
+          <w:rFonts w:ascii="Times New Roman" w:hAnsi="Times New Roman" w:eastAsia="Times New Roman" w:cs="Times New Roman"/>
+          <w:noProof w:val="0"/>
+          <w:sz w:val="24"/>
+          <w:szCs w:val="24"/>
+          <w:lang w:val="en-US"/>
+        </w:rPr>
+        <w:t>-</w:t>
+      </w:r>
+      <w:r>
+        <w:rPr>
+          <w:rFonts w:ascii="Times New Roman" w:hAnsi="Times New Roman" w:eastAsia="Times New Roman" w:cs="Times New Roman"/>
+          <w:noProof w:val="0"/>
+          <w:sz w:val="24"/>
+          <w:szCs w:val="24"/>
+          <w:lang w:val="en-US"/>
+        </w:rPr>
+        <w:t>of</w:t>
+      </w:r>
+      <w:r>
+        <w:rPr>
+          <w:rFonts w:ascii="Times New Roman" w:hAnsi="Times New Roman" w:eastAsia="Times New Roman" w:cs="Times New Roman"/>
+          <w:noProof w:val="0"/>
+          <w:sz w:val="24"/>
+          <w:szCs w:val="24"/>
+          <w:lang w:val="en-US"/>
+        </w:rPr>
+        <w:t>-</w:t>
+      </w:r>
+      <w:r>
+        <w:rPr>
+          <w:rFonts w:ascii="Times New Roman" w:hAnsi="Times New Roman" w:eastAsia="Times New Roman" w:cs="Times New Roman"/>
+          <w:noProof w:val="0"/>
+          <w:sz w:val="24"/>
+          <w:szCs w:val="24"/>
+          <w:lang w:val="en-US"/>
+        </w:rPr>
+        <w:t xml:space="preserve">life scores (gray points) by baseline hard drug use group, with posterior means (pink dots) and 95% credible intervals (blue bars) overlaid. Physical </w:t>
+      </w:r>
+      <w:r>
+        <w:rPr>
+          <w:rFonts w:ascii="Times New Roman" w:hAnsi="Times New Roman" w:eastAsia="Times New Roman" w:cs="Times New Roman"/>
+          <w:noProof w:val="0"/>
+          <w:sz w:val="24"/>
+          <w:szCs w:val="24"/>
+          <w:lang w:val="en-US"/>
+        </w:rPr>
+        <w:t>quality</w:t>
+      </w:r>
+      <w:r>
+        <w:rPr>
+          <w:rFonts w:ascii="Times New Roman" w:hAnsi="Times New Roman" w:eastAsia="Times New Roman" w:cs="Times New Roman"/>
+          <w:noProof w:val="0"/>
+          <w:sz w:val="24"/>
+          <w:szCs w:val="24"/>
+          <w:lang w:val="en-US"/>
+        </w:rPr>
+        <w:t>-</w:t>
+      </w:r>
+      <w:r>
+        <w:rPr>
+          <w:rFonts w:ascii="Times New Roman" w:hAnsi="Times New Roman" w:eastAsia="Times New Roman" w:cs="Times New Roman"/>
+          <w:noProof w:val="0"/>
+          <w:sz w:val="24"/>
+          <w:szCs w:val="24"/>
+          <w:lang w:val="en-US"/>
+        </w:rPr>
+        <w:t>of</w:t>
+      </w:r>
+      <w:r>
+        <w:rPr>
+          <w:rFonts w:ascii="Times New Roman" w:hAnsi="Times New Roman" w:eastAsia="Times New Roman" w:cs="Times New Roman"/>
+          <w:noProof w:val="0"/>
+          <w:sz w:val="24"/>
+          <w:szCs w:val="24"/>
+          <w:lang w:val="en-US"/>
+        </w:rPr>
+        <w:t>-</w:t>
+      </w:r>
+      <w:r>
+        <w:rPr>
+          <w:rFonts w:ascii="Times New Roman" w:hAnsi="Times New Roman" w:eastAsia="Times New Roman" w:cs="Times New Roman"/>
+          <w:noProof w:val="0"/>
+          <w:sz w:val="24"/>
+          <w:szCs w:val="24"/>
+          <w:lang w:val="en-US"/>
+        </w:rPr>
+        <w:t xml:space="preserve">life shows a noticeable decline among hard drug users, while mental </w:t>
+      </w:r>
+      <w:r>
+        <w:rPr>
+          <w:rFonts w:ascii="Times New Roman" w:hAnsi="Times New Roman" w:eastAsia="Times New Roman" w:cs="Times New Roman"/>
+          <w:noProof w:val="0"/>
+          <w:sz w:val="24"/>
+          <w:szCs w:val="24"/>
+          <w:lang w:val="en-US"/>
+        </w:rPr>
+        <w:t>quality</w:t>
+      </w:r>
+      <w:r>
+        <w:rPr>
+          <w:rFonts w:ascii="Times New Roman" w:hAnsi="Times New Roman" w:eastAsia="Times New Roman" w:cs="Times New Roman"/>
+          <w:noProof w:val="0"/>
+          <w:sz w:val="24"/>
+          <w:szCs w:val="24"/>
+          <w:lang w:val="en-US"/>
+        </w:rPr>
+        <w:t>-</w:t>
+      </w:r>
+      <w:r>
+        <w:rPr>
+          <w:rFonts w:ascii="Times New Roman" w:hAnsi="Times New Roman" w:eastAsia="Times New Roman" w:cs="Times New Roman"/>
+          <w:noProof w:val="0"/>
+          <w:sz w:val="24"/>
+          <w:szCs w:val="24"/>
+          <w:lang w:val="en-US"/>
+        </w:rPr>
+        <w:t>of</w:t>
+      </w:r>
+      <w:r>
+        <w:rPr>
+          <w:rFonts w:ascii="Times New Roman" w:hAnsi="Times New Roman" w:eastAsia="Times New Roman" w:cs="Times New Roman"/>
+          <w:noProof w:val="0"/>
+          <w:sz w:val="24"/>
+          <w:szCs w:val="24"/>
+          <w:lang w:val="en-US"/>
+        </w:rPr>
+        <w:t>-</w:t>
+      </w:r>
+      <w:r>
+        <w:rPr>
+          <w:rFonts w:ascii="Times New Roman" w:hAnsi="Times New Roman" w:eastAsia="Times New Roman" w:cs="Times New Roman"/>
+          <w:noProof w:val="0"/>
+          <w:sz w:val="24"/>
+          <w:szCs w:val="24"/>
+          <w:lang w:val="en-US"/>
+        </w:rPr>
+        <w:t xml:space="preserve">life differences </w:t>
       </w:r>
       <w:r>
         <w:rPr>
@@ -6109,7 +7191,107 @@
           <w:szCs w:val="24"/>
           <w:lang w:val="en-US"/>
         </w:rPr>
-        <w:t>Baseline hard drug use was associated with declines in CD4+ T cell counts and physical quality of life, both statistically significant and clinically meaningful. In contrast, viral load and mental quality of life showed no significant changes and low probabilities of clinically meaningful effects.</w:t>
+        <w:t xml:space="preserve">Baseline hard drug use was associated with declines in CD4+ T cell counts and physical </w:t>
+      </w:r>
+      <w:r>
+        <w:rPr>
+          <w:rFonts w:ascii="Times New Roman" w:hAnsi="Times New Roman" w:eastAsia="Times New Roman" w:cs="Times New Roman"/>
+          <w:noProof w:val="0"/>
+          <w:sz w:val="24"/>
+          <w:szCs w:val="24"/>
+          <w:lang w:val="en-US"/>
+        </w:rPr>
+        <w:t>quality</w:t>
+      </w:r>
+      <w:r>
+        <w:rPr>
+          <w:rFonts w:ascii="Times New Roman" w:hAnsi="Times New Roman" w:eastAsia="Times New Roman" w:cs="Times New Roman"/>
+          <w:noProof w:val="0"/>
+          <w:sz w:val="24"/>
+          <w:szCs w:val="24"/>
+          <w:lang w:val="en-US"/>
+        </w:rPr>
+        <w:t>-</w:t>
+      </w:r>
+      <w:r>
+        <w:rPr>
+          <w:rFonts w:ascii="Times New Roman" w:hAnsi="Times New Roman" w:eastAsia="Times New Roman" w:cs="Times New Roman"/>
+          <w:noProof w:val="0"/>
+          <w:sz w:val="24"/>
+          <w:szCs w:val="24"/>
+          <w:lang w:val="en-US"/>
+        </w:rPr>
+        <w:t>of</w:t>
+      </w:r>
+      <w:r>
+        <w:rPr>
+          <w:rFonts w:ascii="Times New Roman" w:hAnsi="Times New Roman" w:eastAsia="Times New Roman" w:cs="Times New Roman"/>
+          <w:noProof w:val="0"/>
+          <w:sz w:val="24"/>
+          <w:szCs w:val="24"/>
+          <w:lang w:val="en-US"/>
+        </w:rPr>
+        <w:t>-</w:t>
+      </w:r>
+      <w:r>
+        <w:rPr>
+          <w:rFonts w:ascii="Times New Roman" w:hAnsi="Times New Roman" w:eastAsia="Times New Roman" w:cs="Times New Roman"/>
+          <w:noProof w:val="0"/>
+          <w:sz w:val="24"/>
+          <w:szCs w:val="24"/>
+          <w:lang w:val="en-US"/>
+        </w:rPr>
+        <w:t xml:space="preserve">life, both statistically significant and clinically meaningful. In contrast, viral load and mental </w:t>
+      </w:r>
+      <w:r>
+        <w:rPr>
+          <w:rFonts w:ascii="Times New Roman" w:hAnsi="Times New Roman" w:eastAsia="Times New Roman" w:cs="Times New Roman"/>
+          <w:noProof w:val="0"/>
+          <w:sz w:val="24"/>
+          <w:szCs w:val="24"/>
+          <w:lang w:val="en-US"/>
+        </w:rPr>
+        <w:t>quality</w:t>
+      </w:r>
+      <w:r>
+        <w:rPr>
+          <w:rFonts w:ascii="Times New Roman" w:hAnsi="Times New Roman" w:eastAsia="Times New Roman" w:cs="Times New Roman"/>
+          <w:noProof w:val="0"/>
+          <w:sz w:val="24"/>
+          <w:szCs w:val="24"/>
+          <w:lang w:val="en-US"/>
+        </w:rPr>
+        <w:t>-</w:t>
+      </w:r>
+      <w:r>
+        <w:rPr>
+          <w:rFonts w:ascii="Times New Roman" w:hAnsi="Times New Roman" w:eastAsia="Times New Roman" w:cs="Times New Roman"/>
+          <w:noProof w:val="0"/>
+          <w:sz w:val="24"/>
+          <w:szCs w:val="24"/>
+          <w:lang w:val="en-US"/>
+        </w:rPr>
+        <w:t>of</w:t>
+      </w:r>
+      <w:r>
+        <w:rPr>
+          <w:rFonts w:ascii="Times New Roman" w:hAnsi="Times New Roman" w:eastAsia="Times New Roman" w:cs="Times New Roman"/>
+          <w:noProof w:val="0"/>
+          <w:sz w:val="24"/>
+          <w:szCs w:val="24"/>
+          <w:lang w:val="en-US"/>
+        </w:rPr>
+        <w:t>-</w:t>
+      </w:r>
+      <w:r>
+        <w:rPr>
+          <w:rFonts w:ascii="Times New Roman" w:hAnsi="Times New Roman" w:eastAsia="Times New Roman" w:cs="Times New Roman"/>
+          <w:noProof w:val="0"/>
+          <w:sz w:val="24"/>
+          <w:szCs w:val="24"/>
+          <w:lang w:val="en-US"/>
+        </w:rPr>
+        <w:t>life showed no significant changes and low probabilities of clinically meaningful effects.</w:t>
       </w:r>
     </w:p>
     <w:p>
@@ -6215,6 +7397,13 @@
         <w:spacing w:before="0" w:beforeAutospacing="off" w:after="0" w:afterAutospacing="off" w:line="480" w:lineRule="auto"/>
         <w:ind w:firstLine="720"/>
         <w:jc w:val="left"/>
+        <w:rPr>
+          <w:rFonts w:ascii="Times New Roman" w:hAnsi="Times New Roman" w:eastAsia="Times New Roman" w:cs="Times New Roman"/>
+          <w:noProof w:val="0"/>
+          <w:sz w:val="24"/>
+          <w:szCs w:val="24"/>
+          <w:lang w:val="en-US"/>
+        </w:rPr>
       </w:pPr>
       <w:r>
         <w:rPr>
@@ -6264,7 +7453,47 @@
           <w:szCs w:val="24"/>
           <w:lang w:val="en-US"/>
         </w:rPr>
-        <w:t xml:space="preserve"> may also have been lost when certain variables had to be simplified into broader categories due to small group sizes. Since drug use was self‑reported, inaccurate reporting could introduce misclassification bias, which may influence true differences between individuals who used hard drugs and those who did not. Other factors not captured in the dataset, including continued drug use after baseline, mental health challenges, or other health conditions, may have influenced the outcomes. Finally, some outcomes showed a wide range of responses, reflecting the natural variability that exists across individuals and potential outliers.</w:t>
+        <w:t xml:space="preserve"> may also have been lost when certain variables had to be simplified into broader categories due to small group sizes. Since drug use was self‑reported, inaccurate reporting could introduce misclassification bias, which may influence true differences between individuals who used hard drugs and those who did not. </w:t>
+      </w:r>
+      <w:r>
+        <w:rPr>
+          <w:rFonts w:ascii="Times New Roman" w:hAnsi="Times New Roman" w:eastAsia="Times New Roman" w:cs="Times New Roman"/>
+          <w:noProof w:val="0"/>
+          <w:sz w:val="24"/>
+          <w:szCs w:val="24"/>
+          <w:lang w:val="en-US"/>
+        </w:rPr>
+        <w:t>Finally, o</w:t>
+      </w:r>
+      <w:r>
+        <w:rPr>
+          <w:rFonts w:ascii="Times New Roman" w:hAnsi="Times New Roman" w:eastAsia="Times New Roman" w:cs="Times New Roman"/>
+          <w:noProof w:val="0"/>
+          <w:sz w:val="24"/>
+          <w:szCs w:val="24"/>
+          <w:lang w:val="en-US"/>
+        </w:rPr>
+        <w:t xml:space="preserve">ther factors not captured in the </w:t>
+      </w:r>
+      <w:r>
+        <w:rPr>
+          <w:rFonts w:ascii="Times New Roman" w:hAnsi="Times New Roman" w:eastAsia="Times New Roman" w:cs="Times New Roman"/>
+          <w:noProof w:val="0"/>
+          <w:sz w:val="24"/>
+          <w:szCs w:val="24"/>
+          <w:lang w:val="en-US"/>
+        </w:rPr>
+        <w:t>models</w:t>
+      </w:r>
+      <w:r>
+        <w:rPr>
+          <w:rFonts w:ascii="Times New Roman" w:hAnsi="Times New Roman" w:eastAsia="Times New Roman" w:cs="Times New Roman"/>
+          <w:noProof w:val="0"/>
+          <w:sz w:val="24"/>
+          <w:szCs w:val="24"/>
+          <w:lang w:val="en-US"/>
+        </w:rPr>
+        <w:t>, including continued drug use after baseline, mental health challenges, or other health conditions, may have influenced the outcomes.</w:t>
       </w:r>
     </w:p>
     <w:p>
@@ -6289,7 +7518,87 @@
           <w:szCs w:val="24"/>
           <w:lang w:val="en-US"/>
         </w:rPr>
-        <w:t>In conclusion, baseline hard drug use was associated with significant declines in CD4+ T cell counts and physical quality of life over two years following HAART, while viral load and mental quality of life were unaffected. These associations were not explained by adherence, highlighting the importance of considering substance use history in evaluating early immunologic and functional responses to HAART.</w:t>
+        <w:t>In conclusion, baseline hard drug use was associated with significant declines in CD4+ T cell counts and physical quality</w:t>
+      </w:r>
+      <w:r>
+        <w:rPr>
+          <w:rFonts w:ascii="Times New Roman" w:hAnsi="Times New Roman" w:eastAsia="Times New Roman" w:cs="Times New Roman"/>
+          <w:noProof w:val="0"/>
+          <w:sz w:val="24"/>
+          <w:szCs w:val="24"/>
+          <w:lang w:val="en-US"/>
+        </w:rPr>
+        <w:t>-</w:t>
+      </w:r>
+      <w:r>
+        <w:rPr>
+          <w:rFonts w:ascii="Times New Roman" w:hAnsi="Times New Roman" w:eastAsia="Times New Roman" w:cs="Times New Roman"/>
+          <w:noProof w:val="0"/>
+          <w:sz w:val="24"/>
+          <w:szCs w:val="24"/>
+          <w:lang w:val="en-US"/>
+        </w:rPr>
+        <w:t>of</w:t>
+      </w:r>
+      <w:r>
+        <w:rPr>
+          <w:rFonts w:ascii="Times New Roman" w:hAnsi="Times New Roman" w:eastAsia="Times New Roman" w:cs="Times New Roman"/>
+          <w:noProof w:val="0"/>
+          <w:sz w:val="24"/>
+          <w:szCs w:val="24"/>
+          <w:lang w:val="en-US"/>
+        </w:rPr>
+        <w:t>-</w:t>
+      </w:r>
+      <w:r>
+        <w:rPr>
+          <w:rFonts w:ascii="Times New Roman" w:hAnsi="Times New Roman" w:eastAsia="Times New Roman" w:cs="Times New Roman"/>
+          <w:noProof w:val="0"/>
+          <w:sz w:val="24"/>
+          <w:szCs w:val="24"/>
+          <w:lang w:val="en-US"/>
+        </w:rPr>
+        <w:t>life over two years following HAART, while viral load and mental quality</w:t>
+      </w:r>
+      <w:r>
+        <w:rPr>
+          <w:rFonts w:ascii="Times New Roman" w:hAnsi="Times New Roman" w:eastAsia="Times New Roman" w:cs="Times New Roman"/>
+          <w:noProof w:val="0"/>
+          <w:sz w:val="24"/>
+          <w:szCs w:val="24"/>
+          <w:lang w:val="en-US"/>
+        </w:rPr>
+        <w:t>-</w:t>
+      </w:r>
+      <w:r>
+        <w:rPr>
+          <w:rFonts w:ascii="Times New Roman" w:hAnsi="Times New Roman" w:eastAsia="Times New Roman" w:cs="Times New Roman"/>
+          <w:noProof w:val="0"/>
+          <w:sz w:val="24"/>
+          <w:szCs w:val="24"/>
+          <w:lang w:val="en-US"/>
+        </w:rPr>
+        <w:t>of</w:t>
+      </w:r>
+      <w:r>
+        <w:rPr>
+          <w:rFonts w:ascii="Times New Roman" w:hAnsi="Times New Roman" w:eastAsia="Times New Roman" w:cs="Times New Roman"/>
+          <w:noProof w:val="0"/>
+          <w:sz w:val="24"/>
+          <w:szCs w:val="24"/>
+          <w:lang w:val="en-US"/>
+        </w:rPr>
+        <w:t>-</w:t>
+      </w:r>
+      <w:r>
+        <w:rPr>
+          <w:rFonts w:ascii="Times New Roman" w:hAnsi="Times New Roman" w:eastAsia="Times New Roman" w:cs="Times New Roman"/>
+          <w:noProof w:val="0"/>
+          <w:sz w:val="24"/>
+          <w:szCs w:val="24"/>
+          <w:lang w:val="en-US"/>
+        </w:rPr>
+        <w:t>life were unaffected. These associations were not explained by adherence, highlighting the importance of considering substance use history in evaluating early immunologic and functional responses to HAART.</w:t>
       </w:r>
     </w:p>
     <w:p xmlns:wp14="http://schemas.microsoft.com/office/word/2010/wordml" wp14:paraId="2C078E63" wp14:textId="318845C2">

--- a/Project 1/Dissemination/Project 1 Final Report.docx
+++ b/Project 1/Dissemination/Project 1 Final Report.docx
@@ -503,7 +503,7 @@
           <w:szCs w:val="24"/>
           <w:lang w:val="en-US"/>
         </w:rPr>
-        <w:t>This report addresses five research questions focused on whether baseline hard-drug use is associated with differences in clinical and quality-of-life outcomes over two years of follow-up. First, it was hypothesized that there would be a decrease in viral load from baseline to year 2, and that this decrease would differ between drug users and non-users, with a 0.5 log</w:t>
+        <w:t>This report addresses five research questions focused on whether baseline hard-drug use is associated with differences in clinical and quality-of-life outcomes over two years of follow-up. First, it was hypothesized that baseline hard-drug use would be associated with a smaller decrease in viral load from baseline to year 2 compared with non-users, with a 0.5 log</w:t>
       </w:r>
       <w:r>
         <w:rPr>
@@ -524,7 +524,97 @@
           <w:szCs w:val="24"/>
           <w:lang w:val="en-US"/>
         </w:rPr>
-        <w:t xml:space="preserve"> copies/ml denoting a clinically meaningful decrease. Second, it was expected that there would be an increase in CD4+ T cell counts over the same period, with a clinically meaningful increase of 50 cells, and that this increase would differ between drug users and non-users. Third and fourth, it was hypothesized that there would be improvements in physical and mental quality-of-life scores, and that these improvements would differ between drug users and non-users, with a clinically meaningful increase of 2 points. Finally, the report examined whether differences in these outcomes by baseline drug use could be explained by adherence </w:t>
+        <w:t xml:space="preserve"> copies/ml denoting a clinically meaningful d</w:t>
+      </w:r>
+      <w:r>
+        <w:rPr>
+          <w:rFonts w:ascii="Times New Roman" w:hAnsi="Times New Roman" w:eastAsia="Times New Roman" w:cs="Times New Roman"/>
+          <w:noProof w:val="0"/>
+          <w:sz w:val="24"/>
+          <w:szCs w:val="24"/>
+          <w:lang w:val="en-US"/>
+        </w:rPr>
+        <w:t>ifferenc</w:t>
+      </w:r>
+      <w:r>
+        <w:rPr>
+          <w:rFonts w:ascii="Times New Roman" w:hAnsi="Times New Roman" w:eastAsia="Times New Roman" w:cs="Times New Roman"/>
+          <w:noProof w:val="0"/>
+          <w:sz w:val="24"/>
+          <w:szCs w:val="24"/>
+          <w:lang w:val="en-US"/>
+        </w:rPr>
+        <w:t xml:space="preserve">e. Second, it was expected that hard-drug use would be associated with a smaller increase in CD4+ T cell counts over the same period compared with non-users, with a clinically meaningful </w:t>
+      </w:r>
+      <w:r>
+        <w:rPr>
+          <w:rFonts w:ascii="Times New Roman" w:hAnsi="Times New Roman" w:eastAsia="Times New Roman" w:cs="Times New Roman"/>
+          <w:noProof w:val="0"/>
+          <w:sz w:val="24"/>
+          <w:szCs w:val="24"/>
+          <w:lang w:val="en-US"/>
+        </w:rPr>
+        <w:t xml:space="preserve">difference </w:t>
+      </w:r>
+      <w:r>
+        <w:rPr>
+          <w:rFonts w:ascii="Times New Roman" w:hAnsi="Times New Roman" w:eastAsia="Times New Roman" w:cs="Times New Roman"/>
+          <w:noProof w:val="0"/>
+          <w:sz w:val="24"/>
+          <w:szCs w:val="24"/>
+          <w:lang w:val="en-US"/>
+        </w:rPr>
+        <w:t xml:space="preserve">of 50 cells. Third and fourth, it was hypothesized that hard-drug use would be associated with smaller improvements in physical and mental quality-of-life scores compared with non-users, with a clinically meaningful </w:t>
+      </w:r>
+      <w:r>
+        <w:rPr>
+          <w:rFonts w:ascii="Times New Roman" w:hAnsi="Times New Roman" w:eastAsia="Times New Roman" w:cs="Times New Roman"/>
+          <w:noProof w:val="0"/>
+          <w:sz w:val="24"/>
+          <w:szCs w:val="24"/>
+          <w:lang w:val="en-US"/>
+        </w:rPr>
+        <w:t>differenc</w:t>
+      </w:r>
+      <w:r>
+        <w:rPr>
+          <w:rFonts w:ascii="Times New Roman" w:hAnsi="Times New Roman" w:eastAsia="Times New Roman" w:cs="Times New Roman"/>
+          <w:noProof w:val="0"/>
+          <w:sz w:val="24"/>
+          <w:szCs w:val="24"/>
+          <w:lang w:val="en-US"/>
+        </w:rPr>
+        <w:t>e of 2 points.</w:t>
+      </w:r>
+      <w:r>
+        <w:rPr>
+          <w:rFonts w:ascii="Times New Roman" w:hAnsi="Times New Roman" w:eastAsia="Times New Roman" w:cs="Times New Roman"/>
+          <w:noProof w:val="0"/>
+          <w:sz w:val="24"/>
+          <w:szCs w:val="24"/>
+          <w:lang w:val="en-US"/>
+        </w:rPr>
+        <w:t xml:space="preserve"> However, we are only concerned about the overall differences between drug groups for each outcome.</w:t>
+      </w:r>
+      <w:r>
+        <w:rPr>
+          <w:rFonts w:ascii="Times New Roman" w:hAnsi="Times New Roman" w:eastAsia="Times New Roman" w:cs="Times New Roman"/>
+          <w:noProof w:val="0"/>
+          <w:sz w:val="24"/>
+          <w:szCs w:val="24"/>
+          <w:lang w:val="en-US"/>
+        </w:rPr>
+        <w:t xml:space="preserve"> Finally</w:t>
+      </w:r>
+      <w:r>
+        <w:rPr>
+          <w:rFonts w:ascii="Times New Roman" w:hAnsi="Times New Roman" w:eastAsia="Times New Roman" w:cs="Times New Roman"/>
+          <w:noProof w:val="0"/>
+          <w:sz w:val="24"/>
+          <w:szCs w:val="24"/>
+          <w:lang w:val="en-US"/>
+        </w:rPr>
+        <w:t xml:space="preserve">, the report examined whether differences in these outcomes by baseline drug use could be explained by adherence </w:t>
       </w:r>
       <w:r>
         <w:rPr>
@@ -5513,10 +5603,10 @@
       </w:pPr>
       <w:r>
         <w:drawing>
-          <wp:inline wp14:editId="21C31ECD" wp14:anchorId="4DCA1EF5">
-            <wp:extent cx="4246418" cy="2926218"/>
+          <wp:inline wp14:editId="2DEFA7F8" wp14:anchorId="671889CE">
+            <wp:extent cx="4297304" cy="2994874"/>
             <wp:effectExtent l="0" t="0" r="0" b="0"/>
-            <wp:docPr id="1791588736" name="drawing"/>
+            <wp:docPr id="959954178" name="drawing"/>
             <wp:cNvGraphicFramePr>
               <a:graphicFrameLocks noChangeAspect="1"/>
             </wp:cNvGraphicFramePr>
@@ -5524,11 +5614,309 @@
               <a:graphicData xmlns:a="http://schemas.openxmlformats.org/drawingml/2006/main" uri="http://schemas.openxmlformats.org/drawingml/2006/picture">
                 <pic:pic xmlns:pic="http://schemas.openxmlformats.org/drawingml/2006/picture">
                   <pic:nvPicPr>
-                    <pic:cNvPr id="1791588736" name="Picture 1791588736"/>
+                    <pic:cNvPr id="959954178" name="Picture 959954178"/>
                     <pic:cNvPicPr/>
                   </pic:nvPicPr>
                   <pic:blipFill>
-                    <a:blip xmlns:r="http://schemas.openxmlformats.org/officeDocument/2006/relationships" r:embed="rId1525861332">
+                    <a:blip xmlns:r="http://schemas.openxmlformats.org/officeDocument/2006/relationships" r:embed="rId1164146822">
+                      <a:extLst>
+                        <a:ext uri="{28A0092B-C50C-407E-A947-70E740481C1C}">
+                          <a14:useLocalDpi xmlns:a14="http://schemas.microsoft.com/office/drawing/2010/main"/>
+                        </a:ext>
+                      </a:extLst>
+                    </a:blip>
+                    <a:srcRect l="0" t="0" r="0" b="10519"/>
+                    <a:stretch>
+                      <a:fillRect/>
+                    </a:stretch>
+                  </pic:blipFill>
+                  <pic:spPr>
+                    <a:xfrm rot="0">
+                      <a:off x="0" y="0"/>
+                      <a:ext cx="4297304" cy="2994874"/>
+                    </a:xfrm>
+                    <a:prstGeom prst="rect">
+                      <a:avLst/>
+                    </a:prstGeom>
+                  </pic:spPr>
+                </pic:pic>
+              </a:graphicData>
+            </a:graphic>
+          </wp:inline>
+        </w:drawing>
+      </w:r>
+    </w:p>
+    <w:p>
+      <w:pPr>
+        <w:pStyle w:val="Normal"/>
+        <w:spacing w:before="0" w:beforeAutospacing="off" w:after="240" w:afterAutospacing="off" w:line="240" w:lineRule="auto"/>
+        <w:ind w:firstLine="0"/>
+        <w:jc w:val="left"/>
+        <w:rPr>
+          <w:rFonts w:ascii="Times New Roman" w:hAnsi="Times New Roman" w:eastAsia="Times New Roman" w:cs="Times New Roman"/>
+          <w:noProof w:val="0"/>
+          <w:sz w:val="24"/>
+          <w:szCs w:val="24"/>
+          <w:lang w:val="en-US"/>
+        </w:rPr>
+      </w:pPr>
+      <w:r>
+        <w:rPr>
+          <w:rFonts w:ascii="Times New Roman" w:hAnsi="Times New Roman" w:eastAsia="Times New Roman" w:cs="Times New Roman"/>
+          <w:b w:val="1"/>
+          <w:bCs w:val="1"/>
+          <w:noProof w:val="0"/>
+          <w:sz w:val="24"/>
+          <w:szCs w:val="24"/>
+          <w:lang w:val="en-US"/>
+        </w:rPr>
+        <w:t>Note:</w:t>
+      </w:r>
+      <w:r>
+        <w:rPr>
+          <w:rFonts w:ascii="Times New Roman" w:hAnsi="Times New Roman" w:eastAsia="Times New Roman" w:cs="Times New Roman"/>
+          <w:noProof w:val="0"/>
+          <w:sz w:val="24"/>
+          <w:szCs w:val="24"/>
+          <w:lang w:val="en-US"/>
+        </w:rPr>
+        <w:t xml:space="preserve"> </w:t>
+      </w:r>
+      <w:r>
+        <w:rPr>
+          <w:rFonts w:ascii="Times New Roman" w:hAnsi="Times New Roman" w:eastAsia="Times New Roman" w:cs="Times New Roman"/>
+          <w:noProof w:val="0"/>
+          <w:sz w:val="24"/>
+          <w:szCs w:val="24"/>
+          <w:lang w:val="en-US"/>
+        </w:rPr>
+        <w:t>CrI refers to a credible interval. Posterior probability thresholds for clinically meaningful effects were: &gt; |50| for CD4+ T cell counts, &gt; |0.5| for log</w:t>
+      </w:r>
+      <w:r>
+        <w:rPr>
+          <w:rFonts w:ascii="Times New Roman" w:hAnsi="Times New Roman" w:eastAsia="Times New Roman" w:cs="Times New Roman"/>
+          <w:noProof w:val="0"/>
+          <w:sz w:val="24"/>
+          <w:szCs w:val="24"/>
+          <w:vertAlign w:val="subscript"/>
+          <w:lang w:val="en-US"/>
+        </w:rPr>
+        <w:t>10</w:t>
+      </w:r>
+      <w:r>
+        <w:rPr>
+          <w:rFonts w:ascii="Times New Roman" w:hAnsi="Times New Roman" w:eastAsia="Times New Roman" w:cs="Times New Roman"/>
+          <w:noProof w:val="0"/>
+          <w:sz w:val="24"/>
+          <w:szCs w:val="24"/>
+          <w:lang w:val="en-US"/>
+        </w:rPr>
+        <w:t xml:space="preserve"> viral load, and &gt; |2| for physical and mental quality-of-life scores.</w:t>
+      </w:r>
+    </w:p>
+    <w:p>
+      <w:pPr>
+        <w:spacing w:before="0" w:beforeAutospacing="off" w:after="0" w:afterAutospacing="off" w:line="480" w:lineRule="auto"/>
+        <w:ind w:firstLine="720"/>
+        <w:jc w:val="left"/>
+        <w:rPr>
+          <w:rFonts w:ascii="Times New Roman" w:hAnsi="Times New Roman" w:eastAsia="Times New Roman" w:cs="Times New Roman"/>
+          <w:noProof w:val="0"/>
+          <w:sz w:val="24"/>
+          <w:szCs w:val="24"/>
+          <w:lang w:val="en-US"/>
+        </w:rPr>
+      </w:pPr>
+      <w:r>
+        <w:rPr>
+          <w:rFonts w:ascii="Times New Roman" w:hAnsi="Times New Roman" w:eastAsia="Times New Roman" w:cs="Times New Roman"/>
+          <w:noProof w:val="0"/>
+          <w:sz w:val="24"/>
+          <w:szCs w:val="24"/>
+          <w:lang w:val="en-US"/>
+        </w:rPr>
+        <w:t>Table 3 presents frequentist and Bayesian model outputs for baseline hard drug use, including adherence and other covariates. Viral load was log</w:t>
+      </w:r>
+      <w:r>
+        <w:rPr>
+          <w:rFonts w:ascii="Times New Roman" w:hAnsi="Times New Roman" w:eastAsia="Times New Roman" w:cs="Times New Roman"/>
+          <w:noProof w:val="0"/>
+          <w:sz w:val="24"/>
+          <w:szCs w:val="24"/>
+          <w:vertAlign w:val="subscript"/>
+          <w:lang w:val="en-US"/>
+        </w:rPr>
+        <w:t>10</w:t>
+      </w:r>
+      <w:r>
+        <w:rPr>
+          <w:rFonts w:ascii="Times New Roman" w:hAnsi="Times New Roman" w:eastAsia="Times New Roman" w:cs="Times New Roman"/>
+          <w:noProof w:val="0"/>
+          <w:sz w:val="24"/>
+          <w:szCs w:val="24"/>
+          <w:vertAlign w:val="subscript"/>
+          <w:lang w:val="en-US"/>
+        </w:rPr>
+        <w:t xml:space="preserve"> </w:t>
+      </w:r>
+      <w:r>
+        <w:rPr>
+          <w:rFonts w:ascii="Times New Roman" w:hAnsi="Times New Roman" w:eastAsia="Times New Roman" w:cs="Times New Roman"/>
+          <w:noProof w:val="0"/>
+          <w:sz w:val="24"/>
+          <w:szCs w:val="24"/>
+          <w:lang w:val="en-US"/>
+        </w:rPr>
+        <w:t>transformed per the investigator’s request</w:t>
+      </w:r>
+      <w:r>
+        <w:rPr>
+          <w:rFonts w:ascii="Times New Roman" w:hAnsi="Times New Roman" w:eastAsia="Times New Roman" w:cs="Times New Roman"/>
+          <w:noProof w:val="0"/>
+          <w:sz w:val="24"/>
+          <w:szCs w:val="24"/>
+          <w:lang w:val="en-US"/>
+        </w:rPr>
+        <w:t xml:space="preserve"> and to </w:t>
+      </w:r>
+      <w:r>
+        <w:rPr>
+          <w:rFonts w:ascii="Times New Roman" w:hAnsi="Times New Roman" w:eastAsia="Times New Roman" w:cs="Times New Roman"/>
+          <w:noProof w:val="0"/>
+          <w:sz w:val="24"/>
+          <w:szCs w:val="24"/>
+          <w:lang w:val="en-US"/>
+        </w:rPr>
+        <w:t>address</w:t>
+      </w:r>
+      <w:r>
+        <w:rPr>
+          <w:rFonts w:ascii="Times New Roman" w:hAnsi="Times New Roman" w:eastAsia="Times New Roman" w:cs="Times New Roman"/>
+          <w:noProof w:val="0"/>
+          <w:sz w:val="24"/>
+          <w:szCs w:val="24"/>
+          <w:lang w:val="en-US"/>
+        </w:rPr>
+        <w:t xml:space="preserve"> nonnormality</w:t>
+      </w:r>
+      <w:r>
+        <w:rPr>
+          <w:rFonts w:ascii="Times New Roman" w:hAnsi="Times New Roman" w:eastAsia="Times New Roman" w:cs="Times New Roman"/>
+          <w:noProof w:val="0"/>
+          <w:sz w:val="24"/>
+          <w:szCs w:val="24"/>
+          <w:lang w:val="en-US"/>
+        </w:rPr>
+        <w:t>. Both approaches produced similar estimates, 95% CIs/</w:t>
+      </w:r>
+      <w:r>
+        <w:rPr>
+          <w:rFonts w:ascii="Times New Roman" w:hAnsi="Times New Roman" w:eastAsia="Times New Roman" w:cs="Times New Roman"/>
+          <w:noProof w:val="0"/>
+          <w:sz w:val="24"/>
+          <w:szCs w:val="24"/>
+          <w:lang w:val="en-US"/>
+        </w:rPr>
+        <w:t>CrIs</w:t>
+      </w:r>
+      <w:r>
+        <w:rPr>
+          <w:rFonts w:ascii="Times New Roman" w:hAnsi="Times New Roman" w:eastAsia="Times New Roman" w:cs="Times New Roman"/>
+          <w:noProof w:val="0"/>
+          <w:sz w:val="24"/>
+          <w:szCs w:val="24"/>
+          <w:lang w:val="en-US"/>
+        </w:rPr>
+        <w:t>, and conclusions; interpretation focuses on the Bayesian models, holding all other variables constant.</w:t>
+      </w:r>
+    </w:p>
+    <w:p>
+      <w:pPr>
+        <w:pStyle w:val="Normal"/>
+        <w:spacing w:before="240" w:beforeAutospacing="off" w:after="0" w:afterAutospacing="off" w:line="240" w:lineRule="auto"/>
+        <w:ind w:firstLine="0"/>
+        <w:jc w:val="center"/>
+        <w:rPr>
+          <w:rFonts w:ascii="Times New Roman" w:hAnsi="Times New Roman" w:eastAsia="Times New Roman" w:cs="Times New Roman"/>
+          <w:noProof w:val="0"/>
+          <w:sz w:val="24"/>
+          <w:szCs w:val="24"/>
+          <w:lang w:val="en-US"/>
+        </w:rPr>
+      </w:pPr>
+      <w:r>
+        <w:rPr>
+          <w:rFonts w:ascii="Times New Roman" w:hAnsi="Times New Roman" w:eastAsia="Times New Roman" w:cs="Times New Roman"/>
+          <w:b w:val="1"/>
+          <w:bCs w:val="1"/>
+          <w:noProof w:val="0"/>
+          <w:sz w:val="24"/>
+          <w:szCs w:val="24"/>
+          <w:lang w:val="en-US"/>
+        </w:rPr>
+        <w:t>Table 3.</w:t>
+      </w:r>
+      <w:r>
+        <w:rPr>
+          <w:rFonts w:ascii="Times New Roman" w:hAnsi="Times New Roman" w:eastAsia="Times New Roman" w:cs="Times New Roman"/>
+          <w:noProof w:val="0"/>
+          <w:sz w:val="24"/>
+          <w:szCs w:val="24"/>
+          <w:lang w:val="en-US"/>
+        </w:rPr>
+        <w:t xml:space="preserve"> </w:t>
+      </w:r>
+      <w:r>
+        <w:rPr>
+          <w:rFonts w:ascii="Times New Roman" w:hAnsi="Times New Roman" w:eastAsia="Times New Roman" w:cs="Times New Roman"/>
+          <w:noProof w:val="0"/>
+          <w:sz w:val="24"/>
+          <w:szCs w:val="24"/>
+          <w:lang w:val="en-US"/>
+        </w:rPr>
+        <w:t>Effect of Baseline Hard Drug Use: Frequentist vs Bayesian Results</w:t>
+      </w:r>
+    </w:p>
+    <w:p>
+      <w:pPr>
+        <w:pStyle w:val="Normal"/>
+        <w:spacing w:before="240" w:beforeAutospacing="off" w:after="0" w:afterAutospacing="off" w:line="240" w:lineRule="auto"/>
+        <w:ind w:firstLine="0"/>
+        <w:jc w:val="center"/>
+        <w:rPr>
+          <w:rFonts w:ascii="Times New Roman" w:hAnsi="Times New Roman" w:eastAsia="Times New Roman" w:cs="Times New Roman"/>
+          <w:noProof w:val="0"/>
+          <w:sz w:val="24"/>
+          <w:szCs w:val="24"/>
+          <w:lang w:val="en-US"/>
+        </w:rPr>
+      </w:pPr>
+      <w:r>
+        <w:drawing>
+          <wp:anchor distT="0" distB="0" distL="114300" distR="114300" simplePos="0" relativeHeight="251658240" behindDoc="0" locked="0" layoutInCell="1" allowOverlap="1" wp14:editId="6044DC42" wp14:anchorId="4172F07E">
+            <wp:simplePos x="0" y="0"/>
+            <wp:positionH relativeFrom="column">
+              <wp:posOffset>-628650</wp:posOffset>
+            </wp:positionH>
+            <wp:positionV relativeFrom="paragraph">
+              <wp:posOffset>76200</wp:posOffset>
+            </wp:positionV>
+            <wp:extent cx="7123295" cy="1746577"/>
+            <wp:effectExtent l="0" t="0" r="0" b="0"/>
+            <wp:wrapNone/>
+            <wp:docPr id="456055607" name="drawing"/>
+            <wp:cNvGraphicFramePr>
+              <a:graphicFrameLocks noChangeAspect="1"/>
+            </wp:cNvGraphicFramePr>
+            <a:graphic>
+              <a:graphicData xmlns:a="http://schemas.openxmlformats.org/drawingml/2006/main" uri="http://schemas.openxmlformats.org/drawingml/2006/picture">
+                <pic:pic xmlns:pic="http://schemas.openxmlformats.org/drawingml/2006/picture">
+                  <pic:nvPicPr>
+                    <pic:cNvPr id="456055607" name="Picture 456055607"/>
+                    <pic:cNvPicPr/>
+                  </pic:nvPicPr>
+                  <pic:blipFill>
+                    <a:blip xmlns:r="http://schemas.openxmlformats.org/officeDocument/2006/relationships" r:embed="rId1763331556">
                       <a:extLst>
                         <a:ext uri="{28A0092B-C50C-407E-A947-70E740481C1C}">
                           <a14:useLocalDpi xmlns:a14="http://schemas.microsoft.com/office/drawing/2010/main"/>
@@ -5542,307 +5930,7 @@
                   <pic:spPr>
                     <a:xfrm rot="0">
                       <a:off x="0" y="0"/>
-                      <a:ext cx="4246418" cy="2926218"/>
-                    </a:xfrm>
-                    <a:prstGeom prst="rect">
-                      <a:avLst/>
-                    </a:prstGeom>
-                  </pic:spPr>
-                </pic:pic>
-              </a:graphicData>
-            </a:graphic>
-          </wp:inline>
-        </w:drawing>
-      </w:r>
-    </w:p>
-    <w:p>
-      <w:pPr>
-        <w:pStyle w:val="Normal"/>
-        <w:spacing w:before="0" w:beforeAutospacing="off" w:after="240" w:afterAutospacing="off" w:line="240" w:lineRule="auto"/>
-        <w:ind w:firstLine="0"/>
-        <w:jc w:val="left"/>
-      </w:pPr>
-      <w:r>
-        <w:rPr>
-          <w:rFonts w:ascii="Times New Roman" w:hAnsi="Times New Roman" w:eastAsia="Times New Roman" w:cs="Times New Roman"/>
-          <w:b w:val="1"/>
-          <w:bCs w:val="1"/>
-          <w:noProof w:val="0"/>
-          <w:sz w:val="24"/>
-          <w:szCs w:val="24"/>
-          <w:lang w:val="en-US"/>
-        </w:rPr>
-        <w:t>Note:</w:t>
-      </w:r>
-      <w:r>
-        <w:rPr>
-          <w:rFonts w:ascii="Times New Roman" w:hAnsi="Times New Roman" w:eastAsia="Times New Roman" w:cs="Times New Roman"/>
-          <w:noProof w:val="0"/>
-          <w:sz w:val="24"/>
-          <w:szCs w:val="24"/>
-          <w:lang w:val="en-US"/>
-        </w:rPr>
-        <w:t xml:space="preserve"> </w:t>
-      </w:r>
-      <w:r>
-        <w:rPr>
-          <w:rFonts w:ascii="Times New Roman" w:hAnsi="Times New Roman" w:eastAsia="Times New Roman" w:cs="Times New Roman"/>
-          <w:noProof w:val="0"/>
-          <w:sz w:val="24"/>
-          <w:szCs w:val="24"/>
-          <w:lang w:val="en-US"/>
-        </w:rPr>
-        <w:t>CrI</w:t>
-      </w:r>
-      <w:r>
-        <w:rPr>
-          <w:rFonts w:ascii="Times New Roman" w:hAnsi="Times New Roman" w:eastAsia="Times New Roman" w:cs="Times New Roman"/>
-          <w:noProof w:val="0"/>
-          <w:sz w:val="24"/>
-          <w:szCs w:val="24"/>
-          <w:lang w:val="en-US"/>
-        </w:rPr>
-        <w:t xml:space="preserve"> refers to a credible interval. Posterior probability thresholds for clinically meaningful effects were: &lt; −50 for CD4+ T cell counts, &lt; −0.5 for log</w:t>
-      </w:r>
-      <w:r>
-        <w:rPr>
-          <w:rFonts w:ascii="Times New Roman" w:hAnsi="Times New Roman" w:eastAsia="Times New Roman" w:cs="Times New Roman"/>
-          <w:noProof w:val="0"/>
-          <w:sz w:val="24"/>
-          <w:szCs w:val="24"/>
-          <w:vertAlign w:val="subscript"/>
-          <w:lang w:val="en-US"/>
-        </w:rPr>
-        <w:t>10</w:t>
-      </w:r>
-      <w:r>
-        <w:rPr>
-          <w:rFonts w:ascii="Times New Roman" w:hAnsi="Times New Roman" w:eastAsia="Times New Roman" w:cs="Times New Roman"/>
-          <w:noProof w:val="0"/>
-          <w:sz w:val="24"/>
-          <w:szCs w:val="24"/>
-          <w:lang w:val="en-US"/>
-        </w:rPr>
-        <w:t xml:space="preserve"> viral load, and &lt; −2 for physical and mental quality-of-life scores.</w:t>
-      </w:r>
-    </w:p>
-    <w:p>
-      <w:pPr>
-        <w:spacing w:before="0" w:beforeAutospacing="off" w:after="0" w:afterAutospacing="off" w:line="480" w:lineRule="auto"/>
-        <w:ind w:firstLine="720"/>
-        <w:jc w:val="left"/>
-        <w:rPr>
-          <w:rFonts w:ascii="Times New Roman" w:hAnsi="Times New Roman" w:eastAsia="Times New Roman" w:cs="Times New Roman"/>
-          <w:noProof w:val="0"/>
-          <w:sz w:val="24"/>
-          <w:szCs w:val="24"/>
-          <w:lang w:val="en-US"/>
-        </w:rPr>
-      </w:pPr>
-      <w:r>
-        <w:rPr>
-          <w:rFonts w:ascii="Times New Roman" w:hAnsi="Times New Roman" w:eastAsia="Times New Roman" w:cs="Times New Roman"/>
-          <w:noProof w:val="0"/>
-          <w:sz w:val="24"/>
-          <w:szCs w:val="24"/>
-          <w:lang w:val="en-US"/>
-        </w:rPr>
-        <w:t>Table 3 presents frequentist and Bayesian model outputs for baseline hard drug use, including adherence and other covariates. Viral load was log</w:t>
-      </w:r>
-      <w:r>
-        <w:rPr>
-          <w:rFonts w:ascii="Times New Roman" w:hAnsi="Times New Roman" w:eastAsia="Times New Roman" w:cs="Times New Roman"/>
-          <w:noProof w:val="0"/>
-          <w:sz w:val="24"/>
-          <w:szCs w:val="24"/>
-          <w:vertAlign w:val="subscript"/>
-          <w:lang w:val="en-US"/>
-        </w:rPr>
-        <w:t>10</w:t>
-      </w:r>
-      <w:r>
-        <w:rPr>
-          <w:rFonts w:ascii="Times New Roman" w:hAnsi="Times New Roman" w:eastAsia="Times New Roman" w:cs="Times New Roman"/>
-          <w:noProof w:val="0"/>
-          <w:sz w:val="24"/>
-          <w:szCs w:val="24"/>
-          <w:vertAlign w:val="subscript"/>
-          <w:lang w:val="en-US"/>
-        </w:rPr>
-        <w:t xml:space="preserve"> </w:t>
-      </w:r>
-      <w:r>
-        <w:rPr>
-          <w:rFonts w:ascii="Times New Roman" w:hAnsi="Times New Roman" w:eastAsia="Times New Roman" w:cs="Times New Roman"/>
-          <w:noProof w:val="0"/>
-          <w:sz w:val="24"/>
-          <w:szCs w:val="24"/>
-          <w:lang w:val="en-US"/>
-        </w:rPr>
-        <w:t>transformed per the investigator’s request</w:t>
-      </w:r>
-      <w:r>
-        <w:rPr>
-          <w:rFonts w:ascii="Times New Roman" w:hAnsi="Times New Roman" w:eastAsia="Times New Roman" w:cs="Times New Roman"/>
-          <w:noProof w:val="0"/>
-          <w:sz w:val="24"/>
-          <w:szCs w:val="24"/>
-          <w:lang w:val="en-US"/>
-        </w:rPr>
-        <w:t xml:space="preserve"> and to </w:t>
-      </w:r>
-      <w:r>
-        <w:rPr>
-          <w:rFonts w:ascii="Times New Roman" w:hAnsi="Times New Roman" w:eastAsia="Times New Roman" w:cs="Times New Roman"/>
-          <w:noProof w:val="0"/>
-          <w:sz w:val="24"/>
-          <w:szCs w:val="24"/>
-          <w:lang w:val="en-US"/>
-        </w:rPr>
-        <w:t>address</w:t>
-      </w:r>
-      <w:r>
-        <w:rPr>
-          <w:rFonts w:ascii="Times New Roman" w:hAnsi="Times New Roman" w:eastAsia="Times New Roman" w:cs="Times New Roman"/>
-          <w:noProof w:val="0"/>
-          <w:sz w:val="24"/>
-          <w:szCs w:val="24"/>
-          <w:lang w:val="en-US"/>
-        </w:rPr>
-        <w:t xml:space="preserve"> nonnormality</w:t>
-      </w:r>
-      <w:r>
-        <w:rPr>
-          <w:rFonts w:ascii="Times New Roman" w:hAnsi="Times New Roman" w:eastAsia="Times New Roman" w:cs="Times New Roman"/>
-          <w:noProof w:val="0"/>
-          <w:sz w:val="24"/>
-          <w:szCs w:val="24"/>
-          <w:lang w:val="en-US"/>
-        </w:rPr>
-        <w:t>. Both approaches produced similar estimates, 95% CIs/</w:t>
-      </w:r>
-      <w:r>
-        <w:rPr>
-          <w:rFonts w:ascii="Times New Roman" w:hAnsi="Times New Roman" w:eastAsia="Times New Roman" w:cs="Times New Roman"/>
-          <w:noProof w:val="0"/>
-          <w:sz w:val="24"/>
-          <w:szCs w:val="24"/>
-          <w:lang w:val="en-US"/>
-        </w:rPr>
-        <w:t>CrIs</w:t>
-      </w:r>
-      <w:r>
-        <w:rPr>
-          <w:rFonts w:ascii="Times New Roman" w:hAnsi="Times New Roman" w:eastAsia="Times New Roman" w:cs="Times New Roman"/>
-          <w:noProof w:val="0"/>
-          <w:sz w:val="24"/>
-          <w:szCs w:val="24"/>
-          <w:lang w:val="en-US"/>
-        </w:rPr>
-        <w:t>, and conclusions; interpretation focuses on the Bayesian models, holding all other variables constant.</w:t>
-      </w:r>
-    </w:p>
-    <w:p>
-      <w:pPr>
-        <w:pStyle w:val="Normal"/>
-        <w:spacing w:before="240" w:beforeAutospacing="off" w:after="0" w:afterAutospacing="off" w:line="240" w:lineRule="auto"/>
-        <w:ind w:firstLine="0"/>
-        <w:jc w:val="center"/>
-        <w:rPr>
-          <w:rFonts w:ascii="Times New Roman" w:hAnsi="Times New Roman" w:eastAsia="Times New Roman" w:cs="Times New Roman"/>
-          <w:noProof w:val="0"/>
-          <w:sz w:val="24"/>
-          <w:szCs w:val="24"/>
-          <w:lang w:val="en-US"/>
-        </w:rPr>
-      </w:pPr>
-      <w:r>
-        <w:rPr>
-          <w:rFonts w:ascii="Times New Roman" w:hAnsi="Times New Roman" w:eastAsia="Times New Roman" w:cs="Times New Roman"/>
-          <w:b w:val="1"/>
-          <w:bCs w:val="1"/>
-          <w:noProof w:val="0"/>
-          <w:sz w:val="24"/>
-          <w:szCs w:val="24"/>
-          <w:lang w:val="en-US"/>
-        </w:rPr>
-        <w:t>Table 3.</w:t>
-      </w:r>
-      <w:r>
-        <w:rPr>
-          <w:rFonts w:ascii="Times New Roman" w:hAnsi="Times New Roman" w:eastAsia="Times New Roman" w:cs="Times New Roman"/>
-          <w:noProof w:val="0"/>
-          <w:sz w:val="24"/>
-          <w:szCs w:val="24"/>
-          <w:lang w:val="en-US"/>
-        </w:rPr>
-        <w:t xml:space="preserve"> </w:t>
-      </w:r>
-      <w:r>
-        <w:rPr>
-          <w:rFonts w:ascii="Times New Roman" w:hAnsi="Times New Roman" w:eastAsia="Times New Roman" w:cs="Times New Roman"/>
-          <w:noProof w:val="0"/>
-          <w:sz w:val="24"/>
-          <w:szCs w:val="24"/>
-          <w:lang w:val="en-US"/>
-        </w:rPr>
-        <w:t>Effect of Baseline Hard Drug Use: Frequentist vs Bayesian Results</w:t>
-      </w:r>
-    </w:p>
-    <w:p>
-      <w:pPr>
-        <w:pStyle w:val="Normal"/>
-        <w:spacing w:before="240" w:beforeAutospacing="off" w:after="0" w:afterAutospacing="off" w:line="240" w:lineRule="auto"/>
-        <w:ind w:firstLine="0"/>
-        <w:jc w:val="center"/>
-        <w:rPr>
-          <w:rFonts w:ascii="Times New Roman" w:hAnsi="Times New Roman" w:eastAsia="Times New Roman" w:cs="Times New Roman"/>
-          <w:noProof w:val="0"/>
-          <w:sz w:val="24"/>
-          <w:szCs w:val="24"/>
-          <w:lang w:val="en-US"/>
-        </w:rPr>
-      </w:pPr>
-      <w:r>
-        <w:drawing>
-          <wp:anchor distT="0" distB="0" distL="114300" distR="114300" simplePos="0" relativeHeight="251658240" behindDoc="0" locked="0" layoutInCell="1" allowOverlap="1" wp14:anchorId="33445979" wp14:editId="0F973161">
-            <wp:simplePos x="0" y="0"/>
-            <wp:positionH relativeFrom="column">
-              <wp:posOffset>-819150</wp:posOffset>
-            </wp:positionH>
-            <wp:positionV relativeFrom="paragraph">
-              <wp:posOffset>38100</wp:posOffset>
-            </wp:positionV>
-            <wp:extent cx="7586970" cy="1714363"/>
-            <wp:effectExtent l="0" t="0" r="0" b="0"/>
-            <wp:wrapNone/>
-            <wp:docPr id="765005647" name="drawing"/>
-            <wp:cNvGraphicFramePr>
-              <a:graphicFrameLocks noChangeAspect="1"/>
-            </wp:cNvGraphicFramePr>
-            <a:graphic>
-              <a:graphicData xmlns:a="http://schemas.openxmlformats.org/drawingml/2006/main" uri="http://schemas.openxmlformats.org/drawingml/2006/picture">
-                <pic:pic xmlns:pic="http://schemas.openxmlformats.org/drawingml/2006/picture">
-                  <pic:nvPicPr>
-                    <pic:cNvPr id="765005647" name="Picture 765005647"/>
-                    <pic:cNvPicPr/>
-                  </pic:nvPicPr>
-                  <pic:blipFill>
-                    <a:blip xmlns:r="http://schemas.openxmlformats.org/officeDocument/2006/relationships" r:embed="rId1137520031">
-                      <a:extLst>
-                        <a:ext uri="{28A0092B-C50C-407E-A947-70E740481C1C}">
-                          <a14:useLocalDpi xmlns:a14="http://schemas.microsoft.com/office/drawing/2010/main"/>
-                        </a:ext>
-                      </a:extLst>
-                    </a:blip>
-                    <a:stretch>
-                      <a:fillRect/>
-                    </a:stretch>
-                  </pic:blipFill>
-                  <pic:spPr>
-                    <a:xfrm rot="0">
-                      <a:off x="0" y="0"/>
-                      <a:ext cx="7586970" cy="1714363"/>
+                      <a:ext cx="7123295" cy="1746577"/>
                     </a:xfrm>
                     <a:prstGeom prst="rect">
                       <a:avLst/>
@@ -5914,8 +6002,6 @@
         <w:jc w:val="center"/>
         <w:rPr>
           <w:rFonts w:ascii="Times New Roman" w:hAnsi="Times New Roman" w:eastAsia="Times New Roman" w:cs="Times New Roman"/>
-          <w:b w:val="1"/>
-          <w:bCs w:val="1"/>
           <w:noProof w:val="0"/>
           <w:sz w:val="24"/>
           <w:szCs w:val="24"/>
@@ -5977,7 +6063,137 @@
           <w:szCs w:val="24"/>
           <w:lang w:val="en-US"/>
         </w:rPr>
-        <w:t xml:space="preserve"> refers to a credible interval. Posterior probability thresholds for clinically meaningful effects were: &lt; −50 for CD4+ T cell counts, &lt; −0.5 for log</w:t>
+        <w:t xml:space="preserve"> refers to a credible interval. Posterior probability thresholds for clinically meaningful effects were: </w:t>
+      </w:r>
+      <w:r>
+        <w:rPr>
+          <w:rFonts w:ascii="Times New Roman" w:hAnsi="Times New Roman" w:eastAsia="Times New Roman" w:cs="Times New Roman"/>
+          <w:noProof w:val="0"/>
+          <w:sz w:val="24"/>
+          <w:szCs w:val="24"/>
+          <w:lang w:val="en-US"/>
+        </w:rPr>
+        <w:t>&gt;</w:t>
+      </w:r>
+      <w:r>
+        <w:rPr>
+          <w:rFonts w:ascii="Times New Roman" w:hAnsi="Times New Roman" w:eastAsia="Times New Roman" w:cs="Times New Roman"/>
+          <w:noProof w:val="0"/>
+          <w:sz w:val="24"/>
+          <w:szCs w:val="24"/>
+          <w:lang w:val="en-US"/>
+        </w:rPr>
+        <w:t xml:space="preserve"> </w:t>
+      </w:r>
+      <w:r>
+        <w:rPr>
+          <w:rFonts w:ascii="Times New Roman" w:hAnsi="Times New Roman" w:eastAsia="Times New Roman" w:cs="Times New Roman"/>
+          <w:noProof w:val="0"/>
+          <w:sz w:val="24"/>
+          <w:szCs w:val="24"/>
+          <w:lang w:val="en-US"/>
+        </w:rPr>
+        <w:t>|</w:t>
+      </w:r>
+      <w:r>
+        <w:rPr>
+          <w:rFonts w:ascii="Times New Roman" w:hAnsi="Times New Roman" w:eastAsia="Times New Roman" w:cs="Times New Roman"/>
+          <w:noProof w:val="0"/>
+          <w:sz w:val="24"/>
+          <w:szCs w:val="24"/>
+          <w:lang w:val="en-US"/>
+        </w:rPr>
+        <w:t>50</w:t>
+      </w:r>
+      <w:r>
+        <w:rPr>
+          <w:rFonts w:ascii="Times New Roman" w:hAnsi="Times New Roman" w:eastAsia="Times New Roman" w:cs="Times New Roman"/>
+          <w:noProof w:val="0"/>
+          <w:sz w:val="24"/>
+          <w:szCs w:val="24"/>
+          <w:lang w:val="en-US"/>
+        </w:rPr>
+        <w:t>|</w:t>
+      </w:r>
+      <w:r>
+        <w:rPr>
+          <w:rFonts w:ascii="Times New Roman" w:hAnsi="Times New Roman" w:eastAsia="Times New Roman" w:cs="Times New Roman"/>
+          <w:noProof w:val="0"/>
+          <w:sz w:val="24"/>
+          <w:szCs w:val="24"/>
+          <w:lang w:val="en-US"/>
+        </w:rPr>
+        <w:t xml:space="preserve"> for CD4+ T cell </w:t>
+      </w:r>
+      <w:r>
+        <w:rPr>
+          <w:rFonts w:ascii="Times New Roman" w:hAnsi="Times New Roman" w:eastAsia="Times New Roman" w:cs="Times New Roman"/>
+          <w:noProof w:val="0"/>
+          <w:sz w:val="24"/>
+          <w:szCs w:val="24"/>
+          <w:lang w:val="en-US"/>
+        </w:rPr>
+        <w:t xml:space="preserve">counts, </w:t>
+      </w:r>
+      <w:r>
+        <w:rPr>
+          <w:rFonts w:ascii="Times New Roman" w:hAnsi="Times New Roman" w:eastAsia="Times New Roman" w:cs="Times New Roman"/>
+          <w:noProof w:val="0"/>
+          <w:sz w:val="24"/>
+          <w:szCs w:val="24"/>
+          <w:lang w:val="en-US"/>
+        </w:rPr>
+        <w:t>&gt;</w:t>
+      </w:r>
+      <w:r>
+        <w:rPr>
+          <w:rFonts w:ascii="Times New Roman" w:hAnsi="Times New Roman" w:eastAsia="Times New Roman" w:cs="Times New Roman"/>
+          <w:noProof w:val="0"/>
+          <w:sz w:val="24"/>
+          <w:szCs w:val="24"/>
+          <w:lang w:val="en-US"/>
+        </w:rPr>
+        <w:t xml:space="preserve"> </w:t>
+      </w:r>
+      <w:r>
+        <w:rPr>
+          <w:rFonts w:ascii="Times New Roman" w:hAnsi="Times New Roman" w:eastAsia="Times New Roman" w:cs="Times New Roman"/>
+          <w:noProof w:val="0"/>
+          <w:sz w:val="24"/>
+          <w:szCs w:val="24"/>
+          <w:lang w:val="en-US"/>
+        </w:rPr>
+        <w:t>|</w:t>
+      </w:r>
+      <w:r>
+        <w:rPr>
+          <w:rFonts w:ascii="Times New Roman" w:hAnsi="Times New Roman" w:eastAsia="Times New Roman" w:cs="Times New Roman"/>
+          <w:noProof w:val="0"/>
+          <w:sz w:val="24"/>
+          <w:szCs w:val="24"/>
+          <w:lang w:val="en-US"/>
+        </w:rPr>
+        <w:t>0.5</w:t>
+      </w:r>
+      <w:r>
+        <w:rPr>
+          <w:rFonts w:ascii="Times New Roman" w:hAnsi="Times New Roman" w:eastAsia="Times New Roman" w:cs="Times New Roman"/>
+          <w:noProof w:val="0"/>
+          <w:sz w:val="24"/>
+          <w:szCs w:val="24"/>
+          <w:lang w:val="en-US"/>
+        </w:rPr>
+        <w:t>|</w:t>
+      </w:r>
+      <w:r>
+        <w:rPr>
+          <w:rFonts w:ascii="Times New Roman" w:hAnsi="Times New Roman" w:eastAsia="Times New Roman" w:cs="Times New Roman"/>
+          <w:noProof w:val="0"/>
+          <w:sz w:val="24"/>
+          <w:szCs w:val="24"/>
+          <w:lang w:val="en-US"/>
+        </w:rPr>
+        <w:t xml:space="preserve"> for log</w:t>
       </w:r>
       <w:r>
         <w:rPr>
@@ -5998,65 +6214,127 @@
           <w:szCs w:val="24"/>
           <w:lang w:val="en-US"/>
         </w:rPr>
-        <w:t xml:space="preserve"> viral load, and &lt; −2 for physical and mental quality-of-life scores.</w:t>
+        <w:t xml:space="preserve"> viral load, and </w:t>
+      </w:r>
+      <w:r>
+        <w:rPr>
+          <w:rFonts w:ascii="Times New Roman" w:hAnsi="Times New Roman" w:eastAsia="Times New Roman" w:cs="Times New Roman"/>
+          <w:noProof w:val="0"/>
+          <w:sz w:val="24"/>
+          <w:szCs w:val="24"/>
+          <w:lang w:val="en-US"/>
+        </w:rPr>
+        <w:t>&gt;</w:t>
+      </w:r>
+      <w:r>
+        <w:rPr>
+          <w:rFonts w:ascii="Times New Roman" w:hAnsi="Times New Roman" w:eastAsia="Times New Roman" w:cs="Times New Roman"/>
+          <w:noProof w:val="0"/>
+          <w:sz w:val="24"/>
+          <w:szCs w:val="24"/>
+          <w:lang w:val="en-US"/>
+        </w:rPr>
+        <w:t xml:space="preserve"> </w:t>
+      </w:r>
+      <w:r>
+        <w:rPr>
+          <w:rFonts w:ascii="Times New Roman" w:hAnsi="Times New Roman" w:eastAsia="Times New Roman" w:cs="Times New Roman"/>
+          <w:noProof w:val="0"/>
+          <w:sz w:val="24"/>
+          <w:szCs w:val="24"/>
+          <w:lang w:val="en-US"/>
+        </w:rPr>
+        <w:t>|</w:t>
+      </w:r>
+      <w:r>
+        <w:rPr>
+          <w:rFonts w:ascii="Times New Roman" w:hAnsi="Times New Roman" w:eastAsia="Times New Roman" w:cs="Times New Roman"/>
+          <w:noProof w:val="0"/>
+          <w:sz w:val="24"/>
+          <w:szCs w:val="24"/>
+          <w:lang w:val="en-US"/>
+        </w:rPr>
+        <w:t>2</w:t>
+      </w:r>
+      <w:r>
+        <w:rPr>
+          <w:rFonts w:ascii="Times New Roman" w:hAnsi="Times New Roman" w:eastAsia="Times New Roman" w:cs="Times New Roman"/>
+          <w:noProof w:val="0"/>
+          <w:sz w:val="24"/>
+          <w:szCs w:val="24"/>
+          <w:lang w:val="en-US"/>
+        </w:rPr>
+        <w:t>|</w:t>
+      </w:r>
+      <w:r>
+        <w:rPr>
+          <w:rFonts w:ascii="Times New Roman" w:hAnsi="Times New Roman" w:eastAsia="Times New Roman" w:cs="Times New Roman"/>
+          <w:noProof w:val="0"/>
+          <w:sz w:val="24"/>
+          <w:szCs w:val="24"/>
+          <w:lang w:val="en-US"/>
+        </w:rPr>
+        <w:t xml:space="preserve"> for physical and mental quality-of-life scores.</w:t>
       </w:r>
     </w:p>
     <w:p>
       <w:pPr>
         <w:pStyle w:val="Normal"/>
+        <w:bidi w:val="0"/>
         <w:spacing w:before="0" w:beforeAutospacing="off" w:after="0" w:afterAutospacing="off" w:line="480" w:lineRule="auto"/>
-        <w:ind w:firstLine="720"/>
+        <w:ind w:left="0" w:right="0" w:firstLine="720"/>
         <w:jc w:val="left"/>
       </w:pPr>
       <w:r>
-        <w:rPr>
-          <w:rFonts w:ascii="Times New Roman" w:hAnsi="Times New Roman" w:eastAsia="Times New Roman" w:cs="Times New Roman"/>
-          <w:noProof w:val="0"/>
-          <w:sz w:val="24"/>
-          <w:szCs w:val="24"/>
-          <w:lang w:val="en-US"/>
-        </w:rPr>
-        <w:t xml:space="preserve">Baseline hard drug use was associated with a 169.65-cell greater decline in CD4+ T cell count from baseline to year 2 (95% </w:t>
-      </w:r>
-      <w:r>
-        <w:rPr>
-          <w:rFonts w:ascii="Times New Roman" w:hAnsi="Times New Roman" w:eastAsia="Times New Roman" w:cs="Times New Roman"/>
-          <w:noProof w:val="0"/>
-          <w:sz w:val="24"/>
-          <w:szCs w:val="24"/>
-          <w:lang w:val="en-US"/>
-        </w:rPr>
+        <w:rPr/>
+        <w:t xml:space="preserve">Baseline hard-drug use was associated with a 169.65-cell greater decline in CD4+ T cell count from baseline to year 2 (95% </w:t>
+      </w:r>
+      <w:r>
+        <w:rPr/>
         <w:t>CrI</w:t>
       </w:r>
       <w:r>
-        <w:rPr>
-          <w:rFonts w:ascii="Times New Roman" w:hAnsi="Times New Roman" w:eastAsia="Times New Roman" w:cs="Times New Roman"/>
-          <w:noProof w:val="0"/>
-          <w:sz w:val="24"/>
-          <w:szCs w:val="24"/>
-          <w:lang w:val="en-US"/>
-        </w:rPr>
-        <w:t xml:space="preserve">: −232.10 to −107.41), which is statistically significant since the </w:t>
-      </w:r>
-      <w:r>
-        <w:rPr>
-          <w:rFonts w:ascii="Times New Roman" w:hAnsi="Times New Roman" w:eastAsia="Times New Roman" w:cs="Times New Roman"/>
-          <w:noProof w:val="0"/>
-          <w:sz w:val="24"/>
-          <w:szCs w:val="24"/>
-          <w:lang w:val="en-US"/>
-        </w:rPr>
+        <w:rPr/>
+        <w:t>: -232.10 to -107.41), which is statistically significant, and clinically meaningful with a 99.99% probability of a difference of at least 50 cells. Viral load changed by -0.01 log</w:t>
+      </w:r>
+      <w:r>
+        <w:rPr>
+          <w:rFonts w:ascii="Times New Roman" w:hAnsi="Times New Roman" w:eastAsia="Times New Roman" w:cs="Times New Roman"/>
+          <w:noProof w:val="0"/>
+          <w:sz w:val="24"/>
+          <w:szCs w:val="24"/>
+          <w:vertAlign w:val="subscript"/>
+          <w:lang w:val="en-US"/>
+        </w:rPr>
+        <w:t>10</w:t>
+      </w:r>
+      <w:r>
+        <w:rPr/>
+        <w:t xml:space="preserve"> copies/ml (95% </w:t>
+      </w:r>
+      <w:r>
+        <w:rPr/>
         <w:t>CrI</w:t>
       </w:r>
       <w:r>
-        <w:rPr>
-          <w:rFonts w:ascii="Times New Roman" w:hAnsi="Times New Roman" w:eastAsia="Times New Roman" w:cs="Times New Roman"/>
-          <w:noProof w:val="0"/>
-          <w:sz w:val="24"/>
-          <w:szCs w:val="24"/>
-          <w:lang w:val="en-US"/>
-        </w:rPr>
-        <w:t xml:space="preserve"> excludes 0, and clinically meaningful with a 99.99% probability of a decrease of at least 50 cells. Viral load changed by −0.01 log</w:t>
+        <w:rPr/>
+        <w:t xml:space="preserve">: -0.41 to 0.39); the </w:t>
+      </w:r>
+      <w:r>
+        <w:rPr/>
+        <w:t>CrI</w:t>
+      </w:r>
+      <w:r>
+        <w:rPr/>
+        <w:t xml:space="preserve"> includes 0, </w:t>
+      </w:r>
+      <w:r>
+        <w:rPr/>
+        <w:t>indicating</w:t>
+      </w:r>
+      <w:r>
+        <w:rPr/>
+        <w:t xml:space="preserve"> no statistical significance, and only a 0.14% probability of a difference of at least 0.5 log</w:t>
       </w:r>
       <w:r>
         <w:rPr>
@@ -6070,354 +6348,63 @@
         <w:t>10</w:t>
       </w:r>
       <w:r>
-        <w:rPr>
-          <w:rFonts w:ascii="Times New Roman" w:hAnsi="Times New Roman" w:eastAsia="Times New Roman" w:cs="Times New Roman"/>
-          <w:noProof w:val="0"/>
-          <w:sz w:val="24"/>
-          <w:szCs w:val="24"/>
-          <w:lang w:val="en-US"/>
-        </w:rPr>
-        <w:t xml:space="preserve"> copi</w:t>
-      </w:r>
-      <w:r>
-        <w:rPr>
-          <w:rFonts w:ascii="Times New Roman" w:hAnsi="Times New Roman" w:eastAsia="Times New Roman" w:cs="Times New Roman"/>
-          <w:noProof w:val="0"/>
-          <w:sz w:val="24"/>
-          <w:szCs w:val="24"/>
-          <w:lang w:val="en-US"/>
-        </w:rPr>
-        <w:t xml:space="preserve">es/ml </w:t>
-      </w:r>
-      <w:r>
-        <w:rPr>
-          <w:rFonts w:ascii="Times New Roman" w:hAnsi="Times New Roman" w:eastAsia="Times New Roman" w:cs="Times New Roman"/>
-          <w:noProof w:val="0"/>
-          <w:sz w:val="24"/>
-          <w:szCs w:val="24"/>
-          <w:lang w:val="en-US"/>
-        </w:rPr>
-        <w:t xml:space="preserve">(95% </w:t>
-      </w:r>
-      <w:r>
-        <w:rPr>
-          <w:rFonts w:ascii="Times New Roman" w:hAnsi="Times New Roman" w:eastAsia="Times New Roman" w:cs="Times New Roman"/>
-          <w:noProof w:val="0"/>
-          <w:sz w:val="24"/>
-          <w:szCs w:val="24"/>
-          <w:lang w:val="en-US"/>
-        </w:rPr>
+        <w:rPr/>
+        <w:t xml:space="preserve"> suggests no clinically meaningful effect. Mental quality-of-life changed by -0.54 points (95% </w:t>
+      </w:r>
+      <w:r>
+        <w:rPr/>
         <w:t>CrI</w:t>
       </w:r>
       <w:r>
-        <w:rPr>
-          <w:rFonts w:ascii="Times New Roman" w:hAnsi="Times New Roman" w:eastAsia="Times New Roman" w:cs="Times New Roman"/>
-          <w:noProof w:val="0"/>
-          <w:sz w:val="24"/>
-          <w:szCs w:val="24"/>
-          <w:lang w:val="en-US"/>
-        </w:rPr>
-        <w:t xml:space="preserve">: −0.41 to 0.39); the </w:t>
-      </w:r>
-      <w:r>
-        <w:rPr>
-          <w:rFonts w:ascii="Times New Roman" w:hAnsi="Times New Roman" w:eastAsia="Times New Roman" w:cs="Times New Roman"/>
-          <w:noProof w:val="0"/>
-          <w:sz w:val="24"/>
-          <w:szCs w:val="24"/>
-          <w:lang w:val="en-US"/>
-        </w:rPr>
+        <w:rPr/>
+        <w:t xml:space="preserve">: -4.02 to 2.92); the CrI includes 0, </w:t>
+      </w:r>
+      <w:r>
+        <w:rPr/>
+        <w:t>indicating</w:t>
+      </w:r>
+      <w:r>
+        <w:rPr/>
+        <w:t xml:space="preserve"> no statistical significance, and only a 27.9% probability of a difference of at least 2 points </w:t>
+      </w:r>
+      <w:r>
+        <w:rPr/>
+        <w:t>indicates</w:t>
+      </w:r>
+      <w:r>
+        <w:rPr/>
+        <w:t xml:space="preserve"> limited clinical relevance. Physical quality-of-life declined by 3.57 points (95% </w:t>
+      </w:r>
+      <w:r>
+        <w:rPr/>
         <w:t>CrI</w:t>
       </w:r>
       <w:r>
-        <w:rPr>
-          <w:rFonts w:ascii="Times New Roman" w:hAnsi="Times New Roman" w:eastAsia="Times New Roman" w:cs="Times New Roman"/>
-          <w:noProof w:val="0"/>
-          <w:sz w:val="24"/>
-          <w:szCs w:val="24"/>
-          <w:lang w:val="en-US"/>
-        </w:rPr>
-        <w:t xml:space="preserve"> includes 0, </w:t>
-      </w:r>
-      <w:r>
-        <w:rPr>
-          <w:rFonts w:ascii="Times New Roman" w:hAnsi="Times New Roman" w:eastAsia="Times New Roman" w:cs="Times New Roman"/>
-          <w:noProof w:val="0"/>
-          <w:sz w:val="24"/>
-          <w:szCs w:val="24"/>
-          <w:lang w:val="en-US"/>
-        </w:rPr>
-        <w:t>indicating</w:t>
-      </w:r>
-      <w:r>
-        <w:rPr>
-          <w:rFonts w:ascii="Times New Roman" w:hAnsi="Times New Roman" w:eastAsia="Times New Roman" w:cs="Times New Roman"/>
-          <w:noProof w:val="0"/>
-          <w:sz w:val="24"/>
-          <w:szCs w:val="24"/>
-          <w:lang w:val="en-US"/>
-        </w:rPr>
-        <w:t xml:space="preserve"> no statistical significance, and only a 0.8% probability of a decrease of at least 0.5 log</w:t>
-      </w:r>
-      <w:r>
-        <w:rPr>
-          <w:rFonts w:ascii="Times New Roman" w:hAnsi="Times New Roman" w:eastAsia="Times New Roman" w:cs="Times New Roman"/>
-          <w:noProof w:val="0"/>
-          <w:sz w:val="24"/>
-          <w:szCs w:val="24"/>
-          <w:vertAlign w:val="subscript"/>
-          <w:lang w:val="en-US"/>
-        </w:rPr>
-        <w:t>10</w:t>
-      </w:r>
-      <w:r>
-        <w:rPr>
-          <w:rFonts w:ascii="Times New Roman" w:hAnsi="Times New Roman" w:eastAsia="Times New Roman" w:cs="Times New Roman"/>
-          <w:noProof w:val="0"/>
-          <w:sz w:val="24"/>
-          <w:szCs w:val="24"/>
-          <w:lang w:val="en-US"/>
-        </w:rPr>
-        <w:t xml:space="preserve"> </w:t>
-      </w:r>
-      <w:r>
-        <w:rPr>
-          <w:rFonts w:ascii="Times New Roman" w:hAnsi="Times New Roman" w:eastAsia="Times New Roman" w:cs="Times New Roman"/>
-          <w:noProof w:val="0"/>
-          <w:sz w:val="24"/>
-          <w:szCs w:val="24"/>
-          <w:lang w:val="en-US"/>
-        </w:rPr>
-        <w:t xml:space="preserve">which </w:t>
-      </w:r>
-      <w:r>
-        <w:rPr>
-          <w:rFonts w:ascii="Times New Roman" w:hAnsi="Times New Roman" w:eastAsia="Times New Roman" w:cs="Times New Roman"/>
-          <w:noProof w:val="0"/>
-          <w:sz w:val="24"/>
-          <w:szCs w:val="24"/>
-          <w:lang w:val="en-US"/>
-        </w:rPr>
-        <w:t xml:space="preserve">suggests no clinically meaningful effect. Mental </w:t>
-      </w:r>
-      <w:r>
-        <w:rPr>
-          <w:rFonts w:ascii="Times New Roman" w:hAnsi="Times New Roman" w:eastAsia="Times New Roman" w:cs="Times New Roman"/>
-          <w:noProof w:val="0"/>
-          <w:sz w:val="24"/>
-          <w:szCs w:val="24"/>
-          <w:lang w:val="en-US"/>
-        </w:rPr>
-        <w:t>quality</w:t>
-      </w:r>
-      <w:r>
-        <w:rPr>
-          <w:rFonts w:ascii="Times New Roman" w:hAnsi="Times New Roman" w:eastAsia="Times New Roman" w:cs="Times New Roman"/>
-          <w:noProof w:val="0"/>
-          <w:sz w:val="24"/>
-          <w:szCs w:val="24"/>
-          <w:lang w:val="en-US"/>
-        </w:rPr>
+        <w:rPr/>
+        <w:t xml:space="preserve">: </w:t>
+      </w:r>
+      <w:r>
+        <w:rPr/>
         <w:t>-</w:t>
       </w:r>
       <w:r>
-        <w:rPr>
-          <w:rFonts w:ascii="Times New Roman" w:hAnsi="Times New Roman" w:eastAsia="Times New Roman" w:cs="Times New Roman"/>
-          <w:noProof w:val="0"/>
-          <w:sz w:val="24"/>
-          <w:szCs w:val="24"/>
-          <w:lang w:val="en-US"/>
-        </w:rPr>
-        <w:t>of</w:t>
-      </w:r>
-      <w:r>
-        <w:rPr>
-          <w:rFonts w:ascii="Times New Roman" w:hAnsi="Times New Roman" w:eastAsia="Times New Roman" w:cs="Times New Roman"/>
-          <w:noProof w:val="0"/>
-          <w:sz w:val="24"/>
-          <w:szCs w:val="24"/>
-          <w:lang w:val="en-US"/>
-        </w:rPr>
+        <w:rPr/>
+        <w:t xml:space="preserve">6.31 to </w:t>
+      </w:r>
+      <w:r>
+        <w:rPr/>
         <w:t>-</w:t>
       </w:r>
       <w:r>
-        <w:rPr>
-          <w:rFonts w:ascii="Times New Roman" w:hAnsi="Times New Roman" w:eastAsia="Times New Roman" w:cs="Times New Roman"/>
-          <w:noProof w:val="0"/>
-          <w:sz w:val="24"/>
-          <w:szCs w:val="24"/>
-          <w:lang w:val="en-US"/>
-        </w:rPr>
-        <w:t xml:space="preserve">life decreased by −0.54 points (95% </w:t>
-      </w:r>
-      <w:r>
-        <w:rPr>
-          <w:rFonts w:ascii="Times New Roman" w:hAnsi="Times New Roman" w:eastAsia="Times New Roman" w:cs="Times New Roman"/>
-          <w:noProof w:val="0"/>
-          <w:sz w:val="24"/>
-          <w:szCs w:val="24"/>
-          <w:lang w:val="en-US"/>
-        </w:rPr>
-        <w:t>CrI</w:t>
-      </w:r>
-      <w:r>
-        <w:rPr>
-          <w:rFonts w:ascii="Times New Roman" w:hAnsi="Times New Roman" w:eastAsia="Times New Roman" w:cs="Times New Roman"/>
-          <w:noProof w:val="0"/>
-          <w:sz w:val="24"/>
-          <w:szCs w:val="24"/>
-          <w:lang w:val="en-US"/>
-        </w:rPr>
-        <w:t xml:space="preserve">: −4.02 to 2.92); the </w:t>
-      </w:r>
-      <w:r>
-        <w:rPr>
-          <w:rFonts w:ascii="Times New Roman" w:hAnsi="Times New Roman" w:eastAsia="Times New Roman" w:cs="Times New Roman"/>
-          <w:noProof w:val="0"/>
-          <w:sz w:val="24"/>
-          <w:szCs w:val="24"/>
-          <w:lang w:val="en-US"/>
-        </w:rPr>
-        <w:t>CrI</w:t>
-      </w:r>
-      <w:r>
-        <w:rPr>
-          <w:rFonts w:ascii="Times New Roman" w:hAnsi="Times New Roman" w:eastAsia="Times New Roman" w:cs="Times New Roman"/>
-          <w:noProof w:val="0"/>
-          <w:sz w:val="24"/>
-          <w:szCs w:val="24"/>
-          <w:lang w:val="en-US"/>
-        </w:rPr>
-        <w:t xml:space="preserve"> includes 0, </w:t>
-      </w:r>
-      <w:r>
-        <w:rPr>
-          <w:rFonts w:ascii="Times New Roman" w:hAnsi="Times New Roman" w:eastAsia="Times New Roman" w:cs="Times New Roman"/>
-          <w:noProof w:val="0"/>
-          <w:sz w:val="24"/>
-          <w:szCs w:val="24"/>
-          <w:lang w:val="en-US"/>
-        </w:rPr>
-        <w:t>indicating</w:t>
-      </w:r>
-      <w:r>
-        <w:rPr>
-          <w:rFonts w:ascii="Times New Roman" w:hAnsi="Times New Roman" w:eastAsia="Times New Roman" w:cs="Times New Roman"/>
-          <w:noProof w:val="0"/>
-          <w:sz w:val="24"/>
-          <w:szCs w:val="24"/>
-          <w:lang w:val="en-US"/>
-        </w:rPr>
-        <w:t xml:space="preserve"> no statistical significance, and only a 20.33% probability of a decrease of at least 2 points </w:t>
-      </w:r>
-      <w:r>
-        <w:rPr>
-          <w:rFonts w:ascii="Times New Roman" w:hAnsi="Times New Roman" w:eastAsia="Times New Roman" w:cs="Times New Roman"/>
-          <w:noProof w:val="0"/>
-          <w:sz w:val="24"/>
-          <w:szCs w:val="24"/>
-          <w:lang w:val="en-US"/>
-        </w:rPr>
-        <w:t>indicates</w:t>
-      </w:r>
-      <w:r>
-        <w:rPr>
-          <w:rFonts w:ascii="Times New Roman" w:hAnsi="Times New Roman" w:eastAsia="Times New Roman" w:cs="Times New Roman"/>
-          <w:noProof w:val="0"/>
-          <w:sz w:val="24"/>
-          <w:szCs w:val="24"/>
-          <w:lang w:val="en-US"/>
-        </w:rPr>
-        <w:t xml:space="preserve"> limited clinical relevance. Physical </w:t>
-      </w:r>
-      <w:r>
-        <w:rPr>
-          <w:rFonts w:ascii="Times New Roman" w:hAnsi="Times New Roman" w:eastAsia="Times New Roman" w:cs="Times New Roman"/>
-          <w:noProof w:val="0"/>
-          <w:sz w:val="24"/>
-          <w:szCs w:val="24"/>
-          <w:lang w:val="en-US"/>
-        </w:rPr>
-        <w:t>quality</w:t>
-      </w:r>
-      <w:r>
-        <w:rPr>
-          <w:rFonts w:ascii="Times New Roman" w:hAnsi="Times New Roman" w:eastAsia="Times New Roman" w:cs="Times New Roman"/>
-          <w:noProof w:val="0"/>
-          <w:sz w:val="24"/>
-          <w:szCs w:val="24"/>
-          <w:lang w:val="en-US"/>
-        </w:rPr>
-        <w:t>-</w:t>
-      </w:r>
-      <w:r>
-        <w:rPr>
-          <w:rFonts w:ascii="Times New Roman" w:hAnsi="Times New Roman" w:eastAsia="Times New Roman" w:cs="Times New Roman"/>
-          <w:noProof w:val="0"/>
-          <w:sz w:val="24"/>
-          <w:szCs w:val="24"/>
-          <w:lang w:val="en-US"/>
-        </w:rPr>
-        <w:t>of</w:t>
-      </w:r>
-      <w:r>
-        <w:rPr>
-          <w:rFonts w:ascii="Times New Roman" w:hAnsi="Times New Roman" w:eastAsia="Times New Roman" w:cs="Times New Roman"/>
-          <w:noProof w:val="0"/>
-          <w:sz w:val="24"/>
-          <w:szCs w:val="24"/>
-          <w:lang w:val="en-US"/>
-        </w:rPr>
-        <w:t>-</w:t>
-      </w:r>
-      <w:r>
-        <w:rPr>
-          <w:rFonts w:ascii="Times New Roman" w:hAnsi="Times New Roman" w:eastAsia="Times New Roman" w:cs="Times New Roman"/>
-          <w:noProof w:val="0"/>
-          <w:sz w:val="24"/>
-          <w:szCs w:val="24"/>
-          <w:lang w:val="en-US"/>
-        </w:rPr>
-        <w:t xml:space="preserve">life declined by 3.57 points (95% </w:t>
-      </w:r>
-      <w:r>
-        <w:rPr>
-          <w:rFonts w:ascii="Times New Roman" w:hAnsi="Times New Roman" w:eastAsia="Times New Roman" w:cs="Times New Roman"/>
-          <w:noProof w:val="0"/>
-          <w:sz w:val="24"/>
-          <w:szCs w:val="24"/>
-          <w:lang w:val="en-US"/>
-        </w:rPr>
-        <w:t>CrI</w:t>
-      </w:r>
-      <w:r>
-        <w:rPr>
-          <w:rFonts w:ascii="Times New Roman" w:hAnsi="Times New Roman" w:eastAsia="Times New Roman" w:cs="Times New Roman"/>
-          <w:noProof w:val="0"/>
-          <w:sz w:val="24"/>
-          <w:szCs w:val="24"/>
-          <w:lang w:val="en-US"/>
-        </w:rPr>
-        <w:t xml:space="preserve">: −6.31 to −0.84), which is statistically significant, with an 87.15% probability of a decrease of at least 2 points, suggesting it is </w:t>
-      </w:r>
-      <w:r>
-        <w:rPr>
-          <w:rFonts w:ascii="Times New Roman" w:hAnsi="Times New Roman" w:eastAsia="Times New Roman" w:cs="Times New Roman"/>
-          <w:noProof w:val="0"/>
-          <w:sz w:val="24"/>
-          <w:szCs w:val="24"/>
-          <w:lang w:val="en-US"/>
-        </w:rPr>
+        <w:rPr/>
+        <w:t xml:space="preserve">0.84), which is statistically significant, with an 87.2% probability of a difference of at least 2 points, suggesting it is </w:t>
+      </w:r>
+      <w:r>
+        <w:rPr/>
         <w:t>likely clinically</w:t>
       </w:r>
       <w:r>
-        <w:rPr>
-          <w:rFonts w:ascii="Times New Roman" w:hAnsi="Times New Roman" w:eastAsia="Times New Roman" w:cs="Times New Roman"/>
-          <w:noProof w:val="0"/>
-          <w:sz w:val="24"/>
-          <w:szCs w:val="24"/>
-          <w:lang w:val="en-US"/>
-        </w:rPr>
+        <w:rPr/>
         <w:t xml:space="preserve"> meaningful.</w:t>
       </w:r>
     </w:p>
@@ -6807,7 +6794,7 @@
       </w:pPr>
       <w:r>
         <w:drawing>
-          <wp:inline wp14:editId="1A6714AA" wp14:anchorId="1BA39CEE">
+          <wp:inline wp14:editId="4ECD1DEC" wp14:anchorId="1BA39CEE">
             <wp:extent cx="6095276" cy="3291840"/>
             <wp:effectExtent l="0" t="0" r="0" b="0"/>
             <wp:docPr id="188934933" name="drawing"/>

--- a/Project 1/Dissemination/Project 1 Final Report.docx
+++ b/Project 1/Dissemination/Project 1 Final Report.docx
@@ -154,7 +154,7 @@
         <w:t>1 Introduction</w:t>
       </w:r>
     </w:p>
-    <w:p xmlns:wp14="http://schemas.microsoft.com/office/word/2010/wordml" wp14:paraId="380D6498" wp14:textId="63F6CFDD">
+    <w:p xmlns:wp14="http://schemas.microsoft.com/office/word/2010/wordml" wp14:paraId="380D6498" wp14:textId="4448B1AB">
       <w:pPr>
         <w:pStyle w:val="Normal"/>
         <w:spacing w:before="0" w:beforeAutospacing="off" w:after="0" w:afterAutospacing="off" w:line="480" w:lineRule="auto"/>
@@ -366,7 +366,7 @@
           <w:szCs w:val="24"/>
           <w:lang w:val="en-US"/>
         </w:rPr>
-        <w:t xml:space="preserve"> quality</w:t>
+        <w:t xml:space="preserve"> </w:t>
       </w:r>
       <w:r>
         <w:rPr>
@@ -383,7 +383,7 @@
           <w:szCs w:val="24"/>
           <w:lang w:val="en-US"/>
         </w:rPr>
-        <w:t>-</w:t>
+        <w:t>quality</w:t>
       </w:r>
       <w:r>
         <w:rPr>
@@ -400,7 +400,58 @@
           <w:szCs w:val="24"/>
           <w:lang w:val="en-US"/>
         </w:rPr>
-        <w:t>of life</w:t>
+        <w:t>-</w:t>
+      </w:r>
+      <w:r>
+        <w:rPr>
+          <w:rFonts w:ascii="Times New Roman" w:hAnsi="Times New Roman" w:eastAsia="Times New Roman" w:cs="Times New Roman"/>
+          <w:b w:val="0"/>
+          <w:bCs w:val="0"/>
+          <w:i w:val="0"/>
+          <w:iCs w:val="0"/>
+          <w:caps w:val="0"/>
+          <w:smallCaps w:val="0"/>
+          <w:noProof w:val="0"/>
+          <w:color w:val="auto"/>
+          <w:sz w:val="24"/>
+          <w:szCs w:val="24"/>
+          <w:lang w:val="en-US"/>
+        </w:rPr>
+        <w:t>of</w:t>
+      </w:r>
+      <w:r>
+        <w:rPr>
+          <w:rFonts w:ascii="Times New Roman" w:hAnsi="Times New Roman" w:eastAsia="Times New Roman" w:cs="Times New Roman"/>
+          <w:b w:val="0"/>
+          <w:bCs w:val="0"/>
+          <w:i w:val="0"/>
+          <w:iCs w:val="0"/>
+          <w:caps w:val="0"/>
+          <w:smallCaps w:val="0"/>
+          <w:noProof w:val="0"/>
+          <w:color w:val="auto"/>
+          <w:sz w:val="24"/>
+          <w:szCs w:val="24"/>
+          <w:lang w:val="en-US"/>
+        </w:rPr>
+        <w:t>-l</w:t>
+      </w:r>
+      <w:r>
+        <w:rPr>
+          <w:rFonts w:ascii="Times New Roman" w:hAnsi="Times New Roman" w:eastAsia="Times New Roman" w:cs="Times New Roman"/>
+          <w:b w:val="0"/>
+          <w:bCs w:val="0"/>
+          <w:i w:val="0"/>
+          <w:iCs w:val="0"/>
+          <w:caps w:val="0"/>
+          <w:smallCaps w:val="0"/>
+          <w:noProof w:val="0"/>
+          <w:color w:val="auto"/>
+          <w:sz w:val="24"/>
+          <w:szCs w:val="24"/>
+          <w:lang w:val="en-US"/>
+        </w:rPr>
+        <w:t>ife</w:t>
       </w:r>
       <w:r>
         <w:rPr>
@@ -494,16 +545,39 @@
         <w:spacing w:before="0" w:beforeAutospacing="off" w:after="0" w:afterAutospacing="off" w:line="480" w:lineRule="auto"/>
         <w:ind w:firstLine="720"/>
         <w:jc w:val="left"/>
+        <w:rPr>
+          <w:rFonts w:ascii="Times New Roman" w:hAnsi="Times New Roman" w:eastAsia="Times New Roman" w:cs="Times New Roman"/>
+        </w:rPr>
       </w:pPr>
       <w:r>
         <w:rPr>
           <w:rFonts w:ascii="Times New Roman" w:hAnsi="Times New Roman" w:eastAsia="Times New Roman" w:cs="Times New Roman"/>
-          <w:noProof w:val="0"/>
-          <w:sz w:val="24"/>
-          <w:szCs w:val="24"/>
-          <w:lang w:val="en-US"/>
-        </w:rPr>
-        <w:t>This report addresses five research questions focused on whether baseline hard-drug use is associated with differences in clinical and quality-of-life outcomes over two years of follow-up. First, it was hypothesized that baseline hard-drug use would be associated with a smaller decrease in viral load from baseline to year 2 compared with non-users, with a 0.5 log</w:t>
+        </w:rPr>
+        <w:t>This report addresses five research questions focused on whether baseline hard-drug use is associated with differences in clinical and quality-of-life outcomes over two years of follow-up</w:t>
+      </w:r>
+      <w:r>
+        <w:rPr>
+          <w:rFonts w:ascii="Times New Roman" w:hAnsi="Times New Roman" w:eastAsia="Times New Roman" w:cs="Times New Roman"/>
+        </w:rPr>
+        <w:t xml:space="preserve"> after </w:t>
+      </w:r>
+      <w:r>
+        <w:rPr>
+          <w:rFonts w:ascii="Times New Roman" w:hAnsi="Times New Roman" w:eastAsia="Times New Roman" w:cs="Times New Roman"/>
+        </w:rPr>
+        <w:t>adjusting for</w:t>
+      </w:r>
+      <w:r>
+        <w:rPr>
+          <w:rFonts w:ascii="Times New Roman" w:hAnsi="Times New Roman" w:eastAsia="Times New Roman" w:cs="Times New Roman"/>
+        </w:rPr>
+        <w:t xml:space="preserve"> baseline covariates, adherence, and outcomes</w:t>
+      </w:r>
+      <w:r>
+        <w:rPr>
+          <w:rFonts w:ascii="Times New Roman" w:hAnsi="Times New Roman" w:eastAsia="Times New Roman" w:cs="Times New Roman"/>
+        </w:rPr>
+        <w:t>. First, it was hypothesized that baseline hard-drug use would be associated with differences in viral load from baseline to year 2 compared with those who do not use hard drugs, with a 0.5 log</w:t>
       </w:r>
       <w:r>
         <w:rPr>
@@ -519,120 +593,30 @@
       <w:r>
         <w:rPr>
           <w:rFonts w:ascii="Times New Roman" w:hAnsi="Times New Roman" w:eastAsia="Times New Roman" w:cs="Times New Roman"/>
-          <w:noProof w:val="0"/>
-          <w:sz w:val="24"/>
-          <w:szCs w:val="24"/>
-          <w:lang w:val="en-US"/>
-        </w:rPr>
-        <w:t xml:space="preserve"> copies/ml denoting a clinically meaningful d</w:t>
-      </w:r>
-      <w:r>
-        <w:rPr>
-          <w:rFonts w:ascii="Times New Roman" w:hAnsi="Times New Roman" w:eastAsia="Times New Roman" w:cs="Times New Roman"/>
-          <w:noProof w:val="0"/>
-          <w:sz w:val="24"/>
-          <w:szCs w:val="24"/>
-          <w:lang w:val="en-US"/>
-        </w:rPr>
-        <w:t>ifferenc</w:t>
-      </w:r>
-      <w:r>
-        <w:rPr>
-          <w:rFonts w:ascii="Times New Roman" w:hAnsi="Times New Roman" w:eastAsia="Times New Roman" w:cs="Times New Roman"/>
-          <w:noProof w:val="0"/>
-          <w:sz w:val="24"/>
-          <w:szCs w:val="24"/>
-          <w:lang w:val="en-US"/>
-        </w:rPr>
-        <w:t xml:space="preserve">e. Second, it was expected that hard-drug use would be associated with a smaller increase in CD4+ T cell counts over the same period compared with non-users, with a clinically meaningful </w:t>
-      </w:r>
-      <w:r>
-        <w:rPr>
-          <w:rFonts w:ascii="Times New Roman" w:hAnsi="Times New Roman" w:eastAsia="Times New Roman" w:cs="Times New Roman"/>
-          <w:noProof w:val="0"/>
-          <w:sz w:val="24"/>
-          <w:szCs w:val="24"/>
-          <w:lang w:val="en-US"/>
-        </w:rPr>
-        <w:t xml:space="preserve">difference </w:t>
-      </w:r>
-      <w:r>
-        <w:rPr>
-          <w:rFonts w:ascii="Times New Roman" w:hAnsi="Times New Roman" w:eastAsia="Times New Roman" w:cs="Times New Roman"/>
-          <w:noProof w:val="0"/>
-          <w:sz w:val="24"/>
-          <w:szCs w:val="24"/>
-          <w:lang w:val="en-US"/>
-        </w:rPr>
-        <w:t xml:space="preserve">of 50 cells. Third and fourth, it was hypothesized that hard-drug use would be associated with smaller improvements in physical and mental quality-of-life scores compared with non-users, with a clinically meaningful </w:t>
-      </w:r>
-      <w:r>
-        <w:rPr>
-          <w:rFonts w:ascii="Times New Roman" w:hAnsi="Times New Roman" w:eastAsia="Times New Roman" w:cs="Times New Roman"/>
-          <w:noProof w:val="0"/>
-          <w:sz w:val="24"/>
-          <w:szCs w:val="24"/>
-          <w:lang w:val="en-US"/>
-        </w:rPr>
-        <w:t>differenc</w:t>
-      </w:r>
-      <w:r>
-        <w:rPr>
-          <w:rFonts w:ascii="Times New Roman" w:hAnsi="Times New Roman" w:eastAsia="Times New Roman" w:cs="Times New Roman"/>
-          <w:noProof w:val="0"/>
-          <w:sz w:val="24"/>
-          <w:szCs w:val="24"/>
-          <w:lang w:val="en-US"/>
-        </w:rPr>
-        <w:t>e of 2 points.</w:t>
-      </w:r>
-      <w:r>
-        <w:rPr>
-          <w:rFonts w:ascii="Times New Roman" w:hAnsi="Times New Roman" w:eastAsia="Times New Roman" w:cs="Times New Roman"/>
-          <w:noProof w:val="0"/>
-          <w:sz w:val="24"/>
-          <w:szCs w:val="24"/>
-          <w:lang w:val="en-US"/>
-        </w:rPr>
-        <w:t xml:space="preserve"> However, we are only concerned about the overall differences between drug groups for each outcome.</w:t>
-      </w:r>
-      <w:r>
-        <w:rPr>
-          <w:rFonts w:ascii="Times New Roman" w:hAnsi="Times New Roman" w:eastAsia="Times New Roman" w:cs="Times New Roman"/>
-          <w:noProof w:val="0"/>
-          <w:sz w:val="24"/>
-          <w:szCs w:val="24"/>
-          <w:lang w:val="en-US"/>
-        </w:rPr>
-        <w:t xml:space="preserve"> Finally</w:t>
-      </w:r>
-      <w:r>
-        <w:rPr>
-          <w:rFonts w:ascii="Times New Roman" w:hAnsi="Times New Roman" w:eastAsia="Times New Roman" w:cs="Times New Roman"/>
-          <w:noProof w:val="0"/>
-          <w:sz w:val="24"/>
-          <w:szCs w:val="24"/>
-          <w:lang w:val="en-US"/>
-        </w:rPr>
-        <w:t xml:space="preserve">, the report examined whether differences in these outcomes by baseline drug use could be explained by adherence </w:t>
-      </w:r>
-      <w:r>
-        <w:rPr>
-          <w:rFonts w:ascii="Times New Roman" w:hAnsi="Times New Roman" w:eastAsia="Times New Roman" w:cs="Times New Roman"/>
-          <w:noProof w:val="0"/>
-          <w:sz w:val="24"/>
-          <w:szCs w:val="24"/>
-          <w:lang w:val="en-US"/>
+        </w:rPr>
+        <w:t xml:space="preserve"> copies/ml denoting a clinically meaningful difference. Second, it was hypothesized that baseline hard-drug use would be associated with differences in CD4+ T cell counts over the same period compared with non-users, with a clinically meaningful difference of 50 cells. Third and fourth, it was hypothesized that baseline hard-drug use would be associated with differences in physical and mental quality-of-life scores</w:t>
+      </w:r>
+      <w:r>
+        <w:rPr>
+          <w:rFonts w:ascii="Times New Roman" w:hAnsi="Times New Roman" w:eastAsia="Times New Roman" w:cs="Times New Roman"/>
+        </w:rPr>
+        <w:t xml:space="preserve"> (SF-36 aggregated)</w:t>
+      </w:r>
+      <w:r>
+        <w:rPr>
+          <w:rFonts w:ascii="Times New Roman" w:hAnsi="Times New Roman" w:eastAsia="Times New Roman" w:cs="Times New Roman"/>
+        </w:rPr>
+        <w:t xml:space="preserve"> compared with non-users, with a clinically meaningful difference of 2 points for each. Finally, it was hypothesized that differences in these outcomes by baseline drug use could be explained by adherence </w:t>
+      </w:r>
+      <w:r>
+        <w:rPr>
+          <w:rFonts w:ascii="Times New Roman" w:hAnsi="Times New Roman" w:eastAsia="Times New Roman" w:cs="Times New Roman"/>
         </w:rPr>
         <w:t>at</w:t>
       </w:r>
       <w:r>
         <w:rPr>
           <w:rFonts w:ascii="Times New Roman" w:hAnsi="Times New Roman" w:eastAsia="Times New Roman" w:cs="Times New Roman"/>
-          <w:noProof w:val="0"/>
-          <w:sz w:val="24"/>
-          <w:szCs w:val="24"/>
-          <w:lang w:val="en-US"/>
         </w:rPr>
         <w:t xml:space="preserve"> year 2.</w:t>
       </w:r>
@@ -947,7 +931,27 @@
           <w:szCs w:val="24"/>
           <w:lang w:val="en-US"/>
         </w:rPr>
-        <w:t>Due to small sample sizes, categorical covariates were grouped: education (no college vs. college or higher), smoking (current vs. not), race (white, non-Hispanic vs. other), and year 2 adherence (&lt;95% vs. ≥95%).</w:t>
+        <w:t>Due to small sample sizes, categorical covariates were grouped</w:t>
+      </w:r>
+      <w:r>
+        <w:rPr>
+          <w:rFonts w:ascii="Times New Roman" w:hAnsi="Times New Roman" w:eastAsia="Times New Roman" w:cs="Times New Roman"/>
+          <w:noProof w:val="0"/>
+          <w:sz w:val="24"/>
+          <w:szCs w:val="24"/>
+          <w:lang w:val="en-US"/>
+        </w:rPr>
+        <w:t xml:space="preserve"> to ensure adequate sample size</w:t>
+      </w:r>
+      <w:r>
+        <w:rPr>
+          <w:rFonts w:ascii="Times New Roman" w:hAnsi="Times New Roman" w:eastAsia="Times New Roman" w:cs="Times New Roman"/>
+          <w:noProof w:val="0"/>
+          <w:sz w:val="24"/>
+          <w:szCs w:val="24"/>
+          <w:lang w:val="en-US"/>
+        </w:rPr>
+        <w:t>: education (no college vs. college or higher), smoking (current vs. not), race (white, non-Hispanic vs. other), and year 2 adherence (&lt;95% vs. ≥95%).</w:t>
       </w:r>
       <w:r>
         <w:rPr>
@@ -1157,6 +1161,7 @@
         <w:rPr>
           <w:rFonts w:ascii="Times New Roman" w:hAnsi="Times New Roman" w:eastAsia="Times New Roman" w:cs="Times New Roman"/>
           <w:noProof w:val="0"/>
+          <w:color w:val="auto"/>
           <w:sz w:val="24"/>
           <w:szCs w:val="24"/>
           <w:lang w:val="en-US"/>
@@ -1166,6 +1171,7 @@
         <w:rPr>
           <w:rFonts w:ascii="Times New Roman" w:hAnsi="Times New Roman" w:eastAsia="Times New Roman" w:cs="Times New Roman"/>
           <w:noProof w:val="0"/>
+          <w:color w:val="auto"/>
           <w:sz w:val="24"/>
           <w:szCs w:val="24"/>
           <w:lang w:val="en-US"/>
@@ -1176,6 +1182,7 @@
         <w:rPr>
           <w:rFonts w:ascii="Times New Roman" w:hAnsi="Times New Roman" w:eastAsia="Times New Roman" w:cs="Times New Roman"/>
           <w:noProof w:val="0"/>
+          <w:color w:val="auto"/>
           <w:sz w:val="24"/>
           <w:szCs w:val="24"/>
           <w:lang w:val="en-US"/>
@@ -1186,6 +1193,7 @@
         <w:rPr>
           <w:rFonts w:ascii="Times New Roman" w:hAnsi="Times New Roman" w:eastAsia="Times New Roman" w:cs="Times New Roman"/>
           <w:noProof w:val="0"/>
+          <w:color w:val="auto"/>
           <w:sz w:val="24"/>
           <w:szCs w:val="24"/>
           <w:lang w:val="en-US"/>
@@ -1196,6 +1204,7 @@
         <w:rPr>
           <w:rFonts w:ascii="Times New Roman" w:hAnsi="Times New Roman" w:eastAsia="Times New Roman" w:cs="Times New Roman"/>
           <w:noProof w:val="0"/>
+          <w:color w:val="auto"/>
           <w:sz w:val="24"/>
           <w:szCs w:val="24"/>
           <w:lang w:val="en-US"/>
@@ -1206,6 +1215,7 @@
         <w:rPr>
           <w:rFonts w:ascii="Times New Roman" w:hAnsi="Times New Roman" w:eastAsia="Times New Roman" w:cs="Times New Roman"/>
           <w:noProof w:val="0"/>
+          <w:color w:val="auto"/>
           <w:sz w:val="24"/>
           <w:szCs w:val="24"/>
           <w:lang w:val="en-US"/>
@@ -1216,6 +1226,7 @@
         <w:rPr>
           <w:rFonts w:ascii="Times New Roman" w:hAnsi="Times New Roman" w:eastAsia="Times New Roman" w:cs="Times New Roman"/>
           <w:noProof w:val="0"/>
+          <w:color w:val="auto"/>
           <w:sz w:val="24"/>
           <w:szCs w:val="24"/>
           <w:lang w:val="en-US"/>
@@ -1226,6 +1237,7 @@
         <w:rPr>
           <w:rFonts w:ascii="Times New Roman" w:hAnsi="Times New Roman" w:eastAsia="Times New Roman" w:cs="Times New Roman"/>
           <w:noProof w:val="0"/>
+          <w:color w:val="auto"/>
           <w:sz w:val="24"/>
           <w:szCs w:val="24"/>
           <w:lang w:val="en-US"/>
@@ -1236,18 +1248,35 @@
         <w:rPr>
           <w:rFonts w:ascii="Times New Roman" w:hAnsi="Times New Roman" w:eastAsia="Times New Roman" w:cs="Times New Roman"/>
           <w:noProof w:val="0"/>
-          <w:sz w:val="24"/>
-          <w:szCs w:val="24"/>
-          <w:lang w:val="en-US"/>
-        </w:rPr>
-        <w:t xml:space="preserve">0,10,000)) and were fit using </w:t>
-      </w:r>
-      <w:r>
-        <w:rPr>
-          <w:rFonts w:ascii="Times New Roman" w:hAnsi="Times New Roman" w:eastAsia="Times New Roman" w:cs="Times New Roman"/>
+          <w:color w:val="auto"/>
+          <w:sz w:val="24"/>
+          <w:szCs w:val="24"/>
+          <w:lang w:val="en-US"/>
+        </w:rPr>
+        <w:t>0,10,000)) and were fit us</w:t>
+      </w:r>
+      <w:r>
+        <w:rPr>
+          <w:rFonts w:ascii="Times New Roman" w:hAnsi="Times New Roman" w:eastAsia="Times New Roman" w:cs="Times New Roman"/>
+          <w:b w:val="0"/>
+          <w:bCs w:val="0"/>
+          <w:noProof w:val="0"/>
+          <w:color w:val="auto"/>
+          <w:sz w:val="24"/>
+          <w:szCs w:val="24"/>
+          <w:lang w:val="en-US"/>
+        </w:rPr>
+        <w:t xml:space="preserve">ing </w:t>
+      </w:r>
+      <w:r>
+        <w:rPr>
+          <w:rFonts w:ascii="Times New Roman" w:hAnsi="Times New Roman" w:eastAsia="Times New Roman" w:cs="Times New Roman"/>
+          <w:b w:val="0"/>
+          <w:bCs w:val="0"/>
           <w:i w:val="1"/>
           <w:iCs w:val="1"/>
           <w:noProof w:val="0"/>
+          <w:color w:val="auto"/>
           <w:sz w:val="24"/>
           <w:szCs w:val="24"/>
           <w:lang w:val="en-US"/>
@@ -1257,17 +1286,53 @@
       <w:r>
         <w:rPr>
           <w:rFonts w:ascii="Times New Roman" w:hAnsi="Times New Roman" w:eastAsia="Times New Roman" w:cs="Times New Roman"/>
-          <w:noProof w:val="0"/>
-          <w:sz w:val="24"/>
-          <w:szCs w:val="24"/>
-          <w:lang w:val="en-US"/>
-        </w:rPr>
-        <w:t>with No-U-Turn</w:t>
-      </w:r>
-      <w:r>
-        <w:rPr>
-          <w:rFonts w:ascii="Times New Roman" w:hAnsi="Times New Roman" w:eastAsia="Times New Roman" w:cs="Times New Roman"/>
-          <w:noProof w:val="0"/>
+          <w:b w:val="0"/>
+          <w:bCs w:val="0"/>
+          <w:noProof w:val="0"/>
+          <w:color w:val="auto"/>
+          <w:sz w:val="24"/>
+          <w:szCs w:val="24"/>
+          <w:lang w:val="en-US"/>
+        </w:rPr>
+        <w:t xml:space="preserve">with </w:t>
+      </w:r>
+      <w:r>
+        <w:rPr>
+          <w:rFonts w:ascii="Times New Roman" w:hAnsi="Times New Roman" w:eastAsia="Times New Roman" w:cs="Times New Roman"/>
+          <w:b w:val="0"/>
+          <w:bCs w:val="0"/>
+          <w:i w:val="0"/>
+          <w:iCs w:val="0"/>
+          <w:caps w:val="0"/>
+          <w:smallCaps w:val="0"/>
+          <w:noProof w:val="0"/>
+          <w:color w:val="auto"/>
+          <w:sz w:val="24"/>
+          <w:szCs w:val="24"/>
+          <w:lang w:val="en-US"/>
+        </w:rPr>
+        <w:t>Hamiltonian Monte Carlo (HMC) algorithm and N</w:t>
+      </w:r>
+      <w:r>
+        <w:rPr>
+          <w:rFonts w:ascii="Times New Roman" w:hAnsi="Times New Roman" w:eastAsia="Times New Roman" w:cs="Times New Roman"/>
+          <w:b w:val="0"/>
+          <w:bCs w:val="0"/>
+          <w:noProof w:val="0"/>
+          <w:color w:val="auto"/>
+          <w:sz w:val="24"/>
+          <w:szCs w:val="24"/>
+          <w:lang w:val="en-US"/>
+        </w:rPr>
+        <w:t>o-U-Turn</w:t>
+      </w:r>
+      <w:r>
+        <w:rPr>
+          <w:rFonts w:ascii="Times New Roman" w:hAnsi="Times New Roman" w:eastAsia="Times New Roman" w:cs="Times New Roman"/>
+          <w:b w:val="0"/>
+          <w:bCs w:val="0"/>
+          <w:noProof w:val="0"/>
+          <w:color w:val="auto"/>
           <w:sz w:val="24"/>
           <w:szCs w:val="24"/>
           <w:lang w:val="en-US"/>
@@ -1277,7 +1342,10 @@
       <w:r>
         <w:rPr>
           <w:rFonts w:ascii="Times New Roman" w:hAnsi="Times New Roman" w:eastAsia="Times New Roman" w:cs="Times New Roman"/>
-          <w:noProof w:val="0"/>
+          <w:b w:val="0"/>
+          <w:bCs w:val="0"/>
+          <w:noProof w:val="0"/>
+          <w:color w:val="auto"/>
           <w:sz w:val="24"/>
           <w:szCs w:val="24"/>
           <w:lang w:val="en-US"/>
@@ -1287,7 +1355,10 @@
       <w:r>
         <w:rPr>
           <w:rFonts w:ascii="Times New Roman" w:hAnsi="Times New Roman" w:eastAsia="Times New Roman" w:cs="Times New Roman"/>
-          <w:noProof w:val="0"/>
+          <w:b w:val="0"/>
+          <w:bCs w:val="0"/>
+          <w:noProof w:val="0"/>
+          <w:color w:val="auto"/>
           <w:sz w:val="24"/>
           <w:szCs w:val="24"/>
           <w:lang w:val="en-US"/>
@@ -1298,6 +1369,7 @@
         <w:rPr>
           <w:rFonts w:ascii="Times New Roman" w:hAnsi="Times New Roman" w:eastAsia="Times New Roman" w:cs="Times New Roman"/>
           <w:noProof w:val="0"/>
+          <w:color w:val="auto"/>
           <w:sz w:val="24"/>
           <w:szCs w:val="24"/>
           <w:lang w:val="en-US"/>
@@ -1308,6 +1380,7 @@
         <w:rPr>
           <w:rFonts w:ascii="Times New Roman" w:hAnsi="Times New Roman" w:eastAsia="Times New Roman" w:cs="Times New Roman"/>
           <w:noProof w:val="0"/>
+          <w:color w:val="auto"/>
           <w:sz w:val="24"/>
           <w:szCs w:val="24"/>
           <w:lang w:val="en-US"/>
@@ -1318,16 +1391,73 @@
         <w:rPr>
           <w:rFonts w:ascii="Times New Roman" w:hAnsi="Times New Roman" w:eastAsia="Times New Roman" w:cs="Times New Roman"/>
           <w:noProof w:val="0"/>
-          <w:sz w:val="24"/>
-          <w:szCs w:val="24"/>
-          <w:lang w:val="en-US"/>
-        </w:rPr>
-        <w:t xml:space="preserve">, 25,000 iterations). Trace plots assessed </w:t>
-      </w:r>
-      <w:r>
-        <w:rPr>
-          <w:rFonts w:ascii="Times New Roman" w:hAnsi="Times New Roman" w:eastAsia="Times New Roman" w:cs="Times New Roman"/>
-          <w:noProof w:val="0"/>
+          <w:color w:val="auto"/>
+          <w:sz w:val="24"/>
+          <w:szCs w:val="24"/>
+          <w:lang w:val="en-US"/>
+        </w:rPr>
+        <w:t>, 25,000 iterations). Trace plots</w:t>
+      </w:r>
+      <w:r>
+        <w:rPr>
+          <w:rFonts w:ascii="Times New Roman" w:hAnsi="Times New Roman" w:eastAsia="Times New Roman" w:cs="Times New Roman"/>
+          <w:noProof w:val="0"/>
+          <w:color w:val="auto"/>
+          <w:sz w:val="24"/>
+          <w:szCs w:val="24"/>
+          <w:lang w:val="en-US"/>
+        </w:rPr>
+        <w:t xml:space="preserve">, </w:t>
+      </w:r>
+      <w:r>
+        <w:rPr>
+          <w:rFonts w:ascii="Times New Roman" w:hAnsi="Times New Roman" w:eastAsia="Times New Roman" w:cs="Times New Roman"/>
+          <w:noProof w:val="0"/>
+          <w:color w:val="auto"/>
+          <w:sz w:val="24"/>
+          <w:szCs w:val="24"/>
+          <w:lang w:val="en-US"/>
+        </w:rPr>
+        <w:t>Rhat</w:t>
+      </w:r>
+      <w:r>
+        <w:rPr>
+          <w:rFonts w:ascii="Times New Roman" w:hAnsi="Times New Roman" w:eastAsia="Times New Roman" w:cs="Times New Roman"/>
+          <w:noProof w:val="0"/>
+          <w:color w:val="auto"/>
+          <w:sz w:val="24"/>
+          <w:szCs w:val="24"/>
+          <w:lang w:val="en-US"/>
+        </w:rPr>
+        <w:t xml:space="preserve">, and posterior density plots </w:t>
+      </w:r>
+      <w:r>
+        <w:rPr>
+          <w:rFonts w:ascii="Times New Roman" w:hAnsi="Times New Roman" w:eastAsia="Times New Roman" w:cs="Times New Roman"/>
+          <w:noProof w:val="0"/>
+          <w:color w:val="auto"/>
+          <w:sz w:val="24"/>
+          <w:szCs w:val="24"/>
+          <w:lang w:val="en-US"/>
+        </w:rPr>
+        <w:t>assessed</w:t>
+      </w:r>
+      <w:r>
+        <w:rPr>
+          <w:rFonts w:ascii="Times New Roman" w:hAnsi="Times New Roman" w:eastAsia="Times New Roman" w:cs="Times New Roman"/>
+          <w:noProof w:val="0"/>
+          <w:color w:val="auto"/>
+          <w:sz w:val="24"/>
+          <w:szCs w:val="24"/>
+          <w:lang w:val="en-US"/>
+        </w:rPr>
+        <w:t xml:space="preserve"> </w:t>
+      </w:r>
+      <w:r>
+        <w:rPr>
+          <w:rFonts w:ascii="Times New Roman" w:hAnsi="Times New Roman" w:eastAsia="Times New Roman" w:cs="Times New Roman"/>
+          <w:noProof w:val="0"/>
+          <w:color w:val="auto"/>
           <w:sz w:val="24"/>
           <w:szCs w:val="24"/>
           <w:lang w:val="en-US"/>
@@ -1338,6 +1468,7 @@
         <w:rPr>
           <w:rFonts w:ascii="Times New Roman" w:hAnsi="Times New Roman" w:eastAsia="Times New Roman" w:cs="Times New Roman"/>
           <w:noProof w:val="0"/>
+          <w:color w:val="auto"/>
           <w:sz w:val="24"/>
           <w:szCs w:val="24"/>
           <w:lang w:val="en-US"/>
@@ -1348,6 +1479,7 @@
         <w:rPr>
           <w:rFonts w:ascii="Times New Roman" w:hAnsi="Times New Roman" w:eastAsia="Times New Roman" w:cs="Times New Roman"/>
           <w:noProof w:val="0"/>
+          <w:color w:val="auto"/>
           <w:sz w:val="24"/>
           <w:szCs w:val="24"/>
           <w:lang w:val="en-US"/>
@@ -1377,27 +1509,27 @@
           <w:szCs w:val="24"/>
           <w:lang w:val="en-US"/>
         </w:rPr>
-        <w:t xml:space="preserve">For both modeling frameworks, since differences in baseline drug usage were of </w:t>
-      </w:r>
-      <w:r>
-        <w:rPr>
-          <w:rFonts w:ascii="Times New Roman" w:hAnsi="Times New Roman" w:eastAsia="Times New Roman" w:cs="Times New Roman"/>
-          <w:noProof w:val="0"/>
-          <w:sz w:val="24"/>
-          <w:szCs w:val="24"/>
-          <w:lang w:val="en-US"/>
-        </w:rPr>
-        <w:t>interest,</w:t>
-      </w:r>
-      <w:r>
-        <w:rPr>
-          <w:rFonts w:ascii="Times New Roman" w:hAnsi="Times New Roman" w:eastAsia="Times New Roman" w:cs="Times New Roman"/>
-          <w:noProof w:val="0"/>
-          <w:sz w:val="24"/>
-          <w:szCs w:val="24"/>
-          <w:lang w:val="en-US"/>
-        </w:rPr>
-        <w:t xml:space="preserve"> inference will only be made on its coefficient. </w:t>
+        <w:t>For both modeling frameworks, since differences in baseline drug usage were of interest, inference w</w:t>
+      </w:r>
+      <w:r>
+        <w:rPr>
+          <w:rFonts w:ascii="Times New Roman" w:hAnsi="Times New Roman" w:eastAsia="Times New Roman" w:cs="Times New Roman"/>
+          <w:noProof w:val="0"/>
+          <w:sz w:val="24"/>
+          <w:szCs w:val="24"/>
+          <w:lang w:val="en-US"/>
+        </w:rPr>
+        <w:t>as</w:t>
+      </w:r>
+      <w:r>
+        <w:rPr>
+          <w:rFonts w:ascii="Times New Roman" w:hAnsi="Times New Roman" w:eastAsia="Times New Roman" w:cs="Times New Roman"/>
+          <w:noProof w:val="0"/>
+          <w:sz w:val="24"/>
+          <w:szCs w:val="24"/>
+          <w:lang w:val="en-US"/>
+        </w:rPr>
+        <w:t xml:space="preserve"> made on its coefficient. </w:t>
       </w:r>
       <w:r>
         <w:rPr>
@@ -1447,7 +1579,138 @@
           <w:szCs w:val="24"/>
           <w:lang w:val="en-US"/>
         </w:rPr>
-        <w:t xml:space="preserve"> A 95% interval </w:t>
+        <w:t xml:space="preserve"> </w:t>
+      </w:r>
+      <w:r>
+        <w:rPr>
+          <w:rFonts w:ascii="Times New Roman" w:hAnsi="Times New Roman" w:eastAsia="Times New Roman" w:cs="Times New Roman"/>
+          <w:noProof w:val="0"/>
+          <w:sz w:val="24"/>
+          <w:szCs w:val="24"/>
+          <w:lang w:val="en-US"/>
+        </w:rPr>
+        <w:t>These posterior probabilities were calculated as follows: &gt; |50</w:t>
+      </w:r>
+      <w:r>
+        <w:rPr>
+          <w:rFonts w:ascii="Times New Roman" w:hAnsi="Times New Roman" w:eastAsia="Times New Roman" w:cs="Times New Roman"/>
+          <w:noProof w:val="0"/>
+          <w:sz w:val="24"/>
+          <w:szCs w:val="24"/>
+          <w:lang w:val="en-US"/>
+        </w:rPr>
+        <w:t xml:space="preserve"> cells</w:t>
+      </w:r>
+      <w:r>
+        <w:rPr>
+          <w:rFonts w:ascii="Times New Roman" w:hAnsi="Times New Roman" w:eastAsia="Times New Roman" w:cs="Times New Roman"/>
+          <w:noProof w:val="0"/>
+          <w:sz w:val="24"/>
+          <w:szCs w:val="24"/>
+          <w:lang w:val="en-US"/>
+        </w:rPr>
+        <w:t>| for CD4+ T cell counts, &gt; |0.5</w:t>
+      </w:r>
+      <w:r>
+        <w:rPr>
+          <w:rFonts w:ascii="Times New Roman" w:hAnsi="Times New Roman" w:eastAsia="Times New Roman" w:cs="Times New Roman"/>
+          <w:noProof w:val="0"/>
+          <w:sz w:val="24"/>
+          <w:szCs w:val="24"/>
+          <w:lang w:val="en-US"/>
+        </w:rPr>
+        <w:t xml:space="preserve"> copies/ml</w:t>
+      </w:r>
+      <w:r>
+        <w:rPr>
+          <w:rFonts w:ascii="Times New Roman" w:hAnsi="Times New Roman" w:eastAsia="Times New Roman" w:cs="Times New Roman"/>
+          <w:noProof w:val="0"/>
+          <w:sz w:val="24"/>
+          <w:szCs w:val="24"/>
+          <w:lang w:val="en-US"/>
+        </w:rPr>
+        <w:t>| for log</w:t>
+      </w:r>
+      <w:r>
+        <w:rPr>
+          <w:rFonts w:ascii="Times New Roman" w:hAnsi="Times New Roman" w:eastAsia="Times New Roman" w:cs="Times New Roman"/>
+          <w:noProof w:val="0"/>
+          <w:sz w:val="24"/>
+          <w:szCs w:val="24"/>
+          <w:vertAlign w:val="subscript"/>
+          <w:lang w:val="en-US"/>
+        </w:rPr>
+        <w:t>10</w:t>
+      </w:r>
+      <w:r>
+        <w:rPr>
+          <w:rFonts w:ascii="Times New Roman" w:hAnsi="Times New Roman" w:eastAsia="Times New Roman" w:cs="Times New Roman"/>
+          <w:noProof w:val="0"/>
+          <w:sz w:val="24"/>
+          <w:szCs w:val="24"/>
+          <w:lang w:val="en-US"/>
+        </w:rPr>
+        <w:t xml:space="preserve"> viral load, and &gt; |2</w:t>
+      </w:r>
+      <w:r>
+        <w:rPr>
+          <w:rFonts w:ascii="Times New Roman" w:hAnsi="Times New Roman" w:eastAsia="Times New Roman" w:cs="Times New Roman"/>
+          <w:noProof w:val="0"/>
+          <w:sz w:val="24"/>
+          <w:szCs w:val="24"/>
+          <w:lang w:val="en-US"/>
+        </w:rPr>
+        <w:t xml:space="preserve"> points</w:t>
+      </w:r>
+      <w:r>
+        <w:rPr>
+          <w:rFonts w:ascii="Times New Roman" w:hAnsi="Times New Roman" w:eastAsia="Times New Roman" w:cs="Times New Roman"/>
+          <w:noProof w:val="0"/>
+          <w:sz w:val="24"/>
+          <w:szCs w:val="24"/>
+          <w:lang w:val="en-US"/>
+        </w:rPr>
+        <w:t>| for SF-36 ag</w:t>
+      </w:r>
+      <w:r>
+        <w:rPr>
+          <w:rFonts w:ascii="Times New Roman" w:hAnsi="Times New Roman" w:eastAsia="Times New Roman" w:cs="Times New Roman"/>
+          <w:noProof w:val="0"/>
+          <w:sz w:val="24"/>
+          <w:szCs w:val="24"/>
+          <w:lang w:val="en-US"/>
+        </w:rPr>
+        <w:t>gregate</w:t>
+      </w:r>
+      <w:r>
+        <w:rPr>
+          <w:rFonts w:ascii="Times New Roman" w:hAnsi="Times New Roman" w:eastAsia="Times New Roman" w:cs="Times New Roman"/>
+          <w:noProof w:val="0"/>
+          <w:sz w:val="24"/>
+          <w:szCs w:val="24"/>
+          <w:lang w:val="en-US"/>
+        </w:rPr>
+        <w:t xml:space="preserve"> physical</w:t>
+      </w:r>
+      <w:r>
+        <w:rPr>
+          <w:rFonts w:ascii="Times New Roman" w:hAnsi="Times New Roman" w:eastAsia="Times New Roman" w:cs="Times New Roman"/>
+          <w:noProof w:val="0"/>
+          <w:sz w:val="24"/>
+          <w:szCs w:val="24"/>
+          <w:lang w:val="en-US"/>
+        </w:rPr>
+        <w:t xml:space="preserve"> and mental quality-of-life scores. </w:t>
+      </w:r>
+      <w:r>
+        <w:rPr>
+          <w:rFonts w:ascii="Times New Roman" w:hAnsi="Times New Roman" w:eastAsia="Times New Roman" w:cs="Times New Roman"/>
+          <w:noProof w:val="0"/>
+          <w:sz w:val="24"/>
+          <w:szCs w:val="24"/>
+          <w:lang w:val="en-US"/>
+        </w:rPr>
+        <w:t xml:space="preserve">A 95% interval </w:t>
       </w:r>
       <w:r>
         <w:rPr>
@@ -1488,6 +1751,16 @@
           <w:lang w:val="en-US"/>
         </w:rPr>
         <w:t xml:space="preserve"> no statistical significance.</w:t>
+      </w:r>
+      <w:r>
+        <w:rPr>
+          <w:rFonts w:ascii="Times New Roman" w:hAnsi="Times New Roman" w:eastAsia="Times New Roman" w:cs="Times New Roman"/>
+          <w:noProof w:val="0"/>
+          <w:sz w:val="24"/>
+          <w:szCs w:val="24"/>
+          <w:lang w:val="en-US"/>
+        </w:rPr>
+        <w:t xml:space="preserve"> From here on out, we refer to SF-36 aggregate physical and mental quality-of-life scores as just physical and mental quality-of-life scores.</w:t>
       </w:r>
     </w:p>
     <w:p>
@@ -1687,22 +1960,8 @@
     </w:p>
     <w:p>
       <w:pPr>
-        <w:spacing w:before="0" w:beforeAutospacing="off" w:after="0" w:afterAutospacing="off" w:line="480" w:lineRule="auto"/>
-        <w:ind w:firstLine="720"/>
-        <w:jc w:val="left"/>
-        <w:rPr>
-          <w:rFonts w:ascii="Times New Roman" w:hAnsi="Times New Roman" w:eastAsia="Times New Roman" w:cs="Times New Roman"/>
-          <w:noProof w:val="0"/>
-          <w:sz w:val="24"/>
-          <w:szCs w:val="24"/>
-          <w:lang w:val="en-US"/>
-        </w:rPr>
-      </w:pPr>
-    </w:p>
-    <w:p>
-      <w:pPr>
         <w:bidi w:val="0"/>
-        <w:spacing w:before="0" w:beforeAutospacing="off" w:after="0" w:afterAutospacing="off" w:line="240" w:lineRule="auto"/>
+        <w:spacing w:before="240" w:beforeAutospacing="off" w:after="0" w:afterAutospacing="off" w:line="240" w:lineRule="auto"/>
         <w:jc w:val="center"/>
         <w:rPr>
           <w:rFonts w:ascii="Times New Roman" w:hAnsi="Times New Roman" w:eastAsia="Times New Roman" w:cs="Times New Roman"/>
@@ -5513,6 +5772,67 @@
         <w:jc w:val="center"/>
         <w:rPr>
           <w:rFonts w:ascii="Times New Roman" w:hAnsi="Times New Roman" w:eastAsia="Times New Roman" w:cs="Times New Roman"/>
+          <w:b w:val="1"/>
+          <w:bCs w:val="1"/>
+          <w:noProof w:val="0"/>
+          <w:sz w:val="24"/>
+          <w:szCs w:val="24"/>
+          <w:lang w:val="en-US"/>
+        </w:rPr>
+      </w:pPr>
+    </w:p>
+    <w:p>
+      <w:pPr>
+        <w:spacing w:before="240" w:beforeAutospacing="off" w:after="0" w:afterAutospacing="off"/>
+        <w:jc w:val="center"/>
+        <w:rPr>
+          <w:rFonts w:ascii="Times New Roman" w:hAnsi="Times New Roman" w:eastAsia="Times New Roman" w:cs="Times New Roman"/>
+          <w:b w:val="1"/>
+          <w:bCs w:val="1"/>
+          <w:noProof w:val="0"/>
+          <w:sz w:val="24"/>
+          <w:szCs w:val="24"/>
+          <w:lang w:val="en-US"/>
+        </w:rPr>
+      </w:pPr>
+    </w:p>
+    <w:p>
+      <w:pPr>
+        <w:spacing w:before="240" w:beforeAutospacing="off" w:after="0" w:afterAutospacing="off"/>
+        <w:jc w:val="center"/>
+        <w:rPr>
+          <w:rFonts w:ascii="Times New Roman" w:hAnsi="Times New Roman" w:eastAsia="Times New Roman" w:cs="Times New Roman"/>
+          <w:b w:val="1"/>
+          <w:bCs w:val="1"/>
+          <w:noProof w:val="0"/>
+          <w:sz w:val="24"/>
+          <w:szCs w:val="24"/>
+          <w:lang w:val="en-US"/>
+        </w:rPr>
+      </w:pPr>
+    </w:p>
+    <w:p>
+      <w:pPr>
+        <w:pStyle w:val="Normal"/>
+        <w:spacing w:before="240" w:beforeAutospacing="off" w:after="0" w:afterAutospacing="off"/>
+        <w:jc w:val="center"/>
+        <w:rPr>
+          <w:rFonts w:ascii="Times New Roman" w:hAnsi="Times New Roman" w:eastAsia="Times New Roman" w:cs="Times New Roman"/>
+          <w:b w:val="1"/>
+          <w:bCs w:val="1"/>
+          <w:noProof w:val="0"/>
+          <w:sz w:val="24"/>
+          <w:szCs w:val="24"/>
+          <w:lang w:val="en-US"/>
+        </w:rPr>
+      </w:pPr>
+    </w:p>
+    <w:p>
+      <w:pPr>
+        <w:spacing w:before="240" w:beforeAutospacing="off" w:after="0" w:afterAutospacing="off"/>
+        <w:jc w:val="center"/>
+        <w:rPr>
+          <w:rFonts w:ascii="Times New Roman" w:hAnsi="Times New Roman" w:eastAsia="Times New Roman" w:cs="Times New Roman"/>
           <w:b w:val="0"/>
           <w:bCs w:val="0"/>
           <w:noProof w:val="0"/>
@@ -5600,10 +5920,13 @@
         <w:spacing w:before="0" w:beforeAutospacing="off" w:after="0" w:afterAutospacing="off" w:line="480" w:lineRule="auto"/>
         <w:ind w:firstLine="0"/>
         <w:jc w:val="center"/>
+        <w:rPr>
+          <w:rFonts w:ascii="Times New Roman" w:hAnsi="Times New Roman" w:eastAsia="Times New Roman" w:cs="Times New Roman"/>
+        </w:rPr>
       </w:pPr>
       <w:r>
         <w:drawing>
-          <wp:inline wp14:editId="2DEFA7F8" wp14:anchorId="671889CE">
+          <wp:inline wp14:editId="47892DAA" wp14:anchorId="671889CE">
             <wp:extent cx="4297304" cy="2994874"/>
             <wp:effectExtent l="0" t="0" r="0" b="0"/>
             <wp:docPr id="959954178" name="drawing"/>
@@ -5690,7 +6013,57 @@
           <w:szCs w:val="24"/>
           <w:lang w:val="en-US"/>
         </w:rPr>
-        <w:t>CrI refers to a credible interval. Posterior probability thresholds for clinically meaningful effects were: &gt; |50| for CD4+ T cell counts, &gt; |0.5| for log</w:t>
+        <w:t>CrI</w:t>
+      </w:r>
+      <w:r>
+        <w:rPr>
+          <w:rFonts w:ascii="Times New Roman" w:hAnsi="Times New Roman" w:eastAsia="Times New Roman" w:cs="Times New Roman"/>
+          <w:noProof w:val="0"/>
+          <w:sz w:val="24"/>
+          <w:szCs w:val="24"/>
+          <w:lang w:val="en-US"/>
+        </w:rPr>
+        <w:t xml:space="preserve"> refers to a credible interval. Posterior probability thresholds for clinically meaningful effects were: &gt; |50</w:t>
+      </w:r>
+      <w:r>
+        <w:rPr>
+          <w:rFonts w:ascii="Times New Roman" w:hAnsi="Times New Roman" w:eastAsia="Times New Roman" w:cs="Times New Roman"/>
+          <w:noProof w:val="0"/>
+          <w:sz w:val="24"/>
+          <w:szCs w:val="24"/>
+          <w:lang w:val="en-US"/>
+        </w:rPr>
+        <w:t xml:space="preserve"> cells</w:t>
+      </w:r>
+      <w:r>
+        <w:rPr>
+          <w:rFonts w:ascii="Times New Roman" w:hAnsi="Times New Roman" w:eastAsia="Times New Roman" w:cs="Times New Roman"/>
+          <w:noProof w:val="0"/>
+          <w:sz w:val="24"/>
+          <w:szCs w:val="24"/>
+          <w:lang w:val="en-US"/>
+        </w:rPr>
+        <w:t>| for CD4+ T cell counts, &gt; |0.5</w:t>
+      </w:r>
+      <w:r>
+        <w:rPr>
+          <w:rFonts w:ascii="Times New Roman" w:hAnsi="Times New Roman" w:eastAsia="Times New Roman" w:cs="Times New Roman"/>
+          <w:noProof w:val="0"/>
+          <w:sz w:val="24"/>
+          <w:szCs w:val="24"/>
+          <w:lang w:val="en-US"/>
+        </w:rPr>
+        <w:t xml:space="preserve"> copies/ml</w:t>
+      </w:r>
+      <w:r>
+        <w:rPr>
+          <w:rFonts w:ascii="Times New Roman" w:hAnsi="Times New Roman" w:eastAsia="Times New Roman" w:cs="Times New Roman"/>
+          <w:noProof w:val="0"/>
+          <w:sz w:val="24"/>
+          <w:szCs w:val="24"/>
+          <w:lang w:val="en-US"/>
+        </w:rPr>
+        <w:t>| for log</w:t>
       </w:r>
       <w:r>
         <w:rPr>
@@ -5711,7 +6084,47 @@
           <w:szCs w:val="24"/>
           <w:lang w:val="en-US"/>
         </w:rPr>
-        <w:t xml:space="preserve"> viral load, and &gt; |2| for physical and mental quality-of-life scores.</w:t>
+        <w:t xml:space="preserve"> viral load, and &gt; |2</w:t>
+      </w:r>
+      <w:r>
+        <w:rPr>
+          <w:rFonts w:ascii="Times New Roman" w:hAnsi="Times New Roman" w:eastAsia="Times New Roman" w:cs="Times New Roman"/>
+          <w:noProof w:val="0"/>
+          <w:sz w:val="24"/>
+          <w:szCs w:val="24"/>
+          <w:lang w:val="en-US"/>
+        </w:rPr>
+        <w:t xml:space="preserve"> points</w:t>
+      </w:r>
+      <w:r>
+        <w:rPr>
+          <w:rFonts w:ascii="Times New Roman" w:hAnsi="Times New Roman" w:eastAsia="Times New Roman" w:cs="Times New Roman"/>
+          <w:noProof w:val="0"/>
+          <w:sz w:val="24"/>
+          <w:szCs w:val="24"/>
+          <w:lang w:val="en-US"/>
+        </w:rPr>
+        <w:t xml:space="preserve">| for </w:t>
+      </w:r>
+      <w:r>
+        <w:rPr>
+          <w:rFonts w:ascii="Times New Roman" w:hAnsi="Times New Roman" w:eastAsia="Times New Roman" w:cs="Times New Roman"/>
+          <w:noProof w:val="0"/>
+          <w:sz w:val="24"/>
+          <w:szCs w:val="24"/>
+          <w:lang w:val="en-US"/>
+        </w:rPr>
+        <w:t xml:space="preserve">SF-36 aggregate </w:t>
+      </w:r>
+      <w:r>
+        <w:rPr>
+          <w:rFonts w:ascii="Times New Roman" w:hAnsi="Times New Roman" w:eastAsia="Times New Roman" w:cs="Times New Roman"/>
+          <w:noProof w:val="0"/>
+          <w:sz w:val="24"/>
+          <w:szCs w:val="24"/>
+          <w:lang w:val="en-US"/>
+        </w:rPr>
+        <w:t>physical and mental quality-of-life scores.</w:t>
       </w:r>
     </w:p>
     <w:p>
@@ -6113,6 +6526,16 @@
           <w:szCs w:val="24"/>
           <w:lang w:val="en-US"/>
         </w:rPr>
+        <w:t xml:space="preserve"> cells</w:t>
+      </w:r>
+      <w:r>
+        <w:rPr>
+          <w:rFonts w:ascii="Times New Roman" w:hAnsi="Times New Roman" w:eastAsia="Times New Roman" w:cs="Times New Roman"/>
+          <w:noProof w:val="0"/>
+          <w:sz w:val="24"/>
+          <w:szCs w:val="24"/>
+          <w:lang w:val="en-US"/>
+        </w:rPr>
         <w:t>|</w:t>
       </w:r>
       <w:r>
@@ -6123,17 +6546,88 @@
           <w:szCs w:val="24"/>
           <w:lang w:val="en-US"/>
         </w:rPr>
-        <w:t xml:space="preserve"> for CD4+ T cell </w:t>
-      </w:r>
-      <w:r>
-        <w:rPr>
-          <w:rFonts w:ascii="Times New Roman" w:hAnsi="Times New Roman" w:eastAsia="Times New Roman" w:cs="Times New Roman"/>
-          <w:noProof w:val="0"/>
-          <w:sz w:val="24"/>
-          <w:szCs w:val="24"/>
-          <w:lang w:val="en-US"/>
-        </w:rPr>
-        <w:t xml:space="preserve">counts, </w:t>
+        <w:t xml:space="preserve"> for CD4+ T cell counts, </w:t>
+      </w:r>
+      <w:r>
+        <w:rPr>
+          <w:rFonts w:ascii="Times New Roman" w:hAnsi="Times New Roman" w:eastAsia="Times New Roman" w:cs="Times New Roman"/>
+          <w:noProof w:val="0"/>
+          <w:sz w:val="24"/>
+          <w:szCs w:val="24"/>
+          <w:lang w:val="en-US"/>
+        </w:rPr>
+        <w:t xml:space="preserve">&gt; </w:t>
+      </w:r>
+      <w:r>
+        <w:rPr>
+          <w:rFonts w:ascii="Times New Roman" w:hAnsi="Times New Roman" w:eastAsia="Times New Roman" w:cs="Times New Roman"/>
+          <w:noProof w:val="0"/>
+          <w:sz w:val="24"/>
+          <w:szCs w:val="24"/>
+          <w:lang w:val="en-US"/>
+        </w:rPr>
+        <w:t>|</w:t>
+      </w:r>
+      <w:r>
+        <w:rPr>
+          <w:rFonts w:ascii="Times New Roman" w:hAnsi="Times New Roman" w:eastAsia="Times New Roman" w:cs="Times New Roman"/>
+          <w:noProof w:val="0"/>
+          <w:sz w:val="24"/>
+          <w:szCs w:val="24"/>
+          <w:lang w:val="en-US"/>
+        </w:rPr>
+        <w:t>0.5</w:t>
+      </w:r>
+      <w:r>
+        <w:rPr>
+          <w:rFonts w:ascii="Times New Roman" w:hAnsi="Times New Roman" w:eastAsia="Times New Roman" w:cs="Times New Roman"/>
+          <w:noProof w:val="0"/>
+          <w:sz w:val="24"/>
+          <w:szCs w:val="24"/>
+          <w:lang w:val="en-US"/>
+        </w:rPr>
+        <w:t xml:space="preserve"> copies/ml</w:t>
+      </w:r>
+      <w:r>
+        <w:rPr>
+          <w:rFonts w:ascii="Times New Roman" w:hAnsi="Times New Roman" w:eastAsia="Times New Roman" w:cs="Times New Roman"/>
+          <w:noProof w:val="0"/>
+          <w:sz w:val="24"/>
+          <w:szCs w:val="24"/>
+          <w:lang w:val="en-US"/>
+        </w:rPr>
+        <w:t>|</w:t>
+      </w:r>
+      <w:r>
+        <w:rPr>
+          <w:rFonts w:ascii="Times New Roman" w:hAnsi="Times New Roman" w:eastAsia="Times New Roman" w:cs="Times New Roman"/>
+          <w:noProof w:val="0"/>
+          <w:sz w:val="24"/>
+          <w:szCs w:val="24"/>
+          <w:lang w:val="en-US"/>
+        </w:rPr>
+        <w:t xml:space="preserve"> for log</w:t>
+      </w:r>
+      <w:r>
+        <w:rPr>
+          <w:rFonts w:ascii="Times New Roman" w:hAnsi="Times New Roman" w:eastAsia="Times New Roman" w:cs="Times New Roman"/>
+          <w:noProof w:val="0"/>
+          <w:sz w:val="24"/>
+          <w:szCs w:val="24"/>
+          <w:vertAlign w:val="subscript"/>
+          <w:lang w:val="en-US"/>
+        </w:rPr>
+        <w:t>10</w:t>
+      </w:r>
+      <w:r>
+        <w:rPr>
+          <w:rFonts w:ascii="Times New Roman" w:hAnsi="Times New Roman" w:eastAsia="Times New Roman" w:cs="Times New Roman"/>
+          <w:noProof w:val="0"/>
+          <w:sz w:val="24"/>
+          <w:szCs w:val="24"/>
+          <w:lang w:val="en-US"/>
+        </w:rPr>
+        <w:t xml:space="preserve"> viral load, and </w:t>
       </w:r>
       <w:r>
         <w:rPr>
@@ -6173,88 +6667,17 @@
           <w:szCs w:val="24"/>
           <w:lang w:val="en-US"/>
         </w:rPr>
-        <w:t>0.5</w:t>
-      </w:r>
-      <w:r>
-        <w:rPr>
-          <w:rFonts w:ascii="Times New Roman" w:hAnsi="Times New Roman" w:eastAsia="Times New Roman" w:cs="Times New Roman"/>
-          <w:noProof w:val="0"/>
-          <w:sz w:val="24"/>
-          <w:szCs w:val="24"/>
-          <w:lang w:val="en-US"/>
-        </w:rPr>
-        <w:t>|</w:t>
-      </w:r>
-      <w:r>
-        <w:rPr>
-          <w:rFonts w:ascii="Times New Roman" w:hAnsi="Times New Roman" w:eastAsia="Times New Roman" w:cs="Times New Roman"/>
-          <w:noProof w:val="0"/>
-          <w:sz w:val="24"/>
-          <w:szCs w:val="24"/>
-          <w:lang w:val="en-US"/>
-        </w:rPr>
-        <w:t xml:space="preserve"> for log</w:t>
-      </w:r>
-      <w:r>
-        <w:rPr>
-          <w:rFonts w:ascii="Times New Roman" w:hAnsi="Times New Roman" w:eastAsia="Times New Roman" w:cs="Times New Roman"/>
-          <w:noProof w:val="0"/>
-          <w:sz w:val="24"/>
-          <w:szCs w:val="24"/>
-          <w:vertAlign w:val="subscript"/>
-          <w:lang w:val="en-US"/>
-        </w:rPr>
-        <w:t>10</w:t>
-      </w:r>
-      <w:r>
-        <w:rPr>
-          <w:rFonts w:ascii="Times New Roman" w:hAnsi="Times New Roman" w:eastAsia="Times New Roman" w:cs="Times New Roman"/>
-          <w:noProof w:val="0"/>
-          <w:sz w:val="24"/>
-          <w:szCs w:val="24"/>
-          <w:lang w:val="en-US"/>
-        </w:rPr>
-        <w:t xml:space="preserve"> viral load, and </w:t>
-      </w:r>
-      <w:r>
-        <w:rPr>
-          <w:rFonts w:ascii="Times New Roman" w:hAnsi="Times New Roman" w:eastAsia="Times New Roman" w:cs="Times New Roman"/>
-          <w:noProof w:val="0"/>
-          <w:sz w:val="24"/>
-          <w:szCs w:val="24"/>
-          <w:lang w:val="en-US"/>
-        </w:rPr>
-        <w:t>&gt;</w:t>
-      </w:r>
-      <w:r>
-        <w:rPr>
-          <w:rFonts w:ascii="Times New Roman" w:hAnsi="Times New Roman" w:eastAsia="Times New Roman" w:cs="Times New Roman"/>
-          <w:noProof w:val="0"/>
-          <w:sz w:val="24"/>
-          <w:szCs w:val="24"/>
-          <w:lang w:val="en-US"/>
-        </w:rPr>
-        <w:t xml:space="preserve"> </w:t>
-      </w:r>
-      <w:r>
-        <w:rPr>
-          <w:rFonts w:ascii="Times New Roman" w:hAnsi="Times New Roman" w:eastAsia="Times New Roman" w:cs="Times New Roman"/>
-          <w:noProof w:val="0"/>
-          <w:sz w:val="24"/>
-          <w:szCs w:val="24"/>
-          <w:lang w:val="en-US"/>
-        </w:rPr>
-        <w:t>|</w:t>
-      </w:r>
-      <w:r>
-        <w:rPr>
-          <w:rFonts w:ascii="Times New Roman" w:hAnsi="Times New Roman" w:eastAsia="Times New Roman" w:cs="Times New Roman"/>
-          <w:noProof w:val="0"/>
-          <w:sz w:val="24"/>
-          <w:szCs w:val="24"/>
-          <w:lang w:val="en-US"/>
-        </w:rPr>
         <w:t>2</w:t>
+      </w:r>
+      <w:r>
+        <w:rPr>
+          <w:rFonts w:ascii="Times New Roman" w:hAnsi="Times New Roman" w:eastAsia="Times New Roman" w:cs="Times New Roman"/>
+          <w:noProof w:val="0"/>
+          <w:sz w:val="24"/>
+          <w:szCs w:val="24"/>
+          <w:lang w:val="en-US"/>
+        </w:rPr>
+        <w:t xml:space="preserve"> points</w:t>
       </w:r>
       <w:r>
         <w:rPr>
@@ -6284,17 +6707,26 @@
         <w:spacing w:before="0" w:beforeAutospacing="off" w:after="0" w:afterAutospacing="off" w:line="480" w:lineRule="auto"/>
         <w:ind w:left="0" w:right="0" w:firstLine="720"/>
         <w:jc w:val="left"/>
+        <w:rPr>
+          <w:rFonts w:ascii="Times New Roman" w:hAnsi="Times New Roman" w:eastAsia="Times New Roman" w:cs="Times New Roman"/>
+        </w:rPr>
       </w:pPr>
       <w:r>
-        <w:rPr/>
+        <w:rPr>
+          <w:rFonts w:ascii="Times New Roman" w:hAnsi="Times New Roman" w:eastAsia="Times New Roman" w:cs="Times New Roman"/>
+        </w:rPr>
         <w:t xml:space="preserve">Baseline hard-drug use was associated with a 169.65-cell greater decline in CD4+ T cell count from baseline to year 2 (95% </w:t>
       </w:r>
       <w:r>
-        <w:rPr/>
+        <w:rPr>
+          <w:rFonts w:ascii="Times New Roman" w:hAnsi="Times New Roman" w:eastAsia="Times New Roman" w:cs="Times New Roman"/>
+        </w:rPr>
         <w:t>CrI</w:t>
       </w:r>
       <w:r>
-        <w:rPr/>
+        <w:rPr>
+          <w:rFonts w:ascii="Times New Roman" w:hAnsi="Times New Roman" w:eastAsia="Times New Roman" w:cs="Times New Roman"/>
+        </w:rPr>
         <w:t>: -232.10 to -107.41), which is statistically significant, and clinically meaningful with a 99.99% probability of a difference of at least 50 cells. Viral load changed by -0.01 log</w:t>
       </w:r>
       <w:r>
@@ -6309,32 +6741,64 @@
         <w:t>10</w:t>
       </w:r>
       <w:r>
-        <w:rPr/>
+        <w:rPr>
+          <w:rFonts w:ascii="Times New Roman" w:hAnsi="Times New Roman" w:eastAsia="Times New Roman" w:cs="Times New Roman"/>
+        </w:rPr>
         <w:t xml:space="preserve"> copies/ml (95% </w:t>
       </w:r>
       <w:r>
-        <w:rPr/>
+        <w:rPr>
+          <w:rFonts w:ascii="Times New Roman" w:hAnsi="Times New Roman" w:eastAsia="Times New Roman" w:cs="Times New Roman"/>
+        </w:rPr>
         <w:t>CrI</w:t>
       </w:r>
       <w:r>
-        <w:rPr/>
+        <w:rPr>
+          <w:rFonts w:ascii="Times New Roman" w:hAnsi="Times New Roman" w:eastAsia="Times New Roman" w:cs="Times New Roman"/>
+        </w:rPr>
         <w:t xml:space="preserve">: -0.41 to 0.39); the </w:t>
       </w:r>
       <w:r>
-        <w:rPr/>
+        <w:rPr>
+          <w:rFonts w:ascii="Times New Roman" w:hAnsi="Times New Roman" w:eastAsia="Times New Roman" w:cs="Times New Roman"/>
+        </w:rPr>
         <w:t>CrI</w:t>
       </w:r>
       <w:r>
-        <w:rPr/>
+        <w:rPr>
+          <w:rFonts w:ascii="Times New Roman" w:hAnsi="Times New Roman" w:eastAsia="Times New Roman" w:cs="Times New Roman"/>
+        </w:rPr>
         <w:t xml:space="preserve"> includes 0, </w:t>
       </w:r>
       <w:r>
-        <w:rPr/>
+        <w:rPr>
+          <w:rFonts w:ascii="Times New Roman" w:hAnsi="Times New Roman" w:eastAsia="Times New Roman" w:cs="Times New Roman"/>
+        </w:rPr>
         <w:t>indicating</w:t>
       </w:r>
       <w:r>
-        <w:rPr/>
-        <w:t xml:space="preserve"> no statistical significance, and only a 0.14% probability of a difference of at least 0.5 log</w:t>
+        <w:rPr>
+          <w:rFonts w:ascii="Times New Roman" w:hAnsi="Times New Roman" w:eastAsia="Times New Roman" w:cs="Times New Roman"/>
+        </w:rPr>
+        <w:t xml:space="preserve"> no statistical significance, and only a </w:t>
+      </w:r>
+      <w:r>
+        <w:rPr>
+          <w:rFonts w:ascii="Times New Roman" w:hAnsi="Times New Roman" w:eastAsia="Times New Roman" w:cs="Times New Roman"/>
+        </w:rPr>
+        <w:t>1</w:t>
+      </w:r>
+      <w:r>
+        <w:rPr>
+          <w:rFonts w:ascii="Times New Roman" w:hAnsi="Times New Roman" w:eastAsia="Times New Roman" w:cs="Times New Roman"/>
+        </w:rPr>
+        <w:t>.</w:t>
+      </w:r>
+      <w:r>
+        <w:rPr>
+          <w:rFonts w:ascii="Times New Roman" w:hAnsi="Times New Roman" w:eastAsia="Times New Roman" w:cs="Times New Roman"/>
+        </w:rPr>
+        <w:t>4% probability of a difference of at least 0.5 log</w:t>
       </w:r>
       <w:r>
         <w:rPr>
@@ -6348,70 +6812,112 @@
         <w:t>10</w:t>
       </w:r>
       <w:r>
-        <w:rPr/>
+        <w:rPr>
+          <w:rFonts w:ascii="Times New Roman" w:hAnsi="Times New Roman" w:eastAsia="Times New Roman" w:cs="Times New Roman"/>
+        </w:rPr>
         <w:t xml:space="preserve"> suggests no clinically meaningful effect. Mental quality-of-life changed by -0.54 points (95% </w:t>
       </w:r>
       <w:r>
-        <w:rPr/>
+        <w:rPr>
+          <w:rFonts w:ascii="Times New Roman" w:hAnsi="Times New Roman" w:eastAsia="Times New Roman" w:cs="Times New Roman"/>
+        </w:rPr>
         <w:t>CrI</w:t>
       </w:r>
       <w:r>
-        <w:rPr/>
-        <w:t xml:space="preserve">: -4.02 to 2.92); the CrI includes 0, </w:t>
-      </w:r>
-      <w:r>
-        <w:rPr/>
+        <w:rPr>
+          <w:rFonts w:ascii="Times New Roman" w:hAnsi="Times New Roman" w:eastAsia="Times New Roman" w:cs="Times New Roman"/>
+        </w:rPr>
+        <w:t xml:space="preserve">: -4.02 to 2.92); the </w:t>
+      </w:r>
+      <w:r>
+        <w:rPr>
+          <w:rFonts w:ascii="Times New Roman" w:hAnsi="Times New Roman" w:eastAsia="Times New Roman" w:cs="Times New Roman"/>
+        </w:rPr>
+        <w:t>CrI</w:t>
+      </w:r>
+      <w:r>
+        <w:rPr>
+          <w:rFonts w:ascii="Times New Roman" w:hAnsi="Times New Roman" w:eastAsia="Times New Roman" w:cs="Times New Roman"/>
+        </w:rPr>
+        <w:t xml:space="preserve"> includes 0, </w:t>
+      </w:r>
+      <w:r>
+        <w:rPr>
+          <w:rFonts w:ascii="Times New Roman" w:hAnsi="Times New Roman" w:eastAsia="Times New Roman" w:cs="Times New Roman"/>
+        </w:rPr>
         <w:t>indicating</w:t>
       </w:r>
       <w:r>
-        <w:rPr/>
+        <w:rPr>
+          <w:rFonts w:ascii="Times New Roman" w:hAnsi="Times New Roman" w:eastAsia="Times New Roman" w:cs="Times New Roman"/>
+        </w:rPr>
         <w:t xml:space="preserve"> no statistical significance, and only a 27.9% probability of a difference of at least 2 points </w:t>
       </w:r>
       <w:r>
-        <w:rPr/>
+        <w:rPr>
+          <w:rFonts w:ascii="Times New Roman" w:hAnsi="Times New Roman" w:eastAsia="Times New Roman" w:cs="Times New Roman"/>
+        </w:rPr>
         <w:t>indicates</w:t>
       </w:r>
       <w:r>
-        <w:rPr/>
+        <w:rPr>
+          <w:rFonts w:ascii="Times New Roman" w:hAnsi="Times New Roman" w:eastAsia="Times New Roman" w:cs="Times New Roman"/>
+        </w:rPr>
         <w:t xml:space="preserve"> limited clinical relevance. Physical quality-of-life declined by 3.57 points (95% </w:t>
       </w:r>
       <w:r>
-        <w:rPr/>
+        <w:rPr>
+          <w:rFonts w:ascii="Times New Roman" w:hAnsi="Times New Roman" w:eastAsia="Times New Roman" w:cs="Times New Roman"/>
+        </w:rPr>
         <w:t>CrI</w:t>
       </w:r>
       <w:r>
-        <w:rPr/>
+        <w:rPr>
+          <w:rFonts w:ascii="Times New Roman" w:hAnsi="Times New Roman" w:eastAsia="Times New Roman" w:cs="Times New Roman"/>
+        </w:rPr>
         <w:t xml:space="preserve">: </w:t>
       </w:r>
       <w:r>
-        <w:rPr/>
+        <w:rPr>
+          <w:rFonts w:ascii="Times New Roman" w:hAnsi="Times New Roman" w:eastAsia="Times New Roman" w:cs="Times New Roman"/>
+        </w:rPr>
         <w:t>-</w:t>
       </w:r>
       <w:r>
-        <w:rPr/>
+        <w:rPr>
+          <w:rFonts w:ascii="Times New Roman" w:hAnsi="Times New Roman" w:eastAsia="Times New Roman" w:cs="Times New Roman"/>
+        </w:rPr>
         <w:t xml:space="preserve">6.31 to </w:t>
       </w:r>
       <w:r>
-        <w:rPr/>
+        <w:rPr>
+          <w:rFonts w:ascii="Times New Roman" w:hAnsi="Times New Roman" w:eastAsia="Times New Roman" w:cs="Times New Roman"/>
+        </w:rPr>
         <w:t>-</w:t>
       </w:r>
       <w:r>
-        <w:rPr/>
+        <w:rPr>
+          <w:rFonts w:ascii="Times New Roman" w:hAnsi="Times New Roman" w:eastAsia="Times New Roman" w:cs="Times New Roman"/>
+        </w:rPr>
         <w:t xml:space="preserve">0.84), which is statistically significant, with an 87.2% probability of a difference of at least 2 points, suggesting it is </w:t>
       </w:r>
       <w:r>
-        <w:rPr/>
+        <w:rPr>
+          <w:rFonts w:ascii="Times New Roman" w:hAnsi="Times New Roman" w:eastAsia="Times New Roman" w:cs="Times New Roman"/>
+        </w:rPr>
         <w:t>likely clinically</w:t>
       </w:r>
       <w:r>
-        <w:rPr/>
+        <w:rPr>
+          <w:rFonts w:ascii="Times New Roman" w:hAnsi="Times New Roman" w:eastAsia="Times New Roman" w:cs="Times New Roman"/>
+        </w:rPr>
         <w:t xml:space="preserve"> meaningful.</w:t>
       </w:r>
     </w:p>
     <w:p>
       <w:pPr>
         <w:pStyle w:val="Normal"/>
-        <w:spacing w:before="0" w:beforeAutospacing="off" w:after="0" w:afterAutospacing="off" w:line="480" w:lineRule="auto"/>
+        <w:spacing w:before="0" w:beforeAutospacing="off" w:after="240" w:afterAutospacing="off" w:line="480" w:lineRule="auto"/>
         <w:ind w:firstLine="720"/>
         <w:jc w:val="left"/>
         <w:rPr>
@@ -6649,7 +7155,7 @@
       </w:pPr>
       <w:r>
         <w:drawing>
-          <wp:inline wp14:editId="41BF3CD1" wp14:anchorId="56C98D2E">
+          <wp:inline wp14:editId="7286E830" wp14:anchorId="56C98D2E">
             <wp:extent cx="6077242" cy="3291840"/>
             <wp:effectExtent l="0" t="0" r="0" b="0"/>
             <wp:docPr id="1828104770" name="drawing"/>
@@ -6794,7 +7300,7 @@
       </w:pPr>
       <w:r>
         <w:drawing>
-          <wp:inline wp14:editId="4ECD1DEC" wp14:anchorId="1BA39CEE">
+          <wp:inline wp14:editId="6E1AE3AA" wp14:anchorId="1BA39CEE">
             <wp:extent cx="6095276" cy="3291840"/>
             <wp:effectExtent l="0" t="0" r="0" b="0"/>
             <wp:docPr id="188934933" name="drawing"/>
@@ -7588,7 +8094,7 @@
         <w:t>life were unaffected. These associations were not explained by adherence, highlighting the importance of considering substance use history in evaluating early immunologic and functional responses to HAART.</w:t>
       </w:r>
     </w:p>
-    <w:p xmlns:wp14="http://schemas.microsoft.com/office/word/2010/wordml" wp14:paraId="2C078E63" wp14:textId="318845C2">
+    <w:p xmlns:wp14="http://schemas.microsoft.com/office/word/2010/wordml" wp14:paraId="2EE7D05E" wp14:textId="6E43E325">
       <w:pPr>
         <w:pStyle w:val="Normal"/>
         <w:spacing w:before="0" w:beforeAutospacing="off" w:after="0" w:afterAutospacing="off" w:line="480" w:lineRule="auto"/>
@@ -7658,7 +8164,7 @@
         </w:rPr>
         <w:t xml:space="preserve">The data files and analysis code used to generate the results, tables, and figures in this report are available at: </w:t>
       </w:r>
-      <w:hyperlink r:id="Ref546b5a04db44fe">
+      <w:hyperlink r:id="Rb01a61725038406f">
         <w:r>
           <w:rPr>
             <w:rStyle w:val="Hyperlink"/>
@@ -7858,7 +8364,7 @@
           <w:u w:val="none"/>
           <w:lang w:val="en-US"/>
         </w:rPr>
-        <w:t>ata cleaning was conducted in Project 1/Code/02_Data</w:t>
+        <w:t xml:space="preserve">ata cleaning was conducted in Project </w:t>
       </w:r>
       <w:r>
         <w:rPr>
@@ -7878,7 +8384,7 @@
           <w:u w:val="none"/>
           <w:lang w:val="en-US"/>
         </w:rPr>
-        <w:t>_Cleaning</w:t>
+        <w:t>1/Code/02_</w:t>
       </w:r>
       <w:r>
         <w:rPr>
@@ -7898,7 +8404,7 @@
           <w:u w:val="none"/>
           <w:lang w:val="en-US"/>
         </w:rPr>
-        <w:t xml:space="preserve">.R where the final dataset was produced. The raw data lives in </w:t>
+        <w:t>Data</w:t>
       </w:r>
       <w:r>
         <w:rPr>
@@ -7918,7 +8424,7 @@
           <w:u w:val="none"/>
           <w:lang w:val="en-US"/>
         </w:rPr>
-        <w:t>OneDrive-</w:t>
+        <w:t>_Cleaning</w:t>
       </w:r>
       <w:r>
         <w:rPr>
@@ -7938,7 +8444,7 @@
           <w:u w:val="none"/>
           <w:lang w:val="en-US"/>
         </w:rPr>
-        <w:t>TheUniversityofColoradoDenver</w:t>
+        <w:t xml:space="preserve">.R where the final dataset was produced. The raw data lives in </w:t>
       </w:r>
       <w:r>
         <w:rPr>
@@ -7958,7 +8464,7 @@
           <w:u w:val="none"/>
           <w:lang w:val="en-US"/>
         </w:rPr>
-        <w:t>/MS Degree/Spring 2026/BIOS6624/Project 1/</w:t>
+        <w:t>~/Library/</w:t>
       </w:r>
       <w:r>
         <w:rPr>
@@ -7978,7 +8484,7 @@
           <w:u w:val="none"/>
           <w:lang w:val="en-US"/>
         </w:rPr>
-        <w:t>DataRaw</w:t>
+        <w:t>CloudStorage</w:t>
       </w:r>
       <w:r>
         <w:rPr>
@@ -7998,7 +8504,7 @@
           <w:u w:val="none"/>
           <w:lang w:val="en-US"/>
         </w:rPr>
-        <w:t>/hiv_6624_final.csv</w:t>
+        <w:t>/</w:t>
       </w:r>
       <w:r>
         <w:rPr>
@@ -8018,7 +8524,7 @@
           <w:u w:val="none"/>
           <w:lang w:val="en-US"/>
         </w:rPr>
-        <w:t xml:space="preserve"> and the final dataset is in </w:t>
+        <w:t>OneDrive-</w:t>
       </w:r>
       <w:r>
         <w:rPr>
@@ -8038,7 +8544,7 @@
           <w:u w:val="none"/>
           <w:lang w:val="en-US"/>
         </w:rPr>
-        <w:t>OneDrive-</w:t>
+        <w:t>TheUniversityofColoradoDenver</w:t>
       </w:r>
       <w:r>
         <w:rPr>
@@ -8058,7 +8564,7 @@
           <w:u w:val="none"/>
           <w:lang w:val="en-US"/>
         </w:rPr>
-        <w:t>TheUniversityofColoradoDenver</w:t>
+        <w:t>/MS Degree/Spring 2026/BIOS6624/Project 1</w:t>
       </w:r>
       <w:r>
         <w:rPr>
@@ -8078,7 +8584,7 @@
           <w:u w:val="none"/>
           <w:lang w:val="en-US"/>
         </w:rPr>
-        <w:t>/MS Degree/Spring 2026/BIOS6624/Project 1/</w:t>
+        <w:t>/</w:t>
       </w:r>
       <w:r>
         <w:rPr>
@@ -8098,7 +8604,7 @@
           <w:u w:val="none"/>
           <w:lang w:val="en-US"/>
         </w:rPr>
-        <w:t>DataProcessed</w:t>
+        <w:t>DataRaw</w:t>
       </w:r>
       <w:r>
         <w:rPr>
@@ -8118,7 +8624,7 @@
           <w:u w:val="none"/>
           <w:lang w:val="en-US"/>
         </w:rPr>
-        <w:t>/dat_p1_clean_kr.csv</w:t>
+        <w:t>/h</w:t>
       </w:r>
       <w:r>
         <w:rPr>
@@ -8138,8 +8644,258 @@
           <w:u w:val="none"/>
           <w:lang w:val="en-US"/>
         </w:rPr>
+        <w:t>iv_6624_final.csv</w:t>
+      </w:r>
+      <w:r>
+        <w:rPr>
+          <w:rFonts w:ascii="Times New Roman" w:hAnsi="Times New Roman" w:eastAsia="Times New Roman" w:cs="Times New Roman"/>
+          <w:b w:val="0"/>
+          <w:bCs w:val="0"/>
+          <w:i w:val="0"/>
+          <w:iCs w:val="0"/>
+          <w:caps w:val="0"/>
+          <w:smallCaps w:val="0"/>
+          <w:strike w:val="0"/>
+          <w:dstrike w:val="0"/>
+          <w:noProof w:val="0"/>
+          <w:color w:val="auto"/>
+          <w:sz w:val="24"/>
+          <w:szCs w:val="24"/>
+          <w:u w:val="none"/>
+          <w:lang w:val="en-US"/>
+        </w:rPr>
+        <w:t xml:space="preserve"> and the final dataset is in</w:t>
+      </w:r>
+    </w:p>
+    <w:p xmlns:wp14="http://schemas.microsoft.com/office/word/2010/wordml" wp14:paraId="2C078E63" wp14:textId="4FF842AA">
+      <w:pPr>
+        <w:pStyle w:val="Normal"/>
+        <w:spacing w:before="0" w:beforeAutospacing="off" w:after="0" w:afterAutospacing="off" w:line="480" w:lineRule="auto"/>
+        <w:contextualSpacing w:val="1"/>
+        <w:jc w:val="left"/>
+        <w:rPr>
+          <w:rFonts w:ascii="Times New Roman" w:hAnsi="Times New Roman" w:eastAsia="Times New Roman" w:cs="Times New Roman"/>
+          <w:b w:val="0"/>
+          <w:bCs w:val="0"/>
+          <w:i w:val="0"/>
+          <w:iCs w:val="0"/>
+          <w:caps w:val="0"/>
+          <w:smallCaps w:val="0"/>
+          <w:strike w:val="0"/>
+          <w:dstrike w:val="0"/>
+          <w:noProof w:val="0"/>
+          <w:color w:val="auto"/>
+          <w:sz w:val="24"/>
+          <w:szCs w:val="24"/>
+          <w:u w:val="none"/>
+          <w:lang w:val="en-US"/>
+        </w:rPr>
+      </w:pPr>
+      <w:r>
+        <w:rPr>
+          <w:rFonts w:ascii="Times New Roman" w:hAnsi="Times New Roman" w:eastAsia="Times New Roman" w:cs="Times New Roman"/>
+          <w:b w:val="0"/>
+          <w:bCs w:val="0"/>
+          <w:i w:val="0"/>
+          <w:iCs w:val="0"/>
+          <w:caps w:val="0"/>
+          <w:smallCaps w:val="0"/>
+          <w:strike w:val="0"/>
+          <w:dstrike w:val="0"/>
+          <w:noProof w:val="0"/>
+          <w:color w:val="auto"/>
+          <w:sz w:val="24"/>
+          <w:szCs w:val="24"/>
+          <w:u w:val="none"/>
+          <w:lang w:val="en-US"/>
+        </w:rPr>
+        <w:t>~/Library/</w:t>
+      </w:r>
+      <w:r>
+        <w:rPr>
+          <w:rFonts w:ascii="Times New Roman" w:hAnsi="Times New Roman" w:eastAsia="Times New Roman" w:cs="Times New Roman"/>
+          <w:b w:val="0"/>
+          <w:bCs w:val="0"/>
+          <w:i w:val="0"/>
+          <w:iCs w:val="0"/>
+          <w:caps w:val="0"/>
+          <w:smallCaps w:val="0"/>
+          <w:strike w:val="0"/>
+          <w:dstrike w:val="0"/>
+          <w:noProof w:val="0"/>
+          <w:color w:val="auto"/>
+          <w:sz w:val="24"/>
+          <w:szCs w:val="24"/>
+          <w:u w:val="none"/>
+          <w:lang w:val="en-US"/>
+        </w:rPr>
+        <w:t>CloudStorage</w:t>
+      </w:r>
+      <w:r>
+        <w:rPr>
+          <w:rFonts w:ascii="Times New Roman" w:hAnsi="Times New Roman" w:eastAsia="Times New Roman" w:cs="Times New Roman"/>
+          <w:b w:val="0"/>
+          <w:bCs w:val="0"/>
+          <w:i w:val="0"/>
+          <w:iCs w:val="0"/>
+          <w:caps w:val="0"/>
+          <w:smallCaps w:val="0"/>
+          <w:strike w:val="0"/>
+          <w:dstrike w:val="0"/>
+          <w:noProof w:val="0"/>
+          <w:color w:val="auto"/>
+          <w:sz w:val="24"/>
+          <w:szCs w:val="24"/>
+          <w:u w:val="none"/>
+          <w:lang w:val="en-US"/>
+        </w:rPr>
+        <w:t>/</w:t>
+      </w:r>
+      <w:r>
+        <w:rPr>
+          <w:rFonts w:ascii="Times New Roman" w:hAnsi="Times New Roman" w:eastAsia="Times New Roman" w:cs="Times New Roman"/>
+          <w:b w:val="0"/>
+          <w:bCs w:val="0"/>
+          <w:i w:val="0"/>
+          <w:iCs w:val="0"/>
+          <w:caps w:val="0"/>
+          <w:smallCaps w:val="0"/>
+          <w:strike w:val="0"/>
+          <w:dstrike w:val="0"/>
+          <w:noProof w:val="0"/>
+          <w:color w:val="auto"/>
+          <w:sz w:val="24"/>
+          <w:szCs w:val="24"/>
+          <w:u w:val="none"/>
+          <w:lang w:val="en-US"/>
+        </w:rPr>
+        <w:t>OneDrive-</w:t>
+      </w:r>
+      <w:r>
+        <w:rPr>
+          <w:rFonts w:ascii="Times New Roman" w:hAnsi="Times New Roman" w:eastAsia="Times New Roman" w:cs="Times New Roman"/>
+          <w:b w:val="0"/>
+          <w:bCs w:val="0"/>
+          <w:i w:val="0"/>
+          <w:iCs w:val="0"/>
+          <w:caps w:val="0"/>
+          <w:smallCaps w:val="0"/>
+          <w:strike w:val="0"/>
+          <w:dstrike w:val="0"/>
+          <w:noProof w:val="0"/>
+          <w:color w:val="auto"/>
+          <w:sz w:val="24"/>
+          <w:szCs w:val="24"/>
+          <w:u w:val="none"/>
+          <w:lang w:val="en-US"/>
+        </w:rPr>
+        <w:t>TheUniversityofColoradoDenver</w:t>
+      </w:r>
+      <w:r>
+        <w:rPr>
+          <w:rFonts w:ascii="Times New Roman" w:hAnsi="Times New Roman" w:eastAsia="Times New Roman" w:cs="Times New Roman"/>
+          <w:b w:val="0"/>
+          <w:bCs w:val="0"/>
+          <w:i w:val="0"/>
+          <w:iCs w:val="0"/>
+          <w:caps w:val="0"/>
+          <w:smallCaps w:val="0"/>
+          <w:strike w:val="0"/>
+          <w:dstrike w:val="0"/>
+          <w:noProof w:val="0"/>
+          <w:color w:val="auto"/>
+          <w:sz w:val="24"/>
+          <w:szCs w:val="24"/>
+          <w:u w:val="none"/>
+          <w:lang w:val="en-US"/>
+        </w:rPr>
+        <w:t>/MS Degree/Spring 2026/BIOS6624/Project 1/</w:t>
+      </w:r>
+      <w:r>
+        <w:rPr>
+          <w:rFonts w:ascii="Times New Roman" w:hAnsi="Times New Roman" w:eastAsia="Times New Roman" w:cs="Times New Roman"/>
+          <w:b w:val="0"/>
+          <w:bCs w:val="0"/>
+          <w:i w:val="0"/>
+          <w:iCs w:val="0"/>
+          <w:caps w:val="0"/>
+          <w:smallCaps w:val="0"/>
+          <w:strike w:val="0"/>
+          <w:dstrike w:val="0"/>
+          <w:noProof w:val="0"/>
+          <w:color w:val="auto"/>
+          <w:sz w:val="24"/>
+          <w:szCs w:val="24"/>
+          <w:u w:val="none"/>
+          <w:lang w:val="en-US"/>
+        </w:rPr>
+        <w:t>DataProcessed</w:t>
+      </w:r>
+      <w:r>
+        <w:rPr>
+          <w:rFonts w:ascii="Times New Roman" w:hAnsi="Times New Roman" w:eastAsia="Times New Roman" w:cs="Times New Roman"/>
+          <w:b w:val="0"/>
+          <w:bCs w:val="0"/>
+          <w:i w:val="0"/>
+          <w:iCs w:val="0"/>
+          <w:caps w:val="0"/>
+          <w:smallCaps w:val="0"/>
+          <w:strike w:val="0"/>
+          <w:dstrike w:val="0"/>
+          <w:noProof w:val="0"/>
+          <w:color w:val="auto"/>
+          <w:sz w:val="24"/>
+          <w:szCs w:val="24"/>
+          <w:u w:val="none"/>
+          <w:lang w:val="en-US"/>
+        </w:rPr>
+        <w:t>/dat_p1_clean_kr.csv</w:t>
+      </w:r>
+      <w:r>
+        <w:rPr>
+          <w:rFonts w:ascii="Times New Roman" w:hAnsi="Times New Roman" w:eastAsia="Times New Roman" w:cs="Times New Roman"/>
+          <w:b w:val="0"/>
+          <w:bCs w:val="0"/>
+          <w:i w:val="0"/>
+          <w:iCs w:val="0"/>
+          <w:caps w:val="0"/>
+          <w:smallCaps w:val="0"/>
+          <w:strike w:val="0"/>
+          <w:dstrike w:val="0"/>
+          <w:noProof w:val="0"/>
+          <w:color w:val="auto"/>
+          <w:sz w:val="24"/>
+          <w:szCs w:val="24"/>
+          <w:u w:val="none"/>
+          <w:lang w:val="en-US"/>
+        </w:rPr>
         <w:t xml:space="preserve"> on the analyst’s local drive.</w:t>
       </w:r>
+    </w:p>
+    <w:p>
+      <w:pPr>
+        <w:pStyle w:val="Normal"/>
+        <w:spacing w:before="0" w:beforeAutospacing="off" w:after="0" w:afterAutospacing="off" w:line="480" w:lineRule="auto"/>
+        <w:contextualSpacing w:val="1"/>
+        <w:jc w:val="left"/>
+        <w:rPr>
+          <w:rFonts w:ascii="Times New Roman" w:hAnsi="Times New Roman" w:eastAsia="Times New Roman" w:cs="Times New Roman"/>
+          <w:b w:val="0"/>
+          <w:bCs w:val="0"/>
+          <w:i w:val="0"/>
+          <w:iCs w:val="0"/>
+          <w:caps w:val="0"/>
+          <w:smallCaps w:val="0"/>
+          <w:strike w:val="0"/>
+          <w:dstrike w:val="0"/>
+          <w:noProof w:val="0"/>
+          <w:color w:val="auto"/>
+          <w:sz w:val="24"/>
+          <w:szCs w:val="24"/>
+          <w:u w:val="none"/>
+          <w:lang w:val="en-US"/>
+        </w:rPr>
+      </w:pPr>
     </w:p>
     <w:p>
       <w:pPr>
@@ -8313,7 +9069,41 @@
               <w:szCs w:val="24"/>
               <w:lang w:val="en-US"/>
             </w:rPr>
-            <w:t>Report generated on 03-01-2026</w:t>
+            <w:t>Report generated on 03-0</w:t>
+          </w:r>
+          <w:r>
+            <w:rPr>
+              <w:rFonts w:ascii="Times New Roman" w:hAnsi="Times New Roman" w:eastAsia="Times New Roman" w:cs="Times New Roman"/>
+              <w:b w:val="0"/>
+              <w:bCs w:val="0"/>
+              <w:i w:val="1"/>
+              <w:iCs w:val="1"/>
+              <w:caps w:val="0"/>
+              <w:smallCaps w:val="0"/>
+              <w:noProof w:val="0"/>
+              <w:color w:val="000000" w:themeColor="text1" w:themeTint="FF" w:themeShade="FF"/>
+              <w:sz w:val="24"/>
+              <w:szCs w:val="24"/>
+              <w:lang w:val="en-US"/>
+            </w:rPr>
+            <w:t>1</w:t>
+          </w:r>
+          <w:r>
+            <w:rPr>
+              <w:rFonts w:ascii="Times New Roman" w:hAnsi="Times New Roman" w:eastAsia="Times New Roman" w:cs="Times New Roman"/>
+              <w:b w:val="0"/>
+              <w:bCs w:val="0"/>
+              <w:i w:val="1"/>
+              <w:iCs w:val="1"/>
+              <w:caps w:val="0"/>
+              <w:smallCaps w:val="0"/>
+              <w:noProof w:val="0"/>
+              <w:color w:val="000000" w:themeColor="text1" w:themeTint="FF" w:themeShade="FF"/>
+              <w:sz w:val="24"/>
+              <w:szCs w:val="24"/>
+              <w:lang w:val="en-US"/>
+            </w:rPr>
+            <w:t>-2026</w:t>
           </w:r>
         </w:p>
       </w:tc>
